--- a/LLDD/word/BE/LLDD-BE-Workflow-Engine-Definition.docx
+++ b/LLDD/word/BE/LLDD-BE-Workflow-Engine-Definition.docx
@@ -437,7 +437,7 @@
                 <w:rFonts w:ascii="Arial" w:hAnsi="Arial" w:eastAsia="Arial"/>
                 <w:sz w:val="18"/>
               </w:rPr>
-              <w:t>12 ชั่วโมง</w:t>
+              <w:t>24 ชั่วโมง</w:t>
             </w:r>
           </w:p>
         </w:tc>
@@ -1247,7 +1247,7 @@
                 <w:rFonts w:ascii="Arial" w:hAnsi="Arial" w:eastAsia="Arial"/>
                 <w:sz w:val="18"/>
               </w:rPr>
-              <w:t>ปุ่มไทยของ SBPGI map ลง event เหล่านี้ผ่านตาราง decisions</w:t>
+              <w:t>ปุ่มไทยของ SBPGI map ลง event เหล่านี้ผ่าน common_code (code_type=SBPGI_DECISION) — ตาราง decisions ถูกตัดตามมติ DP-9 (2026-08-10)</w:t>
             </w:r>
           </w:p>
         </w:tc>
@@ -1668,6 +1668,348 @@
                 <w:sz w:val="18"/>
               </w:rPr>
               <w:t>ทำให้ inbox กลาง (GET /api/workflow/pending) ลิงก์กลับหน้าเอกสารของ SBPGI ได้</w:t>
+            </w:r>
+          </w:p>
+        </w:tc>
+      </w:tr>
+    </w:tbl>
+    <w:p/>
+    <w:p>
+      <w:pPr>
+        <w:pStyle w:val="Heading2"/>
+        <w:keepNext/>
+        <w:keepLines/>
+        <w:pageBreakBefore w:val="0"/>
+      </w:pPr>
+      <w:r>
+        <w:t>5.0 ทำไมเอกสารฉบับนี้ต้องปิดเป็นฉบับแรก</w:t>
+      </w:r>
+    </w:p>
+    <w:p>
+      <w:pPr>
+        <w:keepNext w:val="0"/>
+      </w:pPr>
+      <w:r>
+        <w:t xml:space="preserve">เอกสารฉบับนี้ </w:t>
+      </w:r>
+      <w:r>
+        <w:rPr>
+          <w:b/>
+        </w:rPr>
+        <w:t>ไม่มี endpoint ของตัวเอง</w:t>
+      </w:r>
+      <w:r>
+        <w:t xml:space="preserve"> — ผลลัพธ์คือชุดนิยาม state/status/route/part ที่เอกสารอื่น เอาไปใช้ต่อ จึงต้องจบก่อนผู้บริโภคทั้งหมดเริ่ม (ปรับลำดับ 2026-08-10: เดิมถูกจัดไว้ท้ายกลุ่ม API ทำให้ </w:t>
+      </w:r>
+      <w:r>
+        <w:rPr>
+          <w:rFonts w:ascii="Courier New" w:hAnsi="Courier New"/>
+        </w:rPr>
+        <w:t>BE-API-Document-Workflow-Actions</w:t>
+      </w:r>
+      <w:r>
+        <w:t xml:space="preserve"> และ </w:t>
+      </w:r>
+      <w:r>
+        <w:rPr>
+          <w:rFonts w:ascii="Courier New" w:hAnsi="Courier New"/>
+        </w:rPr>
+        <w:t>BE-API-Workflow-Instances</w:t>
+      </w:r>
+      <w:r>
+        <w:t xml:space="preserve"> เริ่มก่อนเอกสารที่นิยาม สิ่งที่มันต้องใช้)</w:t>
+      </w:r>
+    </w:p>
+    <w:tbl>
+      <w:tblPr>
+        <w:tblStyle w:val="TableGrid"/>
+        <w:tblW w:type="auto" w:w="0"/>
+        <w:jc w:val="center"/>
+        <w:tblLook w:firstColumn="1" w:firstRow="1" w:lastColumn="0" w:lastRow="0" w:noHBand="0" w:noVBand="1" w:val="04A0"/>
+      </w:tblPr>
+      <w:tblGrid>
+        <w:gridCol w:w="5040"/>
+        <w:gridCol w:w="5040"/>
+      </w:tblGrid>
+      <w:tr>
+        <w:trPr>
+          <w:cantSplit/>
+        </w:trPr>
+        <w:tc>
+          <w:tcPr>
+            <w:tcW w:type="dxa" w:w="5040"/>
+            <w:vAlign w:val="center"/>
+            <w:shd w:fill="E8EEF5"/>
+          </w:tcPr>
+          <w:p>
+            <w:pPr>
+              <w:keepLines/>
+              <w:spacing w:after="0"/>
+            </w:pPr>
+            <w:r/>
+            <w:r>
+              <w:rPr>
+                <w:rFonts w:ascii="Arial" w:hAnsi="Arial" w:eastAsia="Arial"/>
+                <w:b/>
+                <w:sz w:val="18"/>
+              </w:rPr>
+              <w:t>เอกสารที่รอ</w:t>
+            </w:r>
+          </w:p>
+        </w:tc>
+        <w:tc>
+          <w:tcPr>
+            <w:tcW w:type="dxa" w:w="5040"/>
+            <w:vAlign w:val="center"/>
+            <w:shd w:fill="E8EEF5"/>
+          </w:tcPr>
+          <w:p>
+            <w:pPr>
+              <w:keepLines/>
+              <w:spacing w:after="0"/>
+            </w:pPr>
+            <w:r/>
+            <w:r>
+              <w:rPr>
+                <w:rFonts w:ascii="Arial" w:hAnsi="Arial" w:eastAsia="Arial"/>
+                <w:b/>
+                <w:sz w:val="18"/>
+              </w:rPr>
+              <w:t>รออะไรจากฉบับนี้</w:t>
+            </w:r>
+          </w:p>
+        </w:tc>
+      </w:tr>
+      <w:tr>
+        <w:trPr>
+          <w:cantSplit/>
+        </w:trPr>
+        <w:tc>
+          <w:tcPr>
+            <w:tcW w:type="dxa" w:w="5040"/>
+            <w:vAlign w:val="center"/>
+          </w:tcPr>
+          <w:p>
+            <w:pPr>
+              <w:keepLines/>
+              <w:spacing w:after="0"/>
+            </w:pPr>
+            <w:r>
+              <w:rPr>
+                <w:rFonts w:ascii="Arial" w:hAnsi="Arial" w:eastAsia="Arial"/>
+                <w:sz w:val="18"/>
+              </w:rPr>
+            </w:r>
+            <w:r>
+              <w:rPr>
+                <w:rFonts w:ascii="Arial" w:hAnsi="Arial" w:eastAsia="Arial"/>
+                <w:sz w:val="18"/>
+              </w:rPr>
+              <w:t>BE-API-Document-Workflow-Actions</w:t>
+            </w:r>
+          </w:p>
+        </w:tc>
+        <w:tc>
+          <w:tcPr>
+            <w:tcW w:type="dxa" w:w="5040"/>
+            <w:vAlign w:val="center"/>
+          </w:tcPr>
+          <w:p>
+            <w:pPr>
+              <w:keepLines/>
+              <w:spacing w:after="0"/>
+            </w:pPr>
+            <w:r>
+              <w:rPr>
+                <w:rFonts w:ascii="Arial" w:hAnsi="Arial" w:eastAsia="Arial"/>
+                <w:sz w:val="18"/>
+              </w:rPr>
+            </w:r>
+            <w:r>
+              <w:rPr>
+                <w:rFonts w:ascii="Arial" w:hAnsi="Arial" w:eastAsia="Arial"/>
+                <w:sz w:val="18"/>
+              </w:rPr>
+              <w:t>รหัส event ต่อปุ่ม · route ของแต่ละ state · เงื่อนไขแตกสายตามวงเงิน</w:t>
+            </w:r>
+          </w:p>
+        </w:tc>
+      </w:tr>
+      <w:tr>
+        <w:trPr>
+          <w:cantSplit/>
+        </w:trPr>
+        <w:tc>
+          <w:tcPr>
+            <w:tcW w:type="dxa" w:w="5040"/>
+            <w:vAlign w:val="center"/>
+          </w:tcPr>
+          <w:p>
+            <w:pPr>
+              <w:keepLines/>
+              <w:spacing w:after="0"/>
+            </w:pPr>
+            <w:r>
+              <w:rPr>
+                <w:rFonts w:ascii="Arial" w:hAnsi="Arial" w:eastAsia="Arial"/>
+                <w:sz w:val="18"/>
+              </w:rPr>
+            </w:r>
+            <w:r>
+              <w:rPr>
+                <w:rFonts w:ascii="Arial" w:hAnsi="Arial" w:eastAsia="Arial"/>
+                <w:sz w:val="18"/>
+              </w:rPr>
+              <w:t>BE-API-Workflow-Instances</w:t>
+            </w:r>
+          </w:p>
+        </w:tc>
+        <w:tc>
+          <w:tcPr>
+            <w:tcW w:type="dxa" w:w="5040"/>
+            <w:vAlign w:val="center"/>
+          </w:tcPr>
+          <w:p>
+            <w:pPr>
+              <w:keepLines/>
+              <w:spacing w:after="0"/>
+            </w:pPr>
+            <w:r>
+              <w:rPr>
+                <w:rFonts w:ascii="Arial" w:hAnsi="Arial" w:eastAsia="Arial"/>
+                <w:sz w:val="18"/>
+              </w:rPr>
+            </w:r>
+            <w:r>
+              <w:rPr>
+                <w:rFonts w:ascii="Arial" w:hAnsi="Arial" w:eastAsia="Arial"/>
+                <w:sz w:val="18"/>
+              </w:rPr>
+              <w:t>โครง version/state/status ที่จะ query และรูปแบบ payload ของ engine</w:t>
+            </w:r>
+          </w:p>
+        </w:tc>
+      </w:tr>
+      <w:tr>
+        <w:trPr>
+          <w:cantSplit/>
+        </w:trPr>
+        <w:tc>
+          <w:tcPr>
+            <w:tcW w:type="dxa" w:w="5040"/>
+            <w:vAlign w:val="center"/>
+          </w:tcPr>
+          <w:p>
+            <w:pPr>
+              <w:keepLines/>
+              <w:spacing w:after="0"/>
+            </w:pPr>
+            <w:r>
+              <w:rPr>
+                <w:rFonts w:ascii="Arial" w:hAnsi="Arial" w:eastAsia="Arial"/>
+                <w:sz w:val="18"/>
+              </w:rPr>
+            </w:r>
+            <w:r>
+              <w:rPr>
+                <w:rFonts w:ascii="Arial" w:hAnsi="Arial" w:eastAsia="Arial"/>
+                <w:sz w:val="18"/>
+              </w:rPr>
+              <w:t>BE-Job-8b-StartInternalWorkflow</w:t>
+            </w:r>
+          </w:p>
+        </w:tc>
+        <w:tc>
+          <w:tcPr>
+            <w:tcW w:type="dxa" w:w="5040"/>
+            <w:vAlign w:val="center"/>
+          </w:tcPr>
+          <w:p>
+            <w:pPr>
+              <w:keepLines/>
+              <w:spacing w:after="0"/>
+            </w:pPr>
+            <w:r>
+              <w:rPr>
+                <w:rFonts w:ascii="Arial" w:hAnsi="Arial" w:eastAsia="Arial"/>
+                <w:sz w:val="18"/>
+              </w:rPr>
+            </w:r>
+            <w:r>
+              <w:rPr>
+                <w:rFonts w:ascii="Arial" w:hAnsi="Arial" w:eastAsia="Arial"/>
+                <w:sz w:val="18"/>
+              </w:rPr>
+              <w:t xml:space="preserve">ลำดับเรียก initialize -&gt; add-prepared-approver และค่า </w:t>
+            </w:r>
+            <w:r>
+              <w:rPr>
+                <w:rFonts w:ascii="Courier New" w:hAnsi="Courier New" w:eastAsia="Arial"/>
+                <w:sz w:val="18"/>
+              </w:rPr>
+              <w:t>referenceId</w:t>
+            </w:r>
+          </w:p>
+        </w:tc>
+      </w:tr>
+      <w:tr>
+        <w:trPr>
+          <w:cantSplit/>
+        </w:trPr>
+        <w:tc>
+          <w:tcPr>
+            <w:tcW w:type="dxa" w:w="5040"/>
+            <w:vAlign w:val="center"/>
+          </w:tcPr>
+          <w:p>
+            <w:pPr>
+              <w:keepLines/>
+              <w:spacing w:after="0"/>
+            </w:pPr>
+            <w:r>
+              <w:rPr>
+                <w:rFonts w:ascii="Arial" w:hAnsi="Arial" w:eastAsia="Arial"/>
+                <w:sz w:val="18"/>
+              </w:rPr>
+            </w:r>
+            <w:r>
+              <w:rPr>
+                <w:rFonts w:ascii="Arial" w:hAnsi="Arial" w:eastAsia="Arial"/>
+                <w:sz w:val="18"/>
+              </w:rPr>
+              <w:t>FE-Document-Detail (5 ฉบับ role)</w:t>
+            </w:r>
+          </w:p>
+        </w:tc>
+        <w:tc>
+          <w:tcPr>
+            <w:tcW w:type="dxa" w:w="5040"/>
+            <w:vAlign w:val="center"/>
+          </w:tcPr>
+          <w:p>
+            <w:pPr>
+              <w:keepLines/>
+              <w:spacing w:after="0"/>
+            </w:pPr>
+            <w:r>
+              <w:rPr>
+                <w:rFonts w:ascii="Arial" w:hAnsi="Arial" w:eastAsia="Arial"/>
+                <w:sz w:val="18"/>
+              </w:rPr>
+            </w:r>
+            <w:r>
+              <w:rPr>
+                <w:rFonts w:ascii="Courier New" w:hAnsi="Courier New" w:eastAsia="Arial"/>
+                <w:sz w:val="18"/>
+              </w:rPr>
+              <w:t>workflow_part_display</w:t>
+            </w:r>
+            <w:r>
+              <w:rPr>
+                <w:rFonts w:ascii="Arial" w:hAnsi="Arial" w:eastAsia="Arial"/>
+                <w:sz w:val="18"/>
+              </w:rPr>
+              <w:t xml:space="preserve"> READ/WRITE ต่อ state ที่คุมการแสดงผลรายส่วน</w:t>
             </w:r>
           </w:p>
         </w:tc>
@@ -4059,7 +4401,7 @@
                 <w:rFonts w:ascii="Arial" w:hAnsi="Arial" w:eastAsia="Arial"/>
                 <w:sz w:val="18"/>
               </w:rPr>
-              <w:t>รอ GM ส่งเสริมธุรกิจฯ ดำเนินการ</w:t>
+              <w:t>รอ GM ส่งเสริมธุรกิจ SBP ดำเนินการ</w:t>
             </w:r>
           </w:p>
         </w:tc>
@@ -4164,7 +4506,7 @@
                 <w:rFonts w:ascii="Arial" w:hAnsi="Arial" w:eastAsia="Arial"/>
                 <w:sz w:val="18"/>
               </w:rPr>
-              <w:t>รอ AVP สำนักบริหาร SBP ดำเนินการ</w:t>
+              <w:t>รอผู้บริหารสำนักบริหาร SBP ดำเนินการ</w:t>
             </w:r>
           </w:p>
         </w:tc>
@@ -4235,7 +4577,7 @@
         <w:br/>
         <w:t>-- มติเดิม (ทางเลือก A) คือเก็บวงเงินที่ `common_code` (code_type = SBPGI_APPROVE_LIMIT) แล้ว "อ่านทุกครั้ง ห้าม hardcode"</w:t>
         <w:br/>
-        <w:t>-- ตามที่ LLDD-BE-Integration-SBP-Platform.pdf / LLDD-Database.pdf / plan be ระบุไว้ · กติกาที่แน่นอนคือ **ห้ามเก็บสองที่**</w:t>
+        <w:t>-- ตามที่ LLDD-BE-Integration-SBP-Platform.pdf / LLDD-Database.pdf ระบุไว้ · กติกาที่แน่นอนคือ **ห้ามเก็บสองที่**</w:t>
         <w:br/>
         <w:t>-- ถ้าเลือกทางเลือก A: route ยังแตกสองเส้นเหมือนเดิม แต่ SBPGI เป็นผู้เทียบยอดกับ common_code</w:t>
         <w:br/>

--- a/LLDD/word/BE/LLDD-BE-Workflow-Engine-Definition.docx
+++ b/LLDD/word/BE/LLDD-BE-Workflow-Engine-Definition.docx
@@ -5,7 +5,7 @@
     <w:p>
       <w:r>
         <w:rPr>
-          <w:rFonts w:ascii="Arial" w:hAnsi="Arial" w:eastAsia="Arial"/>
+          <w:rFonts w:ascii="Arial" w:hAnsi="Arial" w:eastAsia="Arial" w:cs="Tahoma"/>
           <w:b/>
           <w:color w:val="0B2545"/>
           <w:sz w:val="40"/>
@@ -58,7 +58,7 @@
             <w:r/>
             <w:r>
               <w:rPr>
-                <w:rFonts w:ascii="Arial" w:hAnsi="Arial" w:eastAsia="Arial"/>
+                <w:rFonts w:ascii="Arial" w:hAnsi="Arial" w:eastAsia="Arial" w:cs="Tahoma"/>
                 <w:b/>
                 <w:sz w:val="18"/>
               </w:rPr>
@@ -80,7 +80,7 @@
             <w:r/>
             <w:r>
               <w:rPr>
-                <w:rFonts w:ascii="Arial" w:hAnsi="Arial" w:eastAsia="Arial"/>
+                <w:rFonts w:ascii="Arial" w:hAnsi="Arial" w:eastAsia="Arial" w:cs="Tahoma"/>
                 <w:b/>
                 <w:sz w:val="18"/>
               </w:rPr>
@@ -105,13 +105,13 @@
             </w:pPr>
             <w:r>
               <w:rPr>
-                <w:rFonts w:ascii="Arial" w:hAnsi="Arial" w:eastAsia="Arial"/>
-                <w:sz w:val="18"/>
-              </w:rPr>
-            </w:r>
-            <w:r>
-              <w:rPr>
-                <w:rFonts w:ascii="Arial" w:hAnsi="Arial" w:eastAsia="Arial"/>
+                <w:rFonts w:ascii="Arial" w:hAnsi="Arial" w:eastAsia="Arial" w:cs="Tahoma"/>
+                <w:sz w:val="18"/>
+              </w:rPr>
+            </w:r>
+            <w:r>
+              <w:rPr>
+                <w:rFonts w:ascii="Arial" w:hAnsi="Arial" w:eastAsia="Arial" w:cs="Tahoma"/>
                 <w:sz w:val="18"/>
               </w:rPr>
               <w:t>วัตถุประสงค์</w:t>
@@ -130,13 +130,13 @@
             </w:pPr>
             <w:r>
               <w:rPr>
-                <w:rFonts w:ascii="Arial" w:hAnsi="Arial" w:eastAsia="Arial"/>
-                <w:sz w:val="18"/>
-              </w:rPr>
-            </w:r>
-            <w:r>
-              <w:rPr>
-                <w:rFonts w:ascii="Arial" w:hAnsi="Arial" w:eastAsia="Arial"/>
+                <w:rFonts w:ascii="Arial" w:hAnsi="Arial" w:eastAsia="Arial" w:cs="Tahoma"/>
+                <w:sz w:val="18"/>
+              </w:rPr>
+            </w:r>
+            <w:r>
+              <w:rPr>
+                <w:rFonts w:ascii="Arial" w:hAnsi="Arial" w:eastAsia="Arial" w:cs="Tahoma"/>
                 <w:sz w:val="18"/>
               </w:rPr>
               <w:t>ใช้เป็นรายละเอียดระดับพัฒนาสำหรับออกแบบ ลงมือพัฒนา ตรวจทาน และทดสอบขอบเขตที่ระบุในฉบับนี้</w:t>
@@ -160,13 +160,13 @@
             </w:pPr>
             <w:r>
               <w:rPr>
-                <w:rFonts w:ascii="Arial" w:hAnsi="Arial" w:eastAsia="Arial"/>
-                <w:sz w:val="18"/>
-              </w:rPr>
-            </w:r>
-            <w:r>
-              <w:rPr>
-                <w:rFonts w:ascii="Arial" w:hAnsi="Arial" w:eastAsia="Arial"/>
+                <w:rFonts w:ascii="Arial" w:hAnsi="Arial" w:eastAsia="Arial" w:cs="Tahoma"/>
+                <w:sz w:val="18"/>
+              </w:rPr>
+            </w:r>
+            <w:r>
+              <w:rPr>
+                <w:rFonts w:ascii="Arial" w:hAnsi="Arial" w:eastAsia="Arial" w:cs="Tahoma"/>
                 <w:sz w:val="18"/>
               </w:rPr>
               <w:t>ลำดับการอ่าน</w:t>
@@ -185,13 +185,13 @@
             </w:pPr>
             <w:r>
               <w:rPr>
-                <w:rFonts w:ascii="Arial" w:hAnsi="Arial" w:eastAsia="Arial"/>
-                <w:sz w:val="18"/>
-              </w:rPr>
-            </w:r>
-            <w:r>
-              <w:rPr>
-                <w:rFonts w:ascii="Arial" w:hAnsi="Arial" w:eastAsia="Arial"/>
+                <w:rFonts w:ascii="Arial" w:hAnsi="Arial" w:eastAsia="Arial" w:cs="Tahoma"/>
+                <w:sz w:val="18"/>
+              </w:rPr>
+            </w:r>
+            <w:r>
+              <w:rPr>
+                <w:rFonts w:ascii="Arial" w:hAnsi="Arial" w:eastAsia="Arial" w:cs="Tahoma"/>
                 <w:sz w:val="18"/>
               </w:rPr>
               <w:t>เริ่มจาก Overview และ Scope จากนั้นตรวจ Field/Validation, Implementation, Contract, Processing Flow, Acceptance Criteria และ Test Checklist ตามลำดับ</w:t>
@@ -215,13 +215,13 @@
             </w:pPr>
             <w:r>
               <w:rPr>
-                <w:rFonts w:ascii="Arial" w:hAnsi="Arial" w:eastAsia="Arial"/>
-                <w:sz w:val="18"/>
-              </w:rPr>
-            </w:r>
-            <w:r>
-              <w:rPr>
-                <w:rFonts w:ascii="Arial" w:hAnsi="Arial" w:eastAsia="Arial"/>
+                <w:rFonts w:ascii="Arial" w:hAnsi="Arial" w:eastAsia="Arial" w:cs="Tahoma"/>
+                <w:sz w:val="18"/>
+              </w:rPr>
+            </w:r>
+            <w:r>
+              <w:rPr>
+                <w:rFonts w:ascii="Arial" w:hAnsi="Arial" w:eastAsia="Arial" w:cs="Tahoma"/>
                 <w:sz w:val="18"/>
               </w:rPr>
               <w:t>ผลลัพธ์ที่คาดหวัง</w:t>
@@ -240,13 +240,13 @@
             </w:pPr>
             <w:r>
               <w:rPr>
-                <w:rFonts w:ascii="Arial" w:hAnsi="Arial" w:eastAsia="Arial"/>
-                <w:sz w:val="18"/>
-              </w:rPr>
-            </w:r>
-            <w:r>
-              <w:rPr>
-                <w:rFonts w:ascii="Arial" w:hAnsi="Arial" w:eastAsia="Arial"/>
+                <w:rFonts w:ascii="Arial" w:hAnsi="Arial" w:eastAsia="Arial" w:cs="Tahoma"/>
+                <w:sz w:val="18"/>
+              </w:rPr>
+            </w:r>
+            <w:r>
+              <w:rPr>
+                <w:rFonts w:ascii="Arial" w:hAnsi="Arial" w:eastAsia="Arial" w:cs="Tahoma"/>
                 <w:sz w:val="18"/>
               </w:rPr>
               <w:t>ผู้อ่านสามารถระบุ input, ขั้นตอนประมวลผล, output, เงื่อนไขผิดพลาด และหลักฐานการทดสอบได้จากเนื้อหาในฉบับเดียว</w:t>
@@ -301,7 +301,7 @@
             <w:r/>
             <w:r>
               <w:rPr>
-                <w:rFonts w:ascii="Arial" w:hAnsi="Arial" w:eastAsia="Arial"/>
+                <w:rFonts w:ascii="Arial" w:hAnsi="Arial" w:eastAsia="Arial" w:cs="Tahoma"/>
                 <w:b/>
                 <w:sz w:val="18"/>
               </w:rPr>
@@ -323,7 +323,7 @@
             <w:r/>
             <w:r>
               <w:rPr>
-                <w:rFonts w:ascii="Arial" w:hAnsi="Arial" w:eastAsia="Arial"/>
+                <w:rFonts w:ascii="Arial" w:hAnsi="Arial" w:eastAsia="Arial" w:cs="Tahoma"/>
                 <w:b/>
                 <w:sz w:val="18"/>
               </w:rPr>
@@ -348,13 +348,13 @@
             </w:pPr>
             <w:r>
               <w:rPr>
-                <w:rFonts w:ascii="Arial" w:hAnsi="Arial" w:eastAsia="Arial"/>
-                <w:sz w:val="18"/>
-              </w:rPr>
-            </w:r>
-            <w:r>
-              <w:rPr>
-                <w:rFonts w:ascii="Arial" w:hAnsi="Arial" w:eastAsia="Arial"/>
+                <w:rFonts w:ascii="Arial" w:hAnsi="Arial" w:eastAsia="Arial" w:cs="Tahoma"/>
+                <w:sz w:val="18"/>
+              </w:rPr>
+            </w:r>
+            <w:r>
+              <w:rPr>
+                <w:rFonts w:ascii="Arial" w:hAnsi="Arial" w:eastAsia="Arial" w:cs="Tahoma"/>
                 <w:sz w:val="18"/>
               </w:rPr>
               <w:t>Track</w:t>
@@ -373,13 +373,13 @@
             </w:pPr>
             <w:r>
               <w:rPr>
-                <w:rFonts w:ascii="Arial" w:hAnsi="Arial" w:eastAsia="Arial"/>
-                <w:sz w:val="18"/>
-              </w:rPr>
-            </w:r>
-            <w:r>
-              <w:rPr>
-                <w:rFonts w:ascii="Arial" w:hAnsi="Arial" w:eastAsia="Arial"/>
+                <w:rFonts w:ascii="Arial" w:hAnsi="Arial" w:eastAsia="Arial" w:cs="Tahoma"/>
+                <w:sz w:val="18"/>
+              </w:rPr>
+            </w:r>
+            <w:r>
+              <w:rPr>
+                <w:rFonts w:ascii="Arial" w:hAnsi="Arial" w:eastAsia="Arial" w:cs="Tahoma"/>
                 <w:sz w:val="18"/>
               </w:rPr>
               <w:t>BE</w:t>
@@ -403,13 +403,13 @@
             </w:pPr>
             <w:r>
               <w:rPr>
-                <w:rFonts w:ascii="Arial" w:hAnsi="Arial" w:eastAsia="Arial"/>
-                <w:sz w:val="18"/>
-              </w:rPr>
-            </w:r>
-            <w:r>
-              <w:rPr>
-                <w:rFonts w:ascii="Arial" w:hAnsi="Arial" w:eastAsia="Arial"/>
+                <w:rFonts w:ascii="Arial" w:hAnsi="Arial" w:eastAsia="Arial" w:cs="Tahoma"/>
+                <w:sz w:val="18"/>
+              </w:rPr>
+            </w:r>
+            <w:r>
+              <w:rPr>
+                <w:rFonts w:ascii="Arial" w:hAnsi="Arial" w:eastAsia="Arial" w:cs="Tahoma"/>
                 <w:sz w:val="18"/>
               </w:rPr>
               <w:t>Estimate</w:t>
@@ -428,16 +428,16 @@
             </w:pPr>
             <w:r>
               <w:rPr>
-                <w:rFonts w:ascii="Arial" w:hAnsi="Arial" w:eastAsia="Arial"/>
-                <w:sz w:val="18"/>
-              </w:rPr>
-            </w:r>
-            <w:r>
-              <w:rPr>
-                <w:rFonts w:ascii="Arial" w:hAnsi="Arial" w:eastAsia="Arial"/>
-                <w:sz w:val="18"/>
-              </w:rPr>
-              <w:t>24 ชั่วโมง</w:t>
+                <w:rFonts w:ascii="Arial" w:hAnsi="Arial" w:eastAsia="Arial" w:cs="Tahoma"/>
+                <w:sz w:val="18"/>
+              </w:rPr>
+            </w:r>
+            <w:r>
+              <w:rPr>
+                <w:rFonts w:ascii="Arial" w:hAnsi="Arial" w:eastAsia="Arial" w:cs="Tahoma"/>
+                <w:sz w:val="18"/>
+              </w:rPr>
+              <w:t>24 ชั่วโมง (ไม่มี unit test แยก — ดูเหตุผลใน NO_UNIT_TEST_DOCS)</w:t>
             </w:r>
           </w:p>
         </w:tc>
@@ -458,13 +458,13 @@
             </w:pPr>
             <w:r>
               <w:rPr>
-                <w:rFonts w:ascii="Arial" w:hAnsi="Arial" w:eastAsia="Arial"/>
-                <w:sz w:val="18"/>
-              </w:rPr>
-            </w:r>
-            <w:r>
-              <w:rPr>
-                <w:rFonts w:ascii="Arial" w:hAnsi="Arial" w:eastAsia="Arial"/>
+                <w:rFonts w:ascii="Arial" w:hAnsi="Arial" w:eastAsia="Arial" w:cs="Tahoma"/>
+                <w:sz w:val="18"/>
+              </w:rPr>
+            </w:r>
+            <w:r>
+              <w:rPr>
+                <w:rFonts w:ascii="Arial" w:hAnsi="Arial" w:eastAsia="Arial" w:cs="Tahoma"/>
                 <w:sz w:val="18"/>
               </w:rPr>
               <w:t>Owner</w:t>
@@ -483,13 +483,13 @@
             </w:pPr>
             <w:r>
               <w:rPr>
-                <w:rFonts w:ascii="Arial" w:hAnsi="Arial" w:eastAsia="Arial"/>
-                <w:sz w:val="18"/>
-              </w:rPr>
-            </w:r>
-            <w:r>
-              <w:rPr>
-                <w:rFonts w:ascii="Arial" w:hAnsi="Arial" w:eastAsia="Arial"/>
+                <w:rFonts w:ascii="Arial" w:hAnsi="Arial" w:eastAsia="Arial" w:cs="Tahoma"/>
+                <w:sz w:val="18"/>
+              </w:rPr>
+            </w:r>
+            <w:r>
+              <w:rPr>
+                <w:rFonts w:ascii="Arial" w:hAnsi="Arial" w:eastAsia="Arial" w:cs="Tahoma"/>
                 <w:sz w:val="18"/>
               </w:rPr>
               <w:t>Tunyatorn &lt;Vava&gt; Kiatkongphongsa</w:t>
@@ -513,16 +513,16 @@
             </w:pPr>
             <w:r>
               <w:rPr>
-                <w:rFonts w:ascii="Arial" w:hAnsi="Arial" w:eastAsia="Arial"/>
-                <w:sz w:val="18"/>
-              </w:rPr>
-            </w:r>
-            <w:r>
-              <w:rPr>
-                <w:rFonts w:ascii="Arial" w:hAnsi="Arial" w:eastAsia="Arial"/>
-                <w:sz w:val="18"/>
-              </w:rPr>
-              <w:t>Objective</w:t>
+                <w:rFonts w:ascii="Arial" w:hAnsi="Arial" w:eastAsia="Arial" w:cs="Tahoma"/>
+                <w:sz w:val="18"/>
+              </w:rPr>
+            </w:r>
+            <w:r>
+              <w:rPr>
+                <w:rFonts w:ascii="Arial" w:hAnsi="Arial" w:eastAsia="Arial" w:cs="Tahoma"/>
+                <w:sz w:val="18"/>
+              </w:rPr>
+              <w:t>Target repository</w:t>
             </w:r>
           </w:p>
         </w:tc>
@@ -538,13 +538,103 @@
             </w:pPr>
             <w:r>
               <w:rPr>
-                <w:rFonts w:ascii="Arial" w:hAnsi="Arial" w:eastAsia="Arial"/>
-                <w:sz w:val="18"/>
-              </w:rPr>
-            </w:r>
-            <w:r>
-              <w:rPr>
-                <w:rFonts w:ascii="Arial" w:hAnsi="Arial" w:eastAsia="Arial"/>
+                <w:rFonts w:ascii="Arial" w:hAnsi="Arial" w:eastAsia="Arial" w:cs="Tahoma"/>
+                <w:sz w:val="18"/>
+              </w:rPr>
+            </w:r>
+            <w:r>
+              <w:rPr>
+                <w:rFonts w:ascii="Courier New" w:hAnsi="Courier New" w:eastAsia="Courier New" w:cs="Tahoma"/>
+                <w:sz w:val="18"/>
+              </w:rPr>
+              <w:t>SBP/srm-sps-spsap-store-backend</w:t>
+            </w:r>
+            <w:r>
+              <w:rPr>
+                <w:rFonts w:ascii="Arial" w:hAnsi="Arial" w:eastAsia="Arial" w:cs="Tahoma"/>
+                <w:sz w:val="18"/>
+              </w:rPr>
+              <w:t xml:space="preserve"> (NestJS + TypeORM · schema </w:t>
+            </w:r>
+            <w:r>
+              <w:rPr>
+                <w:rFonts w:ascii="Courier New" w:hAnsi="Courier New" w:eastAsia="Courier New" w:cs="Tahoma"/>
+                <w:sz w:val="18"/>
+              </w:rPr>
+              <w:t>sps_store</w:t>
+            </w:r>
+            <w:r>
+              <w:rPr>
+                <w:rFonts w:ascii="Arial" w:hAnsi="Arial" w:eastAsia="Arial" w:cs="Tahoma"/>
+                <w:sz w:val="18"/>
+              </w:rPr>
+              <w:t xml:space="preserve">) + </w:t>
+            </w:r>
+            <w:r>
+              <w:rPr>
+                <w:rFonts w:ascii="Courier New" w:hAnsi="Courier New" w:eastAsia="Courier New" w:cs="Tahoma"/>
+                <w:sz w:val="18"/>
+              </w:rPr>
+              <w:t>SBP/srm-sps-spsap-sbp-bff</w:t>
+            </w:r>
+            <w:r>
+              <w:rPr>
+                <w:rFonts w:ascii="Arial" w:hAnsi="Arial" w:eastAsia="Arial" w:cs="Tahoma"/>
+                <w:sz w:val="18"/>
+              </w:rPr>
+              <w:t xml:space="preserve"> (forward ผ่าน client service · ไม่มี DB) สำหรับเส้นที่ FE เรียก</w:t>
+            </w:r>
+          </w:p>
+        </w:tc>
+      </w:tr>
+      <w:tr>
+        <w:trPr>
+          <w:cantSplit/>
+        </w:trPr>
+        <w:tc>
+          <w:tcPr>
+            <w:tcW w:type="dxa" w:w="5040"/>
+            <w:vAlign w:val="center"/>
+          </w:tcPr>
+          <w:p>
+            <w:pPr>
+              <w:keepLines/>
+              <w:spacing w:after="0"/>
+            </w:pPr>
+            <w:r>
+              <w:rPr>
+                <w:rFonts w:ascii="Arial" w:hAnsi="Arial" w:eastAsia="Arial" w:cs="Tahoma"/>
+                <w:sz w:val="18"/>
+              </w:rPr>
+            </w:r>
+            <w:r>
+              <w:rPr>
+                <w:rFonts w:ascii="Arial" w:hAnsi="Arial" w:eastAsia="Arial" w:cs="Tahoma"/>
+                <w:sz w:val="18"/>
+              </w:rPr>
+              <w:t>Objective</w:t>
+            </w:r>
+          </w:p>
+        </w:tc>
+        <w:tc>
+          <w:tcPr>
+            <w:tcW w:type="dxa" w:w="5040"/>
+            <w:vAlign w:val="center"/>
+          </w:tcPr>
+          <w:p>
+            <w:pPr>
+              <w:keepLines/>
+              <w:spacing w:after="0"/>
+            </w:pPr>
+            <w:r>
+              <w:rPr>
+                <w:rFonts w:ascii="Arial" w:hAnsi="Arial" w:eastAsia="Arial" w:cs="Tahoma"/>
+                <w:sz w:val="18"/>
+              </w:rPr>
+            </w:r>
+            <w:r>
+              <w:rPr>
+                <w:rFonts w:ascii="Arial" w:hAnsi="Arial" w:eastAsia="Arial" w:cs="Tahoma"/>
                 <w:sz w:val="18"/>
               </w:rPr>
               <w:t>กำหนด version/state/status/route/group/part ของ @srm/glb-workflow ที่ SBPGI ต้อง register และระบุความเสี่ยง/ข้อค้างของ engine — เป็น blocker ที่ต้องปิดในสัปดาห์แรก</w:t>
@@ -594,7 +684,7 @@
         <w:keepLines/>
       </w:pPr>
       <w:r>
-        <w:t>นิยาม route ของทุกปุ่ม · การแตก route ตามวงเงินอนุมัติ GM 50,000 / AVP 300,000 เขียนเป็น</w:t>
+        <w:t>นิยาม route ของทุกปุ่ม · การแตก route ตามวงเงินอนุมัติ เกณฑ์เดียว 100,000 เขียนเป็น</w:t>
       </w:r>
       <w:r>
         <w:rPr>
@@ -612,7 +702,7 @@
         <w:keepLines/>
       </w:pPr>
       <w:r>
-        <w:t xml:space="preserve">สำรวจทางเลือกผู้อนุมัติ: workflow_group / workflow_group_map เทียบกับ add-prepared-approver รายคน — </w:t>
+        <w:t xml:space="preserve">สำรวจทางเลือกผู้อนุมัติ: workflow_group / workflow_group_map เทียบกับ addPreApprover รายคน — </w:t>
       </w:r>
       <w:r>
         <w:rPr>
@@ -649,6 +739,25 @@
       </w:pPr>
       <w:r>
         <w:t>ความเสี่ยงและข้อค้างของ engine (ไม่มี PK/index · ชื่อ function ขัดกัน 3 ชุด) — ยังไม่ตัดสิน</w:t>
+      </w:r>
+    </w:p>
+    <w:p>
+      <w:pPr>
+        <w:pStyle w:val="Heading1"/>
+        <w:keepNext/>
+        <w:keepLines/>
+        <w:pageBreakBefore w:val="0"/>
+      </w:pPr>
+      <w:r>
+        <w:t>3. Screenshot Reference</w:t>
+      </w:r>
+    </w:p>
+    <w:p>
+      <w:pPr>
+        <w:keepNext w:val="0"/>
+      </w:pPr>
+      <w:r>
+        <w:t>ไม่มีภาพหน้าจอสำหรับหัวข้อนี้ — เป็นเอกสารฝั่ง Backend/Batch ที่ไม่มี UI (ภาพหน้าจอทั้งหมดอยู่ในเอกสารชุด FE)</w:t>
       </w:r>
     </w:p>
     <w:p>
@@ -757,7 +866,7 @@
             <w:r/>
             <w:r>
               <w:rPr>
-                <w:rFonts w:ascii="Arial" w:hAnsi="Arial" w:eastAsia="Arial"/>
+                <w:rFonts w:ascii="Arial" w:hAnsi="Arial" w:eastAsia="Arial" w:cs="Tahoma"/>
                 <w:b/>
                 <w:sz w:val="18"/>
               </w:rPr>
@@ -779,7 +888,7 @@
             <w:r/>
             <w:r>
               <w:rPr>
-                <w:rFonts w:ascii="Arial" w:hAnsi="Arial" w:eastAsia="Arial"/>
+                <w:rFonts w:ascii="Arial" w:hAnsi="Arial" w:eastAsia="Arial" w:cs="Tahoma"/>
                 <w:b/>
                 <w:sz w:val="18"/>
               </w:rPr>
@@ -801,7 +910,7 @@
             <w:r/>
             <w:r>
               <w:rPr>
-                <w:rFonts w:ascii="Arial" w:hAnsi="Arial" w:eastAsia="Arial"/>
+                <w:rFonts w:ascii="Arial" w:hAnsi="Arial" w:eastAsia="Arial" w:cs="Tahoma"/>
                 <w:b/>
                 <w:sz w:val="18"/>
               </w:rPr>
@@ -823,7 +932,7 @@
             <w:r/>
             <w:r>
               <w:rPr>
-                <w:rFonts w:ascii="Arial" w:hAnsi="Arial" w:eastAsia="Arial"/>
+                <w:rFonts w:ascii="Arial" w:hAnsi="Arial" w:eastAsia="Arial" w:cs="Tahoma"/>
                 <w:b/>
                 <w:sz w:val="18"/>
               </w:rPr>
@@ -848,13 +957,13 @@
             </w:pPr>
             <w:r>
               <w:rPr>
-                <w:rFonts w:ascii="Arial" w:hAnsi="Arial" w:eastAsia="Arial"/>
-                <w:sz w:val="18"/>
-              </w:rPr>
-            </w:r>
-            <w:r>
-              <w:rPr>
-                <w:rFonts w:ascii="Arial" w:hAnsi="Arial" w:eastAsia="Arial"/>
+                <w:rFonts w:ascii="Arial" w:hAnsi="Arial" w:eastAsia="Arial" w:cs="Tahoma"/>
+                <w:sz w:val="18"/>
+              </w:rPr>
+            </w:r>
+            <w:r>
+              <w:rPr>
+                <w:rFonts w:ascii="Arial" w:hAnsi="Arial" w:eastAsia="Arial" w:cs="Tahoma"/>
                 <w:sz w:val="18"/>
               </w:rPr>
               <w:t>versionId</w:t>
@@ -873,13 +982,13 @@
             </w:pPr>
             <w:r>
               <w:rPr>
-                <w:rFonts w:ascii="Arial" w:hAnsi="Arial" w:eastAsia="Arial"/>
-                <w:sz w:val="18"/>
-              </w:rPr>
-            </w:r>
-            <w:r>
-              <w:rPr>
-                <w:rFonts w:ascii="Arial" w:hAnsi="Arial" w:eastAsia="Arial"/>
+                <w:rFonts w:ascii="Arial" w:hAnsi="Arial" w:eastAsia="Arial" w:cs="Tahoma"/>
+                <w:sz w:val="18"/>
+              </w:rPr>
+            </w:r>
+            <w:r>
+              <w:rPr>
+                <w:rFonts w:ascii="Arial" w:hAnsi="Arial" w:eastAsia="Arial" w:cs="Tahoma"/>
                 <w:sz w:val="18"/>
               </w:rPr>
               <w:t>integer</w:t>
@@ -898,13 +1007,13 @@
             </w:pPr>
             <w:r>
               <w:rPr>
-                <w:rFonts w:ascii="Arial" w:hAnsi="Arial" w:eastAsia="Arial"/>
-                <w:sz w:val="18"/>
-              </w:rPr>
-            </w:r>
-            <w:r>
-              <w:rPr>
-                <w:rFonts w:ascii="Arial" w:hAnsi="Arial" w:eastAsia="Arial"/>
+                <w:rFonts w:ascii="Arial" w:hAnsi="Arial" w:eastAsia="Arial" w:cs="Tahoma"/>
+                <w:sz w:val="18"/>
+              </w:rPr>
+            </w:r>
+            <w:r>
+              <w:rPr>
+                <w:rFonts w:ascii="Arial" w:hAnsi="Arial" w:eastAsia="Arial" w:cs="Tahoma"/>
                 <w:sz w:val="18"/>
               </w:rPr>
               <w:t>1 ระบบ = 1 version</w:t>
@@ -923,13 +1032,13 @@
             </w:pPr>
             <w:r>
               <w:rPr>
-                <w:rFonts w:ascii="Arial" w:hAnsi="Arial" w:eastAsia="Arial"/>
-                <w:sz w:val="18"/>
-              </w:rPr>
-            </w:r>
-            <w:r>
-              <w:rPr>
-                <w:rFonts w:ascii="Arial" w:hAnsi="Arial" w:eastAsia="Arial"/>
+                <w:rFonts w:ascii="Arial" w:hAnsi="Arial" w:eastAsia="Arial" w:cs="Tahoma"/>
+                <w:sz w:val="18"/>
+              </w:rPr>
+            </w:r>
+            <w:r>
+              <w:rPr>
+                <w:rFonts w:ascii="Arial" w:hAnsi="Arial" w:eastAsia="Arial" w:cs="Tahoma"/>
                 <w:sz w:val="18"/>
               </w:rPr>
               <w:t>SBPGI ขอ version ใหม่จากทีมเจ้าของ library</w:t>
@@ -953,13 +1062,13 @@
             </w:pPr>
             <w:r>
               <w:rPr>
-                <w:rFonts w:ascii="Arial" w:hAnsi="Arial" w:eastAsia="Arial"/>
-                <w:sz w:val="18"/>
-              </w:rPr>
-            </w:r>
-            <w:r>
-              <w:rPr>
-                <w:rFonts w:ascii="Arial" w:hAnsi="Arial" w:eastAsia="Arial"/>
+                <w:rFonts w:ascii="Arial" w:hAnsi="Arial" w:eastAsia="Arial" w:cs="Tahoma"/>
+                <w:sz w:val="18"/>
+              </w:rPr>
+            </w:r>
+            <w:r>
+              <w:rPr>
+                <w:rFonts w:ascii="Arial" w:hAnsi="Arial" w:eastAsia="Arial" w:cs="Tahoma"/>
                 <w:sz w:val="18"/>
               </w:rPr>
               <w:t>referenceId</w:t>
@@ -978,13 +1087,13 @@
             </w:pPr>
             <w:r>
               <w:rPr>
-                <w:rFonts w:ascii="Arial" w:hAnsi="Arial" w:eastAsia="Arial"/>
-                <w:sz w:val="18"/>
-              </w:rPr>
-            </w:r>
-            <w:r>
-              <w:rPr>
-                <w:rFonts w:ascii="Arial" w:hAnsi="Arial" w:eastAsia="Arial"/>
+                <w:rFonts w:ascii="Arial" w:hAnsi="Arial" w:eastAsia="Arial" w:cs="Tahoma"/>
+                <w:sz w:val="18"/>
+              </w:rPr>
+            </w:r>
+            <w:r>
+              <w:rPr>
+                <w:rFonts w:ascii="Arial" w:hAnsi="Arial" w:eastAsia="Arial" w:cs="Tahoma"/>
                 <w:sz w:val="18"/>
               </w:rPr>
               <w:t>string unique</w:t>
@@ -1003,13 +1112,13 @@
             </w:pPr>
             <w:r>
               <w:rPr>
-                <w:rFonts w:ascii="Arial" w:hAnsi="Arial" w:eastAsia="Arial"/>
-                <w:sz w:val="18"/>
-              </w:rPr>
-            </w:r>
-            <w:r>
-              <w:rPr>
-                <w:rFonts w:ascii="Arial" w:hAnsi="Arial" w:eastAsia="Arial"/>
+                <w:rFonts w:ascii="Arial" w:hAnsi="Arial" w:eastAsia="Arial" w:cs="Tahoma"/>
+                <w:sz w:val="18"/>
+              </w:rPr>
+            </w:r>
+            <w:r>
+              <w:rPr>
+                <w:rFonts w:ascii="Arial" w:hAnsi="Arial" w:eastAsia="Arial" w:cs="Tahoma"/>
                 <w:sz w:val="18"/>
               </w:rPr>
               <w:t>required ตอน initializeWorkflow</w:t>
@@ -1028,16 +1137,44 @@
             </w:pPr>
             <w:r>
               <w:rPr>
-                <w:rFonts w:ascii="Arial" w:hAnsi="Arial" w:eastAsia="Arial"/>
-                <w:sz w:val="18"/>
-              </w:rPr>
-            </w:r>
-            <w:r>
-              <w:rPr>
-                <w:rFonts w:ascii="Arial" w:hAnsi="Arial" w:eastAsia="Arial"/>
-                <w:sz w:val="18"/>
-              </w:rPr>
-              <w:t>ยังไม่ตัดสินว่าใช้ doc_no หรือ surrogate id (DP-1)</w:t>
+                <w:rFonts w:ascii="Arial" w:hAnsi="Arial" w:eastAsia="Arial" w:cs="Tahoma"/>
+                <w:sz w:val="18"/>
+              </w:rPr>
+            </w:r>
+            <w:r>
+              <w:rPr>
+                <w:rFonts w:ascii="Arial" w:hAnsi="Arial" w:eastAsia="Arial" w:cs="Tahoma"/>
+                <w:sz w:val="18"/>
+              </w:rPr>
+              <w:t xml:space="preserve">✅ DP-1 ปิดแล้ว 2026-08-17 = </w:t>
+            </w:r>
+            <w:r>
+              <w:rPr>
+                <w:rFonts w:ascii="Courier New" w:hAnsi="Courier New" w:eastAsia="Courier New" w:cs="Tahoma"/>
+                <w:sz w:val="18"/>
+              </w:rPr>
+              <w:t>compensation_documents.id</w:t>
+            </w:r>
+            <w:r>
+              <w:rPr>
+                <w:rFonts w:ascii="Arial" w:hAnsi="Arial" w:eastAsia="Arial" w:cs="Tahoma"/>
+                <w:sz w:val="18"/>
+              </w:rPr>
+              <w:t xml:space="preserve"> (surrogate) แปลงเป็น string — </w:t>
+            </w:r>
+            <w:r>
+              <w:rPr>
+                <w:rFonts w:ascii="Courier New" w:hAnsi="Courier New" w:eastAsia="Courier New" w:cs="Tahoma"/>
+                <w:sz w:val="18"/>
+              </w:rPr>
+              <w:t>reference_id</w:t>
+            </w:r>
+            <w:r>
+              <w:rPr>
+                <w:rFonts w:ascii="Arial" w:hAnsi="Arial" w:eastAsia="Arial" w:cs="Tahoma"/>
+                <w:sz w:val="18"/>
+              </w:rPr>
+              <w:t xml:space="preserve"> ของ engine เป็น varchar(255)</w:t>
             </w:r>
           </w:p>
         </w:tc>
@@ -1058,13 +1195,13 @@
             </w:pPr>
             <w:r>
               <w:rPr>
-                <w:rFonts w:ascii="Arial" w:hAnsi="Arial" w:eastAsia="Arial"/>
-                <w:sz w:val="18"/>
-              </w:rPr>
-            </w:r>
-            <w:r>
-              <w:rPr>
-                <w:rFonts w:ascii="Arial" w:hAnsi="Arial" w:eastAsia="Arial"/>
+                <w:rFonts w:ascii="Arial" w:hAnsi="Arial" w:eastAsia="Arial" w:cs="Tahoma"/>
+                <w:sz w:val="18"/>
+              </w:rPr>
+            </w:r>
+            <w:r>
+              <w:rPr>
+                <w:rFonts w:ascii="Arial" w:hAnsi="Arial" w:eastAsia="Arial" w:cs="Tahoma"/>
                 <w:sz w:val="18"/>
               </w:rPr>
               <w:t>state_id</w:t>
@@ -1083,13 +1220,13 @@
             </w:pPr>
             <w:r>
               <w:rPr>
-                <w:rFonts w:ascii="Arial" w:hAnsi="Arial" w:eastAsia="Arial"/>
-                <w:sz w:val="18"/>
-              </w:rPr>
-            </w:r>
-            <w:r>
-              <w:rPr>
-                <w:rFonts w:ascii="Arial" w:hAnsi="Arial" w:eastAsia="Arial"/>
+                <w:rFonts w:ascii="Arial" w:hAnsi="Arial" w:eastAsia="Arial" w:cs="Tahoma"/>
+                <w:sz w:val="18"/>
+              </w:rPr>
+            </w:r>
+            <w:r>
+              <w:rPr>
+                <w:rFonts w:ascii="Arial" w:hAnsi="Arial" w:eastAsia="Arial" w:cs="Tahoma"/>
                 <w:sz w:val="18"/>
               </w:rPr>
               <w:t>integer running ตาม version</w:t>
@@ -1108,13 +1245,13 @@
             </w:pPr>
             <w:r>
               <w:rPr>
-                <w:rFonts w:ascii="Arial" w:hAnsi="Arial" w:eastAsia="Arial"/>
-                <w:sz w:val="18"/>
-              </w:rPr>
-            </w:r>
-            <w:r>
-              <w:rPr>
-                <w:rFonts w:ascii="Arial" w:hAnsi="Arial" w:eastAsia="Arial"/>
+                <w:rFonts w:ascii="Arial" w:hAnsi="Arial" w:eastAsia="Arial" w:cs="Tahoma"/>
+                <w:sz w:val="18"/>
+              </w:rPr>
+            </w:r>
+            <w:r>
+              <w:rPr>
+                <w:rFonts w:ascii="Arial" w:hAnsi="Arial" w:eastAsia="Arial" w:cs="Tahoma"/>
                 <w:sz w:val="18"/>
               </w:rPr>
               <w:t>1 state มีได้หลาย status</w:t>
@@ -1133,13 +1270,13 @@
             </w:pPr>
             <w:r>
               <w:rPr>
-                <w:rFonts w:ascii="Arial" w:hAnsi="Arial" w:eastAsia="Arial"/>
-                <w:sz w:val="18"/>
-              </w:rPr>
-            </w:r>
-            <w:r>
-              <w:rPr>
-                <w:rFonts w:ascii="Arial" w:hAnsi="Arial" w:eastAsia="Arial"/>
+                <w:rFonts w:ascii="Arial" w:hAnsi="Arial" w:eastAsia="Arial" w:cs="Tahoma"/>
+                <w:sz w:val="18"/>
+              </w:rPr>
+            </w:r>
+            <w:r>
+              <w:rPr>
+                <w:rFonts w:ascii="Arial" w:hAnsi="Arial" w:eastAsia="Arial" w:cs="Tahoma"/>
                 <w:sz w:val="18"/>
               </w:rPr>
               <w:t>map 5 ขั้นของ SBPGI: 06/08/01/02/03 + state จบ</w:t>
@@ -1163,13 +1300,13 @@
             </w:pPr>
             <w:r>
               <w:rPr>
-                <w:rFonts w:ascii="Arial" w:hAnsi="Arial" w:eastAsia="Arial"/>
-                <w:sz w:val="18"/>
-              </w:rPr>
-            </w:r>
-            <w:r>
-              <w:rPr>
-                <w:rFonts w:ascii="Arial" w:hAnsi="Arial" w:eastAsia="Arial"/>
+                <w:rFonts w:ascii="Arial" w:hAnsi="Arial" w:eastAsia="Arial" w:cs="Tahoma"/>
+                <w:sz w:val="18"/>
+              </w:rPr>
+            </w:r>
+            <w:r>
+              <w:rPr>
+                <w:rFonts w:ascii="Arial" w:hAnsi="Arial" w:eastAsia="Arial" w:cs="Tahoma"/>
                 <w:sz w:val="18"/>
               </w:rPr>
               <w:t>event</w:t>
@@ -1188,13 +1325,13 @@
             </w:pPr>
             <w:r>
               <w:rPr>
-                <w:rFonts w:ascii="Arial" w:hAnsi="Arial" w:eastAsia="Arial"/>
-                <w:sz w:val="18"/>
-              </w:rPr>
-            </w:r>
-            <w:r>
-              <w:rPr>
-                <w:rFonts w:ascii="Arial" w:hAnsi="Arial" w:eastAsia="Arial"/>
+                <w:rFonts w:ascii="Arial" w:hAnsi="Arial" w:eastAsia="Arial" w:cs="Tahoma"/>
+                <w:sz w:val="18"/>
+              </w:rPr>
+            </w:r>
+            <w:r>
+              <w:rPr>
+                <w:rFonts w:ascii="Arial" w:hAnsi="Arial" w:eastAsia="Arial" w:cs="Tahoma"/>
                 <w:sz w:val="18"/>
               </w:rPr>
               <w:t>save|submit|approve|reject|cancel|sendback</w:t>
@@ -1213,13 +1350,13 @@
             </w:pPr>
             <w:r>
               <w:rPr>
-                <w:rFonts w:ascii="Arial" w:hAnsi="Arial" w:eastAsia="Arial"/>
-                <w:sz w:val="18"/>
-              </w:rPr>
-            </w:r>
-            <w:r>
-              <w:rPr>
-                <w:rFonts w:ascii="Arial" w:hAnsi="Arial" w:eastAsia="Arial"/>
+                <w:rFonts w:ascii="Arial" w:hAnsi="Arial" w:eastAsia="Arial" w:cs="Tahoma"/>
+                <w:sz w:val="18"/>
+              </w:rPr>
+            </w:r>
+            <w:r>
+              <w:rPr>
+                <w:rFonts w:ascii="Arial" w:hAnsi="Arial" w:eastAsia="Arial" w:cs="Tahoma"/>
                 <w:sz w:val="18"/>
               </w:rPr>
               <w:t>ค่าเริ่มต้นของ engine</w:t>
@@ -1238,13 +1375,13 @@
             </w:pPr>
             <w:r>
               <w:rPr>
-                <w:rFonts w:ascii="Arial" w:hAnsi="Arial" w:eastAsia="Arial"/>
-                <w:sz w:val="18"/>
-              </w:rPr>
-            </w:r>
-            <w:r>
-              <w:rPr>
-                <w:rFonts w:ascii="Arial" w:hAnsi="Arial" w:eastAsia="Arial"/>
+                <w:rFonts w:ascii="Arial" w:hAnsi="Arial" w:eastAsia="Arial" w:cs="Tahoma"/>
+                <w:sz w:val="18"/>
+              </w:rPr>
+            </w:r>
+            <w:r>
+              <w:rPr>
+                <w:rFonts w:ascii="Arial" w:hAnsi="Arial" w:eastAsia="Arial" w:cs="Tahoma"/>
                 <w:sz w:val="18"/>
               </w:rPr>
               <w:t>ปุ่มไทยของ SBPGI map ลง event เหล่านี้ผ่าน common_code (code_type=SBPGI_DECISION) — ตาราง decisions ถูกตัดตามมติ DP-9 (2026-08-10)</w:t>
@@ -1268,13 +1405,13 @@
             </w:pPr>
             <w:r>
               <w:rPr>
-                <w:rFonts w:ascii="Arial" w:hAnsi="Arial" w:eastAsia="Arial"/>
-                <w:sz w:val="18"/>
-              </w:rPr>
-            </w:r>
-            <w:r>
-              <w:rPr>
-                <w:rFonts w:ascii="Arial" w:hAnsi="Arial" w:eastAsia="Arial"/>
+                <w:rFonts w:ascii="Arial" w:hAnsi="Arial" w:eastAsia="Arial" w:cs="Tahoma"/>
+                <w:sz w:val="18"/>
+              </w:rPr>
+            </w:r>
+            <w:r>
+              <w:rPr>
+                <w:rFonts w:ascii="Arial" w:hAnsi="Arial" w:eastAsia="Arial" w:cs="Tahoma"/>
                 <w:sz w:val="18"/>
               </w:rPr>
               <w:t>condition_json</w:t>
@@ -1293,13 +1430,13 @@
             </w:pPr>
             <w:r>
               <w:rPr>
-                <w:rFonts w:ascii="Arial" w:hAnsi="Arial" w:eastAsia="Arial"/>
-                <w:sz w:val="18"/>
-              </w:rPr>
-            </w:r>
-            <w:r>
-              <w:rPr>
-                <w:rFonts w:ascii="Arial" w:hAnsi="Arial" w:eastAsia="Arial"/>
+                <w:rFonts w:ascii="Arial" w:hAnsi="Arial" w:eastAsia="Arial" w:cs="Tahoma"/>
+                <w:sz w:val="18"/>
+              </w:rPr>
+            </w:r>
+            <w:r>
+              <w:rPr>
+                <w:rFonts w:ascii="Arial" w:hAnsi="Arial" w:eastAsia="Arial" w:cs="Tahoma"/>
                 <w:sz w:val="18"/>
               </w:rPr>
               <w:t>{"field","operator","value"}</w:t>
@@ -1318,13 +1455,13 @@
             </w:pPr>
             <w:r>
               <w:rPr>
-                <w:rFonts w:ascii="Arial" w:hAnsi="Arial" w:eastAsia="Arial"/>
-                <w:sz w:val="18"/>
-              </w:rPr>
-            </w:r>
-            <w:r>
-              <w:rPr>
-                <w:rFonts w:ascii="Arial" w:hAnsi="Arial" w:eastAsia="Arial"/>
+                <w:rFonts w:ascii="Arial" w:hAnsi="Arial" w:eastAsia="Arial" w:cs="Tahoma"/>
+                <w:sz w:val="18"/>
+              </w:rPr>
+            </w:r>
+            <w:r>
+              <w:rPr>
+                <w:rFonts w:ascii="Arial" w:hAnsi="Arial" w:eastAsia="Arial" w:cs="Tahoma"/>
                 <w:sz w:val="18"/>
               </w:rPr>
               <w:t>operator: == != &gt; &lt; &gt;= &lt;=</w:t>
@@ -1343,16 +1480,16 @@
             </w:pPr>
             <w:r>
               <w:rPr>
-                <w:rFonts w:ascii="Arial" w:hAnsi="Arial" w:eastAsia="Arial"/>
-                <w:sz w:val="18"/>
-              </w:rPr>
-            </w:r>
-            <w:r>
-              <w:rPr>
-                <w:rFonts w:ascii="Arial" w:hAnsi="Arial" w:eastAsia="Arial"/>
-                <w:sz w:val="18"/>
-              </w:rPr>
-              <w:t>ใช้ {"field":"amount","operator":"&lt;=","value":50000} แยก route GM/AVP</w:t>
+                <w:rFonts w:ascii="Arial" w:hAnsi="Arial" w:eastAsia="Arial" w:cs="Tahoma"/>
+                <w:sz w:val="18"/>
+              </w:rPr>
+            </w:r>
+            <w:r>
+              <w:rPr>
+                <w:rFonts w:ascii="Arial" w:hAnsi="Arial" w:eastAsia="Arial" w:cs="Tahoma"/>
+                <w:sz w:val="18"/>
+              </w:rPr>
+              <w:t>ใช้ {"field":"amount","operator":"&lt;","value":100000} แยก route GM/AVP</w:t>
             </w:r>
           </w:p>
         </w:tc>
@@ -1373,13 +1510,13 @@
             </w:pPr>
             <w:r>
               <w:rPr>
-                <w:rFonts w:ascii="Arial" w:hAnsi="Arial" w:eastAsia="Arial"/>
-                <w:sz w:val="18"/>
-              </w:rPr>
-            </w:r>
-            <w:r>
-              <w:rPr>
-                <w:rFonts w:ascii="Arial" w:hAnsi="Arial" w:eastAsia="Arial"/>
+                <w:rFonts w:ascii="Arial" w:hAnsi="Arial" w:eastAsia="Arial" w:cs="Tahoma"/>
+                <w:sz w:val="18"/>
+              </w:rPr>
+            </w:r>
+            <w:r>
+              <w:rPr>
+                <w:rFonts w:ascii="Arial" w:hAnsi="Arial" w:eastAsia="Arial" w:cs="Tahoma"/>
                 <w:sz w:val="18"/>
               </w:rPr>
               <w:t>eventParam</w:t>
@@ -1398,13 +1535,13 @@
             </w:pPr>
             <w:r>
               <w:rPr>
-                <w:rFonts w:ascii="Arial" w:hAnsi="Arial" w:eastAsia="Arial"/>
-                <w:sz w:val="18"/>
-              </w:rPr>
-            </w:r>
-            <w:r>
-              <w:rPr>
-                <w:rFonts w:ascii="Arial" w:hAnsi="Arial" w:eastAsia="Arial"/>
+                <w:rFonts w:ascii="Arial" w:hAnsi="Arial" w:eastAsia="Arial" w:cs="Tahoma"/>
+                <w:sz w:val="18"/>
+              </w:rPr>
+            </w:r>
+            <w:r>
+              <w:rPr>
+                <w:rFonts w:ascii="Arial" w:hAnsi="Arial" w:eastAsia="Arial" w:cs="Tahoma"/>
                 <w:sz w:val="18"/>
               </w:rPr>
               <w:t>object</w:t>
@@ -1423,13 +1560,13 @@
             </w:pPr>
             <w:r>
               <w:rPr>
-                <w:rFonts w:ascii="Arial" w:hAnsi="Arial" w:eastAsia="Arial"/>
-                <w:sz w:val="18"/>
-              </w:rPr>
-            </w:r>
-            <w:r>
-              <w:rPr>
-                <w:rFonts w:ascii="Arial" w:hAnsi="Arial" w:eastAsia="Arial"/>
+                <w:rFonts w:ascii="Arial" w:hAnsi="Arial" w:eastAsia="Arial" w:cs="Tahoma"/>
+                <w:sz w:val="18"/>
+              </w:rPr>
+            </w:r>
+            <w:r>
+              <w:rPr>
+                <w:rFonts w:ascii="Arial" w:hAnsi="Arial" w:eastAsia="Arial" w:cs="Tahoma"/>
                 <w:sz w:val="18"/>
               </w:rPr>
               <w:t>ส่งมาพร้อม event</w:t>
@@ -1448,13 +1585,13 @@
             </w:pPr>
             <w:r>
               <w:rPr>
-                <w:rFonts w:ascii="Arial" w:hAnsi="Arial" w:eastAsia="Arial"/>
-                <w:sz w:val="18"/>
-              </w:rPr>
-            </w:r>
-            <w:r>
-              <w:rPr>
-                <w:rFonts w:ascii="Arial" w:hAnsi="Arial" w:eastAsia="Arial"/>
+                <w:rFonts w:ascii="Arial" w:hAnsi="Arial" w:eastAsia="Arial" w:cs="Tahoma"/>
+                <w:sz w:val="18"/>
+              </w:rPr>
+            </w:r>
+            <w:r>
+              <w:rPr>
+                <w:rFonts w:ascii="Arial" w:hAnsi="Arial" w:eastAsia="Arial" w:cs="Tahoma"/>
                 <w:sz w:val="18"/>
               </w:rPr>
               <w:t>SBPGI ส่ง {"amount": ยอดชดเชยรวม} ให้ engine เลือก route เอง</w:t>
@@ -1478,13 +1615,13 @@
             </w:pPr>
             <w:r>
               <w:rPr>
-                <w:rFonts w:ascii="Arial" w:hAnsi="Arial" w:eastAsia="Arial"/>
-                <w:sz w:val="18"/>
-              </w:rPr>
-            </w:r>
-            <w:r>
-              <w:rPr>
-                <w:rFonts w:ascii="Arial" w:hAnsi="Arial" w:eastAsia="Arial"/>
+                <w:rFonts w:ascii="Arial" w:hAnsi="Arial" w:eastAsia="Arial" w:cs="Tahoma"/>
+                <w:sz w:val="18"/>
+              </w:rPr>
+            </w:r>
+            <w:r>
+              <w:rPr>
+                <w:rFonts w:ascii="Arial" w:hAnsi="Arial" w:eastAsia="Arial" w:cs="Tahoma"/>
                 <w:sz w:val="18"/>
               </w:rPr>
               <w:t>part_display_type</w:t>
@@ -1503,13 +1640,13 @@
             </w:pPr>
             <w:r>
               <w:rPr>
-                <w:rFonts w:ascii="Arial" w:hAnsi="Arial" w:eastAsia="Arial"/>
-                <w:sz w:val="18"/>
-              </w:rPr>
-            </w:r>
-            <w:r>
-              <w:rPr>
-                <w:rFonts w:ascii="Arial" w:hAnsi="Arial" w:eastAsia="Arial"/>
+                <w:rFonts w:ascii="Arial" w:hAnsi="Arial" w:eastAsia="Arial" w:cs="Tahoma"/>
+                <w:sz w:val="18"/>
+              </w:rPr>
+            </w:r>
+            <w:r>
+              <w:rPr>
+                <w:rFonts w:ascii="Arial" w:hAnsi="Arial" w:eastAsia="Arial" w:cs="Tahoma"/>
                 <w:sz w:val="18"/>
               </w:rPr>
               <w:t>READ | WRITE</w:t>
@@ -1528,13 +1665,13 @@
             </w:pPr>
             <w:r>
               <w:rPr>
-                <w:rFonts w:ascii="Arial" w:hAnsi="Arial" w:eastAsia="Arial"/>
-                <w:sz w:val="18"/>
-              </w:rPr>
-            </w:r>
-            <w:r>
-              <w:rPr>
-                <w:rFonts w:ascii="Arial" w:hAnsi="Arial" w:eastAsia="Arial"/>
+                <w:rFonts w:ascii="Arial" w:hAnsi="Arial" w:eastAsia="Arial" w:cs="Tahoma"/>
+                <w:sz w:val="18"/>
+              </w:rPr>
+            </w:r>
+            <w:r>
+              <w:rPr>
+                <w:rFonts w:ascii="Arial" w:hAnsi="Arial" w:eastAsia="Arial" w:cs="Tahoma"/>
                 <w:sz w:val="18"/>
               </w:rPr>
               <w:t>ต้องยืนยันค่าจริงกับทีม library</w:t>
@@ -1553,13 +1690,13 @@
             </w:pPr>
             <w:r>
               <w:rPr>
-                <w:rFonts w:ascii="Arial" w:hAnsi="Arial" w:eastAsia="Arial"/>
-                <w:sz w:val="18"/>
-              </w:rPr>
-            </w:r>
-            <w:r>
-              <w:rPr>
-                <w:rFonts w:ascii="Arial" w:hAnsi="Arial" w:eastAsia="Arial"/>
+                <w:rFonts w:ascii="Arial" w:hAnsi="Arial" w:eastAsia="Arial" w:cs="Tahoma"/>
+                <w:sz w:val="18"/>
+              </w:rPr>
+            </w:r>
+            <w:r>
+              <w:rPr>
+                <w:rFonts w:ascii="Arial" w:hAnsi="Arial" w:eastAsia="Arial" w:cs="Tahoma"/>
                 <w:sz w:val="18"/>
               </w:rPr>
               <w:t>ไฟล์ต้นฉบับสะกดว่า WRTIE ทุกแถวของชีต sample data</w:t>
@@ -1583,13 +1720,13 @@
             </w:pPr>
             <w:r>
               <w:rPr>
-                <w:rFonts w:ascii="Arial" w:hAnsi="Arial" w:eastAsia="Arial"/>
-                <w:sz w:val="18"/>
-              </w:rPr>
-            </w:r>
-            <w:r>
-              <w:rPr>
-                <w:rFonts w:ascii="Arial" w:hAnsi="Arial" w:eastAsia="Arial"/>
+                <w:rFonts w:ascii="Arial" w:hAnsi="Arial" w:eastAsia="Arial" w:cs="Tahoma"/>
+                <w:sz w:val="18"/>
+              </w:rPr>
+            </w:r>
+            <w:r>
+              <w:rPr>
+                <w:rFonts w:ascii="Arial" w:hAnsi="Arial" w:eastAsia="Arial" w:cs="Tahoma"/>
                 <w:sz w:val="18"/>
               </w:rPr>
               <w:t>url_main / url_param_mapping</w:t>
@@ -1608,13 +1745,13 @@
             </w:pPr>
             <w:r>
               <w:rPr>
-                <w:rFonts w:ascii="Arial" w:hAnsi="Arial" w:eastAsia="Arial"/>
-                <w:sz w:val="18"/>
-              </w:rPr>
-            </w:r>
-            <w:r>
-              <w:rPr>
-                <w:rFonts w:ascii="Arial" w:hAnsi="Arial" w:eastAsia="Arial"/>
+                <w:rFonts w:ascii="Arial" w:hAnsi="Arial" w:eastAsia="Arial" w:cs="Tahoma"/>
+                <w:sz w:val="18"/>
+              </w:rPr>
+            </w:r>
+            <w:r>
+              <w:rPr>
+                <w:rFonts w:ascii="Arial" w:hAnsi="Arial" w:eastAsia="Arial" w:cs="Tahoma"/>
                 <w:sz w:val="18"/>
               </w:rPr>
               <w:t>string</w:t>
@@ -1633,13 +1770,13 @@
             </w:pPr>
             <w:r>
               <w:rPr>
-                <w:rFonts w:ascii="Arial" w:hAnsi="Arial" w:eastAsia="Arial"/>
-                <w:sz w:val="18"/>
-              </w:rPr>
-            </w:r>
-            <w:r>
-              <w:rPr>
-                <w:rFonts w:ascii="Arial" w:hAnsi="Arial" w:eastAsia="Arial"/>
+                <w:rFonts w:ascii="Arial" w:hAnsi="Arial" w:eastAsia="Arial" w:cs="Tahoma"/>
+                <w:sz w:val="18"/>
+              </w:rPr>
+            </w:r>
+            <w:r>
+              <w:rPr>
+                <w:rFonts w:ascii="Arial" w:hAnsi="Arial" w:eastAsia="Arial" w:cs="Tahoma"/>
                 <w:sz w:val="18"/>
               </w:rPr>
               <w:t>required ตอน register version</w:t>
@@ -1658,13 +1795,13 @@
             </w:pPr>
             <w:r>
               <w:rPr>
-                <w:rFonts w:ascii="Arial" w:hAnsi="Arial" w:eastAsia="Arial"/>
-                <w:sz w:val="18"/>
-              </w:rPr>
-            </w:r>
-            <w:r>
-              <w:rPr>
-                <w:rFonts w:ascii="Arial" w:hAnsi="Arial" w:eastAsia="Arial"/>
+                <w:rFonts w:ascii="Arial" w:hAnsi="Arial" w:eastAsia="Arial" w:cs="Tahoma"/>
+                <w:sz w:val="18"/>
+              </w:rPr>
+            </w:r>
+            <w:r>
+              <w:rPr>
+                <w:rFonts w:ascii="Arial" w:hAnsi="Arial" w:eastAsia="Arial" w:cs="Tahoma"/>
                 <w:sz w:val="18"/>
               </w:rPr>
               <w:t>ทำให้ inbox กลาง (GET /api/workflow/pending) ลิงก์กลับหน้าเอกสารของ SBPGI ได้</w:t>
@@ -1703,7 +1840,7 @@
       </w:r>
       <w:r>
         <w:rPr>
-          <w:rFonts w:ascii="Courier New" w:hAnsi="Courier New"/>
+          <w:rFonts w:ascii="Courier New" w:hAnsi="Courier New" w:eastAsia="Courier New" w:cs="Tahoma"/>
         </w:rPr>
         <w:t>BE-API-Document-Workflow-Actions</w:t>
       </w:r>
@@ -1712,7 +1849,7 @@
       </w:r>
       <w:r>
         <w:rPr>
-          <w:rFonts w:ascii="Courier New" w:hAnsi="Courier New"/>
+          <w:rFonts w:ascii="Courier New" w:hAnsi="Courier New" w:eastAsia="Courier New" w:cs="Tahoma"/>
         </w:rPr>
         <w:t>BE-API-Workflow-Instances</w:t>
       </w:r>
@@ -1749,7 +1886,7 @@
             <w:r/>
             <w:r>
               <w:rPr>
-                <w:rFonts w:ascii="Arial" w:hAnsi="Arial" w:eastAsia="Arial"/>
+                <w:rFonts w:ascii="Arial" w:hAnsi="Arial" w:eastAsia="Arial" w:cs="Tahoma"/>
                 <w:b/>
                 <w:sz w:val="18"/>
               </w:rPr>
@@ -1771,7 +1908,7 @@
             <w:r/>
             <w:r>
               <w:rPr>
-                <w:rFonts w:ascii="Arial" w:hAnsi="Arial" w:eastAsia="Arial"/>
+                <w:rFonts w:ascii="Arial" w:hAnsi="Arial" w:eastAsia="Arial" w:cs="Tahoma"/>
                 <w:b/>
                 <w:sz w:val="18"/>
               </w:rPr>
@@ -1796,13 +1933,13 @@
             </w:pPr>
             <w:r>
               <w:rPr>
-                <w:rFonts w:ascii="Arial" w:hAnsi="Arial" w:eastAsia="Arial"/>
-                <w:sz w:val="18"/>
-              </w:rPr>
-            </w:r>
-            <w:r>
-              <w:rPr>
-                <w:rFonts w:ascii="Arial" w:hAnsi="Arial" w:eastAsia="Arial"/>
+                <w:rFonts w:ascii="Arial" w:hAnsi="Arial" w:eastAsia="Arial" w:cs="Tahoma"/>
+                <w:sz w:val="18"/>
+              </w:rPr>
+            </w:r>
+            <w:r>
+              <w:rPr>
+                <w:rFonts w:ascii="Arial" w:hAnsi="Arial" w:eastAsia="Arial" w:cs="Tahoma"/>
                 <w:sz w:val="18"/>
               </w:rPr>
               <w:t>BE-API-Document-Workflow-Actions</w:t>
@@ -1821,13 +1958,13 @@
             </w:pPr>
             <w:r>
               <w:rPr>
-                <w:rFonts w:ascii="Arial" w:hAnsi="Arial" w:eastAsia="Arial"/>
-                <w:sz w:val="18"/>
-              </w:rPr>
-            </w:r>
-            <w:r>
-              <w:rPr>
-                <w:rFonts w:ascii="Arial" w:hAnsi="Arial" w:eastAsia="Arial"/>
+                <w:rFonts w:ascii="Arial" w:hAnsi="Arial" w:eastAsia="Arial" w:cs="Tahoma"/>
+                <w:sz w:val="18"/>
+              </w:rPr>
+            </w:r>
+            <w:r>
+              <w:rPr>
+                <w:rFonts w:ascii="Arial" w:hAnsi="Arial" w:eastAsia="Arial" w:cs="Tahoma"/>
                 <w:sz w:val="18"/>
               </w:rPr>
               <w:t>รหัส event ต่อปุ่ม · route ของแต่ละ state · เงื่อนไขแตกสายตามวงเงิน</w:t>
@@ -1851,13 +1988,13 @@
             </w:pPr>
             <w:r>
               <w:rPr>
-                <w:rFonts w:ascii="Arial" w:hAnsi="Arial" w:eastAsia="Arial"/>
-                <w:sz w:val="18"/>
-              </w:rPr>
-            </w:r>
-            <w:r>
-              <w:rPr>
-                <w:rFonts w:ascii="Arial" w:hAnsi="Arial" w:eastAsia="Arial"/>
+                <w:rFonts w:ascii="Arial" w:hAnsi="Arial" w:eastAsia="Arial" w:cs="Tahoma"/>
+                <w:sz w:val="18"/>
+              </w:rPr>
+            </w:r>
+            <w:r>
+              <w:rPr>
+                <w:rFonts w:ascii="Arial" w:hAnsi="Arial" w:eastAsia="Arial" w:cs="Tahoma"/>
                 <w:sz w:val="18"/>
               </w:rPr>
               <w:t>BE-API-Workflow-Instances</w:t>
@@ -1876,13 +2013,13 @@
             </w:pPr>
             <w:r>
               <w:rPr>
-                <w:rFonts w:ascii="Arial" w:hAnsi="Arial" w:eastAsia="Arial"/>
-                <w:sz w:val="18"/>
-              </w:rPr>
-            </w:r>
-            <w:r>
-              <w:rPr>
-                <w:rFonts w:ascii="Arial" w:hAnsi="Arial" w:eastAsia="Arial"/>
+                <w:rFonts w:ascii="Arial" w:hAnsi="Arial" w:eastAsia="Arial" w:cs="Tahoma"/>
+                <w:sz w:val="18"/>
+              </w:rPr>
+            </w:r>
+            <w:r>
+              <w:rPr>
+                <w:rFonts w:ascii="Arial" w:hAnsi="Arial" w:eastAsia="Arial" w:cs="Tahoma"/>
                 <w:sz w:val="18"/>
               </w:rPr>
               <w:t>โครง version/state/status ที่จะ query และรูปแบบ payload ของ engine</w:t>
@@ -1906,13 +2043,13 @@
             </w:pPr>
             <w:r>
               <w:rPr>
-                <w:rFonts w:ascii="Arial" w:hAnsi="Arial" w:eastAsia="Arial"/>
-                <w:sz w:val="18"/>
-              </w:rPr>
-            </w:r>
-            <w:r>
-              <w:rPr>
-                <w:rFonts w:ascii="Arial" w:hAnsi="Arial" w:eastAsia="Arial"/>
+                <w:rFonts w:ascii="Arial" w:hAnsi="Arial" w:eastAsia="Arial" w:cs="Tahoma"/>
+                <w:sz w:val="18"/>
+              </w:rPr>
+            </w:r>
+            <w:r>
+              <w:rPr>
+                <w:rFonts w:ascii="Arial" w:hAnsi="Arial" w:eastAsia="Arial" w:cs="Tahoma"/>
                 <w:sz w:val="18"/>
               </w:rPr>
               <w:t>BE-Job-8b-StartInternalWorkflow</w:t>
@@ -1931,20 +2068,20 @@
             </w:pPr>
             <w:r>
               <w:rPr>
-                <w:rFonts w:ascii="Arial" w:hAnsi="Arial" w:eastAsia="Arial"/>
-                <w:sz w:val="18"/>
-              </w:rPr>
-            </w:r>
-            <w:r>
-              <w:rPr>
-                <w:rFonts w:ascii="Arial" w:hAnsi="Arial" w:eastAsia="Arial"/>
-                <w:sz w:val="18"/>
-              </w:rPr>
-              <w:t xml:space="preserve">ลำดับเรียก initialize -&gt; add-prepared-approver และค่า </w:t>
-            </w:r>
-            <w:r>
-              <w:rPr>
-                <w:rFonts w:ascii="Courier New" w:hAnsi="Courier New" w:eastAsia="Arial"/>
+                <w:rFonts w:ascii="Arial" w:hAnsi="Arial" w:eastAsia="Arial" w:cs="Tahoma"/>
+                <w:sz w:val="18"/>
+              </w:rPr>
+            </w:r>
+            <w:r>
+              <w:rPr>
+                <w:rFonts w:ascii="Arial" w:hAnsi="Arial" w:eastAsia="Arial" w:cs="Tahoma"/>
+                <w:sz w:val="18"/>
+              </w:rPr>
+              <w:t xml:space="preserve">ลำดับเรียก initialize -&gt; addPreApprover และค่า </w:t>
+            </w:r>
+            <w:r>
+              <w:rPr>
+                <w:rFonts w:ascii="Courier New" w:hAnsi="Courier New" w:eastAsia="Courier New" w:cs="Tahoma"/>
                 <w:sz w:val="18"/>
               </w:rPr>
               <w:t>referenceId</w:t>
@@ -1968,13 +2105,13 @@
             </w:pPr>
             <w:r>
               <w:rPr>
-                <w:rFonts w:ascii="Arial" w:hAnsi="Arial" w:eastAsia="Arial"/>
-                <w:sz w:val="18"/>
-              </w:rPr>
-            </w:r>
-            <w:r>
-              <w:rPr>
-                <w:rFonts w:ascii="Arial" w:hAnsi="Arial" w:eastAsia="Arial"/>
+                <w:rFonts w:ascii="Arial" w:hAnsi="Arial" w:eastAsia="Arial" w:cs="Tahoma"/>
+                <w:sz w:val="18"/>
+              </w:rPr>
+            </w:r>
+            <w:r>
+              <w:rPr>
+                <w:rFonts w:ascii="Arial" w:hAnsi="Arial" w:eastAsia="Arial" w:cs="Tahoma"/>
                 <w:sz w:val="18"/>
               </w:rPr>
               <w:t>FE-Document-Detail (5 ฉบับ role)</w:t>
@@ -1993,20 +2130,20 @@
             </w:pPr>
             <w:r>
               <w:rPr>
-                <w:rFonts w:ascii="Arial" w:hAnsi="Arial" w:eastAsia="Arial"/>
-                <w:sz w:val="18"/>
-              </w:rPr>
-            </w:r>
-            <w:r>
-              <w:rPr>
-                <w:rFonts w:ascii="Courier New" w:hAnsi="Courier New" w:eastAsia="Arial"/>
+                <w:rFonts w:ascii="Arial" w:hAnsi="Arial" w:eastAsia="Arial" w:cs="Tahoma"/>
+                <w:sz w:val="18"/>
+              </w:rPr>
+            </w:r>
+            <w:r>
+              <w:rPr>
+                <w:rFonts w:ascii="Courier New" w:hAnsi="Courier New" w:eastAsia="Courier New" w:cs="Tahoma"/>
                 <w:sz w:val="18"/>
               </w:rPr>
               <w:t>workflow_part_display</w:t>
             </w:r>
             <w:r>
               <w:rPr>
-                <w:rFonts w:ascii="Arial" w:hAnsi="Arial" w:eastAsia="Arial"/>
+                <w:rFonts w:ascii="Arial" w:hAnsi="Arial" w:eastAsia="Arial" w:cs="Tahoma"/>
                 <w:sz w:val="18"/>
               </w:rPr>
               <w:t xml:space="preserve"> READ/WRITE ต่อ state ที่คุมการแสดงผลรายส่วน</w:t>
@@ -2033,7 +2170,7 @@
       </w:pPr>
       <w:r>
         <w:rPr>
-          <w:rFonts w:ascii="Courier New" w:hAnsi="Courier New"/>
+          <w:rFonts w:ascii="Courier New" w:hAnsi="Courier New" w:eastAsia="Courier New" w:cs="Tahoma"/>
         </w:rPr>
         <w:t>@srm/glb-workflow</w:t>
       </w:r>
@@ -2042,7 +2179,7 @@
       </w:r>
       <w:r>
         <w:rPr>
-          <w:rFonts w:ascii="Courier New" w:hAnsi="Courier New"/>
+          <w:color w:val="8A3324"/>
         </w:rPr>
         <w:t>TSM SRM LLDD SBP workflow ไฟล์1.2</w:t>
       </w:r>
@@ -2080,7 +2217,7 @@
       </w:r>
       <w:r>
         <w:rPr>
-          <w:rFonts w:ascii="Courier New" w:hAnsi="Courier New"/>
+          <w:rFonts w:ascii="Courier New" w:hAnsi="Courier New" w:eastAsia="Courier New" w:cs="Tahoma"/>
         </w:rPr>
         <w:t>workflow_state</w:t>
       </w:r>
@@ -2089,7 +2226,7 @@
       </w:r>
       <w:r>
         <w:rPr>
-          <w:rFonts w:ascii="Courier New" w:hAnsi="Courier New"/>
+          <w:rFonts w:ascii="Courier New" w:hAnsi="Courier New" w:eastAsia="Courier New" w:cs="Tahoma"/>
         </w:rPr>
         <w:t>sps_auth</w:t>
       </w:r>
@@ -2098,7 +2235,7 @@
       </w:r>
       <w:r>
         <w:rPr>
-          <w:rFonts w:ascii="Courier New" w:hAnsi="Courier New"/>
+          <w:rFonts w:ascii="Courier New" w:hAnsi="Courier New" w:eastAsia="Courier New" w:cs="Tahoma"/>
         </w:rPr>
         <w:t>sps_store</w:t>
       </w:r>
@@ -2107,7 +2244,7 @@
       </w:r>
       <w:r>
         <w:rPr>
-          <w:rFonts w:ascii="Courier New" w:hAnsi="Courier New"/>
+          <w:rFonts w:ascii="Courier New" w:hAnsi="Courier New" w:eastAsia="Courier New" w:cs="Tahoma"/>
         </w:rPr>
         <w:t>sps_auth.workflow_transaction</w:t>
       </w:r>
@@ -2145,7 +2282,7 @@
             <w:r/>
             <w:r>
               <w:rPr>
-                <w:rFonts w:ascii="Arial" w:hAnsi="Arial" w:eastAsia="Arial"/>
+                <w:rFonts w:ascii="Arial" w:hAnsi="Arial" w:eastAsia="Arial" w:cs="Tahoma"/>
                 <w:b/>
                 <w:sz w:val="18"/>
               </w:rPr>
@@ -2167,7 +2304,7 @@
             <w:r/>
             <w:r>
               <w:rPr>
-                <w:rFonts w:ascii="Arial" w:hAnsi="Arial" w:eastAsia="Arial"/>
+                <w:rFonts w:ascii="Arial" w:hAnsi="Arial" w:eastAsia="Arial" w:cs="Tahoma"/>
                 <w:b/>
                 <w:sz w:val="18"/>
               </w:rPr>
@@ -2189,7 +2326,7 @@
             <w:r/>
             <w:r>
               <w:rPr>
-                <w:rFonts w:ascii="Arial" w:hAnsi="Arial" w:eastAsia="Arial"/>
+                <w:rFonts w:ascii="Arial" w:hAnsi="Arial" w:eastAsia="Arial" w:cs="Tahoma"/>
                 <w:b/>
                 <w:sz w:val="18"/>
               </w:rPr>
@@ -2214,13 +2351,13 @@
             </w:pPr>
             <w:r>
               <w:rPr>
-                <w:rFonts w:ascii="Arial" w:hAnsi="Arial" w:eastAsia="Arial"/>
-                <w:sz w:val="18"/>
-              </w:rPr>
-            </w:r>
-            <w:r>
-              <w:rPr>
-                <w:rFonts w:ascii="Arial" w:hAnsi="Arial" w:eastAsia="Arial"/>
+                <w:rFonts w:ascii="Arial" w:hAnsi="Arial" w:eastAsia="Arial" w:cs="Tahoma"/>
+                <w:sz w:val="18"/>
+              </w:rPr>
+            </w:r>
+            <w:r>
+              <w:rPr>
+                <w:rFonts w:ascii="Arial" w:hAnsi="Arial" w:eastAsia="Arial" w:cs="Tahoma"/>
                 <w:sz w:val="18"/>
               </w:rPr>
               <w:t>นิยาม flow (config)</w:t>
@@ -2239,13 +2376,13 @@
             </w:pPr>
             <w:r>
               <w:rPr>
-                <w:rFonts w:ascii="Arial" w:hAnsi="Arial" w:eastAsia="Arial"/>
-                <w:sz w:val="18"/>
-              </w:rPr>
-            </w:r>
-            <w:r>
-              <w:rPr>
-                <w:rFonts w:ascii="Arial" w:hAnsi="Arial" w:eastAsia="Arial"/>
+                <w:rFonts w:ascii="Arial" w:hAnsi="Arial" w:eastAsia="Arial" w:cs="Tahoma"/>
+                <w:sz w:val="18"/>
+              </w:rPr>
+            </w:r>
+            <w:r>
+              <w:rPr>
+                <w:rFonts w:ascii="Arial" w:hAnsi="Arial" w:eastAsia="Arial" w:cs="Tahoma"/>
                 <w:sz w:val="18"/>
               </w:rPr>
               <w:t>workflow · workflow_version · workflow_state · workflow_status · workflow_event · workflow_route</w:t>
@@ -2264,41 +2401,41 @@
             </w:pPr>
             <w:r>
               <w:rPr>
-                <w:rFonts w:ascii="Arial" w:hAnsi="Arial" w:eastAsia="Arial"/>
-                <w:sz w:val="18"/>
-              </w:rPr>
-            </w:r>
-            <w:r>
-              <w:rPr>
-                <w:rFonts w:ascii="Arial" w:hAnsi="Arial" w:eastAsia="Arial"/>
+                <w:rFonts w:ascii="Arial" w:hAnsi="Arial" w:eastAsia="Arial" w:cs="Tahoma"/>
+                <w:sz w:val="18"/>
+              </w:rPr>
+            </w:r>
+            <w:r>
+              <w:rPr>
+                <w:rFonts w:ascii="Arial" w:hAnsi="Arial" w:eastAsia="Arial" w:cs="Tahoma"/>
                 <w:sz w:val="18"/>
               </w:rPr>
               <w:t xml:space="preserve">ตั้งครั้งเดียวต่อระบบ · </w:t>
             </w:r>
             <w:r>
               <w:rPr>
-                <w:rFonts w:ascii="Courier New" w:hAnsi="Courier New" w:eastAsia="Arial"/>
+                <w:rFonts w:ascii="Courier New" w:hAnsi="Courier New" w:eastAsia="Courier New" w:cs="Tahoma"/>
                 <w:sz w:val="18"/>
               </w:rPr>
               <w:t>workflow_version.url_main</w:t>
             </w:r>
             <w:r>
               <w:rPr>
-                <w:rFonts w:ascii="Arial" w:hAnsi="Arial" w:eastAsia="Arial"/>
+                <w:rFonts w:ascii="Arial" w:hAnsi="Arial" w:eastAsia="Arial" w:cs="Tahoma"/>
                 <w:sz w:val="18"/>
               </w:rPr>
               <w:t xml:space="preserve"> / </w:t>
             </w:r>
             <w:r>
               <w:rPr>
-                <w:rFonts w:ascii="Courier New" w:hAnsi="Courier New" w:eastAsia="Arial"/>
+                <w:rFonts w:ascii="Courier New" w:hAnsi="Courier New" w:eastAsia="Courier New" w:cs="Tahoma"/>
                 <w:sz w:val="18"/>
               </w:rPr>
               <w:t>url_param_mapping</w:t>
             </w:r>
             <w:r>
               <w:rPr>
-                <w:rFonts w:ascii="Arial" w:hAnsi="Arial" w:eastAsia="Arial"/>
+                <w:rFonts w:ascii="Arial" w:hAnsi="Arial" w:eastAsia="Arial" w:cs="Tahoma"/>
                 <w:sz w:val="18"/>
               </w:rPr>
               <w:t xml:space="preserve"> ทำให้ inbox กลางลิงก์กลับหน้าเอกสารของ SBPGI ได้</w:t>
@@ -2322,13 +2459,13 @@
             </w:pPr>
             <w:r>
               <w:rPr>
-                <w:rFonts w:ascii="Arial" w:hAnsi="Arial" w:eastAsia="Arial"/>
-                <w:sz w:val="18"/>
-              </w:rPr>
-            </w:r>
-            <w:r>
-              <w:rPr>
-                <w:rFonts w:ascii="Arial" w:hAnsi="Arial" w:eastAsia="Arial"/>
+                <w:rFonts w:ascii="Arial" w:hAnsi="Arial" w:eastAsia="Arial" w:cs="Tahoma"/>
+                <w:sz w:val="18"/>
+              </w:rPr>
+            </w:r>
+            <w:r>
+              <w:rPr>
+                <w:rFonts w:ascii="Arial" w:hAnsi="Arial" w:eastAsia="Arial" w:cs="Tahoma"/>
                 <w:sz w:val="18"/>
               </w:rPr>
               <w:t>กลุ่มผู้อนุมัติ</w:t>
@@ -2347,13 +2484,13 @@
             </w:pPr>
             <w:r>
               <w:rPr>
-                <w:rFonts w:ascii="Arial" w:hAnsi="Arial" w:eastAsia="Arial"/>
-                <w:sz w:val="18"/>
-              </w:rPr>
-            </w:r>
-            <w:r>
-              <w:rPr>
-                <w:rFonts w:ascii="Arial" w:hAnsi="Arial" w:eastAsia="Arial"/>
+                <w:rFonts w:ascii="Arial" w:hAnsi="Arial" w:eastAsia="Arial" w:cs="Tahoma"/>
+                <w:sz w:val="18"/>
+              </w:rPr>
+            </w:r>
+            <w:r>
+              <w:rPr>
+                <w:rFonts w:ascii="Arial" w:hAnsi="Arial" w:eastAsia="Arial" w:cs="Tahoma"/>
                 <w:sz w:val="18"/>
               </w:rPr>
               <w:t>workflow_group · workflow_group_map</w:t>
@@ -2372,20 +2509,20 @@
             </w:pPr>
             <w:r>
               <w:rPr>
-                <w:rFonts w:ascii="Arial" w:hAnsi="Arial" w:eastAsia="Arial"/>
-                <w:sz w:val="18"/>
-              </w:rPr>
-            </w:r>
-            <w:r>
-              <w:rPr>
-                <w:rFonts w:ascii="Courier New" w:hAnsi="Courier New" w:eastAsia="Arial"/>
+                <w:rFonts w:ascii="Arial" w:hAnsi="Arial" w:eastAsia="Arial" w:cs="Tahoma"/>
+                <w:sz w:val="18"/>
+              </w:rPr>
+            </w:r>
+            <w:r>
+              <w:rPr>
+                <w:rFonts w:ascii="Courier New" w:hAnsi="Courier New" w:eastAsia="Courier New" w:cs="Tahoma"/>
                 <w:sz w:val="18"/>
               </w:rPr>
               <w:t>map_table</w:t>
             </w:r>
             <w:r>
               <w:rPr>
-                <w:rFonts w:ascii="Arial" w:hAnsi="Arial" w:eastAsia="Arial"/>
+                <w:rFonts w:ascii="Arial" w:hAnsi="Arial" w:eastAsia="Arial" w:cs="Tahoma"/>
                 <w:sz w:val="18"/>
               </w:rPr>
               <w:t xml:space="preserve"> ว่าง = เทียบกับ field ของ user ตรง ๆ · ระบุ map_table = ต้องเป็น view ที่ where ด้วย user_id/group_id ได้</w:t>
@@ -2409,13 +2546,13 @@
             </w:pPr>
             <w:r>
               <w:rPr>
-                <w:rFonts w:ascii="Arial" w:hAnsi="Arial" w:eastAsia="Arial"/>
-                <w:sz w:val="18"/>
-              </w:rPr>
-            </w:r>
-            <w:r>
-              <w:rPr>
-                <w:rFonts w:ascii="Arial" w:hAnsi="Arial" w:eastAsia="Arial"/>
+                <w:rFonts w:ascii="Arial" w:hAnsi="Arial" w:eastAsia="Arial" w:cs="Tahoma"/>
+                <w:sz w:val="18"/>
+              </w:rPr>
+            </w:r>
+            <w:r>
+              <w:rPr>
+                <w:rFonts w:ascii="Arial" w:hAnsi="Arial" w:eastAsia="Arial" w:cs="Tahoma"/>
                 <w:sz w:val="18"/>
               </w:rPr>
               <w:t>ข้อมูลรันไทม์</w:t>
@@ -2434,13 +2571,13 @@
             </w:pPr>
             <w:r>
               <w:rPr>
-                <w:rFonts w:ascii="Arial" w:hAnsi="Arial" w:eastAsia="Arial"/>
-                <w:sz w:val="18"/>
-              </w:rPr>
-            </w:r>
-            <w:r>
-              <w:rPr>
-                <w:rFonts w:ascii="Arial" w:hAnsi="Arial" w:eastAsia="Arial"/>
+                <w:rFonts w:ascii="Arial" w:hAnsi="Arial" w:eastAsia="Arial" w:cs="Tahoma"/>
+                <w:sz w:val="18"/>
+              </w:rPr>
+            </w:r>
+            <w:r>
+              <w:rPr>
+                <w:rFonts w:ascii="Arial" w:hAnsi="Arial" w:eastAsia="Arial" w:cs="Tahoma"/>
                 <w:sz w:val="18"/>
               </w:rPr>
               <w:t>workflow_transaction · workflow_history · workflow_approver</w:t>
@@ -2459,13 +2596,13 @@
             </w:pPr>
             <w:r>
               <w:rPr>
-                <w:rFonts w:ascii="Arial" w:hAnsi="Arial" w:eastAsia="Arial"/>
-                <w:sz w:val="18"/>
-              </w:rPr>
-            </w:r>
-            <w:r>
-              <w:rPr>
-                <w:rFonts w:ascii="Arial" w:hAnsi="Arial" w:eastAsia="Arial"/>
+                <w:rFonts w:ascii="Arial" w:hAnsi="Arial" w:eastAsia="Arial" w:cs="Tahoma"/>
+                <w:sz w:val="18"/>
+              </w:rPr>
+            </w:r>
+            <w:r>
+              <w:rPr>
+                <w:rFonts w:ascii="Arial" w:hAnsi="Arial" w:eastAsia="Arial" w:cs="Tahoma"/>
                 <w:sz w:val="18"/>
               </w:rPr>
               <w:t>19,283 / 38,010 / 96,542 แถวใน sps_store (ตรวจ 2026-08-07)</w:t>
@@ -2489,13 +2626,13 @@
             </w:pPr>
             <w:r>
               <w:rPr>
-                <w:rFonts w:ascii="Arial" w:hAnsi="Arial" w:eastAsia="Arial"/>
-                <w:sz w:val="18"/>
-              </w:rPr>
-            </w:r>
-            <w:r>
-              <w:rPr>
-                <w:rFonts w:ascii="Arial" w:hAnsi="Arial" w:eastAsia="Arial"/>
+                <w:rFonts w:ascii="Arial" w:hAnsi="Arial" w:eastAsia="Arial" w:cs="Tahoma"/>
+                <w:sz w:val="18"/>
+              </w:rPr>
+            </w:r>
+            <w:r>
+              <w:rPr>
+                <w:rFonts w:ascii="Arial" w:hAnsi="Arial" w:eastAsia="Arial" w:cs="Tahoma"/>
                 <w:sz w:val="18"/>
               </w:rPr>
               <w:t>คุมการแสดงผล</w:t>
@@ -2514,13 +2651,13 @@
             </w:pPr>
             <w:r>
               <w:rPr>
-                <w:rFonts w:ascii="Arial" w:hAnsi="Arial" w:eastAsia="Arial"/>
-                <w:sz w:val="18"/>
-              </w:rPr>
-            </w:r>
-            <w:r>
-              <w:rPr>
-                <w:rFonts w:ascii="Arial" w:hAnsi="Arial" w:eastAsia="Arial"/>
+                <w:rFonts w:ascii="Arial" w:hAnsi="Arial" w:eastAsia="Arial" w:cs="Tahoma"/>
+                <w:sz w:val="18"/>
+              </w:rPr>
+            </w:r>
+            <w:r>
+              <w:rPr>
+                <w:rFonts w:ascii="Arial" w:hAnsi="Arial" w:eastAsia="Arial" w:cs="Tahoma"/>
                 <w:sz w:val="18"/>
               </w:rPr>
               <w:t>workflow_part · workflow_part_display</w:t>
@@ -2539,20 +2676,20 @@
             </w:pPr>
             <w:r>
               <w:rPr>
-                <w:rFonts w:ascii="Arial" w:hAnsi="Arial" w:eastAsia="Arial"/>
-                <w:sz w:val="18"/>
-              </w:rPr>
-            </w:r>
-            <w:r>
-              <w:rPr>
-                <w:rFonts w:ascii="Courier New" w:hAnsi="Courier New" w:eastAsia="Arial"/>
+                <w:rFonts w:ascii="Arial" w:hAnsi="Arial" w:eastAsia="Arial" w:cs="Tahoma"/>
+                <w:sz w:val="18"/>
+              </w:rPr>
+            </w:r>
+            <w:r>
+              <w:rPr>
+                <w:rFonts w:ascii="Courier New" w:hAnsi="Courier New" w:eastAsia="Courier New" w:cs="Tahoma"/>
                 <w:sz w:val="18"/>
               </w:rPr>
               <w:t>part_display_type</w:t>
             </w:r>
             <w:r>
               <w:rPr>
-                <w:rFonts w:ascii="Arial" w:hAnsi="Arial" w:eastAsia="Arial"/>
+                <w:rFonts w:ascii="Arial" w:hAnsi="Arial" w:eastAsia="Arial" w:cs="Tahoma"/>
                 <w:sz w:val="18"/>
               </w:rPr>
               <w:t xml:space="preserve"> = READ / WRITE ต่อ state — คืนมากับ getPermissionEvents</w:t>
@@ -2604,7 +2741,7 @@
             <w:r/>
             <w:r>
               <w:rPr>
-                <w:rFonts w:ascii="Arial" w:hAnsi="Arial" w:eastAsia="Arial"/>
+                <w:rFonts w:ascii="Arial" w:hAnsi="Arial" w:eastAsia="Arial" w:cs="Tahoma"/>
                 <w:b/>
                 <w:sz w:val="18"/>
               </w:rPr>
@@ -2626,7 +2763,7 @@
             <w:r/>
             <w:r>
               <w:rPr>
-                <w:rFonts w:ascii="Arial" w:hAnsi="Arial" w:eastAsia="Arial"/>
+                <w:rFonts w:ascii="Arial" w:hAnsi="Arial" w:eastAsia="Arial" w:cs="Tahoma"/>
                 <w:b/>
                 <w:sz w:val="18"/>
               </w:rPr>
@@ -2648,7 +2785,7 @@
             <w:r/>
             <w:r>
               <w:rPr>
-                <w:rFonts w:ascii="Arial" w:hAnsi="Arial" w:eastAsia="Arial"/>
+                <w:rFonts w:ascii="Arial" w:hAnsi="Arial" w:eastAsia="Arial" w:cs="Tahoma"/>
                 <w:b/>
                 <w:sz w:val="18"/>
               </w:rPr>
@@ -2670,7 +2807,7 @@
             <w:r/>
             <w:r>
               <w:rPr>
-                <w:rFonts w:ascii="Arial" w:hAnsi="Arial" w:eastAsia="Arial"/>
+                <w:rFonts w:ascii="Arial" w:hAnsi="Arial" w:eastAsia="Arial" w:cs="Tahoma"/>
                 <w:b/>
                 <w:sz w:val="18"/>
               </w:rPr>
@@ -2695,20 +2832,20 @@
             </w:pPr>
             <w:r>
               <w:rPr>
-                <w:rFonts w:ascii="Arial" w:hAnsi="Arial" w:eastAsia="Arial"/>
-                <w:sz w:val="18"/>
-              </w:rPr>
-            </w:r>
-            <w:r>
-              <w:rPr>
-                <w:rFonts w:ascii="Courier New" w:hAnsi="Courier New" w:eastAsia="Arial"/>
+                <w:rFonts w:ascii="Arial" w:hAnsi="Arial" w:eastAsia="Arial" w:cs="Tahoma"/>
+                <w:sz w:val="18"/>
+              </w:rPr>
+            </w:r>
+            <w:r>
+              <w:rPr>
+                <w:rFonts w:ascii="Courier New" w:hAnsi="Courier New" w:eastAsia="Courier New" w:cs="Tahoma"/>
                 <w:sz w:val="18"/>
               </w:rPr>
               <w:t>sps_store.workflow_transaction</w:t>
             </w:r>
             <w:r>
               <w:rPr>
-                <w:rFonts w:ascii="Arial" w:hAnsi="Arial" w:eastAsia="Arial"/>
+                <w:rFonts w:ascii="Arial" w:hAnsi="Arial" w:eastAsia="Arial" w:cs="Tahoma"/>
                 <w:sz w:val="18"/>
               </w:rPr>
               <w:t xml:space="preserve"> ไม่มี PK และไม่มี index เลย</w:t>
@@ -2727,97 +2864,97 @@
             </w:pPr>
             <w:r>
               <w:rPr>
-                <w:rFonts w:ascii="Arial" w:hAnsi="Arial" w:eastAsia="Arial"/>
-                <w:sz w:val="18"/>
-              </w:rPr>
-            </w:r>
-            <w:r>
-              <w:rPr>
-                <w:rFonts w:ascii="Arial" w:hAnsi="Arial" w:eastAsia="Arial"/>
+                <w:rFonts w:ascii="Arial" w:hAnsi="Arial" w:eastAsia="Arial" w:cs="Tahoma"/>
+                <w:sz w:val="18"/>
+              </w:rPr>
+            </w:r>
+            <w:r>
+              <w:rPr>
+                <w:rFonts w:ascii="Arial" w:hAnsi="Arial" w:eastAsia="Arial" w:cs="Tahoma"/>
                 <w:sz w:val="18"/>
               </w:rPr>
               <w:t xml:space="preserve">มี 19,283 แถวแต่ schema dump ไม่พบ PK/index ใด ๆ (ตารางชื่อเดียวกันใน </w:t>
             </w:r>
             <w:r>
               <w:rPr>
-                <w:rFonts w:ascii="Courier New" w:hAnsi="Courier New" w:eastAsia="Arial"/>
+                <w:rFonts w:ascii="Courier New" w:hAnsi="Courier New" w:eastAsia="Courier New" w:cs="Tahoma"/>
                 <w:sz w:val="18"/>
               </w:rPr>
               <w:t>sps_auth</w:t>
             </w:r>
             <w:r>
               <w:rPr>
-                <w:rFonts w:ascii="Arial" w:hAnsi="Arial" w:eastAsia="Arial"/>
+                <w:rFonts w:ascii="Arial" w:hAnsi="Arial" w:eastAsia="Arial" w:cs="Tahoma"/>
                 <w:sz w:val="18"/>
               </w:rPr>
               <w:t xml:space="preserve"> มี PK </w:t>
             </w:r>
             <w:r>
               <w:rPr>
-                <w:rFonts w:ascii="Courier New" w:hAnsi="Courier New" w:eastAsia="Arial"/>
+                <w:rFonts w:ascii="Courier New" w:hAnsi="Courier New" w:eastAsia="Courier New" w:cs="Tahoma"/>
                 <w:sz w:val="18"/>
               </w:rPr>
               <w:t>transaction_id</w:t>
             </w:r>
             <w:r>
               <w:rPr>
-                <w:rFonts w:ascii="Arial" w:hAnsi="Arial" w:eastAsia="Arial"/>
+                <w:rFonts w:ascii="Arial" w:hAnsi="Arial" w:eastAsia="Arial" w:cs="Tahoma"/>
                 <w:sz w:val="18"/>
               </w:rPr>
               <w:t xml:space="preserve"> ปกติ) · </w:t>
             </w:r>
             <w:r>
               <w:rPr>
-                <w:rFonts w:ascii="Courier New" w:hAnsi="Courier New" w:eastAsia="Arial"/>
+                <w:rFonts w:ascii="Courier New" w:hAnsi="Courier New" w:eastAsia="Courier New" w:cs="Tahoma"/>
                 <w:sz w:val="18"/>
               </w:rPr>
               <w:t>workflow_state</w:t>
             </w:r>
             <w:r>
               <w:rPr>
-                <w:rFonts w:ascii="Arial" w:hAnsi="Arial" w:eastAsia="Arial"/>
+                <w:rFonts w:ascii="Arial" w:hAnsi="Arial" w:eastAsia="Arial" w:cs="Tahoma"/>
                 <w:sz w:val="18"/>
               </w:rPr>
               <w:t xml:space="preserve"> / </w:t>
             </w:r>
             <w:r>
               <w:rPr>
-                <w:rFonts w:ascii="Courier New" w:hAnsi="Courier New" w:eastAsia="Arial"/>
+                <w:rFonts w:ascii="Courier New" w:hAnsi="Courier New" w:eastAsia="Courier New" w:cs="Tahoma"/>
                 <w:sz w:val="18"/>
               </w:rPr>
               <w:t>workflow_event</w:t>
             </w:r>
             <w:r>
               <w:rPr>
-                <w:rFonts w:ascii="Arial" w:hAnsi="Arial" w:eastAsia="Arial"/>
+                <w:rFonts w:ascii="Arial" w:hAnsi="Arial" w:eastAsia="Arial" w:cs="Tahoma"/>
                 <w:sz w:val="18"/>
               </w:rPr>
               <w:t xml:space="preserve"> / </w:t>
             </w:r>
             <w:r>
               <w:rPr>
-                <w:rFonts w:ascii="Courier New" w:hAnsi="Courier New" w:eastAsia="Arial"/>
+                <w:rFonts w:ascii="Courier New" w:hAnsi="Courier New" w:eastAsia="Courier New" w:cs="Tahoma"/>
                 <w:sz w:val="18"/>
               </w:rPr>
               <w:t>workflow_part_display</w:t>
             </w:r>
             <w:r>
               <w:rPr>
-                <w:rFonts w:ascii="Arial" w:hAnsi="Arial" w:eastAsia="Arial"/>
+                <w:rFonts w:ascii="Arial" w:hAnsi="Arial" w:eastAsia="Arial" w:cs="Tahoma"/>
                 <w:sz w:val="18"/>
               </w:rPr>
               <w:t xml:space="preserve"> ของ </w:t>
             </w:r>
             <w:r>
               <w:rPr>
-                <w:rFonts w:ascii="Courier New" w:hAnsi="Courier New" w:eastAsia="Arial"/>
+                <w:rFonts w:ascii="Courier New" w:hAnsi="Courier New" w:eastAsia="Courier New" w:cs="Tahoma"/>
                 <w:sz w:val="18"/>
               </w:rPr>
               <w:t>sps_store</w:t>
             </w:r>
             <w:r>
               <w:rPr>
-                <w:rFonts w:ascii="Arial" w:hAnsi="Arial" w:eastAsia="Arial"/>
+                <w:rFonts w:ascii="Arial" w:hAnsi="Arial" w:eastAsia="Arial" w:cs="Tahoma"/>
                 <w:sz w:val="18"/>
               </w:rPr>
               <w:t xml:space="preserve"> ก็ไม่มี PK เช่นกัน</w:t>
@@ -2836,27 +2973,27 @@
             </w:pPr>
             <w:r>
               <w:rPr>
-                <w:rFonts w:ascii="Arial" w:hAnsi="Arial" w:eastAsia="Arial"/>
-                <w:sz w:val="18"/>
-              </w:rPr>
-            </w:r>
-            <w:r>
-              <w:rPr>
-                <w:rFonts w:ascii="Arial" w:hAnsi="Arial" w:eastAsia="Arial"/>
+                <w:rFonts w:ascii="Arial" w:hAnsi="Arial" w:eastAsia="Arial" w:cs="Tahoma"/>
+                <w:sz w:val="18"/>
+              </w:rPr>
+            </w:r>
+            <w:r>
+              <w:rPr>
+                <w:rFonts w:ascii="Arial" w:hAnsi="Arial" w:eastAsia="Arial" w:cs="Tahoma"/>
                 <w:sz w:val="18"/>
               </w:rPr>
               <w:t xml:space="preserve">ทุกครั้งที่เปิดเอกสารหรือกด action ต้อง seq-scan 19,283 แถวเพื่อหา </w:t>
             </w:r>
             <w:r>
               <w:rPr>
-                <w:rFonts w:ascii="Courier New" w:hAnsi="Courier New" w:eastAsia="Arial"/>
+                <w:rFonts w:ascii="Courier New" w:hAnsi="Courier New" w:eastAsia="Courier New" w:cs="Tahoma"/>
                 <w:sz w:val="18"/>
               </w:rPr>
               <w:t>reference_id</w:t>
             </w:r>
             <w:r>
               <w:rPr>
-                <w:rFonts w:ascii="Arial" w:hAnsi="Arial" w:eastAsia="Arial"/>
+                <w:rFonts w:ascii="Arial" w:hAnsi="Arial" w:eastAsia="Arial" w:cs="Tahoma"/>
                 <w:sz w:val="18"/>
               </w:rPr>
               <w:t xml:space="preserve"> · ไม่มีอะไรกัน initialize ซ้ำแม้ระดับ application · จะแย่ลงเมื่อ SBPGI เพิ่มอีกราวหมื่นแถวต่อปี</w:t>
@@ -2875,34 +3012,34 @@
             </w:pPr>
             <w:r>
               <w:rPr>
-                <w:rFonts w:ascii="Arial" w:hAnsi="Arial" w:eastAsia="Arial"/>
-                <w:sz w:val="18"/>
-              </w:rPr>
-            </w:r>
-            <w:r>
-              <w:rPr>
-                <w:rFonts w:ascii="Arial" w:hAnsi="Arial" w:eastAsia="Arial"/>
+                <w:rFonts w:ascii="Arial" w:hAnsi="Arial" w:eastAsia="Arial" w:cs="Tahoma"/>
+                <w:sz w:val="18"/>
+              </w:rPr>
+            </w:r>
+            <w:r>
+              <w:rPr>
+                <w:rFonts w:ascii="Arial" w:hAnsi="Arial" w:eastAsia="Arial" w:cs="Tahoma"/>
                 <w:sz w:val="18"/>
               </w:rPr>
               <w:t xml:space="preserve">ยื่นเรื่องขอ sign-off เพิ่ม PK + UNIQUE(version_id, reference_id) + index กับทีมเจ้าของ </w:t>
             </w:r>
             <w:r>
               <w:rPr>
-                <w:rFonts w:ascii="Courier New" w:hAnsi="Courier New" w:eastAsia="Arial"/>
+                <w:rFonts w:ascii="Courier New" w:hAnsi="Courier New" w:eastAsia="Courier New" w:cs="Tahoma"/>
                 <w:sz w:val="18"/>
               </w:rPr>
               <w:t>@srm/glb-workflow</w:t>
             </w:r>
             <w:r>
               <w:rPr>
-                <w:rFonts w:ascii="Arial" w:hAnsi="Arial" w:eastAsia="Arial"/>
+                <w:rFonts w:ascii="Arial" w:hAnsi="Arial" w:eastAsia="Arial" w:cs="Tahoma"/>
                 <w:sz w:val="18"/>
               </w:rPr>
               <w:t xml:space="preserve"> · ระหว่างรอ ให้กันซ้ำ + เก็บ mapping ที่ฝั่ง SBPGI (</w:t>
             </w:r>
             <w:r>
               <w:rPr>
-                <w:rFonts w:ascii="Arial" w:hAnsi="Arial" w:eastAsia="Arial"/>
+                <w:rFonts w:ascii="Arial" w:hAnsi="Arial" w:eastAsia="Arial" w:cs="Tahoma"/>
                 <w:b/>
                 <w:sz w:val="18"/>
               </w:rPr>
@@ -2910,7 +3047,7 @@
             </w:r>
             <w:r>
               <w:rPr>
-                <w:rFonts w:ascii="Arial" w:hAnsi="Arial" w:eastAsia="Arial"/>
+                <w:rFonts w:ascii="Arial" w:hAnsi="Arial" w:eastAsia="Arial" w:cs="Tahoma"/>
                 <w:sz w:val="18"/>
               </w:rPr>
               <w:t>)</w:t>
@@ -2934,34 +3071,34 @@
             </w:pPr>
             <w:r>
               <w:rPr>
-                <w:rFonts w:ascii="Arial" w:hAnsi="Arial" w:eastAsia="Arial"/>
-                <w:sz w:val="18"/>
-              </w:rPr>
-            </w:r>
-            <w:r>
-              <w:rPr>
-                <w:rFonts w:ascii="Courier New" w:hAnsi="Courier New" w:eastAsia="Arial"/>
+                <w:rFonts w:ascii="Arial" w:hAnsi="Arial" w:eastAsia="Arial" w:cs="Tahoma"/>
+                <w:sz w:val="18"/>
+              </w:rPr>
+            </w:r>
+            <w:r>
+              <w:rPr>
+                <w:rFonts w:ascii="Courier New" w:hAnsi="Courier New" w:eastAsia="Courier New" w:cs="Tahoma"/>
                 <w:sz w:val="18"/>
               </w:rPr>
               <w:t>part_display_type</w:t>
             </w:r>
             <w:r>
               <w:rPr>
-                <w:rFonts w:ascii="Arial" w:hAnsi="Arial" w:eastAsia="Arial"/>
+                <w:rFonts w:ascii="Arial" w:hAnsi="Arial" w:eastAsia="Arial" w:cs="Tahoma"/>
                 <w:sz w:val="18"/>
               </w:rPr>
               <w:t xml:space="preserve"> สะกดว่า </w:t>
             </w:r>
             <w:r>
               <w:rPr>
-                <w:rFonts w:ascii="Courier New" w:hAnsi="Courier New" w:eastAsia="Arial"/>
+                <w:rFonts w:ascii="Courier New" w:hAnsi="Courier New" w:eastAsia="Courier New" w:cs="Tahoma"/>
                 <w:sz w:val="18"/>
               </w:rPr>
               <w:t>WRTIE</w:t>
             </w:r>
             <w:r>
               <w:rPr>
-                <w:rFonts w:ascii="Arial" w:hAnsi="Arial" w:eastAsia="Arial"/>
+                <w:rFonts w:ascii="Arial" w:hAnsi="Arial" w:eastAsia="Arial" w:cs="Tahoma"/>
                 <w:sz w:val="18"/>
               </w:rPr>
               <w:t xml:space="preserve"> ในไฟล์ต้นฉบับ</w:t>
@@ -2980,20 +3117,20 @@
             </w:pPr>
             <w:r>
               <w:rPr>
-                <w:rFonts w:ascii="Arial" w:hAnsi="Arial" w:eastAsia="Arial"/>
-                <w:sz w:val="18"/>
-              </w:rPr>
-            </w:r>
-            <w:r>
-              <w:rPr>
-                <w:rFonts w:ascii="Arial" w:hAnsi="Arial" w:eastAsia="Arial"/>
+                <w:rFonts w:ascii="Arial" w:hAnsi="Arial" w:eastAsia="Arial" w:cs="Tahoma"/>
+                <w:sz w:val="18"/>
+              </w:rPr>
+            </w:r>
+            <w:r>
+              <w:rPr>
+                <w:rFonts w:ascii="Arial" w:hAnsi="Arial" w:eastAsia="Arial" w:cs="Tahoma"/>
                 <w:sz w:val="18"/>
               </w:rPr>
               <w:t xml:space="preserve">สะกดผิดทุกแถวของชีต </w:t>
             </w:r>
             <w:r>
               <w:rPr>
-                <w:rFonts w:ascii="Courier New" w:hAnsi="Courier New" w:eastAsia="Arial"/>
+                <w:rFonts w:ascii="Courier New" w:hAnsi="Courier New" w:eastAsia="Courier New" w:cs="Tahoma"/>
                 <w:sz w:val="18"/>
               </w:rPr>
               <w:t>sample data</w:t>
@@ -3012,41 +3149,41 @@
             </w:pPr>
             <w:r>
               <w:rPr>
-                <w:rFonts w:ascii="Arial" w:hAnsi="Arial" w:eastAsia="Arial"/>
-                <w:sz w:val="18"/>
-              </w:rPr>
-            </w:r>
-            <w:r>
-              <w:rPr>
-                <w:rFonts w:ascii="Arial" w:hAnsi="Arial" w:eastAsia="Arial"/>
+                <w:rFonts w:ascii="Arial" w:hAnsi="Arial" w:eastAsia="Arial" w:cs="Tahoma"/>
+                <w:sz w:val="18"/>
+              </w:rPr>
+            </w:r>
+            <w:r>
+              <w:rPr>
+                <w:rFonts w:ascii="Arial" w:hAnsi="Arial" w:eastAsia="Arial" w:cs="Tahoma"/>
                 <w:sz w:val="18"/>
               </w:rPr>
               <w:t xml:space="preserve">ถ้า SBPGI เขียนค่า </w:t>
             </w:r>
             <w:r>
               <w:rPr>
-                <w:rFonts w:ascii="Courier New" w:hAnsi="Courier New" w:eastAsia="Arial"/>
+                <w:rFonts w:ascii="Courier New" w:hAnsi="Courier New" w:eastAsia="Courier New" w:cs="Tahoma"/>
                 <w:sz w:val="18"/>
               </w:rPr>
               <w:t>WRITE</w:t>
             </w:r>
             <w:r>
               <w:rPr>
-                <w:rFonts w:ascii="Arial" w:hAnsi="Arial" w:eastAsia="Arial"/>
+                <w:rFonts w:ascii="Arial" w:hAnsi="Arial" w:eastAsia="Arial" w:cs="Tahoma"/>
                 <w:sz w:val="18"/>
               </w:rPr>
               <w:t xml:space="preserve"> แล้ว engine เทียบกับ </w:t>
             </w:r>
             <w:r>
               <w:rPr>
-                <w:rFonts w:ascii="Courier New" w:hAnsi="Courier New" w:eastAsia="Arial"/>
+                <w:rFonts w:ascii="Courier New" w:hAnsi="Courier New" w:eastAsia="Courier New" w:cs="Tahoma"/>
                 <w:sz w:val="18"/>
               </w:rPr>
               <w:t>WRTIE</w:t>
             </w:r>
             <w:r>
               <w:rPr>
-                <w:rFonts w:ascii="Arial" w:hAnsi="Arial" w:eastAsia="Arial"/>
+                <w:rFonts w:ascii="Arial" w:hAnsi="Arial" w:eastAsia="Arial" w:cs="Tahoma"/>
                 <w:sz w:val="18"/>
               </w:rPr>
               <w:t xml:space="preserve"> การแสดงผลจะเพี้ยนทั้งหน้า</w:t>
@@ -3065,13 +3202,13 @@
             </w:pPr>
             <w:r>
               <w:rPr>
-                <w:rFonts w:ascii="Arial" w:hAnsi="Arial" w:eastAsia="Arial"/>
-                <w:sz w:val="18"/>
-              </w:rPr>
-            </w:r>
-            <w:r>
-              <w:rPr>
-                <w:rFonts w:ascii="Arial" w:hAnsi="Arial" w:eastAsia="Arial"/>
+                <w:rFonts w:ascii="Arial" w:hAnsi="Arial" w:eastAsia="Arial" w:cs="Tahoma"/>
+                <w:sz w:val="18"/>
+              </w:rPr>
+            </w:r>
+            <w:r>
+              <w:rPr>
+                <w:rFonts w:ascii="Arial" w:hAnsi="Arial" w:eastAsia="Arial" w:cs="Tahoma"/>
                 <w:sz w:val="18"/>
               </w:rPr>
               <w:t>ยืนยันค่าจริงในระบบกับทีม library ก่อนลงทะเบียน part</w:t>
@@ -3095,20 +3232,20 @@
             </w:pPr>
             <w:r>
               <w:rPr>
-                <w:rFonts w:ascii="Arial" w:hAnsi="Arial" w:eastAsia="Arial"/>
-                <w:sz w:val="18"/>
-              </w:rPr>
-            </w:r>
-            <w:r>
-              <w:rPr>
-                <w:rFonts w:ascii="Courier New" w:hAnsi="Courier New" w:eastAsia="Arial"/>
+                <w:rFonts w:ascii="Arial" w:hAnsi="Arial" w:eastAsia="Arial" w:cs="Tahoma"/>
+                <w:sz w:val="18"/>
+              </w:rPr>
+            </w:r>
+            <w:r>
+              <w:rPr>
+                <w:rFonts w:ascii="Courier New" w:hAnsi="Courier New" w:eastAsia="Courier New" w:cs="Tahoma"/>
                 <w:sz w:val="18"/>
               </w:rPr>
               <w:t>workflow_route</w:t>
             </w:r>
             <w:r>
               <w:rPr>
-                <w:rFonts w:ascii="Arial" w:hAnsi="Arial" w:eastAsia="Arial"/>
+                <w:rFonts w:ascii="Arial" w:hAnsi="Arial" w:eastAsia="Arial" w:cs="Tahoma"/>
                 <w:sz w:val="18"/>
               </w:rPr>
               <w:t xml:space="preserve"> มี 2 นิยามในไฟล์เดียวกัน</w:t>
@@ -3127,62 +3264,62 @@
             </w:pPr>
             <w:r>
               <w:rPr>
-                <w:rFonts w:ascii="Arial" w:hAnsi="Arial" w:eastAsia="Arial"/>
-                <w:sz w:val="18"/>
-              </w:rPr>
-            </w:r>
-            <w:r>
-              <w:rPr>
-                <w:rFonts w:ascii="Arial" w:hAnsi="Arial" w:eastAsia="Arial"/>
+                <w:rFonts w:ascii="Arial" w:hAnsi="Arial" w:eastAsia="Arial" w:cs="Tahoma"/>
+                <w:sz w:val="18"/>
+              </w:rPr>
+            </w:r>
+            <w:r>
+              <w:rPr>
+                <w:rFonts w:ascii="Arial" w:hAnsi="Arial" w:eastAsia="Arial" w:cs="Tahoma"/>
                 <w:sz w:val="18"/>
               </w:rPr>
               <w:t xml:space="preserve">ชีต </w:t>
             </w:r>
             <w:r>
               <w:rPr>
-                <w:rFonts w:ascii="Courier New" w:hAnsi="Courier New" w:eastAsia="Arial"/>
+                <w:rFonts w:ascii="Courier New" w:hAnsi="Courier New" w:eastAsia="Courier New" w:cs="Tahoma"/>
                 <w:sz w:val="18"/>
               </w:rPr>
               <w:t>sample data</w:t>
             </w:r>
             <w:r>
               <w:rPr>
-                <w:rFonts w:ascii="Arial" w:hAnsi="Arial" w:eastAsia="Arial"/>
+                <w:rFonts w:ascii="Arial" w:hAnsi="Arial" w:eastAsia="Arial" w:cs="Tahoma"/>
                 <w:sz w:val="18"/>
               </w:rPr>
               <w:t xml:space="preserve"> มีคอลัมน์ </w:t>
             </w:r>
             <w:r>
               <w:rPr>
-                <w:rFonts w:ascii="Courier New" w:hAnsi="Courier New" w:eastAsia="Arial"/>
+                <w:rFonts w:ascii="Courier New" w:hAnsi="Courier New" w:eastAsia="Courier New" w:cs="Tahoma"/>
                 <w:sz w:val="18"/>
               </w:rPr>
               <w:t>group_id</w:t>
             </w:r>
             <w:r>
               <w:rPr>
-                <w:rFonts w:ascii="Arial" w:hAnsi="Arial" w:eastAsia="Arial"/>
+                <w:rFonts w:ascii="Arial" w:hAnsi="Arial" w:eastAsia="Arial" w:cs="Tahoma"/>
                 <w:sz w:val="18"/>
               </w:rPr>
               <w:t xml:space="preserve"> แต่ entity ที่แนบมาใช้ </w:t>
             </w:r>
             <w:r>
               <w:rPr>
-                <w:rFonts w:ascii="Courier New" w:hAnsi="Courier New" w:eastAsia="Arial"/>
+                <w:rFonts w:ascii="Courier New" w:hAnsi="Courier New" w:eastAsia="Courier New" w:cs="Tahoma"/>
                 <w:sz w:val="18"/>
               </w:rPr>
               <w:t>approver</w:t>
             </w:r>
             <w:r>
               <w:rPr>
-                <w:rFonts w:ascii="Arial" w:hAnsi="Arial" w:eastAsia="Arial"/>
+                <w:rFonts w:ascii="Arial" w:hAnsi="Arial" w:eastAsia="Arial" w:cs="Tahoma"/>
                 <w:sz w:val="18"/>
               </w:rPr>
               <w:t xml:space="preserve"> และตั้งชื่อ property ว่า </w:t>
             </w:r>
             <w:r>
               <w:rPr>
-                <w:rFonts w:ascii="Courier New" w:hAnsi="Courier New" w:eastAsia="Arial"/>
+                <w:rFonts w:ascii="Courier New" w:hAnsi="Courier New" w:eastAsia="Courier New" w:cs="Tahoma"/>
                 <w:sz w:val="18"/>
               </w:rPr>
               <w:t>approverRoleId</w:t>
@@ -3201,13 +3338,13 @@
             </w:pPr>
             <w:r>
               <w:rPr>
-                <w:rFonts w:ascii="Arial" w:hAnsi="Arial" w:eastAsia="Arial"/>
-                <w:sz w:val="18"/>
-              </w:rPr>
-            </w:r>
-            <w:r>
-              <w:rPr>
-                <w:rFonts w:ascii="Arial" w:hAnsi="Arial" w:eastAsia="Arial"/>
+                <w:rFonts w:ascii="Arial" w:hAnsi="Arial" w:eastAsia="Arial" w:cs="Tahoma"/>
+                <w:sz w:val="18"/>
+              </w:rPr>
+            </w:r>
+            <w:r>
+              <w:rPr>
+                <w:rFonts w:ascii="Arial" w:hAnsi="Arial" w:eastAsia="Arial" w:cs="Tahoma"/>
                 <w:sz w:val="18"/>
               </w:rPr>
               <w:t>เขียนโค้ดผูกผู้อนุมัติผิดคอลัมน์</w:t>
@@ -3226,13 +3363,13 @@
             </w:pPr>
             <w:r>
               <w:rPr>
-                <w:rFonts w:ascii="Arial" w:hAnsi="Arial" w:eastAsia="Arial"/>
-                <w:sz w:val="18"/>
-              </w:rPr>
-            </w:r>
-            <w:r>
-              <w:rPr>
-                <w:rFonts w:ascii="Arial" w:hAnsi="Arial" w:eastAsia="Arial"/>
+                <w:rFonts w:ascii="Arial" w:hAnsi="Arial" w:eastAsia="Arial" w:cs="Tahoma"/>
+                <w:sz w:val="18"/>
+              </w:rPr>
+            </w:r>
+            <w:r>
+              <w:rPr>
+                <w:rFonts w:ascii="Arial" w:hAnsi="Arial" w:eastAsia="Arial" w:cs="Tahoma"/>
                 <w:sz w:val="18"/>
               </w:rPr>
               <w:t>ยืนยัน schema จริงของ route กับทีม library</w:t>
@@ -3256,13 +3393,13 @@
             </w:pPr>
             <w:r>
               <w:rPr>
-                <w:rFonts w:ascii="Arial" w:hAnsi="Arial" w:eastAsia="Arial"/>
-                <w:sz w:val="18"/>
-              </w:rPr>
-            </w:r>
-            <w:r>
-              <w:rPr>
-                <w:rFonts w:ascii="Arial" w:hAnsi="Arial" w:eastAsia="Arial"/>
+                <w:rFonts w:ascii="Arial" w:hAnsi="Arial" w:eastAsia="Arial" w:cs="Tahoma"/>
+                <w:sz w:val="18"/>
+              </w:rPr>
+            </w:r>
+            <w:r>
+              <w:rPr>
+                <w:rFonts w:ascii="Arial" w:hAnsi="Arial" w:eastAsia="Arial" w:cs="Tahoma"/>
                 <w:sz w:val="18"/>
               </w:rPr>
               <w:t>ไม่มี API ถอน/แก้ผู้อนุมัติล่วงหน้า</w:t>
@@ -3281,20 +3418,20 @@
             </w:pPr>
             <w:r>
               <w:rPr>
-                <w:rFonts w:ascii="Arial" w:hAnsi="Arial" w:eastAsia="Arial"/>
-                <w:sz w:val="18"/>
-              </w:rPr>
-            </w:r>
-            <w:r>
-              <w:rPr>
-                <w:rFonts w:ascii="Arial" w:hAnsi="Arial" w:eastAsia="Arial"/>
+                <w:rFonts w:ascii="Arial" w:hAnsi="Arial" w:eastAsia="Arial" w:cs="Tahoma"/>
+                <w:sz w:val="18"/>
+              </w:rPr>
+            </w:r>
+            <w:r>
+              <w:rPr>
+                <w:rFonts w:ascii="Arial" w:hAnsi="Arial" w:eastAsia="Arial" w:cs="Tahoma"/>
                 <w:sz w:val="18"/>
               </w:rPr>
               <w:t xml:space="preserve">มีแต่ </w:t>
             </w:r>
             <w:r>
               <w:rPr>
-                <w:rFonts w:ascii="Courier New" w:hAnsi="Courier New" w:eastAsia="Arial"/>
+                <w:rFonts w:ascii="Courier New" w:hAnsi="Courier New" w:eastAsia="Courier New" w:cs="Tahoma"/>
                 <w:sz w:val="18"/>
               </w:rPr>
               <w:t>addPreApprover</w:t>
@@ -3313,13 +3450,13 @@
             </w:pPr>
             <w:r>
               <w:rPr>
-                <w:rFonts w:ascii="Arial" w:hAnsi="Arial" w:eastAsia="Arial"/>
-                <w:sz w:val="18"/>
-              </w:rPr>
-            </w:r>
-            <w:r>
-              <w:rPr>
-                <w:rFonts w:ascii="Arial" w:hAnsi="Arial" w:eastAsia="Arial"/>
+                <w:rFonts w:ascii="Arial" w:hAnsi="Arial" w:eastAsia="Arial" w:cs="Tahoma"/>
+                <w:sz w:val="18"/>
+              </w:rPr>
+            </w:r>
+            <w:r>
+              <w:rPr>
+                <w:rFonts w:ascii="Arial" w:hAnsi="Arial" w:eastAsia="Arial" w:cs="Tahoma"/>
                 <w:sz w:val="18"/>
               </w:rPr>
               <w:t>เคสเปลี่ยนตัวผู้อนุมัติ (ลาออก/รักษาการ) ทำไม่ได้ผ่าน library</w:t>
@@ -3338,13 +3475,13 @@
             </w:pPr>
             <w:r>
               <w:rPr>
-                <w:rFonts w:ascii="Arial" w:hAnsi="Arial" w:eastAsia="Arial"/>
-                <w:sz w:val="18"/>
-              </w:rPr>
-            </w:r>
-            <w:r>
-              <w:rPr>
-                <w:rFonts w:ascii="Arial" w:hAnsi="Arial" w:eastAsia="Arial"/>
+                <w:rFonts w:ascii="Arial" w:hAnsi="Arial" w:eastAsia="Arial" w:cs="Tahoma"/>
+                <w:sz w:val="18"/>
+              </w:rPr>
+            </w:r>
+            <w:r>
+              <w:rPr>
+                <w:rFonts w:ascii="Arial" w:hAnsi="Arial" w:eastAsia="Arial" w:cs="Tahoma"/>
                 <w:sz w:val="18"/>
               </w:rPr>
               <w:t>ถามทีม library ว่าจะเพิ่มให้หรือให้ SBPGI แก้ตารางตรง</w:t>
@@ -3362,7 +3499,7 @@
         <w:pageBreakBefore w:val="0"/>
       </w:pPr>
       <w:r>
-        <w:t>5.3 ชื่อ function ของ engine ยังขัดกัน 3 ชุด — ห้ามเลือกเอง</w:t>
+        <w:t>5.3 API ของ engine — 8 function (ยึด LLDD ของ lib · ปิดข้อค้าง 2026-08-14)</w:t>
       </w:r>
     </w:p>
     <w:p>
@@ -3370,25 +3507,88 @@
         <w:keepNext w:val="0"/>
       </w:pPr>
       <w:r>
-        <w:t xml:space="preserve">แหล่งอ้างอิง 3 แหล่งให้ชื่อ function ไม่ตรงกัน · </w:t>
+        <w:t xml:space="preserve">แหล่งความจริงคือชีต </w:t>
+      </w:r>
+      <w:r>
+        <w:rPr>
+          <w:rFonts w:ascii="Courier New" w:hAnsi="Courier New" w:eastAsia="Courier New" w:cs="Tahoma"/>
+        </w:rPr>
+        <w:t>Detail</w:t>
+      </w:r>
+      <w:r>
+        <w:t xml:space="preserve"> ของ </w:t>
+      </w:r>
+      <w:r>
+        <w:rPr>
+          <w:rFonts w:ascii="Courier New" w:hAnsi="Courier New" w:eastAsia="Courier New" w:cs="Tahoma"/>
+        </w:rPr>
+        <w:t>SBP/TSM-SRM-LLDD SBP workflow 1.2.xlsx</w:t>
+      </w:r>
+      <w:r>
+        <w:t xml:space="preserve"> ซึ่งเป็น </w:t>
       </w:r>
       <w:r>
         <w:rPr>
           <w:b/>
         </w:rPr>
-        <w:t>ยังไม่ตัดสิน</w:t>
+        <w:t>เอกสารของ lib เอง</w:t>
       </w:r>
       <w:r>
-        <w:t xml:space="preserve"> ว่าจะใช้ชุดไหน ต้องยืนยันกับทีมเจ้าของ </w:t>
+        <w:t xml:space="preserve"> · ชื่อที่เคยนับว่าขัดกันไม่ใช่ชื่อ API: *Trigger Event* เป็น</w:t>
       </w:r>
       <w:r>
         <w:rPr>
-          <w:rFonts w:ascii="Courier New" w:hAnsi="Courier New"/>
+          <w:b/>
         </w:rPr>
-        <w:t>@srm/glb-workflow</w:t>
+        <w:t>ชื่อหัวข้อของขั้นตอนภายใน</w:t>
       </w:r>
       <w:r>
-        <w:t xml:space="preserve"> ก่อนเขียนโค้ดจริง — เอกสาร LLDD ฉบับอื่นที่อ้างชื่อ function ต้องถือว่าเป็นชื่อชั่วคราวจนกว่าจะยืนยัน</w:t>
+        <w:t xml:space="preserve"> </w:t>
+      </w:r>
+      <w:r>
+        <w:rPr>
+          <w:rFonts w:ascii="Courier New" w:hAnsi="Courier New" w:eastAsia="Courier New" w:cs="Tahoma"/>
+        </w:rPr>
+        <w:t>eventWorkflow</w:t>
+      </w:r>
+      <w:r>
+        <w:t xml:space="preserve"> ในชีต 2 ส่วน </w:t>
+      </w:r>
+      <w:r>
+        <w:rPr>
+          <w:rFonts w:ascii="Courier New" w:hAnsi="Courier New" w:eastAsia="Courier New" w:cs="Tahoma"/>
+        </w:rPr>
+        <w:t>TriggerEventUseCase</w:t>
+      </w:r>
+      <w:r>
+        <w:t xml:space="preserve"> / </w:t>
+      </w:r>
+      <w:r>
+        <w:rPr>
+          <w:rFonts w:ascii="Courier New" w:hAnsi="Courier New" w:eastAsia="Courier New" w:cs="Tahoma"/>
+        </w:rPr>
+        <w:t>AddPreparedApproverUseCase</w:t>
+      </w:r>
+      <w:r>
+        <w:t xml:space="preserve"> / </w:t>
+      </w:r>
+      <w:r>
+        <w:rPr>
+          <w:rFonts w:ascii="Courier New" w:hAnsi="Courier New" w:eastAsia="Courier New" w:cs="Tahoma"/>
+        </w:rPr>
+        <w:t>GetPendingFlowUseCase</w:t>
+      </w:r>
+      <w:r>
+        <w:t xml:space="preserve"> เป็น </w:t>
+      </w:r>
+      <w:r>
+        <w:rPr>
+          <w:b/>
+        </w:rPr>
+        <w:t>UseCase class ที่ store-backend ห่อไว้ใช้เอง</w:t>
+      </w:r>
+      <w:r>
+        <w:t xml:space="preserve"> ไม่ใช่ API ของ lib</w:t>
       </w:r>
     </w:p>
     <w:tbl>
@@ -3422,11 +3622,11 @@
             <w:r/>
             <w:r>
               <w:rPr>
-                <w:rFonts w:ascii="Arial" w:hAnsi="Arial" w:eastAsia="Arial"/>
+                <w:rFonts w:ascii="Arial" w:hAnsi="Arial" w:eastAsia="Arial" w:cs="Tahoma"/>
                 <w:b/>
                 <w:sz w:val="18"/>
               </w:rPr>
-              <w:t>หน้าที่</w:t>
+              <w:t>#</w:t>
             </w:r>
           </w:p>
         </w:tc>
@@ -3444,11 +3644,11 @@
             <w:r/>
             <w:r>
               <w:rPr>
-                <w:rFonts w:ascii="Arial" w:hAnsi="Arial" w:eastAsia="Arial"/>
+                <w:rFonts w:ascii="Arial" w:hAnsi="Arial" w:eastAsia="Arial" w:cs="Tahoma"/>
                 <w:b/>
                 <w:sz w:val="18"/>
               </w:rPr>
-              <w:t>ชุด A — `TSM SRM LLDD SBP workflow ไฟล์1.2` ชีต Detail (สเปกจริง)</w:t>
+              <w:t>function</w:t>
             </w:r>
           </w:p>
         </w:tc>
@@ -3466,11 +3666,11 @@
             <w:r/>
             <w:r>
               <w:rPr>
-                <w:rFonts w:ascii="Arial" w:hAnsi="Arial" w:eastAsia="Arial"/>
+                <w:rFonts w:ascii="Arial" w:hAnsi="Arial" w:eastAsia="Arial" w:cs="Tahoma"/>
                 <w:b/>
                 <w:sz w:val="18"/>
               </w:rPr>
-              <w:t>ชุด B — ชีต `Mermaid seq` ของไฟล์เดียวกัน</w:t>
+              <w:t>พารามิเตอร์ (ชีต Detail)</w:t>
             </w:r>
           </w:p>
         </w:tc>
@@ -3488,11 +3688,11 @@
             <w:r/>
             <w:r>
               <w:rPr>
-                <w:rFonts w:ascii="Arial" w:hAnsi="Arial" w:eastAsia="Arial"/>
+                <w:rFonts w:ascii="Arial" w:hAnsi="Arial" w:eastAsia="Arial" w:cs="Tahoma"/>
                 <w:b/>
                 <w:sz w:val="18"/>
               </w:rPr>
-              <w:t>ชุด C — `srm sps spsap store backend` §1.5</w:t>
+              <w:t>SBPGI ใช้ที่ไหน</w:t>
             </w:r>
           </w:p>
         </w:tc>
@@ -3513,16 +3713,16 @@
             </w:pPr>
             <w:r>
               <w:rPr>
-                <w:rFonts w:ascii="Arial" w:hAnsi="Arial" w:eastAsia="Arial"/>
-                <w:sz w:val="18"/>
-              </w:rPr>
-            </w:r>
-            <w:r>
-              <w:rPr>
-                <w:rFonts w:ascii="Arial" w:hAnsi="Arial" w:eastAsia="Arial"/>
-                <w:sz w:val="18"/>
-              </w:rPr>
-              <w:t>ดำเนินการ action</w:t>
+                <w:rFonts w:ascii="Arial" w:hAnsi="Arial" w:eastAsia="Arial" w:cs="Tahoma"/>
+                <w:sz w:val="18"/>
+              </w:rPr>
+            </w:r>
+            <w:r>
+              <w:rPr>
+                <w:rFonts w:ascii="Arial" w:hAnsi="Arial" w:eastAsia="Arial" w:cs="Tahoma"/>
+                <w:sz w:val="18"/>
+              </w:rPr>
+              <w:t>1</w:t>
             </w:r>
           </w:p>
         </w:tc>
@@ -3538,16 +3738,16 @@
             </w:pPr>
             <w:r>
               <w:rPr>
-                <w:rFonts w:ascii="Arial" w:hAnsi="Arial" w:eastAsia="Arial"/>
-                <w:sz w:val="18"/>
-              </w:rPr>
-            </w:r>
-            <w:r>
-              <w:rPr>
-                <w:rFonts w:ascii="Courier New" w:hAnsi="Courier New" w:eastAsia="Arial"/>
-                <w:sz w:val="18"/>
-              </w:rPr>
-              <w:t>eventWorkflow</w:t>
+                <w:rFonts w:ascii="Arial" w:hAnsi="Arial" w:eastAsia="Arial" w:cs="Tahoma"/>
+                <w:sz w:val="18"/>
+              </w:rPr>
+            </w:r>
+            <w:r>
+              <w:rPr>
+                <w:rFonts w:ascii="Courier New" w:hAnsi="Courier New" w:eastAsia="Courier New" w:cs="Tahoma"/>
+                <w:sz w:val="18"/>
+              </w:rPr>
+              <w:t>initializeWorkflow</w:t>
             </w:r>
           </w:p>
         </w:tc>
@@ -3563,16 +3763,16 @@
             </w:pPr>
             <w:r>
               <w:rPr>
-                <w:rFonts w:ascii="Arial" w:hAnsi="Arial" w:eastAsia="Arial"/>
-                <w:sz w:val="18"/>
-              </w:rPr>
-            </w:r>
-            <w:r>
-              <w:rPr>
-                <w:rFonts w:ascii="Courier New" w:hAnsi="Courier New" w:eastAsia="Arial"/>
-                <w:sz w:val="18"/>
-              </w:rPr>
-              <w:t>triggerEvent</w:t>
+                <w:rFonts w:ascii="Arial" w:hAnsi="Arial" w:eastAsia="Arial" w:cs="Tahoma"/>
+                <w:sz w:val="18"/>
+              </w:rPr>
+            </w:r>
+            <w:r>
+              <w:rPr>
+                <w:rFonts w:ascii="Arial" w:hAnsi="Arial" w:eastAsia="Arial" w:cs="Tahoma"/>
+                <w:sz w:val="18"/>
+              </w:rPr>
+              <w:t>version, userId, referenceId</w:t>
             </w:r>
           </w:p>
         </w:tc>
@@ -3588,16 +3788,30 @@
             </w:pPr>
             <w:r>
               <w:rPr>
-                <w:rFonts w:ascii="Arial" w:hAnsi="Arial" w:eastAsia="Arial"/>
-                <w:sz w:val="18"/>
-              </w:rPr>
-            </w:r>
-            <w:r>
-              <w:rPr>
-                <w:rFonts w:ascii="Courier New" w:hAnsi="Courier New" w:eastAsia="Arial"/>
-                <w:sz w:val="18"/>
-              </w:rPr>
-              <w:t>TriggerEventUseCase</w:t>
+                <w:rFonts w:ascii="Arial" w:hAnsi="Arial" w:eastAsia="Arial" w:cs="Tahoma"/>
+                <w:sz w:val="18"/>
+              </w:rPr>
+            </w:r>
+            <w:r>
+              <w:rPr>
+                <w:rFonts w:ascii="Arial" w:hAnsi="Arial" w:eastAsia="Arial" w:cs="Tahoma"/>
+                <w:sz w:val="18"/>
+              </w:rPr>
+              <w:t xml:space="preserve">เปิด flow ให้เอกสารใหม่ (Job 8b · </w:t>
+            </w:r>
+            <w:r>
+              <w:rPr>
+                <w:rFonts w:ascii="Courier New" w:hAnsi="Courier New" w:eastAsia="Courier New" w:cs="Tahoma"/>
+                <w:sz w:val="18"/>
+              </w:rPr>
+              <w:t>POST /workflows/instances</w:t>
+            </w:r>
+            <w:r>
+              <w:rPr>
+                <w:rFonts w:ascii="Arial" w:hAnsi="Arial" w:eastAsia="Arial" w:cs="Tahoma"/>
+                <w:sz w:val="18"/>
+              </w:rPr>
+              <w:t>)</w:t>
             </w:r>
           </w:p>
         </w:tc>
@@ -3618,16 +3832,16 @@
             </w:pPr>
             <w:r>
               <w:rPr>
-                <w:rFonts w:ascii="Arial" w:hAnsi="Arial" w:eastAsia="Arial"/>
-                <w:sz w:val="18"/>
-              </w:rPr>
-            </w:r>
-            <w:r>
-              <w:rPr>
-                <w:rFonts w:ascii="Arial" w:hAnsi="Arial" w:eastAsia="Arial"/>
-                <w:sz w:val="18"/>
-              </w:rPr>
-              <w:t>ระบุผู้อนุมัติล่วงหน้า</w:t>
+                <w:rFonts w:ascii="Arial" w:hAnsi="Arial" w:eastAsia="Arial" w:cs="Tahoma"/>
+                <w:sz w:val="18"/>
+              </w:rPr>
+            </w:r>
+            <w:r>
+              <w:rPr>
+                <w:rFonts w:ascii="Arial" w:hAnsi="Arial" w:eastAsia="Arial" w:cs="Tahoma"/>
+                <w:sz w:val="18"/>
+              </w:rPr>
+              <w:t>2</w:t>
             </w:r>
           </w:p>
         </w:tc>
@@ -3643,16 +3857,16 @@
             </w:pPr>
             <w:r>
               <w:rPr>
-                <w:rFonts w:ascii="Arial" w:hAnsi="Arial" w:eastAsia="Arial"/>
-                <w:sz w:val="18"/>
-              </w:rPr>
-            </w:r>
-            <w:r>
-              <w:rPr>
-                <w:rFonts w:ascii="Courier New" w:hAnsi="Courier New" w:eastAsia="Arial"/>
-                <w:sz w:val="18"/>
-              </w:rPr>
-              <w:t>addPreApprover</w:t>
+                <w:rFonts w:ascii="Arial" w:hAnsi="Arial" w:eastAsia="Arial" w:cs="Tahoma"/>
+                <w:sz w:val="18"/>
+              </w:rPr>
+            </w:r>
+            <w:r>
+              <w:rPr>
+                <w:rFonts w:ascii="Courier New" w:hAnsi="Courier New" w:eastAsia="Courier New" w:cs="Tahoma"/>
+                <w:sz w:val="18"/>
+              </w:rPr>
+              <w:t>eventWorkflow</w:t>
             </w:r>
           </w:p>
         </w:tc>
@@ -3668,16 +3882,31 @@
             </w:pPr>
             <w:r>
               <w:rPr>
-                <w:rFonts w:ascii="Arial" w:hAnsi="Arial" w:eastAsia="Arial"/>
-                <w:sz w:val="18"/>
-              </w:rPr>
-            </w:r>
-            <w:r>
-              <w:rPr>
-                <w:rFonts w:ascii="Arial" w:hAnsi="Arial" w:eastAsia="Arial"/>
-                <w:sz w:val="18"/>
-              </w:rPr>
-              <w:t>—</w:t>
+                <w:rFonts w:ascii="Arial" w:hAnsi="Arial" w:eastAsia="Arial" w:cs="Tahoma"/>
+                <w:sz w:val="18"/>
+              </w:rPr>
+            </w:r>
+            <w:r>
+              <w:rPr>
+                <w:rFonts w:ascii="Arial" w:hAnsi="Arial" w:eastAsia="Arial" w:cs="Tahoma"/>
+                <w:sz w:val="18"/>
+              </w:rPr>
+              <w:t xml:space="preserve">version, referenceId, event, eventParam, remark, userId </w:t>
+            </w:r>
+            <w:r>
+              <w:rPr>
+                <w:rFonts w:ascii="Arial" w:hAnsi="Arial" w:eastAsia="Arial" w:cs="Tahoma"/>
+                <w:b/>
+                <w:sz w:val="18"/>
+              </w:rPr>
+              <w:t>+ userData · userFullname · nextApproverId</w:t>
+            </w:r>
+            <w:r>
+              <w:rPr>
+                <w:rFonts w:ascii="Arial" w:hAnsi="Arial" w:eastAsia="Arial" w:cs="Tahoma"/>
+                <w:sz w:val="18"/>
+              </w:rPr>
+              <w:t xml:space="preserve"> (ส่วนขยาย 29/04 · 20/05 · 16/06/2026 — ยึดชุดนี้เวลาเขียนโค้ด)</w:t>
             </w:r>
           </w:p>
         </w:tc>
@@ -3693,16 +3922,16 @@
             </w:pPr>
             <w:r>
               <w:rPr>
-                <w:rFonts w:ascii="Arial" w:hAnsi="Arial" w:eastAsia="Arial"/>
-                <w:sz w:val="18"/>
-              </w:rPr>
-            </w:r>
-            <w:r>
-              <w:rPr>
-                <w:rFonts w:ascii="Courier New" w:hAnsi="Courier New" w:eastAsia="Arial"/>
-                <w:sz w:val="18"/>
-              </w:rPr>
-              <w:t>AddPreparedApproverUseCase</w:t>
+                <w:rFonts w:ascii="Arial" w:hAnsi="Arial" w:eastAsia="Arial" w:cs="Tahoma"/>
+                <w:sz w:val="18"/>
+              </w:rPr>
+            </w:r>
+            <w:r>
+              <w:rPr>
+                <w:rFonts w:ascii="Courier New" w:hAnsi="Courier New" w:eastAsia="Courier New" w:cs="Tahoma"/>
+                <w:sz w:val="18"/>
+              </w:rPr>
+              <w:t>POST /documents/{docNo}/actions</w:t>
             </w:r>
           </w:p>
         </w:tc>
@@ -3723,16 +3952,16 @@
             </w:pPr>
             <w:r>
               <w:rPr>
-                <w:rFonts w:ascii="Arial" w:hAnsi="Arial" w:eastAsia="Arial"/>
-                <w:sz w:val="18"/>
-              </w:rPr>
-            </w:r>
-            <w:r>
-              <w:rPr>
-                <w:rFonts w:ascii="Arial" w:hAnsi="Arial" w:eastAsia="Arial"/>
-                <w:sz w:val="18"/>
-              </w:rPr>
-              <w:t>อ่านงานที่รอ user</w:t>
+                <w:rFonts w:ascii="Arial" w:hAnsi="Arial" w:eastAsia="Arial" w:cs="Tahoma"/>
+                <w:sz w:val="18"/>
+              </w:rPr>
+            </w:r>
+            <w:r>
+              <w:rPr>
+                <w:rFonts w:ascii="Arial" w:hAnsi="Arial" w:eastAsia="Arial" w:cs="Tahoma"/>
+                <w:sz w:val="18"/>
+              </w:rPr>
+              <w:t>3</w:t>
             </w:r>
           </w:p>
         </w:tc>
@@ -3748,16 +3977,16 @@
             </w:pPr>
             <w:r>
               <w:rPr>
-                <w:rFonts w:ascii="Arial" w:hAnsi="Arial" w:eastAsia="Arial"/>
-                <w:sz w:val="18"/>
-              </w:rPr>
-            </w:r>
-            <w:r>
-              <w:rPr>
-                <w:rFonts w:ascii="Courier New" w:hAnsi="Courier New" w:eastAsia="Arial"/>
-                <w:sz w:val="18"/>
-              </w:rPr>
-              <w:t>getPendingFlowByUser</w:t>
+                <w:rFonts w:ascii="Arial" w:hAnsi="Arial" w:eastAsia="Arial" w:cs="Tahoma"/>
+                <w:sz w:val="18"/>
+              </w:rPr>
+            </w:r>
+            <w:r>
+              <w:rPr>
+                <w:rFonts w:ascii="Courier New" w:hAnsi="Courier New" w:eastAsia="Courier New" w:cs="Tahoma"/>
+                <w:sz w:val="18"/>
+              </w:rPr>
+              <w:t>getPermissionEvents</w:t>
             </w:r>
           </w:p>
         </w:tc>
@@ -3773,16 +4002,16 @@
             </w:pPr>
             <w:r>
               <w:rPr>
-                <w:rFonts w:ascii="Arial" w:hAnsi="Arial" w:eastAsia="Arial"/>
-                <w:sz w:val="18"/>
-              </w:rPr>
-            </w:r>
-            <w:r>
-              <w:rPr>
-                <w:rFonts w:ascii="Arial" w:hAnsi="Arial" w:eastAsia="Arial"/>
-                <w:sz w:val="18"/>
-              </w:rPr>
-              <w:t>—</w:t>
+                <w:rFonts w:ascii="Arial" w:hAnsi="Arial" w:eastAsia="Arial" w:cs="Tahoma"/>
+                <w:sz w:val="18"/>
+              </w:rPr>
+            </w:r>
+            <w:r>
+              <w:rPr>
+                <w:rFonts w:ascii="Arial" w:hAnsi="Arial" w:eastAsia="Arial" w:cs="Tahoma"/>
+                <w:sz w:val="18"/>
+              </w:rPr>
+              <w:t>version, referenceId, userData</w:t>
             </w:r>
           </w:p>
         </w:tc>
@@ -3798,16 +4027,16 @@
             </w:pPr>
             <w:r>
               <w:rPr>
-                <w:rFonts w:ascii="Arial" w:hAnsi="Arial" w:eastAsia="Arial"/>
-                <w:sz w:val="18"/>
-              </w:rPr>
-            </w:r>
-            <w:r>
-              <w:rPr>
-                <w:rFonts w:ascii="Courier New" w:hAnsi="Courier New" w:eastAsia="Arial"/>
-                <w:sz w:val="18"/>
-              </w:rPr>
-              <w:t>GetPendingFlowUseCase</w:t>
+                <w:rFonts w:ascii="Arial" w:hAnsi="Arial" w:eastAsia="Arial" w:cs="Tahoma"/>
+                <w:sz w:val="18"/>
+              </w:rPr>
+            </w:r>
+            <w:r>
+              <w:rPr>
+                <w:rFonts w:ascii="Arial" w:hAnsi="Arial" w:eastAsia="Arial" w:cs="Tahoma"/>
+                <w:sz w:val="18"/>
+              </w:rPr>
+              <w:t>ปุ่ม/ผลพิจารณาที่ user กดได้ในหน้าเอกสาร</w:t>
             </w:r>
           </w:p>
         </w:tc>
@@ -3828,16 +4057,16 @@
             </w:pPr>
             <w:r>
               <w:rPr>
-                <w:rFonts w:ascii="Arial" w:hAnsi="Arial" w:eastAsia="Arial"/>
-                <w:sz w:val="18"/>
-              </w:rPr>
-            </w:r>
-            <w:r>
-              <w:rPr>
-                <w:rFonts w:ascii="Arial" w:hAnsi="Arial" w:eastAsia="Arial"/>
-                <w:sz w:val="18"/>
-              </w:rPr>
-              <w:t>สร้าง workflow ตั้งต้น</w:t>
+                <w:rFonts w:ascii="Arial" w:hAnsi="Arial" w:eastAsia="Arial" w:cs="Tahoma"/>
+                <w:sz w:val="18"/>
+              </w:rPr>
+            </w:r>
+            <w:r>
+              <w:rPr>
+                <w:rFonts w:ascii="Arial" w:hAnsi="Arial" w:eastAsia="Arial" w:cs="Tahoma"/>
+                <w:sz w:val="18"/>
+              </w:rPr>
+              <w:t>4</w:t>
             </w:r>
           </w:p>
         </w:tc>
@@ -3853,16 +4082,16 @@
             </w:pPr>
             <w:r>
               <w:rPr>
-                <w:rFonts w:ascii="Arial" w:hAnsi="Arial" w:eastAsia="Arial"/>
-                <w:sz w:val="18"/>
-              </w:rPr>
-            </w:r>
-            <w:r>
-              <w:rPr>
-                <w:rFonts w:ascii="Courier New" w:hAnsi="Courier New" w:eastAsia="Arial"/>
-                <w:sz w:val="18"/>
-              </w:rPr>
-              <w:t>initializeWorkflow</w:t>
+                <w:rFonts w:ascii="Arial" w:hAnsi="Arial" w:eastAsia="Arial" w:cs="Tahoma"/>
+                <w:sz w:val="18"/>
+              </w:rPr>
+            </w:r>
+            <w:r>
+              <w:rPr>
+                <w:rFonts w:ascii="Courier New" w:hAnsi="Courier New" w:eastAsia="Courier New" w:cs="Tahoma"/>
+                <w:sz w:val="18"/>
+              </w:rPr>
+              <w:t>getHistory</w:t>
             </w:r>
           </w:p>
         </w:tc>
@@ -3878,16 +4107,16 @@
             </w:pPr>
             <w:r>
               <w:rPr>
-                <w:rFonts w:ascii="Arial" w:hAnsi="Arial" w:eastAsia="Arial"/>
-                <w:sz w:val="18"/>
-              </w:rPr>
-            </w:r>
-            <w:r>
-              <w:rPr>
-                <w:rFonts w:ascii="Courier New" w:hAnsi="Courier New" w:eastAsia="Arial"/>
-                <w:sz w:val="18"/>
-              </w:rPr>
-              <w:t>initializeWorkflow</w:t>
+                <w:rFonts w:ascii="Arial" w:hAnsi="Arial" w:eastAsia="Arial" w:cs="Tahoma"/>
+                <w:sz w:val="18"/>
+              </w:rPr>
+            </w:r>
+            <w:r>
+              <w:rPr>
+                <w:rFonts w:ascii="Arial" w:hAnsi="Arial" w:eastAsia="Arial" w:cs="Tahoma"/>
+                <w:sz w:val="18"/>
+              </w:rPr>
+              <w:t>version, referenceId</w:t>
             </w:r>
           </w:p>
         </w:tc>
@@ -3903,16 +4132,452 @@
             </w:pPr>
             <w:r>
               <w:rPr>
-                <w:rFonts w:ascii="Arial" w:hAnsi="Arial" w:eastAsia="Arial"/>
-                <w:sz w:val="18"/>
-              </w:rPr>
-            </w:r>
-            <w:r>
-              <w:rPr>
-                <w:rFonts w:ascii="Courier New" w:hAnsi="Courier New" w:eastAsia="Arial"/>
-                <w:sz w:val="18"/>
-              </w:rPr>
-              <w:t>initializeWorkflow</w:t>
+                <w:rFonts w:ascii="Arial" w:hAnsi="Arial" w:eastAsia="Arial" w:cs="Tahoma"/>
+                <w:sz w:val="18"/>
+              </w:rPr>
+            </w:r>
+            <w:r>
+              <w:rPr>
+                <w:rFonts w:ascii="Courier New" w:hAnsi="Courier New" w:eastAsia="Courier New" w:cs="Tahoma"/>
+                <w:sz w:val="18"/>
+              </w:rPr>
+              <w:t>GET /documents/{docNo}/timeline</w:t>
+            </w:r>
+          </w:p>
+        </w:tc>
+      </w:tr>
+      <w:tr>
+        <w:trPr>
+          <w:cantSplit/>
+        </w:trPr>
+        <w:tc>
+          <w:tcPr>
+            <w:tcW w:type="dxa" w:w="2520"/>
+            <w:vAlign w:val="center"/>
+          </w:tcPr>
+          <w:p>
+            <w:pPr>
+              <w:keepLines/>
+              <w:spacing w:after="0"/>
+            </w:pPr>
+            <w:r>
+              <w:rPr>
+                <w:rFonts w:ascii="Arial" w:hAnsi="Arial" w:eastAsia="Arial" w:cs="Tahoma"/>
+                <w:sz w:val="18"/>
+              </w:rPr>
+            </w:r>
+            <w:r>
+              <w:rPr>
+                <w:rFonts w:ascii="Arial" w:hAnsi="Arial" w:eastAsia="Arial" w:cs="Tahoma"/>
+                <w:sz w:val="18"/>
+              </w:rPr>
+              <w:t>5</w:t>
+            </w:r>
+          </w:p>
+        </w:tc>
+        <w:tc>
+          <w:tcPr>
+            <w:tcW w:type="dxa" w:w="2520"/>
+            <w:vAlign w:val="center"/>
+          </w:tcPr>
+          <w:p>
+            <w:pPr>
+              <w:keepLines/>
+              <w:spacing w:after="0"/>
+            </w:pPr>
+            <w:r>
+              <w:rPr>
+                <w:rFonts w:ascii="Arial" w:hAnsi="Arial" w:eastAsia="Arial" w:cs="Tahoma"/>
+                <w:sz w:val="18"/>
+              </w:rPr>
+            </w:r>
+            <w:r>
+              <w:rPr>
+                <w:rFonts w:ascii="Courier New" w:hAnsi="Courier New" w:eastAsia="Courier New" w:cs="Tahoma"/>
+                <w:sz w:val="18"/>
+              </w:rPr>
+              <w:t>getTransaction</w:t>
+            </w:r>
+          </w:p>
+        </w:tc>
+        <w:tc>
+          <w:tcPr>
+            <w:tcW w:type="dxa" w:w="2520"/>
+            <w:vAlign w:val="center"/>
+          </w:tcPr>
+          <w:p>
+            <w:pPr>
+              <w:keepLines/>
+              <w:spacing w:after="0"/>
+            </w:pPr>
+            <w:r>
+              <w:rPr>
+                <w:rFonts w:ascii="Arial" w:hAnsi="Arial" w:eastAsia="Arial" w:cs="Tahoma"/>
+                <w:sz w:val="18"/>
+              </w:rPr>
+            </w:r>
+            <w:r>
+              <w:rPr>
+                <w:rFonts w:ascii="Arial" w:hAnsi="Arial" w:eastAsia="Arial" w:cs="Tahoma"/>
+                <w:sz w:val="18"/>
+              </w:rPr>
+              <w:t>version, referenceId</w:t>
+            </w:r>
+          </w:p>
+        </w:tc>
+        <w:tc>
+          <w:tcPr>
+            <w:tcW w:type="dxa" w:w="2520"/>
+            <w:vAlign w:val="center"/>
+          </w:tcPr>
+          <w:p>
+            <w:pPr>
+              <w:keepLines/>
+              <w:spacing w:after="0"/>
+            </w:pPr>
+            <w:r>
+              <w:rPr>
+                <w:rFonts w:ascii="Arial" w:hAnsi="Arial" w:eastAsia="Arial" w:cs="Tahoma"/>
+                <w:sz w:val="18"/>
+              </w:rPr>
+            </w:r>
+            <w:r>
+              <w:rPr>
+                <w:rFonts w:ascii="Arial" w:hAnsi="Arial" w:eastAsia="Arial" w:cs="Tahoma"/>
+                <w:sz w:val="18"/>
+              </w:rPr>
+              <w:t>สถานะ + ผู้ถืองานปัจจุบันของเอกสาร</w:t>
+            </w:r>
+          </w:p>
+        </w:tc>
+      </w:tr>
+      <w:tr>
+        <w:trPr>
+          <w:cantSplit/>
+        </w:trPr>
+        <w:tc>
+          <w:tcPr>
+            <w:tcW w:type="dxa" w:w="2520"/>
+            <w:vAlign w:val="center"/>
+          </w:tcPr>
+          <w:p>
+            <w:pPr>
+              <w:keepLines/>
+              <w:spacing w:after="0"/>
+            </w:pPr>
+            <w:r>
+              <w:rPr>
+                <w:rFonts w:ascii="Arial" w:hAnsi="Arial" w:eastAsia="Arial" w:cs="Tahoma"/>
+                <w:sz w:val="18"/>
+              </w:rPr>
+            </w:r>
+            <w:r>
+              <w:rPr>
+                <w:rFonts w:ascii="Arial" w:hAnsi="Arial" w:eastAsia="Arial" w:cs="Tahoma"/>
+                <w:sz w:val="18"/>
+              </w:rPr>
+              <w:t>6</w:t>
+            </w:r>
+          </w:p>
+        </w:tc>
+        <w:tc>
+          <w:tcPr>
+            <w:tcW w:type="dxa" w:w="2520"/>
+            <w:vAlign w:val="center"/>
+          </w:tcPr>
+          <w:p>
+            <w:pPr>
+              <w:keepLines/>
+              <w:spacing w:after="0"/>
+            </w:pPr>
+            <w:r>
+              <w:rPr>
+                <w:rFonts w:ascii="Arial" w:hAnsi="Arial" w:eastAsia="Arial" w:cs="Tahoma"/>
+                <w:sz w:val="18"/>
+              </w:rPr>
+            </w:r>
+            <w:r>
+              <w:rPr>
+                <w:rFonts w:ascii="Courier New" w:hAnsi="Courier New" w:eastAsia="Courier New" w:cs="Tahoma"/>
+                <w:sz w:val="18"/>
+              </w:rPr>
+              <w:t>getPendingFlowByUser</w:t>
+            </w:r>
+          </w:p>
+        </w:tc>
+        <w:tc>
+          <w:tcPr>
+            <w:tcW w:type="dxa" w:w="2520"/>
+            <w:vAlign w:val="center"/>
+          </w:tcPr>
+          <w:p>
+            <w:pPr>
+              <w:keepLines/>
+              <w:spacing w:after="0"/>
+            </w:pPr>
+            <w:r>
+              <w:rPr>
+                <w:rFonts w:ascii="Arial" w:hAnsi="Arial" w:eastAsia="Arial" w:cs="Tahoma"/>
+                <w:sz w:val="18"/>
+              </w:rPr>
+            </w:r>
+            <w:r>
+              <w:rPr>
+                <w:rFonts w:ascii="Arial" w:hAnsi="Arial" w:eastAsia="Arial" w:cs="Tahoma"/>
+                <w:sz w:val="18"/>
+              </w:rPr>
+              <w:t>userData</w:t>
+            </w:r>
+          </w:p>
+        </w:tc>
+        <w:tc>
+          <w:tcPr>
+            <w:tcW w:type="dxa" w:w="2520"/>
+            <w:vAlign w:val="center"/>
+          </w:tcPr>
+          <w:p>
+            <w:pPr>
+              <w:keepLines/>
+              <w:spacing w:after="0"/>
+            </w:pPr>
+            <w:r>
+              <w:rPr>
+                <w:rFonts w:ascii="Arial" w:hAnsi="Arial" w:eastAsia="Arial" w:cs="Tahoma"/>
+                <w:sz w:val="18"/>
+              </w:rPr>
+            </w:r>
+            <w:r>
+              <w:rPr>
+                <w:rFonts w:ascii="Arial" w:hAnsi="Arial" w:eastAsia="Arial" w:cs="Tahoma"/>
+                <w:b/>
+                <w:sz w:val="18"/>
+              </w:rPr>
+              <w:t>หน้า เอกสาร → รอดำเนินการ</w:t>
+            </w:r>
+            <w:r>
+              <w:rPr>
+                <w:rFonts w:ascii="Arial" w:hAnsi="Arial" w:eastAsia="Arial" w:cs="Tahoma"/>
+                <w:sz w:val="18"/>
+              </w:rPr>
+              <w:t xml:space="preserve"> + reminder รายสัปดาห์</w:t>
+            </w:r>
+          </w:p>
+        </w:tc>
+      </w:tr>
+      <w:tr>
+        <w:trPr>
+          <w:cantSplit/>
+        </w:trPr>
+        <w:tc>
+          <w:tcPr>
+            <w:tcW w:type="dxa" w:w="2520"/>
+            <w:vAlign w:val="center"/>
+          </w:tcPr>
+          <w:p>
+            <w:pPr>
+              <w:keepLines/>
+              <w:spacing w:after="0"/>
+            </w:pPr>
+            <w:r>
+              <w:rPr>
+                <w:rFonts w:ascii="Arial" w:hAnsi="Arial" w:eastAsia="Arial" w:cs="Tahoma"/>
+                <w:sz w:val="18"/>
+              </w:rPr>
+            </w:r>
+            <w:r>
+              <w:rPr>
+                <w:rFonts w:ascii="Arial" w:hAnsi="Arial" w:eastAsia="Arial" w:cs="Tahoma"/>
+                <w:sz w:val="18"/>
+              </w:rPr>
+              <w:t>7</w:t>
+            </w:r>
+          </w:p>
+        </w:tc>
+        <w:tc>
+          <w:tcPr>
+            <w:tcW w:type="dxa" w:w="2520"/>
+            <w:vAlign w:val="center"/>
+          </w:tcPr>
+          <w:p>
+            <w:pPr>
+              <w:keepLines/>
+              <w:spacing w:after="0"/>
+            </w:pPr>
+            <w:r>
+              <w:rPr>
+                <w:rFonts w:ascii="Arial" w:hAnsi="Arial" w:eastAsia="Arial" w:cs="Tahoma"/>
+                <w:sz w:val="18"/>
+              </w:rPr>
+            </w:r>
+            <w:r>
+              <w:rPr>
+                <w:rFonts w:ascii="Courier New" w:hAnsi="Courier New" w:eastAsia="Courier New" w:cs="Tahoma"/>
+                <w:sz w:val="18"/>
+              </w:rPr>
+              <w:t>getWorkflowsByUser</w:t>
+            </w:r>
+          </w:p>
+        </w:tc>
+        <w:tc>
+          <w:tcPr>
+            <w:tcW w:type="dxa" w:w="2520"/>
+            <w:vAlign w:val="center"/>
+          </w:tcPr>
+          <w:p>
+            <w:pPr>
+              <w:keepLines/>
+              <w:spacing w:after="0"/>
+            </w:pPr>
+            <w:r>
+              <w:rPr>
+                <w:rFonts w:ascii="Arial" w:hAnsi="Arial" w:eastAsia="Arial" w:cs="Tahoma"/>
+                <w:sz w:val="18"/>
+              </w:rPr>
+            </w:r>
+            <w:r>
+              <w:rPr>
+                <w:rFonts w:ascii="Arial" w:hAnsi="Arial" w:eastAsia="Arial" w:cs="Tahoma"/>
+                <w:sz w:val="18"/>
+              </w:rPr>
+              <w:t>userData</w:t>
+            </w:r>
+          </w:p>
+        </w:tc>
+        <w:tc>
+          <w:tcPr>
+            <w:tcW w:type="dxa" w:w="2520"/>
+            <w:vAlign w:val="center"/>
+          </w:tcPr>
+          <w:p>
+            <w:pPr>
+              <w:keepLines/>
+              <w:spacing w:after="0"/>
+            </w:pPr>
+            <w:r>
+              <w:rPr>
+                <w:rFonts w:ascii="Arial" w:hAnsi="Arial" w:eastAsia="Arial" w:cs="Tahoma"/>
+                <w:sz w:val="18"/>
+              </w:rPr>
+            </w:r>
+            <w:r>
+              <w:rPr>
+                <w:rFonts w:ascii="Arial" w:hAnsi="Arial" w:eastAsia="Arial" w:cs="Tahoma"/>
+                <w:b/>
+                <w:sz w:val="18"/>
+              </w:rPr>
+              <w:t>หน้า เอกสาร → ที่เกี่ยวข้อง</w:t>
+            </w:r>
+            <w:r>
+              <w:rPr>
+                <w:rFonts w:ascii="Arial" w:hAnsi="Arial" w:eastAsia="Arial" w:cs="Tahoma"/>
+                <w:sz w:val="18"/>
+              </w:rPr>
+              <w:t xml:space="preserve"> (รวมที่ยังไม่ถึงคิวและที่อนุมัติไปแล้ว)</w:t>
+            </w:r>
+          </w:p>
+        </w:tc>
+      </w:tr>
+      <w:tr>
+        <w:trPr>
+          <w:cantSplit/>
+        </w:trPr>
+        <w:tc>
+          <w:tcPr>
+            <w:tcW w:type="dxa" w:w="2520"/>
+            <w:vAlign w:val="center"/>
+          </w:tcPr>
+          <w:p>
+            <w:pPr>
+              <w:keepLines/>
+              <w:spacing w:after="0"/>
+            </w:pPr>
+            <w:r>
+              <w:rPr>
+                <w:rFonts w:ascii="Arial" w:hAnsi="Arial" w:eastAsia="Arial" w:cs="Tahoma"/>
+                <w:sz w:val="18"/>
+              </w:rPr>
+            </w:r>
+            <w:r>
+              <w:rPr>
+                <w:rFonts w:ascii="Arial" w:hAnsi="Arial" w:eastAsia="Arial" w:cs="Tahoma"/>
+                <w:sz w:val="18"/>
+              </w:rPr>
+              <w:t>8</w:t>
+            </w:r>
+          </w:p>
+        </w:tc>
+        <w:tc>
+          <w:tcPr>
+            <w:tcW w:type="dxa" w:w="2520"/>
+            <w:vAlign w:val="center"/>
+          </w:tcPr>
+          <w:p>
+            <w:pPr>
+              <w:keepLines/>
+              <w:spacing w:after="0"/>
+            </w:pPr>
+            <w:r>
+              <w:rPr>
+                <w:rFonts w:ascii="Arial" w:hAnsi="Arial" w:eastAsia="Arial" w:cs="Tahoma"/>
+                <w:sz w:val="18"/>
+              </w:rPr>
+            </w:r>
+            <w:r>
+              <w:rPr>
+                <w:rFonts w:ascii="Courier New" w:hAnsi="Courier New" w:eastAsia="Courier New" w:cs="Tahoma"/>
+                <w:sz w:val="18"/>
+              </w:rPr>
+              <w:t>addPreApprover</w:t>
+            </w:r>
+          </w:p>
+        </w:tc>
+        <w:tc>
+          <w:tcPr>
+            <w:tcW w:type="dxa" w:w="2520"/>
+            <w:vAlign w:val="center"/>
+          </w:tcPr>
+          <w:p>
+            <w:pPr>
+              <w:keepLines/>
+              <w:spacing w:after="0"/>
+            </w:pPr>
+            <w:r>
+              <w:rPr>
+                <w:rFonts w:ascii="Arial" w:hAnsi="Arial" w:eastAsia="Arial" w:cs="Tahoma"/>
+                <w:sz w:val="18"/>
+              </w:rPr>
+            </w:r>
+            <w:r>
+              <w:rPr>
+                <w:rFonts w:ascii="Arial" w:hAnsi="Arial" w:eastAsia="Arial" w:cs="Tahoma"/>
+                <w:sz w:val="18"/>
+              </w:rPr>
+              <w:t>version, userId, referenceId, state_id, approver, seq</w:t>
+            </w:r>
+          </w:p>
+        </w:tc>
+        <w:tc>
+          <w:tcPr>
+            <w:tcW w:type="dxa" w:w="2520"/>
+            <w:vAlign w:val="center"/>
+          </w:tcPr>
+          <w:p>
+            <w:pPr>
+              <w:keepLines/>
+              <w:spacing w:after="0"/>
+            </w:pPr>
+            <w:r>
+              <w:rPr>
+                <w:rFonts w:ascii="Arial" w:hAnsi="Arial" w:eastAsia="Arial" w:cs="Tahoma"/>
+                <w:sz w:val="18"/>
+              </w:rPr>
+            </w:r>
+            <w:r>
+              <w:rPr>
+                <w:rFonts w:ascii="Arial" w:hAnsi="Arial" w:eastAsia="Arial" w:cs="Tahoma"/>
+                <w:sz w:val="18"/>
+              </w:rPr>
+              <w:t>ตั้งผู้อนุมัติล่วงหน้าของขั้นถัดไป</w:t>
             </w:r>
           </w:p>
         </w:tc>
@@ -3961,7 +4626,7 @@
             <w:r/>
             <w:r>
               <w:rPr>
-                <w:rFonts w:ascii="Arial" w:hAnsi="Arial" w:eastAsia="Arial"/>
+                <w:rFonts w:ascii="Arial" w:hAnsi="Arial" w:eastAsia="Arial" w:cs="Tahoma"/>
                 <w:b/>
                 <w:sz w:val="18"/>
               </w:rPr>
@@ -3983,7 +4648,7 @@
             <w:r/>
             <w:r>
               <w:rPr>
-                <w:rFonts w:ascii="Arial" w:hAnsi="Arial" w:eastAsia="Arial"/>
+                <w:rFonts w:ascii="Arial" w:hAnsi="Arial" w:eastAsia="Arial" w:cs="Tahoma"/>
                 <w:b/>
                 <w:sz w:val="18"/>
               </w:rPr>
@@ -4005,7 +4670,7 @@
             <w:r/>
             <w:r>
               <w:rPr>
-                <w:rFonts w:ascii="Arial" w:hAnsi="Arial" w:eastAsia="Arial"/>
+                <w:rFonts w:ascii="Arial" w:hAnsi="Arial" w:eastAsia="Arial" w:cs="Tahoma"/>
                 <w:b/>
                 <w:sz w:val="18"/>
               </w:rPr>
@@ -4027,7 +4692,7 @@
             <w:r/>
             <w:r>
               <w:rPr>
-                <w:rFonts w:ascii="Arial" w:hAnsi="Arial" w:eastAsia="Arial"/>
+                <w:rFonts w:ascii="Arial" w:hAnsi="Arial" w:eastAsia="Arial" w:cs="Tahoma"/>
                 <w:b/>
                 <w:sz w:val="18"/>
               </w:rPr>
@@ -4052,13 +4717,13 @@
             </w:pPr>
             <w:r>
               <w:rPr>
-                <w:rFonts w:ascii="Arial" w:hAnsi="Arial" w:eastAsia="Arial"/>
-                <w:sz w:val="18"/>
-              </w:rPr>
-            </w:r>
-            <w:r>
-              <w:rPr>
-                <w:rFonts w:ascii="Arial" w:hAnsi="Arial" w:eastAsia="Arial"/>
+                <w:rFonts w:ascii="Arial" w:hAnsi="Arial" w:eastAsia="Arial" w:cs="Tahoma"/>
+                <w:sz w:val="18"/>
+              </w:rPr>
+            </w:r>
+            <w:r>
+              <w:rPr>
+                <w:rFonts w:ascii="Arial" w:hAnsi="Arial" w:eastAsia="Arial" w:cs="Tahoma"/>
                 <w:sz w:val="18"/>
               </w:rPr>
               <w:t>06</w:t>
@@ -4077,13 +4742,13 @@
             </w:pPr>
             <w:r>
               <w:rPr>
-                <w:rFonts w:ascii="Arial" w:hAnsi="Arial" w:eastAsia="Arial"/>
-                <w:sz w:val="18"/>
-              </w:rPr>
-            </w:r>
-            <w:r>
-              <w:rPr>
-                <w:rFonts w:ascii="Arial" w:hAnsi="Arial" w:eastAsia="Arial"/>
+                <w:rFonts w:ascii="Arial" w:hAnsi="Arial" w:eastAsia="Arial" w:cs="Tahoma"/>
+                <w:sz w:val="18"/>
+              </w:rPr>
+            </w:r>
+            <w:r>
+              <w:rPr>
+                <w:rFonts w:ascii="Arial" w:hAnsi="Arial" w:eastAsia="Arial" w:cs="Tahoma"/>
                 <w:sz w:val="18"/>
               </w:rPr>
               <w:t>รอฝ่าย SBP DSA ดำเนินการ</w:t>
@@ -4102,13 +4767,13 @@
             </w:pPr>
             <w:r>
               <w:rPr>
-                <w:rFonts w:ascii="Arial" w:hAnsi="Arial" w:eastAsia="Arial"/>
-                <w:sz w:val="18"/>
-              </w:rPr>
-            </w:r>
-            <w:r>
-              <w:rPr>
-                <w:rFonts w:ascii="Arial" w:hAnsi="Arial" w:eastAsia="Arial"/>
+                <w:rFonts w:ascii="Arial" w:hAnsi="Arial" w:eastAsia="Arial" w:cs="Tahoma"/>
+                <w:sz w:val="18"/>
+              </w:rPr>
+            </w:r>
+            <w:r>
+              <w:rPr>
+                <w:rFonts w:ascii="Arial" w:hAnsi="Arial" w:eastAsia="Arial" w:cs="Tahoma"/>
                 <w:sz w:val="18"/>
               </w:rPr>
               <w:t>submit (ส่งเจ้าหน้าที่ SBP DSA) · reject (เห็นควรไม่ชดเชย) · cancel (หยุดชดเชย) · submit (ส่งหน่วยงานส่งเสริมธุรกิจ SBP)</w:t>
@@ -4127,13 +4792,13 @@
             </w:pPr>
             <w:r>
               <w:rPr>
-                <w:rFonts w:ascii="Arial" w:hAnsi="Arial" w:eastAsia="Arial"/>
-                <w:sz w:val="18"/>
-              </w:rPr>
-            </w:r>
-            <w:r>
-              <w:rPr>
-                <w:rFonts w:ascii="Arial" w:hAnsi="Arial" w:eastAsia="Arial"/>
+                <w:rFonts w:ascii="Arial" w:hAnsi="Arial" w:eastAsia="Arial" w:cs="Tahoma"/>
+                <w:sz w:val="18"/>
+              </w:rPr>
+            </w:r>
+            <w:r>
+              <w:rPr>
+                <w:rFonts w:ascii="Arial" w:hAnsi="Arial" w:eastAsia="Arial" w:cs="Tahoma"/>
                 <w:sz w:val="18"/>
               </w:rPr>
               <w:t>08 หรือ 01 หรือจบ flow</w:t>
@@ -4157,13 +4822,13 @@
             </w:pPr>
             <w:r>
               <w:rPr>
-                <w:rFonts w:ascii="Arial" w:hAnsi="Arial" w:eastAsia="Arial"/>
-                <w:sz w:val="18"/>
-              </w:rPr>
-            </w:r>
-            <w:r>
-              <w:rPr>
-                <w:rFonts w:ascii="Arial" w:hAnsi="Arial" w:eastAsia="Arial"/>
+                <w:rFonts w:ascii="Arial" w:hAnsi="Arial" w:eastAsia="Arial" w:cs="Tahoma"/>
+                <w:sz w:val="18"/>
+              </w:rPr>
+            </w:r>
+            <w:r>
+              <w:rPr>
+                <w:rFonts w:ascii="Arial" w:hAnsi="Arial" w:eastAsia="Arial" w:cs="Tahoma"/>
                 <w:sz w:val="18"/>
               </w:rPr>
               <w:t>08</w:t>
@@ -4182,13 +4847,13 @@
             </w:pPr>
             <w:r>
               <w:rPr>
-                <w:rFonts w:ascii="Arial" w:hAnsi="Arial" w:eastAsia="Arial"/>
-                <w:sz w:val="18"/>
-              </w:rPr>
-            </w:r>
-            <w:r>
-              <w:rPr>
-                <w:rFonts w:ascii="Arial" w:hAnsi="Arial" w:eastAsia="Arial"/>
+                <w:rFonts w:ascii="Arial" w:hAnsi="Arial" w:eastAsia="Arial" w:cs="Tahoma"/>
+                <w:sz w:val="18"/>
+              </w:rPr>
+            </w:r>
+            <w:r>
+              <w:rPr>
+                <w:rFonts w:ascii="Arial" w:hAnsi="Arial" w:eastAsia="Arial" w:cs="Tahoma"/>
                 <w:sz w:val="18"/>
               </w:rPr>
               <w:t>รอเจ้าหน้าที่ SBP DSA ดำเนินการ</w:t>
@@ -4207,13 +4872,13 @@
             </w:pPr>
             <w:r>
               <w:rPr>
-                <w:rFonts w:ascii="Arial" w:hAnsi="Arial" w:eastAsia="Arial"/>
-                <w:sz w:val="18"/>
-              </w:rPr>
-            </w:r>
-            <w:r>
-              <w:rPr>
-                <w:rFonts w:ascii="Arial" w:hAnsi="Arial" w:eastAsia="Arial"/>
+                <w:rFonts w:ascii="Arial" w:hAnsi="Arial" w:eastAsia="Arial" w:cs="Tahoma"/>
+                <w:sz w:val="18"/>
+              </w:rPr>
+            </w:r>
+            <w:r>
+              <w:rPr>
+                <w:rFonts w:ascii="Arial" w:hAnsi="Arial" w:eastAsia="Arial" w:cs="Tahoma"/>
                 <w:sz w:val="18"/>
               </w:rPr>
               <w:t>submit (คำนวณเงินชดเชยเรียบร้อย)</w:t>
@@ -4232,13 +4897,13 @@
             </w:pPr>
             <w:r>
               <w:rPr>
-                <w:rFonts w:ascii="Arial" w:hAnsi="Arial" w:eastAsia="Arial"/>
-                <w:sz w:val="18"/>
-              </w:rPr>
-            </w:r>
-            <w:r>
-              <w:rPr>
-                <w:rFonts w:ascii="Arial" w:hAnsi="Arial" w:eastAsia="Arial"/>
+                <w:rFonts w:ascii="Arial" w:hAnsi="Arial" w:eastAsia="Arial" w:cs="Tahoma"/>
+                <w:sz w:val="18"/>
+              </w:rPr>
+            </w:r>
+            <w:r>
+              <w:rPr>
+                <w:rFonts w:ascii="Arial" w:hAnsi="Arial" w:eastAsia="Arial" w:cs="Tahoma"/>
                 <w:sz w:val="18"/>
               </w:rPr>
               <w:t>01</w:t>
@@ -4262,13 +4927,13 @@
             </w:pPr>
             <w:r>
               <w:rPr>
-                <w:rFonts w:ascii="Arial" w:hAnsi="Arial" w:eastAsia="Arial"/>
-                <w:sz w:val="18"/>
-              </w:rPr>
-            </w:r>
-            <w:r>
-              <w:rPr>
-                <w:rFonts w:ascii="Arial" w:hAnsi="Arial" w:eastAsia="Arial"/>
+                <w:rFonts w:ascii="Arial" w:hAnsi="Arial" w:eastAsia="Arial" w:cs="Tahoma"/>
+                <w:sz w:val="18"/>
+              </w:rPr>
+            </w:r>
+            <w:r>
+              <w:rPr>
+                <w:rFonts w:ascii="Arial" w:hAnsi="Arial" w:eastAsia="Arial" w:cs="Tahoma"/>
                 <w:sz w:val="18"/>
               </w:rPr>
               <w:t>01</w:t>
@@ -4287,13 +4952,13 @@
             </w:pPr>
             <w:r>
               <w:rPr>
-                <w:rFonts w:ascii="Arial" w:hAnsi="Arial" w:eastAsia="Arial"/>
-                <w:sz w:val="18"/>
-              </w:rPr>
-            </w:r>
-            <w:r>
-              <w:rPr>
-                <w:rFonts w:ascii="Arial" w:hAnsi="Arial" w:eastAsia="Arial"/>
+                <w:rFonts w:ascii="Arial" w:hAnsi="Arial" w:eastAsia="Arial" w:cs="Tahoma"/>
+                <w:sz w:val="18"/>
+              </w:rPr>
+            </w:r>
+            <w:r>
+              <w:rPr>
+                <w:rFonts w:ascii="Arial" w:hAnsi="Arial" w:eastAsia="Arial" w:cs="Tahoma"/>
                 <w:sz w:val="18"/>
               </w:rPr>
               <w:t>รอหน่วยงานส่งเสริมธุรกิจ SBP ดำเนินการ</w:t>
@@ -4312,13 +4977,13 @@
             </w:pPr>
             <w:r>
               <w:rPr>
-                <w:rFonts w:ascii="Arial" w:hAnsi="Arial" w:eastAsia="Arial"/>
-                <w:sz w:val="18"/>
-              </w:rPr>
-            </w:r>
-            <w:r>
-              <w:rPr>
-                <w:rFonts w:ascii="Arial" w:hAnsi="Arial" w:eastAsia="Arial"/>
+                <w:rFonts w:ascii="Arial" w:hAnsi="Arial" w:eastAsia="Arial" w:cs="Tahoma"/>
+                <w:sz w:val="18"/>
+              </w:rPr>
+            </w:r>
+            <w:r>
+              <w:rPr>
+                <w:rFonts w:ascii="Arial" w:hAnsi="Arial" w:eastAsia="Arial" w:cs="Tahoma"/>
                 <w:sz w:val="18"/>
               </w:rPr>
               <w:t>approve (เห็นควรชดเชย) · reject (เห็นควรไม่ชดเชย → จบ flow ทันที) · sendback (ฝ่าย SBP DSA ดำเนินการ)</w:t>
@@ -4337,13 +5002,13 @@
             </w:pPr>
             <w:r>
               <w:rPr>
-                <w:rFonts w:ascii="Arial" w:hAnsi="Arial" w:eastAsia="Arial"/>
-                <w:sz w:val="18"/>
-              </w:rPr>
-            </w:r>
-            <w:r>
-              <w:rPr>
-                <w:rFonts w:ascii="Arial" w:hAnsi="Arial" w:eastAsia="Arial"/>
+                <w:rFonts w:ascii="Arial" w:hAnsi="Arial" w:eastAsia="Arial" w:cs="Tahoma"/>
+                <w:sz w:val="18"/>
+              </w:rPr>
+            </w:r>
+            <w:r>
+              <w:rPr>
+                <w:rFonts w:ascii="Arial" w:hAnsi="Arial" w:eastAsia="Arial" w:cs="Tahoma"/>
                 <w:sz w:val="18"/>
               </w:rPr>
               <w:t>02 · จบ flow · 06</w:t>
@@ -4367,13 +5032,13 @@
             </w:pPr>
             <w:r>
               <w:rPr>
-                <w:rFonts w:ascii="Arial" w:hAnsi="Arial" w:eastAsia="Arial"/>
-                <w:sz w:val="18"/>
-              </w:rPr>
-            </w:r>
-            <w:r>
-              <w:rPr>
-                <w:rFonts w:ascii="Arial" w:hAnsi="Arial" w:eastAsia="Arial"/>
+                <w:rFonts w:ascii="Arial" w:hAnsi="Arial" w:eastAsia="Arial" w:cs="Tahoma"/>
+                <w:sz w:val="18"/>
+              </w:rPr>
+            </w:r>
+            <w:r>
+              <w:rPr>
+                <w:rFonts w:ascii="Arial" w:hAnsi="Arial" w:eastAsia="Arial" w:cs="Tahoma"/>
                 <w:sz w:val="18"/>
               </w:rPr>
               <w:t>02</w:t>
@@ -4392,13 +5057,13 @@
             </w:pPr>
             <w:r>
               <w:rPr>
-                <w:rFonts w:ascii="Arial" w:hAnsi="Arial" w:eastAsia="Arial"/>
-                <w:sz w:val="18"/>
-              </w:rPr>
-            </w:r>
-            <w:r>
-              <w:rPr>
-                <w:rFonts w:ascii="Arial" w:hAnsi="Arial" w:eastAsia="Arial"/>
+                <w:rFonts w:ascii="Arial" w:hAnsi="Arial" w:eastAsia="Arial" w:cs="Tahoma"/>
+                <w:sz w:val="18"/>
+              </w:rPr>
+            </w:r>
+            <w:r>
+              <w:rPr>
+                <w:rFonts w:ascii="Arial" w:hAnsi="Arial" w:eastAsia="Arial" w:cs="Tahoma"/>
                 <w:sz w:val="18"/>
               </w:rPr>
               <w:t>รอ GM ส่งเสริมธุรกิจ SBP ดำเนินการ</w:t>
@@ -4417,13 +5082,13 @@
             </w:pPr>
             <w:r>
               <w:rPr>
-                <w:rFonts w:ascii="Arial" w:hAnsi="Arial" w:eastAsia="Arial"/>
-                <w:sz w:val="18"/>
-              </w:rPr>
-            </w:r>
-            <w:r>
-              <w:rPr>
-                <w:rFonts w:ascii="Arial" w:hAnsi="Arial" w:eastAsia="Arial"/>
+                <w:rFonts w:ascii="Arial" w:hAnsi="Arial" w:eastAsia="Arial" w:cs="Tahoma"/>
+                <w:sz w:val="18"/>
+              </w:rPr>
+            </w:r>
+            <w:r>
+              <w:rPr>
+                <w:rFonts w:ascii="Arial" w:hAnsi="Arial" w:eastAsia="Arial" w:cs="Tahoma"/>
                 <w:sz w:val="18"/>
               </w:rPr>
               <w:t>approve (เห็นควรชดเชย) · reject (เห็นควรไม่ชดเชย → จบ flow ทันที) · sendback</w:t>
@@ -4442,16 +5107,16 @@
             </w:pPr>
             <w:r>
               <w:rPr>
-                <w:rFonts w:ascii="Arial" w:hAnsi="Arial" w:eastAsia="Arial"/>
-                <w:sz w:val="18"/>
-              </w:rPr>
-            </w:r>
-            <w:r>
-              <w:rPr>
-                <w:rFonts w:ascii="Arial" w:hAnsi="Arial" w:eastAsia="Arial"/>
-                <w:sz w:val="18"/>
-              </w:rPr>
-              <w:t>จบ flow เมื่อยอด &lt;= 50,000 · ไป 03 เมื่อ 50,001-300,000 · 01</w:t>
+                <w:rFonts w:ascii="Arial" w:hAnsi="Arial" w:eastAsia="Arial" w:cs="Tahoma"/>
+                <w:sz w:val="18"/>
+              </w:rPr>
+            </w:r>
+            <w:r>
+              <w:rPr>
+                <w:rFonts w:ascii="Arial" w:hAnsi="Arial" w:eastAsia="Arial" w:cs="Tahoma"/>
+                <w:sz w:val="18"/>
+              </w:rPr>
+              <w:t>จบ flow เมื่อยอด &lt; 100,000 · ไป 03 เมื่อ ≥ 100,000 · 01</w:t>
             </w:r>
           </w:p>
         </w:tc>
@@ -4472,13 +5137,13 @@
             </w:pPr>
             <w:r>
               <w:rPr>
-                <w:rFonts w:ascii="Arial" w:hAnsi="Arial" w:eastAsia="Arial"/>
-                <w:sz w:val="18"/>
-              </w:rPr>
-            </w:r>
-            <w:r>
-              <w:rPr>
-                <w:rFonts w:ascii="Arial" w:hAnsi="Arial" w:eastAsia="Arial"/>
+                <w:rFonts w:ascii="Arial" w:hAnsi="Arial" w:eastAsia="Arial" w:cs="Tahoma"/>
+                <w:sz w:val="18"/>
+              </w:rPr>
+            </w:r>
+            <w:r>
+              <w:rPr>
+                <w:rFonts w:ascii="Arial" w:hAnsi="Arial" w:eastAsia="Arial" w:cs="Tahoma"/>
                 <w:sz w:val="18"/>
               </w:rPr>
               <w:t>03</w:t>
@@ -4497,13 +5162,13 @@
             </w:pPr>
             <w:r>
               <w:rPr>
-                <w:rFonts w:ascii="Arial" w:hAnsi="Arial" w:eastAsia="Arial"/>
-                <w:sz w:val="18"/>
-              </w:rPr>
-            </w:r>
-            <w:r>
-              <w:rPr>
-                <w:rFonts w:ascii="Arial" w:hAnsi="Arial" w:eastAsia="Arial"/>
+                <w:rFonts w:ascii="Arial" w:hAnsi="Arial" w:eastAsia="Arial" w:cs="Tahoma"/>
+                <w:sz w:val="18"/>
+              </w:rPr>
+            </w:r>
+            <w:r>
+              <w:rPr>
+                <w:rFonts w:ascii="Arial" w:hAnsi="Arial" w:eastAsia="Arial" w:cs="Tahoma"/>
                 <w:sz w:val="18"/>
               </w:rPr>
               <w:t>รอผู้บริหารสำนักบริหาร SBP ดำเนินการ</w:t>
@@ -4522,13 +5187,13 @@
             </w:pPr>
             <w:r>
               <w:rPr>
-                <w:rFonts w:ascii="Arial" w:hAnsi="Arial" w:eastAsia="Arial"/>
-                <w:sz w:val="18"/>
-              </w:rPr>
-            </w:r>
-            <w:r>
-              <w:rPr>
-                <w:rFonts w:ascii="Arial" w:hAnsi="Arial" w:eastAsia="Arial"/>
+                <w:rFonts w:ascii="Arial" w:hAnsi="Arial" w:eastAsia="Arial" w:cs="Tahoma"/>
+                <w:sz w:val="18"/>
+              </w:rPr>
+            </w:r>
+            <w:r>
+              <w:rPr>
+                <w:rFonts w:ascii="Arial" w:hAnsi="Arial" w:eastAsia="Arial" w:cs="Tahoma"/>
                 <w:sz w:val="18"/>
               </w:rPr>
               <w:t>approve (เห็นควรชดเชย) · sendback</w:t>
@@ -4547,13 +5212,13 @@
             </w:pPr>
             <w:r>
               <w:rPr>
-                <w:rFonts w:ascii="Arial" w:hAnsi="Arial" w:eastAsia="Arial"/>
-                <w:sz w:val="18"/>
-              </w:rPr>
-            </w:r>
-            <w:r>
-              <w:rPr>
-                <w:rFonts w:ascii="Arial" w:hAnsi="Arial" w:eastAsia="Arial"/>
+                <w:rFonts w:ascii="Arial" w:hAnsi="Arial" w:eastAsia="Arial" w:cs="Tahoma"/>
+                <w:sz w:val="18"/>
+              </w:rPr>
+            </w:r>
+            <w:r>
+              <w:rPr>
+                <w:rFonts w:ascii="Arial" w:hAnsi="Arial" w:eastAsia="Arial" w:cs="Tahoma"/>
                 <w:sz w:val="18"/>
               </w:rPr>
               <w:t>จบ flow · 02</w:t>
@@ -4570,7 +5235,7 @@
       </w:pPr>
       <w:r>
         <w:rPr>
-          <w:rFonts w:ascii="Courier New" w:hAnsi="Courier New"/>
+          <w:rFonts w:ascii="Courier New" w:hAnsi="Courier New" w:eastAsia="Courier New" w:cs="Tahoma"/>
           <w:sz w:val="16"/>
         </w:rPr>
         <w:t>-- ⚠️ ตัวอย่างนี้คือ **ทางเลือก B ของข้อค้าง 5.6 (ยังไม่ตัดสิน) — ห้าม seed ลงจริงก่อนได้ข้อสรุป**</w:t>
@@ -4591,7 +5256,7 @@
         <w:br/>
         <w:t>-- seq = ลำดับที่ engine ใช้ไล่ตรวจ condition_json (ตัวแรกที่ตรงชนะ)</w:t>
         <w:br/>
-        <w:t>-- ตัวเลข 50000 / 300000 ด้านล่างเป็นค่า **ตัวอย่าง** จาก SDD GI ไม่ใช่ค่าที่ตกลงให้ hardcode</w:t>
+        <w:t>-- ตัวเลข 100000 ด้านล่างเป็นค่า **ตัวอย่าง** ของเกณฑ์เดียว (มติ 2026-08-18) ไม่ใช่ค่าที่ตกลงให้ hardcode</w:t>
         <w:br/>
         <w:t>INSERT INTO sps_store.workflow_route</w:t>
         <w:br/>
@@ -4601,13 +5266,13 @@
         <w:br/>
         <w:t xml:space="preserve">  (:v, :state_02, 'approve', :state_end, :status_done, 1,</w:t>
         <w:br/>
-        <w:t xml:space="preserve">   '{"field":"amount","operator":"&lt;=","value":50000}', 'group', :group_none),</w:t>
+        <w:t xml:space="preserve">   '{"field":"amount","operator":"&lt;","value":100000}', 'group', :group_none),</w:t>
         <w:br/>
         <w:t xml:space="preserve">  (:v, :state_02, 'approve', :state_03,  :status_wait_avp, 2,</w:t>
         <w:br/>
-        <w:t xml:space="preserve">   '{"field":"amount","operator":"&lt;=","value":300000}', 'group', :group_avp);</w:t>
+        <w:t xml:space="preserve">   '{"field":"amount","operator":"&gt;=","value":100000}', 'group', :group_avp);</w:t>
         <w:br/>
-        <w:t>-- ⚠️ ยอดเกิน 300,000 ยังไม่มีกติกาใน SDD GI — ยังไม่ตัดสินว่าจะให้ route ไปไหน</w:t>
+        <w:t>-- ✅ เกณฑ์เดียวจึงไม่มีช่องโหว่ปลายบน: ทุกยอดตั้งแต่ 100,000 ขึ้นไปวิ่งเข้า AVP เส้นเดียว</w:t>
       </w:r>
     </w:p>
     <w:p>
@@ -4630,7 +5295,7 @@
       </w:r>
       <w:r>
         <w:rPr>
-          <w:rFonts w:ascii="Courier New" w:hAnsi="Courier New"/>
+          <w:rFonts w:ascii="Courier New" w:hAnsi="Courier New" w:eastAsia="Courier New" w:cs="Tahoma"/>
         </w:rPr>
         <w:t>Document Detail screen</w:t>
       </w:r>
@@ -4639,7 +5304,7 @@
       </w:r>
       <w:r>
         <w:rPr>
-          <w:rFonts w:ascii="Courier New" w:hAnsi="Courier New"/>
+          <w:rFonts w:ascii="Courier New" w:hAnsi="Courier New" w:eastAsia="Courier New" w:cs="Tahoma"/>
         </w:rPr>
         <w:t>data-editrole</w:t>
       </w:r>
@@ -4648,7 +5313,7 @@
       </w:r>
       <w:r>
         <w:rPr>
-          <w:rFonts w:ascii="Courier New" w:hAnsi="Courier New"/>
+          <w:rFonts w:ascii="Courier New" w:hAnsi="Courier New" w:eastAsia="Courier New" w:cs="Tahoma"/>
         </w:rPr>
         <w:t>data-roleonly</w:t>
       </w:r>
@@ -4657,7 +5322,7 @@
       </w:r>
       <w:r>
         <w:rPr>
-          <w:rFonts w:ascii="Courier New" w:hAnsi="Courier New"/>
+          <w:rFonts w:ascii="Courier New" w:hAnsi="Courier New" w:eastAsia="Courier New" w:cs="Tahoma"/>
         </w:rPr>
         <w:t>.edit-only</w:t>
       </w:r>
@@ -4666,7 +5331,7 @@
       </w:r>
       <w:r>
         <w:rPr>
-          <w:rFonts w:ascii="Courier New" w:hAnsi="Courier New"/>
+          <w:rFonts w:ascii="Courier New" w:hAnsi="Courier New" w:eastAsia="Courier New" w:cs="Tahoma"/>
         </w:rPr>
         <w:t>workflow_part</w:t>
       </w:r>
@@ -4675,7 +5340,7 @@
       </w:r>
       <w:r>
         <w:rPr>
-          <w:rFonts w:ascii="Courier New" w:hAnsi="Courier New"/>
+          <w:rFonts w:ascii="Courier New" w:hAnsi="Courier New" w:eastAsia="Courier New" w:cs="Tahoma"/>
         </w:rPr>
         <w:t>workflow_part_display</w:t>
       </w:r>
@@ -4684,7 +5349,7 @@
       </w:r>
       <w:r>
         <w:rPr>
-          <w:rFonts w:ascii="Courier New" w:hAnsi="Courier New"/>
+          <w:rFonts w:ascii="Courier New" w:hAnsi="Courier New" w:eastAsia="Courier New" w:cs="Tahoma"/>
         </w:rPr>
         <w:t>display[]</w:t>
       </w:r>
@@ -4693,7 +5358,7 @@
       </w:r>
       <w:r>
         <w:rPr>
-          <w:rFonts w:ascii="Courier New" w:hAnsi="Courier New"/>
+          <w:rFonts w:ascii="Courier New" w:hAnsi="Courier New" w:eastAsia="Courier New" w:cs="Tahoma"/>
         </w:rPr>
         <w:t>getPermissionEvents</w:t>
       </w:r>
@@ -4702,7 +5367,7 @@
       </w:r>
       <w:r>
         <w:rPr>
-          <w:rFonts w:ascii="Courier New" w:hAnsi="Courier New"/>
+          <w:rFonts w:ascii="Courier New" w:hAnsi="Courier New" w:eastAsia="Courier New" w:cs="Tahoma"/>
         </w:rPr>
         <w:t>{partId, partName, stateId, partDisplayType, partSeq}</w:t>
       </w:r>
@@ -4722,7 +5387,7 @@
       </w:r>
       <w:r>
         <w:rPr>
-          <w:rFonts w:ascii="Courier New" w:hAnsi="Courier New"/>
+          <w:rFonts w:ascii="Courier New" w:hAnsi="Courier New" w:eastAsia="Courier New" w:cs="Tahoma"/>
         </w:rPr>
         <w:t>display[]</w:t>
       </w:r>
@@ -4731,7 +5396,7 @@
       </w:r>
       <w:r>
         <w:rPr>
-          <w:rFonts w:ascii="Courier New" w:hAnsi="Courier New"/>
+          <w:rFonts w:ascii="Courier New" w:hAnsi="Courier New" w:eastAsia="Courier New" w:cs="Tahoma"/>
         </w:rPr>
         <w:t>LLDD-FE-Document-Detail.pdf</w:t>
       </w:r>
@@ -4740,7 +5405,7 @@
       </w:r>
       <w:r>
         <w:rPr>
-          <w:rFonts w:ascii="Courier New" w:hAnsi="Courier New"/>
+          <w:rFonts w:ascii="Courier New" w:hAnsi="Courier New" w:eastAsia="Courier New" w:cs="Tahoma"/>
         </w:rPr>
         <w:t>visibleSections</w:t>
       </w:r>
@@ -4749,7 +5414,7 @@
       </w:r>
       <w:r>
         <w:rPr>
-          <w:rFonts w:ascii="Courier New" w:hAnsi="Courier New"/>
+          <w:rFonts w:ascii="Courier New" w:hAnsi="Courier New" w:eastAsia="Courier New" w:cs="Tahoma"/>
         </w:rPr>
         <w:t>editableSections</w:t>
       </w:r>
@@ -4758,7 +5423,7 @@
       </w:r>
       <w:r>
         <w:rPr>
-          <w:rFonts w:ascii="Courier New" w:hAnsi="Courier New"/>
+          <w:color w:val="8A3324"/>
         </w:rPr>
         <w:t>SBPGI vs existing system หัวข้อ 4</w:t>
       </w:r>
@@ -4792,7 +5457,7 @@
       </w:r>
       <w:r>
         <w:rPr>
-          <w:rFonts w:ascii="Courier New" w:hAnsi="Courier New"/>
+          <w:color w:val="8A3324"/>
         </w:rPr>
         <w:t>SBPGI vs existing system หัวข้อ 4</w:t>
       </w:r>
@@ -4831,7 +5496,7 @@
             <w:r/>
             <w:r>
               <w:rPr>
-                <w:rFonts w:ascii="Arial" w:hAnsi="Arial" w:eastAsia="Arial"/>
+                <w:rFonts w:ascii="Arial" w:hAnsi="Arial" w:eastAsia="Arial" w:cs="Tahoma"/>
                 <w:b/>
                 <w:sz w:val="18"/>
               </w:rPr>
@@ -4853,7 +5518,7 @@
             <w:r/>
             <w:r>
               <w:rPr>
-                <w:rFonts w:ascii="Arial" w:hAnsi="Arial" w:eastAsia="Arial"/>
+                <w:rFonts w:ascii="Arial" w:hAnsi="Arial" w:eastAsia="Arial" w:cs="Tahoma"/>
                 <w:b/>
                 <w:sz w:val="18"/>
               </w:rPr>
@@ -4875,7 +5540,7 @@
             <w:r/>
             <w:r>
               <w:rPr>
-                <w:rFonts w:ascii="Arial" w:hAnsi="Arial" w:eastAsia="Arial"/>
+                <w:rFonts w:ascii="Arial" w:hAnsi="Arial" w:eastAsia="Arial" w:cs="Tahoma"/>
                 <w:b/>
                 <w:sz w:val="18"/>
               </w:rPr>
@@ -4897,7 +5562,7 @@
             <w:r/>
             <w:r>
               <w:rPr>
-                <w:rFonts w:ascii="Arial" w:hAnsi="Arial" w:eastAsia="Arial"/>
+                <w:rFonts w:ascii="Arial" w:hAnsi="Arial" w:eastAsia="Arial" w:cs="Tahoma"/>
                 <w:b/>
                 <w:sz w:val="18"/>
               </w:rPr>
@@ -4922,20 +5587,20 @@
             </w:pPr>
             <w:r>
               <w:rPr>
-                <w:rFonts w:ascii="Arial" w:hAnsi="Arial" w:eastAsia="Arial"/>
-                <w:sz w:val="18"/>
-              </w:rPr>
-            </w:r>
-            <w:r>
-              <w:rPr>
-                <w:rFonts w:ascii="Arial" w:hAnsi="Arial" w:eastAsia="Arial"/>
+                <w:rFonts w:ascii="Arial" w:hAnsi="Arial" w:eastAsia="Arial" w:cs="Tahoma"/>
+                <w:sz w:val="18"/>
+              </w:rPr>
+            </w:r>
+            <w:r>
+              <w:rPr>
+                <w:rFonts w:ascii="Arial" w:hAnsi="Arial" w:eastAsia="Arial" w:cs="Tahoma"/>
                 <w:sz w:val="18"/>
               </w:rPr>
               <w:t xml:space="preserve">DP-1 · </w:t>
             </w:r>
             <w:r>
               <w:rPr>
-                <w:rFonts w:ascii="Courier New" w:hAnsi="Courier New" w:eastAsia="Arial"/>
+                <w:rFonts w:ascii="Courier New" w:hAnsi="Courier New" w:eastAsia="Courier New" w:cs="Tahoma"/>
                 <w:sz w:val="18"/>
               </w:rPr>
               <w:t>reference_id</w:t>
@@ -4954,23 +5619,23 @@
             </w:pPr>
             <w:r>
               <w:rPr>
-                <w:rFonts w:ascii="Arial" w:hAnsi="Arial" w:eastAsia="Arial"/>
-                <w:sz w:val="18"/>
-              </w:rPr>
-            </w:r>
-            <w:r>
-              <w:rPr>
-                <w:rFonts w:ascii="Courier New" w:hAnsi="Courier New" w:eastAsia="Arial"/>
+                <w:rFonts w:ascii="Arial" w:hAnsi="Arial" w:eastAsia="Arial" w:cs="Tahoma"/>
+                <w:sz w:val="18"/>
+              </w:rPr>
+            </w:r>
+            <w:r>
+              <w:rPr>
+                <w:rFonts w:ascii="Courier New" w:hAnsi="Courier New" w:eastAsia="Courier New" w:cs="Tahoma"/>
                 <w:sz w:val="18"/>
               </w:rPr>
               <w:t>doc_no</w:t>
             </w:r>
             <w:r>
               <w:rPr>
-                <w:rFonts w:ascii="Arial" w:hAnsi="Arial" w:eastAsia="Arial"/>
-                <w:sz w:val="18"/>
-              </w:rPr>
-              <w:t xml:space="preserve"> — join ตรง อ่านง่าย แต่บังคับออกเลขตั้งแต่ initialize และแก้เลขภายหลังไม่ได้</w:t>
+                <w:rFonts w:ascii="Arial" w:hAnsi="Arial" w:eastAsia="Arial" w:cs="Tahoma"/>
+                <w:sz w:val="18"/>
+              </w:rPr>
+              <w:t xml:space="preserve"> — ตกไป (บังคับออกเลขตั้งแต่ initialize และแก้ภายหลังไม่ได้)</w:t>
             </w:r>
           </w:p>
         </w:tc>
@@ -4986,16 +5651,52 @@
             </w:pPr>
             <w:r>
               <w:rPr>
-                <w:rFonts w:ascii="Arial" w:hAnsi="Arial" w:eastAsia="Arial"/>
-                <w:sz w:val="18"/>
-              </w:rPr>
-            </w:r>
-            <w:r>
-              <w:rPr>
-                <w:rFonts w:ascii="Arial" w:hAnsi="Arial" w:eastAsia="Arial"/>
-                <w:sz w:val="18"/>
-              </w:rPr>
-              <w:t>surrogate id — ตรงกับที่ cooperation-request/inform-evaluate ทำจริงทุกจุด</w:t>
+                <w:rFonts w:ascii="Arial" w:hAnsi="Arial" w:eastAsia="Arial" w:cs="Tahoma"/>
+                <w:sz w:val="18"/>
+              </w:rPr>
+            </w:r>
+            <w:r>
+              <w:rPr>
+                <w:rFonts w:ascii="Arial" w:hAnsi="Arial" w:eastAsia="Arial" w:cs="Tahoma"/>
+                <w:b/>
+                <w:sz w:val="18"/>
+              </w:rPr>
+              <w:t>เลือก surrogate id</w:t>
+            </w:r>
+            <w:r>
+              <w:rPr>
+                <w:rFonts w:ascii="Arial" w:hAnsi="Arial" w:eastAsia="Arial" w:cs="Tahoma"/>
+                <w:sz w:val="18"/>
+              </w:rPr>
+              <w:t xml:space="preserve"> (</w:t>
+            </w:r>
+            <w:r>
+              <w:rPr>
+                <w:rFonts w:ascii="Courier New" w:hAnsi="Courier New" w:eastAsia="Courier New" w:cs="Tahoma"/>
+                <w:sz w:val="18"/>
+              </w:rPr>
+              <w:t>compensation_documents.id</w:t>
+            </w:r>
+            <w:r>
+              <w:rPr>
+                <w:rFonts w:ascii="Arial" w:hAnsi="Arial" w:eastAsia="Arial" w:cs="Tahoma"/>
+                <w:sz w:val="18"/>
+              </w:rPr>
+              <w:t xml:space="preserve"> · ส่งเป็น string เพราะ </w:t>
+            </w:r>
+            <w:r>
+              <w:rPr>
+                <w:rFonts w:ascii="Courier New" w:hAnsi="Courier New" w:eastAsia="Courier New" w:cs="Tahoma"/>
+                <w:sz w:val="18"/>
+              </w:rPr>
+              <w:t>reference_id</w:t>
+            </w:r>
+            <w:r>
+              <w:rPr>
+                <w:rFonts w:ascii="Arial" w:hAnsi="Arial" w:eastAsia="Arial" w:cs="Tahoma"/>
+                <w:sz w:val="18"/>
+              </w:rPr>
+              <w:t xml:space="preserve"> เป็น varchar(255)) — ตรงกับที่ cooperation-request/inform-evaluate ทำจริงทุกจุด</w:t>
             </w:r>
           </w:p>
         </w:tc>
@@ -5011,16 +5712,16 @@
             </w:pPr>
             <w:r>
               <w:rPr>
-                <w:rFonts w:ascii="Arial" w:hAnsi="Arial" w:eastAsia="Arial"/>
-                <w:sz w:val="18"/>
-              </w:rPr>
-            </w:r>
-            <w:r>
-              <w:rPr>
-                <w:rFonts w:ascii="Arial" w:hAnsi="Arial" w:eastAsia="Arial"/>
-                <w:sz w:val="18"/>
-              </w:rPr>
-              <w:t>ยังไม่ตัดสิน 🔴</w:t>
+                <w:rFonts w:ascii="Arial" w:hAnsi="Arial" w:eastAsia="Arial" w:cs="Tahoma"/>
+                <w:sz w:val="18"/>
+              </w:rPr>
+            </w:r>
+            <w:r>
+              <w:rPr>
+                <w:rFonts w:ascii="Arial" w:hAnsi="Arial" w:eastAsia="Arial" w:cs="Tahoma"/>
+                <w:sz w:val="18"/>
+              </w:rPr>
+              <w:t>✅ ปิดแล้ว 2026-08-17 — ยืนยันตามระบบเดิม</w:t>
             </w:r>
           </w:p>
         </w:tc>
@@ -5041,27 +5742,27 @@
             </w:pPr>
             <w:r>
               <w:rPr>
-                <w:rFonts w:ascii="Arial" w:hAnsi="Arial" w:eastAsia="Arial"/>
-                <w:sz w:val="18"/>
-              </w:rPr>
-            </w:r>
-            <w:r>
-              <w:rPr>
-                <w:rFonts w:ascii="Arial" w:hAnsi="Arial" w:eastAsia="Arial"/>
+                <w:rFonts w:ascii="Arial" w:hAnsi="Arial" w:eastAsia="Arial" w:cs="Tahoma"/>
+                <w:sz w:val="18"/>
+              </w:rPr>
+            </w:r>
+            <w:r>
+              <w:rPr>
+                <w:rFonts w:ascii="Arial" w:hAnsi="Arial" w:eastAsia="Arial" w:cs="Tahoma"/>
                 <w:sz w:val="18"/>
               </w:rPr>
               <w:t xml:space="preserve">DP-2 · </w:t>
             </w:r>
             <w:r>
               <w:rPr>
-                <w:rFonts w:ascii="Courier New" w:hAnsi="Courier New" w:eastAsia="Arial"/>
+                <w:rFonts w:ascii="Courier New" w:hAnsi="Courier New" w:eastAsia="Courier New" w:cs="Tahoma"/>
                 <w:sz w:val="18"/>
               </w:rPr>
               <w:t>workflow_transaction</w:t>
             </w:r>
             <w:r>
               <w:rPr>
-                <w:rFonts w:ascii="Arial" w:hAnsi="Arial" w:eastAsia="Arial"/>
+                <w:rFonts w:ascii="Arial" w:hAnsi="Arial" w:eastAsia="Arial" w:cs="Tahoma"/>
                 <w:sz w:val="18"/>
               </w:rPr>
               <w:t xml:space="preserve"> ไม่มี PK/index</w:t>
@@ -5080,13 +5781,13 @@
             </w:pPr>
             <w:r>
               <w:rPr>
-                <w:rFonts w:ascii="Arial" w:hAnsi="Arial" w:eastAsia="Arial"/>
-                <w:sz w:val="18"/>
-              </w:rPr>
-            </w:r>
-            <w:r>
-              <w:rPr>
-                <w:rFonts w:ascii="Arial" w:hAnsi="Arial" w:eastAsia="Arial"/>
+                <w:rFonts w:ascii="Arial" w:hAnsi="Arial" w:eastAsia="Arial" w:cs="Tahoma"/>
+                <w:sz w:val="18"/>
+              </w:rPr>
+            </w:r>
+            <w:r>
+              <w:rPr>
+                <w:rFonts w:ascii="Arial" w:hAnsi="Arial" w:eastAsia="Arial" w:cs="Tahoma"/>
                 <w:sz w:val="18"/>
               </w:rPr>
               <w:t>ขอ sign-off จากทีม library ให้เพิ่ม PK + UNIQUE + index</w:t>
@@ -5105,13 +5806,13 @@
             </w:pPr>
             <w:r>
               <w:rPr>
-                <w:rFonts w:ascii="Arial" w:hAnsi="Arial" w:eastAsia="Arial"/>
-                <w:sz w:val="18"/>
-              </w:rPr>
-            </w:r>
-            <w:r>
-              <w:rPr>
-                <w:rFonts w:ascii="Arial" w:hAnsi="Arial" w:eastAsia="Arial"/>
+                <w:rFonts w:ascii="Arial" w:hAnsi="Arial" w:eastAsia="Arial" w:cs="Tahoma"/>
+                <w:sz w:val="18"/>
+              </w:rPr>
+            </w:r>
+            <w:r>
+              <w:rPr>
+                <w:rFonts w:ascii="Arial" w:hAnsi="Arial" w:eastAsia="Arial" w:cs="Tahoma"/>
                 <w:sz w:val="18"/>
               </w:rPr>
               <w:t>ไม่แตะตารางของ library · กันซ้ำและทำ index ที่ฝั่ง SBPGI</w:t>
@@ -5130,13 +5831,13 @@
             </w:pPr>
             <w:r>
               <w:rPr>
-                <w:rFonts w:ascii="Arial" w:hAnsi="Arial" w:eastAsia="Arial"/>
-                <w:sz w:val="18"/>
-              </w:rPr>
-            </w:r>
-            <w:r>
-              <w:rPr>
-                <w:rFonts w:ascii="Arial" w:hAnsi="Arial" w:eastAsia="Arial"/>
+                <w:rFonts w:ascii="Arial" w:hAnsi="Arial" w:eastAsia="Arial" w:cs="Tahoma"/>
+                <w:sz w:val="18"/>
+              </w:rPr>
+            </w:r>
+            <w:r>
+              <w:rPr>
+                <w:rFonts w:ascii="Arial" w:hAnsi="Arial" w:eastAsia="Arial" w:cs="Tahoma"/>
                 <w:sz w:val="18"/>
               </w:rPr>
               <w:t>ยังไม่ตัดสิน 🔴</w:t>
@@ -5160,13 +5861,13 @@
             </w:pPr>
             <w:r>
               <w:rPr>
-                <w:rFonts w:ascii="Arial" w:hAnsi="Arial" w:eastAsia="Arial"/>
-                <w:sz w:val="18"/>
-              </w:rPr>
-            </w:r>
-            <w:r>
-              <w:rPr>
-                <w:rFonts w:ascii="Arial" w:hAnsi="Arial" w:eastAsia="Arial"/>
+                <w:rFonts w:ascii="Arial" w:hAnsi="Arial" w:eastAsia="Arial" w:cs="Tahoma"/>
+                <w:sz w:val="18"/>
+              </w:rPr>
+            </w:r>
+            <w:r>
+              <w:rPr>
+                <w:rFonts w:ascii="Arial" w:hAnsi="Arial" w:eastAsia="Arial" w:cs="Tahoma"/>
                 <w:sz w:val="18"/>
               </w:rPr>
               <w:t>วงเงินอนุมัติเก็บที่ไหน</w:t>
@@ -5185,20 +5886,20 @@
             </w:pPr>
             <w:r>
               <w:rPr>
-                <w:rFonts w:ascii="Arial" w:hAnsi="Arial" w:eastAsia="Arial"/>
-                <w:sz w:val="18"/>
-              </w:rPr>
-            </w:r>
-            <w:r>
-              <w:rPr>
-                <w:rFonts w:ascii="Courier New" w:hAnsi="Courier New" w:eastAsia="Arial"/>
+                <w:rFonts w:ascii="Arial" w:hAnsi="Arial" w:eastAsia="Arial" w:cs="Tahoma"/>
+                <w:sz w:val="18"/>
+              </w:rPr>
+            </w:r>
+            <w:r>
+              <w:rPr>
+                <w:rFonts w:ascii="Courier New" w:hAnsi="Courier New" w:eastAsia="Courier New" w:cs="Tahoma"/>
                 <w:sz w:val="18"/>
               </w:rPr>
               <w:t>common_code</w:t>
             </w:r>
             <w:r>
               <w:rPr>
-                <w:rFonts w:ascii="Arial" w:hAnsi="Arial" w:eastAsia="Arial"/>
+                <w:rFonts w:ascii="Arial" w:hAnsi="Arial" w:eastAsia="Arial" w:cs="Tahoma"/>
                 <w:sz w:val="18"/>
               </w:rPr>
               <w:t xml:space="preserve"> (SBPGI_APPROVE_LIMIT) ตามมติเดิม</w:t>
@@ -5217,20 +5918,20 @@
             </w:pPr>
             <w:r>
               <w:rPr>
-                <w:rFonts w:ascii="Arial" w:hAnsi="Arial" w:eastAsia="Arial"/>
-                <w:sz w:val="18"/>
-              </w:rPr>
-            </w:r>
-            <w:r>
-              <w:rPr>
-                <w:rFonts w:ascii="Courier New" w:hAnsi="Courier New" w:eastAsia="Arial"/>
+                <w:rFonts w:ascii="Arial" w:hAnsi="Arial" w:eastAsia="Arial" w:cs="Tahoma"/>
+                <w:sz w:val="18"/>
+              </w:rPr>
+            </w:r>
+            <w:r>
+              <w:rPr>
+                <w:rFonts w:ascii="Courier New" w:hAnsi="Courier New" w:eastAsia="Courier New" w:cs="Tahoma"/>
                 <w:sz w:val="18"/>
               </w:rPr>
               <w:t>workflow_route.condition_json</w:t>
             </w:r>
             <w:r>
               <w:rPr>
-                <w:rFonts w:ascii="Arial" w:hAnsi="Arial" w:eastAsia="Arial"/>
+                <w:rFonts w:ascii="Arial" w:hAnsi="Arial" w:eastAsia="Arial" w:cs="Tahoma"/>
                 <w:sz w:val="18"/>
               </w:rPr>
               <w:t xml:space="preserve"> ตามความสามารถของ engine</w:t>
@@ -5249,20 +5950,20 @@
             </w:pPr>
             <w:r>
               <w:rPr>
-                <w:rFonts w:ascii="Arial" w:hAnsi="Arial" w:eastAsia="Arial"/>
-                <w:sz w:val="18"/>
-              </w:rPr>
-            </w:r>
-            <w:r>
-              <w:rPr>
-                <w:rFonts w:ascii="Arial" w:hAnsi="Arial" w:eastAsia="Arial"/>
+                <w:rFonts w:ascii="Arial" w:hAnsi="Arial" w:eastAsia="Arial" w:cs="Tahoma"/>
+                <w:sz w:val="18"/>
+              </w:rPr>
+            </w:r>
+            <w:r>
+              <w:rPr>
+                <w:rFonts w:ascii="Arial" w:hAnsi="Arial" w:eastAsia="Arial" w:cs="Tahoma"/>
                 <w:sz w:val="18"/>
               </w:rPr>
               <w:t xml:space="preserve">ยังไม่ตัดสิน · กติกาที่แน่นอนคือ </w:t>
             </w:r>
             <w:r>
               <w:rPr>
-                <w:rFonts w:ascii="Arial" w:hAnsi="Arial" w:eastAsia="Arial"/>
+                <w:rFonts w:ascii="Arial" w:hAnsi="Arial" w:eastAsia="Arial" w:cs="Tahoma"/>
                 <w:b/>
                 <w:sz w:val="18"/>
               </w:rPr>
@@ -5287,16 +5988,16 @@
             </w:pPr>
             <w:r>
               <w:rPr>
-                <w:rFonts w:ascii="Arial" w:hAnsi="Arial" w:eastAsia="Arial"/>
-                <w:sz w:val="18"/>
-              </w:rPr>
-            </w:r>
-            <w:r>
-              <w:rPr>
-                <w:rFonts w:ascii="Arial" w:hAnsi="Arial" w:eastAsia="Arial"/>
-                <w:sz w:val="18"/>
-              </w:rPr>
-              <w:t>DP-5 · engine ส่งอีเมลเองหรือไม่</w:t>
+                <w:rFonts w:ascii="Arial" w:hAnsi="Arial" w:eastAsia="Arial" w:cs="Tahoma"/>
+                <w:sz w:val="18"/>
+              </w:rPr>
+            </w:r>
+            <w:r>
+              <w:rPr>
+                <w:rFonts w:ascii="Arial" w:hAnsi="Arial" w:eastAsia="Arial" w:cs="Tahoma"/>
+                <w:sz w:val="18"/>
+              </w:rPr>
+              <w:t>DP-5 · ใครเรียก email-lib ✅ ปิดแล้ว 2026-08-14</w:t>
             </w:r>
           </w:p>
         </w:tc>
@@ -5312,30 +6013,58 @@
             </w:pPr>
             <w:r>
               <w:rPr>
-                <w:rFonts w:ascii="Arial" w:hAnsi="Arial" w:eastAsia="Arial"/>
-                <w:sz w:val="18"/>
-              </w:rPr>
-            </w:r>
-            <w:r>
-              <w:rPr>
-                <w:rFonts w:ascii="Arial" w:hAnsi="Arial" w:eastAsia="Arial"/>
-                <w:sz w:val="18"/>
-              </w:rPr>
-              <w:t xml:space="preserve">ผูก </w:t>
-            </w:r>
-            <w:r>
-              <w:rPr>
-                <w:rFonts w:ascii="Courier New" w:hAnsi="Courier New" w:eastAsia="Arial"/>
-                <w:sz w:val="18"/>
-              </w:rPr>
-              <w:t>email_id</w:t>
-            </w:r>
-            <w:r>
-              <w:rPr>
-                <w:rFonts w:ascii="Arial" w:hAnsi="Arial" w:eastAsia="Arial"/>
-                <w:sz w:val="18"/>
-              </w:rPr>
-              <w:t xml:space="preserve"> ที่ route</w:t>
+                <w:rFonts w:ascii="Arial" w:hAnsi="Arial" w:eastAsia="Arial" w:cs="Tahoma"/>
+                <w:sz w:val="18"/>
+              </w:rPr>
+            </w:r>
+            <w:r>
+              <w:rPr>
+                <w:rFonts w:ascii="Arial" w:hAnsi="Arial" w:eastAsia="Arial" w:cs="Tahoma"/>
+                <w:sz w:val="18"/>
+              </w:rPr>
+              <w:t xml:space="preserve">engine ส่งเอง — ตกไป (ไม่มี </w:t>
+            </w:r>
+            <w:r>
+              <w:rPr>
+                <w:rFonts w:ascii="Courier New" w:hAnsi="Courier New" w:eastAsia="Courier New" w:cs="Tahoma"/>
+                <w:sz w:val="18"/>
+              </w:rPr>
+              <w:t>mailTo</w:t>
+            </w:r>
+            <w:r>
+              <w:rPr>
+                <w:rFonts w:ascii="Arial" w:hAnsi="Arial" w:eastAsia="Arial" w:cs="Tahoma"/>
+                <w:sz w:val="18"/>
+              </w:rPr>
+              <w:t>/</w:t>
+            </w:r>
+            <w:r>
+              <w:rPr>
+                <w:rFonts w:ascii="Courier New" w:hAnsi="Courier New" w:eastAsia="Courier New" w:cs="Tahoma"/>
+                <w:sz w:val="18"/>
+              </w:rPr>
+              <w:t>param</w:t>
+            </w:r>
+            <w:r>
+              <w:rPr>
+                <w:rFonts w:ascii="Arial" w:hAnsi="Arial" w:eastAsia="Arial" w:cs="Tahoma"/>
+                <w:sz w:val="18"/>
+              </w:rPr>
+              <w:t xml:space="preserve"> ใน </w:t>
+            </w:r>
+            <w:r>
+              <w:rPr>
+                <w:rFonts w:ascii="Courier New" w:hAnsi="Courier New" w:eastAsia="Courier New" w:cs="Tahoma"/>
+                <w:sz w:val="18"/>
+              </w:rPr>
+              <w:t>triggerEvent</w:t>
+            </w:r>
+            <w:r>
+              <w:rPr>
+                <w:rFonts w:ascii="Arial" w:hAnsi="Arial" w:eastAsia="Arial" w:cs="Tahoma"/>
+                <w:sz w:val="18"/>
+              </w:rPr>
+              <w:t>)</w:t>
             </w:r>
           </w:p>
         </w:tc>
@@ -5351,16 +6080,31 @@
             </w:pPr>
             <w:r>
               <w:rPr>
-                <w:rFonts w:ascii="Arial" w:hAnsi="Arial" w:eastAsia="Arial"/>
-                <w:sz w:val="18"/>
-              </w:rPr>
-            </w:r>
-            <w:r>
-              <w:rPr>
-                <w:rFonts w:ascii="Arial" w:hAnsi="Arial" w:eastAsia="Arial"/>
+                <w:rFonts w:ascii="Arial" w:hAnsi="Arial" w:eastAsia="Arial" w:cs="Tahoma"/>
+                <w:sz w:val="18"/>
+              </w:rPr>
+            </w:r>
+            <w:r>
+              <w:rPr>
+                <w:rFonts w:ascii="Arial" w:hAnsi="Arial" w:eastAsia="Arial" w:cs="Tahoma"/>
+                <w:b/>
                 <w:sz w:val="18"/>
               </w:rPr>
               <w:t>SBPGI ส่งเอง</w:t>
+            </w:r>
+            <w:r>
+              <w:rPr>
+                <w:rFonts w:ascii="Arial" w:hAnsi="Arial" w:eastAsia="Arial" w:cs="Tahoma"/>
+                <w:sz w:val="18"/>
+              </w:rPr>
+              <w:t xml:space="preserve"> โดยใช้เลข template จาก </w:t>
+            </w:r>
+            <w:r>
+              <w:rPr>
+                <w:rFonts w:ascii="Courier New" w:hAnsi="Courier New" w:eastAsia="Courier New" w:cs="Tahoma"/>
+                <w:sz w:val="18"/>
+              </w:rPr>
+              <w:t>workflow_route.email_id</w:t>
             </w:r>
           </w:p>
         </w:tc>
@@ -5376,16 +6120,16 @@
             </w:pPr>
             <w:r>
               <w:rPr>
-                <w:rFonts w:ascii="Arial" w:hAnsi="Arial" w:eastAsia="Arial"/>
-                <w:sz w:val="18"/>
-              </w:rPr>
-            </w:r>
-            <w:r>
-              <w:rPr>
-                <w:rFonts w:ascii="Arial" w:hAnsi="Arial" w:eastAsia="Arial"/>
-                <w:sz w:val="18"/>
-              </w:rPr>
-              <w:t>ยังไม่ตัดสิน · ยังไม่มีใครพิสูจน์ว่า engine ส่งจริง</w:t>
+                <w:rFonts w:ascii="Arial" w:hAnsi="Arial" w:eastAsia="Arial" w:cs="Tahoma"/>
+                <w:sz w:val="18"/>
+              </w:rPr>
+            </w:r>
+            <w:r>
+              <w:rPr>
+                <w:rFonts w:ascii="Arial" w:hAnsi="Arial" w:eastAsia="Arial" w:cs="Tahoma"/>
+                <w:sz w:val="18"/>
+              </w:rPr>
+              <w:t>ปิดแล้ว</w:t>
             </w:r>
           </w:p>
         </w:tc>
@@ -5406,13 +6150,13 @@
             </w:pPr>
             <w:r>
               <w:rPr>
-                <w:rFonts w:ascii="Arial" w:hAnsi="Arial" w:eastAsia="Arial"/>
-                <w:sz w:val="18"/>
-              </w:rPr>
-            </w:r>
-            <w:r>
-              <w:rPr>
-                <w:rFonts w:ascii="Arial" w:hAnsi="Arial" w:eastAsia="Arial"/>
+                <w:rFonts w:ascii="Arial" w:hAnsi="Arial" w:eastAsia="Arial" w:cs="Tahoma"/>
+                <w:sz w:val="18"/>
+              </w:rPr>
+            </w:r>
+            <w:r>
+              <w:rPr>
+                <w:rFonts w:ascii="Arial" w:hAnsi="Arial" w:eastAsia="Arial" w:cs="Tahoma"/>
                 <w:sz w:val="18"/>
               </w:rPr>
               <w:t>ผู้อนุมัติของ SBPGI</w:t>
@@ -5431,20 +6175,20 @@
             </w:pPr>
             <w:r>
               <w:rPr>
-                <w:rFonts w:ascii="Arial" w:hAnsi="Arial" w:eastAsia="Arial"/>
-                <w:sz w:val="18"/>
-              </w:rPr>
-            </w:r>
-            <w:r>
-              <w:rPr>
-                <w:rFonts w:ascii="Courier New" w:hAnsi="Courier New" w:eastAsia="Arial"/>
+                <w:rFonts w:ascii="Arial" w:hAnsi="Arial" w:eastAsia="Arial" w:cs="Tahoma"/>
+                <w:sz w:val="18"/>
+              </w:rPr>
+            </w:r>
+            <w:r>
+              <w:rPr>
+                <w:rFonts w:ascii="Courier New" w:hAnsi="Courier New" w:eastAsia="Courier New" w:cs="Tahoma"/>
                 <w:sz w:val="18"/>
               </w:rPr>
               <w:t>workflow_group_map</w:t>
             </w:r>
             <w:r>
               <w:rPr>
-                <w:rFonts w:ascii="Arial" w:hAnsi="Arial" w:eastAsia="Arial"/>
+                <w:rFonts w:ascii="Arial" w:hAnsi="Arial" w:eastAsia="Arial" w:cs="Tahoma"/>
                 <w:sz w:val="18"/>
               </w:rPr>
               <w:t xml:space="preserve"> ผ่าน view (ต้องยืนยันว่า view where ด้วย user_id/group_id ได้)</w:t>
@@ -5463,20 +6207,20 @@
             </w:pPr>
             <w:r>
               <w:rPr>
-                <w:rFonts w:ascii="Arial" w:hAnsi="Arial" w:eastAsia="Arial"/>
-                <w:sz w:val="18"/>
-              </w:rPr>
-            </w:r>
-            <w:r>
-              <w:rPr>
-                <w:rFonts w:ascii="Courier New" w:hAnsi="Courier New" w:eastAsia="Arial"/>
+                <w:rFonts w:ascii="Arial" w:hAnsi="Arial" w:eastAsia="Arial" w:cs="Tahoma"/>
+                <w:sz w:val="18"/>
+              </w:rPr>
+            </w:r>
+            <w:r>
+              <w:rPr>
+                <w:rFonts w:ascii="Courier New" w:hAnsi="Courier New" w:eastAsia="Courier New" w:cs="Tahoma"/>
                 <w:sz w:val="18"/>
               </w:rPr>
               <w:t>addPreApprover</w:t>
             </w:r>
             <w:r>
               <w:rPr>
-                <w:rFonts w:ascii="Arial" w:hAnsi="Arial" w:eastAsia="Arial"/>
+                <w:rFonts w:ascii="Arial" w:hAnsi="Arial" w:eastAsia="Arial" w:cs="Tahoma"/>
                 <w:sz w:val="18"/>
               </w:rPr>
               <w:t xml:space="preserve"> ระบุรายคน</w:t>
@@ -5495,13 +6239,13 @@
             </w:pPr>
             <w:r>
               <w:rPr>
-                <w:rFonts w:ascii="Arial" w:hAnsi="Arial" w:eastAsia="Arial"/>
-                <w:sz w:val="18"/>
-              </w:rPr>
-            </w:r>
-            <w:r>
-              <w:rPr>
-                <w:rFonts w:ascii="Arial" w:hAnsi="Arial" w:eastAsia="Arial"/>
+                <w:rFonts w:ascii="Arial" w:hAnsi="Arial" w:eastAsia="Arial" w:cs="Tahoma"/>
+                <w:sz w:val="18"/>
+              </w:rPr>
+            </w:r>
+            <w:r>
+              <w:rPr>
+                <w:rFonts w:ascii="Arial" w:hAnsi="Arial" w:eastAsia="Arial" w:cs="Tahoma"/>
                 <w:sz w:val="18"/>
               </w:rPr>
               <w:t>ยังไม่ตัดสิน</w:t>
@@ -5525,27 +6269,27 @@
             </w:pPr>
             <w:r>
               <w:rPr>
-                <w:rFonts w:ascii="Arial" w:hAnsi="Arial" w:eastAsia="Arial"/>
-                <w:sz w:val="18"/>
-              </w:rPr>
-            </w:r>
-            <w:r>
-              <w:rPr>
-                <w:rFonts w:ascii="Courier New" w:hAnsi="Courier New" w:eastAsia="Arial"/>
+                <w:rFonts w:ascii="Arial" w:hAnsi="Arial" w:eastAsia="Arial" w:cs="Tahoma"/>
+                <w:sz w:val="18"/>
+              </w:rPr>
+            </w:r>
+            <w:r>
+              <w:rPr>
+                <w:rFonts w:ascii="Courier New" w:hAnsi="Courier New" w:eastAsia="Courier New" w:cs="Tahoma"/>
                 <w:sz w:val="18"/>
               </w:rPr>
               <w:t>workflow_part_display</w:t>
             </w:r>
             <w:r>
               <w:rPr>
-                <w:rFonts w:ascii="Arial" w:hAnsi="Arial" w:eastAsia="Arial"/>
+                <w:rFonts w:ascii="Arial" w:hAnsi="Arial" w:eastAsia="Arial" w:cs="Tahoma"/>
                 <w:sz w:val="18"/>
               </w:rPr>
               <w:t xml:space="preserve"> แทน </w:t>
             </w:r>
             <w:r>
               <w:rPr>
-                <w:rFonts w:ascii="Courier New" w:hAnsi="Courier New" w:eastAsia="Arial"/>
+                <w:rFonts w:ascii="Courier New" w:hAnsi="Courier New" w:eastAsia="Courier New" w:cs="Tahoma"/>
                 <w:sz w:val="18"/>
               </w:rPr>
               <w:t>data-editrole</w:t>
@@ -5564,20 +6308,20 @@
             </w:pPr>
             <w:r>
               <w:rPr>
-                <w:rFonts w:ascii="Arial" w:hAnsi="Arial" w:eastAsia="Arial"/>
-                <w:sz w:val="18"/>
-              </w:rPr>
-            </w:r>
-            <w:r>
-              <w:rPr>
-                <w:rFonts w:ascii="Arial" w:hAnsi="Arial" w:eastAsia="Arial"/>
+                <w:rFonts w:ascii="Arial" w:hAnsi="Arial" w:eastAsia="Arial" w:cs="Tahoma"/>
+                <w:sz w:val="18"/>
+              </w:rPr>
+            </w:r>
+            <w:r>
+              <w:rPr>
+                <w:rFonts w:ascii="Arial" w:hAnsi="Arial" w:eastAsia="Arial" w:cs="Tahoma"/>
                 <w:sz w:val="18"/>
               </w:rPr>
               <w:t xml:space="preserve">ลงทะเบียน part แล้วให้ FE อ่าน </w:t>
             </w:r>
             <w:r>
               <w:rPr>
-                <w:rFonts w:ascii="Courier New" w:hAnsi="Courier New" w:eastAsia="Arial"/>
+                <w:rFonts w:ascii="Courier New" w:hAnsi="Courier New" w:eastAsia="Courier New" w:cs="Tahoma"/>
                 <w:sz w:val="18"/>
               </w:rPr>
               <w:t>display[]</w:t>
@@ -5596,41 +6340,41 @@
             </w:pPr>
             <w:r>
               <w:rPr>
-                <w:rFonts w:ascii="Arial" w:hAnsi="Arial" w:eastAsia="Arial"/>
-                <w:sz w:val="18"/>
-              </w:rPr>
-            </w:r>
-            <w:r>
-              <w:rPr>
-                <w:rFonts w:ascii="Arial" w:hAnsi="Arial" w:eastAsia="Arial"/>
+                <w:rFonts w:ascii="Arial" w:hAnsi="Arial" w:eastAsia="Arial" w:cs="Tahoma"/>
+                <w:sz w:val="18"/>
+              </w:rPr>
+            </w:r>
+            <w:r>
+              <w:rPr>
+                <w:rFonts w:ascii="Arial" w:hAnsi="Arial" w:eastAsia="Arial" w:cs="Tahoma"/>
                 <w:sz w:val="18"/>
               </w:rPr>
               <w:t>คงกลไกของ SBPGI เอง (</w:t>
             </w:r>
             <w:r>
               <w:rPr>
-                <w:rFonts w:ascii="Courier New" w:hAnsi="Courier New" w:eastAsia="Arial"/>
+                <w:rFonts w:ascii="Courier New" w:hAnsi="Courier New" w:eastAsia="Courier New" w:cs="Tahoma"/>
                 <w:sz w:val="18"/>
               </w:rPr>
               <w:t>visibleSections</w:t>
             </w:r>
             <w:r>
               <w:rPr>
-                <w:rFonts w:ascii="Arial" w:hAnsi="Arial" w:eastAsia="Arial"/>
+                <w:rFonts w:ascii="Arial" w:hAnsi="Arial" w:eastAsia="Arial" w:cs="Tahoma"/>
                 <w:sz w:val="18"/>
               </w:rPr>
               <w:t>/</w:t>
             </w:r>
             <w:r>
               <w:rPr>
-                <w:rFonts w:ascii="Courier New" w:hAnsi="Courier New" w:eastAsia="Arial"/>
+                <w:rFonts w:ascii="Courier New" w:hAnsi="Courier New" w:eastAsia="Courier New" w:cs="Tahoma"/>
                 <w:sz w:val="18"/>
               </w:rPr>
               <w:t>editableSections</w:t>
             </w:r>
             <w:r>
               <w:rPr>
-                <w:rFonts w:ascii="Arial" w:hAnsi="Arial" w:eastAsia="Arial"/>
+                <w:rFonts w:ascii="Arial" w:hAnsi="Arial" w:eastAsia="Arial" w:cs="Tahoma"/>
                 <w:sz w:val="18"/>
               </w:rPr>
               <w:t>)</w:t>
@@ -5649,13 +6393,13 @@
             </w:pPr>
             <w:r>
               <w:rPr>
-                <w:rFonts w:ascii="Arial" w:hAnsi="Arial" w:eastAsia="Arial"/>
-                <w:sz w:val="18"/>
-              </w:rPr>
-            </w:r>
-            <w:r>
-              <w:rPr>
-                <w:rFonts w:ascii="Arial" w:hAnsi="Arial" w:eastAsia="Arial"/>
+                <w:rFonts w:ascii="Arial" w:hAnsi="Arial" w:eastAsia="Arial" w:cs="Tahoma"/>
+                <w:sz w:val="18"/>
+              </w:rPr>
+            </w:r>
+            <w:r>
+              <w:rPr>
+                <w:rFonts w:ascii="Arial" w:hAnsi="Arial" w:eastAsia="Arial" w:cs="Tahoma"/>
                 <w:sz w:val="18"/>
               </w:rPr>
               <w:t>ยังไม่ตัดสิน · กระทบ role pack 5 ฉบับ</w:t>
@@ -5667,13 +6411,13 @@
     <w:p/>
     <w:p>
       <w:pPr>
-        <w:pStyle w:val="Heading1"/>
+        <w:pStyle w:val="Heading2"/>
         <w:keepNext/>
         <w:keepLines/>
         <w:pageBreakBefore w:val="0"/>
       </w:pPr>
       <w:r>
-        <w:t>5.1 Input / Progress / Output Contract</w:t>
+        <w:t>5.9 Input / Progress / Output Contract</w:t>
       </w:r>
     </w:p>
     <w:tbl>
@@ -5705,7 +6449,7 @@
             <w:r/>
             <w:r>
               <w:rPr>
-                <w:rFonts w:ascii="Arial" w:hAnsi="Arial" w:eastAsia="Arial"/>
+                <w:rFonts w:ascii="Arial" w:hAnsi="Arial" w:eastAsia="Arial" w:cs="Tahoma"/>
                 <w:b/>
                 <w:sz w:val="18"/>
               </w:rPr>
@@ -5727,7 +6471,7 @@
             <w:r/>
             <w:r>
               <w:rPr>
-                <w:rFonts w:ascii="Arial" w:hAnsi="Arial" w:eastAsia="Arial"/>
+                <w:rFonts w:ascii="Arial" w:hAnsi="Arial" w:eastAsia="Arial" w:cs="Tahoma"/>
                 <w:b/>
                 <w:sz w:val="18"/>
               </w:rPr>
@@ -5752,13 +6496,13 @@
             </w:pPr>
             <w:r>
               <w:rPr>
-                <w:rFonts w:ascii="Arial" w:hAnsi="Arial" w:eastAsia="Arial"/>
-                <w:sz w:val="18"/>
-              </w:rPr>
-            </w:r>
-            <w:r>
-              <w:rPr>
-                <w:rFonts w:ascii="Arial" w:hAnsi="Arial" w:eastAsia="Arial"/>
+                <w:rFonts w:ascii="Arial" w:hAnsi="Arial" w:eastAsia="Arial" w:cs="Tahoma"/>
+                <w:sz w:val="18"/>
+              </w:rPr>
+            </w:r>
+            <w:r>
+              <w:rPr>
+                <w:rFonts w:ascii="Arial" w:hAnsi="Arial" w:eastAsia="Arial" w:cs="Tahoma"/>
                 <w:sz w:val="18"/>
               </w:rPr>
               <w:t>Input</w:t>
@@ -5777,13 +6521,13 @@
             </w:pPr>
             <w:r>
               <w:rPr>
-                <w:rFonts w:ascii="Arial" w:hAnsi="Arial" w:eastAsia="Arial"/>
-                <w:sz w:val="18"/>
-              </w:rPr>
-            </w:r>
-            <w:r>
-              <w:rPr>
-                <w:rFonts w:ascii="Arial" w:hAnsi="Arial" w:eastAsia="Arial"/>
+                <w:rFonts w:ascii="Arial" w:hAnsi="Arial" w:eastAsia="Arial" w:cs="Tahoma"/>
+                <w:sz w:val="18"/>
+              </w:rPr>
+            </w:r>
+            <w:r>
+              <w:rPr>
+                <w:rFonts w:ascii="Arial" w:hAnsi="Arial" w:eastAsia="Arial" w:cs="Tahoma"/>
                 <w:sz w:val="18"/>
               </w:rPr>
               <w:t>User action, route/query state, form values, and permission context for this feature.</w:t>
@@ -5807,13 +6551,13 @@
             </w:pPr>
             <w:r>
               <w:rPr>
-                <w:rFonts w:ascii="Arial" w:hAnsi="Arial" w:eastAsia="Arial"/>
-                <w:sz w:val="18"/>
-              </w:rPr>
-            </w:r>
-            <w:r>
-              <w:rPr>
-                <w:rFonts w:ascii="Arial" w:hAnsi="Arial" w:eastAsia="Arial"/>
+                <w:rFonts w:ascii="Arial" w:hAnsi="Arial" w:eastAsia="Arial" w:cs="Tahoma"/>
+                <w:sz w:val="18"/>
+              </w:rPr>
+            </w:r>
+            <w:r>
+              <w:rPr>
+                <w:rFonts w:ascii="Arial" w:hAnsi="Arial" w:eastAsia="Arial" w:cs="Tahoma"/>
                 <w:sz w:val="18"/>
               </w:rPr>
               <w:t>Progress</w:t>
@@ -5832,20 +6576,20 @@
             </w:pPr>
             <w:r>
               <w:rPr>
-                <w:rFonts w:ascii="Arial" w:hAnsi="Arial" w:eastAsia="Arial"/>
-                <w:sz w:val="18"/>
-              </w:rPr>
-            </w:r>
-            <w:r>
-              <w:rPr>
-                <w:rFonts w:ascii="Arial" w:hAnsi="Arial" w:eastAsia="Arial"/>
+                <w:rFonts w:ascii="Arial" w:hAnsi="Arial" w:eastAsia="Arial" w:cs="Tahoma"/>
+                <w:sz w:val="18"/>
+              </w:rPr>
+            </w:r>
+            <w:r>
+              <w:rPr>
+                <w:rFonts w:ascii="Arial" w:hAnsi="Arial" w:eastAsia="Arial" w:cs="Tahoma"/>
                 <w:sz w:val="18"/>
               </w:rPr>
               <w:t xml:space="preserve">ขอ workflow version ใหม่จากทีมเจ้าของ @srm/glb-workflow (1 ระบบ = 1 version); ลงทะเบียน state/status 5 ขั้นของ SBPGI + state จบ flow; ลงทะเบียน route ทุกเส้น พร้อม seq · ส่วน condition_json ของวงเงินอนุมัติให้ใส่ </w:t>
             </w:r>
             <w:r>
               <w:rPr>
-                <w:rFonts w:ascii="Arial" w:hAnsi="Arial" w:eastAsia="Arial"/>
+                <w:rFonts w:ascii="Arial" w:hAnsi="Arial" w:eastAsia="Arial" w:cs="Tahoma"/>
                 <w:b/>
                 <w:sz w:val="18"/>
               </w:rPr>
@@ -5853,14 +6597,14 @@
             </w:r>
             <w:r>
               <w:rPr>
-                <w:rFonts w:ascii="Arial" w:hAnsi="Arial" w:eastAsia="Arial"/>
+                <w:rFonts w:ascii="Arial" w:hAnsi="Arial" w:eastAsia="Arial" w:cs="Tahoma"/>
                 <w:sz w:val="18"/>
               </w:rPr>
               <w:t xml:space="preserve"> (ทางเลือก A = อ่านวงเงินจาก common_code SBPGI_APPROVE_LIMIT ตามมติเดิม แล้วให้ route แยกด้วยค่าที่ SBPGI ส่งมาแทน); </w:t>
             </w:r>
             <w:r>
               <w:rPr>
-                <w:rFonts w:ascii="Arial" w:hAnsi="Arial" w:eastAsia="Arial"/>
+                <w:rFonts w:ascii="Arial" w:hAnsi="Arial" w:eastAsia="Arial" w:cs="Tahoma"/>
                 <w:b/>
                 <w:sz w:val="18"/>
               </w:rPr>
@@ -5868,10 +6612,10 @@
             </w:r>
             <w:r>
               <w:rPr>
-                <w:rFonts w:ascii="Arial" w:hAnsi="Arial" w:eastAsia="Arial"/>
-                <w:sz w:val="18"/>
-              </w:rPr>
-              <w:t xml:space="preserve"> ลงทะเบียน workflow_group / workflow_group_map สำหรับผู้อนุมัติแบบกลุ่ม · ถ้าเลือกทางเลือก B ให้ใช้ add-prepared-approver ระบุรายคนแทน</w:t>
+                <w:rFonts w:ascii="Arial" w:hAnsi="Arial" w:eastAsia="Arial" w:cs="Tahoma"/>
+                <w:sz w:val="18"/>
+              </w:rPr>
+              <w:t xml:space="preserve"> ลงทะเบียน workflow_group / workflow_group_map สำหรับผู้อนุมัติแบบกลุ่ม · ถ้าเลือกทางเลือก B ให้ใช้ addPreApprover ระบุรายคนแทน</w:t>
             </w:r>
           </w:p>
         </w:tc>
@@ -5892,13 +6636,13 @@
             </w:pPr>
             <w:r>
               <w:rPr>
-                <w:rFonts w:ascii="Arial" w:hAnsi="Arial" w:eastAsia="Arial"/>
-                <w:sz w:val="18"/>
-              </w:rPr>
-            </w:r>
-            <w:r>
-              <w:rPr>
-                <w:rFonts w:ascii="Arial" w:hAnsi="Arial" w:eastAsia="Arial"/>
+                <w:rFonts w:ascii="Arial" w:hAnsi="Arial" w:eastAsia="Arial" w:cs="Tahoma"/>
+                <w:sz w:val="18"/>
+              </w:rPr>
+            </w:r>
+            <w:r>
+              <w:rPr>
+                <w:rFonts w:ascii="Arial" w:hAnsi="Arial" w:eastAsia="Arial" w:cs="Tahoma"/>
                 <w:sz w:val="18"/>
               </w:rPr>
               <w:t>Output</w:t>
@@ -5917,16 +6661,16 @@
             </w:pPr>
             <w:r>
               <w:rPr>
-                <w:rFonts w:ascii="Arial" w:hAnsi="Arial" w:eastAsia="Arial"/>
-                <w:sz w:val="18"/>
-              </w:rPr>
-            </w:r>
-            <w:r>
-              <w:rPr>
-                <w:rFonts w:ascii="Arial" w:hAnsi="Arial" w:eastAsia="Arial"/>
-                <w:sz w:val="18"/>
-              </w:rPr>
-              <w:t>workflow / workflow_version / workflow_state / workflow_status / workflow_event / workflow_route (sps_store); workflow_group / workflow_group_map (sps_store); workflow_transaction / workflow_history / workflow_approver (sps_store)</w:t>
+                <w:rFonts w:ascii="Arial" w:hAnsi="Arial" w:eastAsia="Arial" w:cs="Tahoma"/>
+                <w:sz w:val="18"/>
+              </w:rPr>
+            </w:r>
+            <w:r>
+              <w:rPr>
+                <w:rFonts w:ascii="Arial" w:hAnsi="Arial" w:eastAsia="Arial" w:cs="Tahoma"/>
+                <w:sz w:val="18"/>
+              </w:rPr>
+              <w:t>Rendered UI state or normalized API response with status/message and audit-ready trace reference.</w:t>
             </w:r>
           </w:p>
         </w:tc>
@@ -5975,7 +6719,7 @@
             <w:r/>
             <w:r>
               <w:rPr>
-                <w:rFonts w:ascii="Arial" w:hAnsi="Arial" w:eastAsia="Arial"/>
+                <w:rFonts w:ascii="Arial" w:hAnsi="Arial" w:eastAsia="Arial" w:cs="Tahoma"/>
                 <w:b/>
                 <w:sz w:val="18"/>
               </w:rPr>
@@ -5997,7 +6741,7 @@
             <w:r/>
             <w:r>
               <w:rPr>
-                <w:rFonts w:ascii="Arial" w:hAnsi="Arial" w:eastAsia="Arial"/>
+                <w:rFonts w:ascii="Arial" w:hAnsi="Arial" w:eastAsia="Arial" w:cs="Tahoma"/>
                 <w:b/>
                 <w:sz w:val="18"/>
               </w:rPr>
@@ -6019,7 +6763,7 @@
             <w:r/>
             <w:r>
               <w:rPr>
-                <w:rFonts w:ascii="Arial" w:hAnsi="Arial" w:eastAsia="Arial"/>
+                <w:rFonts w:ascii="Arial" w:hAnsi="Arial" w:eastAsia="Arial" w:cs="Tahoma"/>
                 <w:b/>
                 <w:sz w:val="18"/>
               </w:rPr>
@@ -6041,7 +6785,7 @@
             <w:r/>
             <w:r>
               <w:rPr>
-                <w:rFonts w:ascii="Arial" w:hAnsi="Arial" w:eastAsia="Arial"/>
+                <w:rFonts w:ascii="Arial" w:hAnsi="Arial" w:eastAsia="Arial" w:cs="Tahoma"/>
                 <w:b/>
                 <w:sz w:val="18"/>
               </w:rPr>
@@ -6066,13 +6810,13 @@
             </w:pPr>
             <w:r>
               <w:rPr>
-                <w:rFonts w:ascii="Arial" w:hAnsi="Arial" w:eastAsia="Arial"/>
-                <w:sz w:val="18"/>
-              </w:rPr>
-            </w:r>
-            <w:r>
-              <w:rPr>
-                <w:rFonts w:ascii="Arial" w:hAnsi="Arial" w:eastAsia="Arial"/>
+                <w:rFonts w:ascii="Arial" w:hAnsi="Arial" w:eastAsia="Arial" w:cs="Tahoma"/>
+                <w:sz w:val="18"/>
+              </w:rPr>
+            </w:r>
+            <w:r>
+              <w:rPr>
+                <w:rFonts w:ascii="Arial" w:hAnsi="Arial" w:eastAsia="Arial" w:cs="Tahoma"/>
                 <w:sz w:val="18"/>
               </w:rPr>
               <w:t>Internal service</w:t>
@@ -6091,13 +6835,13 @@
             </w:pPr>
             <w:r>
               <w:rPr>
-                <w:rFonts w:ascii="Arial" w:hAnsi="Arial" w:eastAsia="Arial"/>
-                <w:sz w:val="18"/>
-              </w:rPr>
-            </w:r>
-            <w:r>
-              <w:rPr>
-                <w:rFonts w:ascii="Arial" w:hAnsi="Arial" w:eastAsia="Arial"/>
+                <w:rFonts w:ascii="Arial" w:hAnsi="Arial" w:eastAsia="Arial" w:cs="Tahoma"/>
+                <w:sz w:val="18"/>
+              </w:rPr>
+            </w:r>
+            <w:r>
+              <w:rPr>
+                <w:rFonts w:ascii="Arial" w:hAnsi="Arial" w:eastAsia="Arial" w:cs="Tahoma"/>
                 <w:sz w:val="18"/>
               </w:rPr>
               <w:t>กำหนด version/state/status/route/group/part ของ @srm/glb-workflow ที่ SBPGI ต้อง register และระบุความเสี่ยง/ข้อค้างของ engine — เป็น blocker ที่ต้องปิดในสัปดาห์แรก</w:t>
@@ -6116,13 +6860,13 @@
             </w:pPr>
             <w:r>
               <w:rPr>
-                <w:rFonts w:ascii="Arial" w:hAnsi="Arial" w:eastAsia="Arial"/>
-                <w:sz w:val="18"/>
-              </w:rPr>
-            </w:r>
-            <w:r>
-              <w:rPr>
-                <w:rFonts w:ascii="Arial" w:hAnsi="Arial" w:eastAsia="Arial"/>
+                <w:rFonts w:ascii="Arial" w:hAnsi="Arial" w:eastAsia="Arial" w:cs="Tahoma"/>
+                <w:sz w:val="18"/>
+              </w:rPr>
+            </w:r>
+            <w:r>
+              <w:rPr>
+                <w:rFonts w:ascii="Arial" w:hAnsi="Arial" w:eastAsia="Arial" w:cs="Tahoma"/>
                 <w:sz w:val="18"/>
               </w:rPr>
               <w:t>เรียกจาก use case ภายในเท่านั้น</w:t>
@@ -6141,13 +6885,13 @@
             </w:pPr>
             <w:r>
               <w:rPr>
-                <w:rFonts w:ascii="Arial" w:hAnsi="Arial" w:eastAsia="Arial"/>
-                <w:sz w:val="18"/>
-              </w:rPr>
-            </w:r>
-            <w:r>
-              <w:rPr>
-                <w:rFonts w:ascii="Arial" w:hAnsi="Arial" w:eastAsia="Arial"/>
+                <w:rFonts w:ascii="Arial" w:hAnsi="Arial" w:eastAsia="Arial" w:cs="Tahoma"/>
+                <w:sz w:val="18"/>
+              </w:rPr>
+            </w:r>
+            <w:r>
+              <w:rPr>
+                <w:rFonts w:ascii="Arial" w:hAnsi="Arial" w:eastAsia="Arial" w:cs="Tahoma"/>
                 <w:sz w:val="18"/>
               </w:rPr>
               <w:t>SBPGI ไม่สร้างตาราง workflow ของตัวเองเลย — ใช้ engine 13 ตารางใน schema sps_store</w:t>
@@ -6198,7 +6942,7 @@
             <w:r/>
             <w:r>
               <w:rPr>
-                <w:rFonts w:ascii="Arial" w:hAnsi="Arial" w:eastAsia="Arial"/>
+                <w:rFonts w:ascii="Arial" w:hAnsi="Arial" w:eastAsia="Arial" w:cs="Tahoma"/>
                 <w:b/>
                 <w:sz w:val="18"/>
               </w:rPr>
@@ -6220,7 +6964,7 @@
             <w:r/>
             <w:r>
               <w:rPr>
-                <w:rFonts w:ascii="Arial" w:hAnsi="Arial" w:eastAsia="Arial"/>
+                <w:rFonts w:ascii="Arial" w:hAnsi="Arial" w:eastAsia="Arial" w:cs="Tahoma"/>
                 <w:b/>
                 <w:sz w:val="18"/>
               </w:rPr>
@@ -6242,7 +6986,7 @@
             <w:r/>
             <w:r>
               <w:rPr>
-                <w:rFonts w:ascii="Arial" w:hAnsi="Arial" w:eastAsia="Arial"/>
+                <w:rFonts w:ascii="Arial" w:hAnsi="Arial" w:eastAsia="Arial" w:cs="Tahoma"/>
                 <w:b/>
                 <w:sz w:val="18"/>
               </w:rPr>
@@ -6267,13 +7011,13 @@
             </w:pPr>
             <w:r>
               <w:rPr>
-                <w:rFonts w:ascii="Arial" w:hAnsi="Arial" w:eastAsia="Arial"/>
-                <w:sz w:val="18"/>
-              </w:rPr>
-            </w:r>
-            <w:r>
-              <w:rPr>
-                <w:rFonts w:ascii="Arial" w:hAnsi="Arial" w:eastAsia="Arial"/>
+                <w:rFonts w:ascii="Arial" w:hAnsi="Arial" w:eastAsia="Arial" w:cs="Tahoma"/>
+                <w:sz w:val="18"/>
+              </w:rPr>
+            </w:r>
+            <w:r>
+              <w:rPr>
+                <w:rFonts w:ascii="Arial" w:hAnsi="Arial" w:eastAsia="Arial" w:cs="Tahoma"/>
                 <w:sz w:val="18"/>
               </w:rPr>
               <w:t>1</w:t>
@@ -6292,13 +7036,13 @@
             </w:pPr>
             <w:r>
               <w:rPr>
-                <w:rFonts w:ascii="Arial" w:hAnsi="Arial" w:eastAsia="Arial"/>
-                <w:sz w:val="18"/>
-              </w:rPr>
-            </w:r>
-            <w:r>
-              <w:rPr>
-                <w:rFonts w:ascii="Arial" w:hAnsi="Arial" w:eastAsia="Arial"/>
+                <w:rFonts w:ascii="Arial" w:hAnsi="Arial" w:eastAsia="Arial" w:cs="Tahoma"/>
+                <w:sz w:val="18"/>
+              </w:rPr>
+            </w:r>
+            <w:r>
+              <w:rPr>
+                <w:rFonts w:ascii="Arial" w:hAnsi="Arial" w:eastAsia="Arial" w:cs="Tahoma"/>
                 <w:sz w:val="18"/>
               </w:rPr>
               <w:t>ขอ workflow version ใหม่จากทีมเจ้าของ @srm/glb-workflow (1 ระบบ = 1 version)</w:t>
@@ -6317,13 +7061,13 @@
             </w:pPr>
             <w:r>
               <w:rPr>
-                <w:rFonts w:ascii="Arial" w:hAnsi="Arial" w:eastAsia="Arial"/>
-                <w:sz w:val="18"/>
-              </w:rPr>
-            </w:r>
-            <w:r>
-              <w:rPr>
-                <w:rFonts w:ascii="Arial" w:hAnsi="Arial" w:eastAsia="Arial"/>
+                <w:rFonts w:ascii="Arial" w:hAnsi="Arial" w:eastAsia="Arial" w:cs="Tahoma"/>
+                <w:sz w:val="18"/>
+              </w:rPr>
+            </w:r>
+            <w:r>
+              <w:rPr>
+                <w:rFonts w:ascii="Arial" w:hAnsi="Arial" w:eastAsia="Arial" w:cs="Tahoma"/>
                 <w:sz w:val="18"/>
               </w:rPr>
               <w:t>initializeWorkflow ซ้ำด้วย referenceId เดิมต้องไม่เกิด transaction ที่สอง</w:t>
@@ -6347,13 +7091,13 @@
             </w:pPr>
             <w:r>
               <w:rPr>
-                <w:rFonts w:ascii="Arial" w:hAnsi="Arial" w:eastAsia="Arial"/>
-                <w:sz w:val="18"/>
-              </w:rPr>
-            </w:r>
-            <w:r>
-              <w:rPr>
-                <w:rFonts w:ascii="Arial" w:hAnsi="Arial" w:eastAsia="Arial"/>
+                <w:rFonts w:ascii="Arial" w:hAnsi="Arial" w:eastAsia="Arial" w:cs="Tahoma"/>
+                <w:sz w:val="18"/>
+              </w:rPr>
+            </w:r>
+            <w:r>
+              <w:rPr>
+                <w:rFonts w:ascii="Arial" w:hAnsi="Arial" w:eastAsia="Arial" w:cs="Tahoma"/>
                 <w:sz w:val="18"/>
               </w:rPr>
               <w:t>2</w:t>
@@ -6372,13 +7116,13 @@
             </w:pPr>
             <w:r>
               <w:rPr>
-                <w:rFonts w:ascii="Arial" w:hAnsi="Arial" w:eastAsia="Arial"/>
-                <w:sz w:val="18"/>
-              </w:rPr>
-            </w:r>
-            <w:r>
-              <w:rPr>
-                <w:rFonts w:ascii="Arial" w:hAnsi="Arial" w:eastAsia="Arial"/>
+                <w:rFonts w:ascii="Arial" w:hAnsi="Arial" w:eastAsia="Arial" w:cs="Tahoma"/>
+                <w:sz w:val="18"/>
+              </w:rPr>
+            </w:r>
+            <w:r>
+              <w:rPr>
+                <w:rFonts w:ascii="Arial" w:hAnsi="Arial" w:eastAsia="Arial" w:cs="Tahoma"/>
                 <w:sz w:val="18"/>
               </w:rPr>
               <w:t>ลงทะเบียน state/status 5 ขั้นของ SBPGI + state จบ flow</w:t>
@@ -6397,16 +7141,16 @@
             </w:pPr>
             <w:r>
               <w:rPr>
-                <w:rFonts w:ascii="Arial" w:hAnsi="Arial" w:eastAsia="Arial"/>
-                <w:sz w:val="18"/>
-              </w:rPr>
-            </w:r>
-            <w:r>
-              <w:rPr>
-                <w:rFonts w:ascii="Arial" w:hAnsi="Arial" w:eastAsia="Arial"/>
-                <w:sz w:val="18"/>
-              </w:rPr>
-              <w:t>ยอดชดเชย 50,000 ต้องจบที่ GM · 50,001 ต้องวิ่งต่อ AVP</w:t>
+                <w:rFonts w:ascii="Arial" w:hAnsi="Arial" w:eastAsia="Arial" w:cs="Tahoma"/>
+                <w:sz w:val="18"/>
+              </w:rPr>
+            </w:r>
+            <w:r>
+              <w:rPr>
+                <w:rFonts w:ascii="Arial" w:hAnsi="Arial" w:eastAsia="Arial" w:cs="Tahoma"/>
+                <w:sz w:val="18"/>
+              </w:rPr>
+              <w:t>ยอดชดเชย 99,999 ต้องจบที่ GM · 100,000 ต้องวิ่งต่อ AVP (เกณฑ์เดียว · มติ 2026-08-18)</w:t>
             </w:r>
           </w:p>
         </w:tc>
@@ -6427,13 +7171,13 @@
             </w:pPr>
             <w:r>
               <w:rPr>
-                <w:rFonts w:ascii="Arial" w:hAnsi="Arial" w:eastAsia="Arial"/>
-                <w:sz w:val="18"/>
-              </w:rPr>
-            </w:r>
-            <w:r>
-              <w:rPr>
-                <w:rFonts w:ascii="Arial" w:hAnsi="Arial" w:eastAsia="Arial"/>
+                <w:rFonts w:ascii="Arial" w:hAnsi="Arial" w:eastAsia="Arial" w:cs="Tahoma"/>
+                <w:sz w:val="18"/>
+              </w:rPr>
+            </w:r>
+            <w:r>
+              <w:rPr>
+                <w:rFonts w:ascii="Arial" w:hAnsi="Arial" w:eastAsia="Arial" w:cs="Tahoma"/>
                 <w:sz w:val="18"/>
               </w:rPr>
               <w:t>3</w:t>
@@ -6452,20 +7196,20 @@
             </w:pPr>
             <w:r>
               <w:rPr>
-                <w:rFonts w:ascii="Arial" w:hAnsi="Arial" w:eastAsia="Arial"/>
-                <w:sz w:val="18"/>
-              </w:rPr>
-            </w:r>
-            <w:r>
-              <w:rPr>
-                <w:rFonts w:ascii="Arial" w:hAnsi="Arial" w:eastAsia="Arial"/>
+                <w:rFonts w:ascii="Arial" w:hAnsi="Arial" w:eastAsia="Arial" w:cs="Tahoma"/>
+                <w:sz w:val="18"/>
+              </w:rPr>
+            </w:r>
+            <w:r>
+              <w:rPr>
+                <w:rFonts w:ascii="Arial" w:hAnsi="Arial" w:eastAsia="Arial" w:cs="Tahoma"/>
                 <w:sz w:val="18"/>
               </w:rPr>
               <w:t xml:space="preserve">ลงทะเบียน route ทุกเส้น พร้อม seq · ส่วน condition_json ของวงเงินอนุมัติให้ใส่ </w:t>
             </w:r>
             <w:r>
               <w:rPr>
-                <w:rFonts w:ascii="Arial" w:hAnsi="Arial" w:eastAsia="Arial"/>
+                <w:rFonts w:ascii="Arial" w:hAnsi="Arial" w:eastAsia="Arial" w:cs="Tahoma"/>
                 <w:b/>
                 <w:sz w:val="18"/>
               </w:rPr>
@@ -6473,7 +7217,7 @@
             </w:r>
             <w:r>
               <w:rPr>
-                <w:rFonts w:ascii="Arial" w:hAnsi="Arial" w:eastAsia="Arial"/>
+                <w:rFonts w:ascii="Arial" w:hAnsi="Arial" w:eastAsia="Arial" w:cs="Tahoma"/>
                 <w:sz w:val="18"/>
               </w:rPr>
               <w:t xml:space="preserve"> (ทางเลือก A = อ่านวงเงินจาก common_code SBPGI_APPROVE_LIMIT ตามมติเดิม แล้วให้ route แยกด้วยค่าที่ SBPGI ส่งมาแทน)</w:t>
@@ -6492,13 +7236,13 @@
             </w:pPr>
             <w:r>
               <w:rPr>
-                <w:rFonts w:ascii="Arial" w:hAnsi="Arial" w:eastAsia="Arial"/>
-                <w:sz w:val="18"/>
-              </w:rPr>
-            </w:r>
-            <w:r>
-              <w:rPr>
-                <w:rFonts w:ascii="Arial" w:hAnsi="Arial" w:eastAsia="Arial"/>
+                <w:rFonts w:ascii="Arial" w:hAnsi="Arial" w:eastAsia="Arial" w:cs="Tahoma"/>
+                <w:sz w:val="18"/>
+              </w:rPr>
+            </w:r>
+            <w:r>
+              <w:rPr>
+                <w:rFonts w:ascii="Arial" w:hAnsi="Arial" w:eastAsia="Arial" w:cs="Tahoma"/>
                 <w:sz w:val="18"/>
               </w:rPr>
               <w:t>ผู้ใช้ที่ไม่ใช่ current_approver ต้องไม่ได้ปุ่มใด ๆ จาก getPermissionEvents</w:t>
@@ -6522,13 +7266,13 @@
             </w:pPr>
             <w:r>
               <w:rPr>
-                <w:rFonts w:ascii="Arial" w:hAnsi="Arial" w:eastAsia="Arial"/>
-                <w:sz w:val="18"/>
-              </w:rPr>
-            </w:r>
-            <w:r>
-              <w:rPr>
-                <w:rFonts w:ascii="Arial" w:hAnsi="Arial" w:eastAsia="Arial"/>
+                <w:rFonts w:ascii="Arial" w:hAnsi="Arial" w:eastAsia="Arial" w:cs="Tahoma"/>
+                <w:sz w:val="18"/>
+              </w:rPr>
+            </w:r>
+            <w:r>
+              <w:rPr>
+                <w:rFonts w:ascii="Arial" w:hAnsi="Arial" w:eastAsia="Arial" w:cs="Tahoma"/>
                 <w:sz w:val="18"/>
               </w:rPr>
               <w:t>4</w:t>
@@ -6547,13 +7291,13 @@
             </w:pPr>
             <w:r>
               <w:rPr>
-                <w:rFonts w:ascii="Arial" w:hAnsi="Arial" w:eastAsia="Arial"/>
-                <w:sz w:val="18"/>
-              </w:rPr>
-            </w:r>
-            <w:r>
-              <w:rPr>
-                <w:rFonts w:ascii="Arial" w:hAnsi="Arial" w:eastAsia="Arial"/>
+                <w:rFonts w:ascii="Arial" w:hAnsi="Arial" w:eastAsia="Arial" w:cs="Tahoma"/>
+                <w:sz w:val="18"/>
+              </w:rPr>
+            </w:r>
+            <w:r>
+              <w:rPr>
+                <w:rFonts w:ascii="Arial" w:hAnsi="Arial" w:eastAsia="Arial" w:cs="Tahoma"/>
                 <w:b/>
                 <w:sz w:val="18"/>
               </w:rPr>
@@ -6561,10 +7305,10 @@
             </w:r>
             <w:r>
               <w:rPr>
-                <w:rFonts w:ascii="Arial" w:hAnsi="Arial" w:eastAsia="Arial"/>
-                <w:sz w:val="18"/>
-              </w:rPr>
-              <w:t xml:space="preserve"> ลงทะเบียน workflow_group / workflow_group_map สำหรับผู้อนุมัติแบบกลุ่ม · ถ้าเลือกทางเลือก B ให้ใช้ add-prepared-approver ระบุรายคนแทน</w:t>
+                <w:rFonts w:ascii="Arial" w:hAnsi="Arial" w:eastAsia="Arial" w:cs="Tahoma"/>
+                <w:sz w:val="18"/>
+              </w:rPr>
+              <w:t xml:space="preserve"> ลงทะเบียน workflow_group / workflow_group_map สำหรับผู้อนุมัติแบบกลุ่ม · ถ้าเลือกทางเลือก B ให้ใช้ addPreApprover ระบุรายคนแทน</w:t>
             </w:r>
           </w:p>
         </w:tc>
@@ -6580,13 +7324,13 @@
             </w:pPr>
             <w:r>
               <w:rPr>
-                <w:rFonts w:ascii="Arial" w:hAnsi="Arial" w:eastAsia="Arial"/>
-                <w:sz w:val="18"/>
-              </w:rPr>
-            </w:r>
-            <w:r>
-              <w:rPr>
-                <w:rFonts w:ascii="Arial" w:hAnsi="Arial" w:eastAsia="Arial"/>
+                <w:rFonts w:ascii="Arial" w:hAnsi="Arial" w:eastAsia="Arial" w:cs="Tahoma"/>
+                <w:sz w:val="18"/>
+              </w:rPr>
+            </w:r>
+            <w:r>
+              <w:rPr>
+                <w:rFonts w:ascii="Arial" w:hAnsi="Arial" w:eastAsia="Arial" w:cs="Tahoma"/>
                 <w:sz w:val="18"/>
               </w:rPr>
               <w:t>[conditional · เฉพาะทางเลือก A ของ workflow_part_display] display[] ของ state 01 ต้องเปิด WRITE เฉพาะส่วนที่ section 01 แก้ได้</w:t>
@@ -6610,13 +7354,13 @@
             </w:pPr>
             <w:r>
               <w:rPr>
-                <w:rFonts w:ascii="Arial" w:hAnsi="Arial" w:eastAsia="Arial"/>
-                <w:sz w:val="18"/>
-              </w:rPr>
-            </w:r>
-            <w:r>
-              <w:rPr>
-                <w:rFonts w:ascii="Arial" w:hAnsi="Arial" w:eastAsia="Arial"/>
+                <w:rFonts w:ascii="Arial" w:hAnsi="Arial" w:eastAsia="Arial" w:cs="Tahoma"/>
+                <w:sz w:val="18"/>
+              </w:rPr>
+            </w:r>
+            <w:r>
+              <w:rPr>
+                <w:rFonts w:ascii="Arial" w:hAnsi="Arial" w:eastAsia="Arial" w:cs="Tahoma"/>
                 <w:sz w:val="18"/>
               </w:rPr>
               <w:t>5</w:t>
@@ -6635,13 +7379,13 @@
             </w:pPr>
             <w:r>
               <w:rPr>
-                <w:rFonts w:ascii="Arial" w:hAnsi="Arial" w:eastAsia="Arial"/>
-                <w:sz w:val="18"/>
-              </w:rPr>
-            </w:r>
-            <w:r>
-              <w:rPr>
-                <w:rFonts w:ascii="Arial" w:hAnsi="Arial" w:eastAsia="Arial"/>
+                <w:rFonts w:ascii="Arial" w:hAnsi="Arial" w:eastAsia="Arial" w:cs="Tahoma"/>
+                <w:sz w:val="18"/>
+              </w:rPr>
+            </w:r>
+            <w:r>
+              <w:rPr>
+                <w:rFonts w:ascii="Arial" w:hAnsi="Arial" w:eastAsia="Arial" w:cs="Tahoma"/>
                 <w:b/>
                 <w:sz w:val="18"/>
               </w:rPr>
@@ -6649,7 +7393,7 @@
             </w:r>
             <w:r>
               <w:rPr>
-                <w:rFonts w:ascii="Arial" w:hAnsi="Arial" w:eastAsia="Arial"/>
+                <w:rFonts w:ascii="Arial" w:hAnsi="Arial" w:eastAsia="Arial" w:cs="Tahoma"/>
                 <w:sz w:val="18"/>
               </w:rPr>
               <w:t xml:space="preserve"> ลงทะเบียน workflow_part + workflow_part_display ของส่วนต่าง ๆ ในหน้าเอกสาร · ถ้าเลือกทางเลือก B ให้คงกลไก visibleSections/editableSections ของ SBPGI</w:t>
@@ -6668,13 +7412,13 @@
             </w:pPr>
             <w:r>
               <w:rPr>
-                <w:rFonts w:ascii="Arial" w:hAnsi="Arial" w:eastAsia="Arial"/>
-                <w:sz w:val="18"/>
-              </w:rPr>
-            </w:r>
-            <w:r>
-              <w:rPr>
-                <w:rFonts w:ascii="Arial" w:hAnsi="Arial" w:eastAsia="Arial"/>
+                <w:rFonts w:ascii="Arial" w:hAnsi="Arial" w:eastAsia="Arial" w:cs="Tahoma"/>
+                <w:sz w:val="18"/>
+              </w:rPr>
+            </w:r>
+            <w:r>
+              <w:rPr>
+                <w:rFonts w:ascii="Arial" w:hAnsi="Arial" w:eastAsia="Arial" w:cs="Tahoma"/>
                 <w:sz w:val="18"/>
               </w:rPr>
               <w:t>getPendingFlowByUser ต้องคืน url_main ที่เปิดกลับหน้าเอกสารได้จริง</w:t>
@@ -6698,13 +7442,13 @@
             </w:pPr>
             <w:r>
               <w:rPr>
-                <w:rFonts w:ascii="Arial" w:hAnsi="Arial" w:eastAsia="Arial"/>
-                <w:sz w:val="18"/>
-              </w:rPr>
-            </w:r>
-            <w:r>
-              <w:rPr>
-                <w:rFonts w:ascii="Arial" w:hAnsi="Arial" w:eastAsia="Arial"/>
+                <w:rFonts w:ascii="Arial" w:hAnsi="Arial" w:eastAsia="Arial" w:cs="Tahoma"/>
+                <w:sz w:val="18"/>
+              </w:rPr>
+            </w:r>
+            <w:r>
+              <w:rPr>
+                <w:rFonts w:ascii="Arial" w:hAnsi="Arial" w:eastAsia="Arial" w:cs="Tahoma"/>
                 <w:sz w:val="18"/>
               </w:rPr>
               <w:t>6</w:t>
@@ -6723,13 +7467,13 @@
             </w:pPr>
             <w:r>
               <w:rPr>
-                <w:rFonts w:ascii="Arial" w:hAnsi="Arial" w:eastAsia="Arial"/>
-                <w:sz w:val="18"/>
-              </w:rPr>
-            </w:r>
-            <w:r>
-              <w:rPr>
-                <w:rFonts w:ascii="Arial" w:hAnsi="Arial" w:eastAsia="Arial"/>
+                <w:rFonts w:ascii="Arial" w:hAnsi="Arial" w:eastAsia="Arial" w:cs="Tahoma"/>
+                <w:sz w:val="18"/>
+              </w:rPr>
+            </w:r>
+            <w:r>
+              <w:rPr>
+                <w:rFonts w:ascii="Arial" w:hAnsi="Arial" w:eastAsia="Arial" w:cs="Tahoma"/>
                 <w:sz w:val="18"/>
               </w:rPr>
               <w:t>กรอก url_main / url_param_mapping ให้ inbox กลางลิงก์กลับหน้าเอกสารได้</w:t>
@@ -6748,13 +7492,13 @@
             </w:pPr>
             <w:r>
               <w:rPr>
-                <w:rFonts w:ascii="Arial" w:hAnsi="Arial" w:eastAsia="Arial"/>
-                <w:sz w:val="18"/>
-              </w:rPr>
-            </w:r>
-            <w:r>
-              <w:rPr>
-                <w:rFonts w:ascii="Arial" w:hAnsi="Arial" w:eastAsia="Arial"/>
+                <w:rFonts w:ascii="Arial" w:hAnsi="Arial" w:eastAsia="Arial" w:cs="Tahoma"/>
+                <w:sz w:val="18"/>
+              </w:rPr>
+            </w:r>
+            <w:r>
+              <w:rPr>
+                <w:rFonts w:ascii="Arial" w:hAnsi="Arial" w:eastAsia="Arial" w:cs="Tahoma"/>
                 <w:sz w:val="18"/>
               </w:rPr>
               <w:t>เดิน flow จนจบแล้ว workflow_history มีครบทุกขั้น</w:t>
@@ -6778,13 +7522,13 @@
             </w:pPr>
             <w:r>
               <w:rPr>
-                <w:rFonts w:ascii="Arial" w:hAnsi="Arial" w:eastAsia="Arial"/>
-                <w:sz w:val="18"/>
-              </w:rPr>
-            </w:r>
-            <w:r>
-              <w:rPr>
-                <w:rFonts w:ascii="Arial" w:hAnsi="Arial" w:eastAsia="Arial"/>
+                <w:rFonts w:ascii="Arial" w:hAnsi="Arial" w:eastAsia="Arial" w:cs="Tahoma"/>
+                <w:sz w:val="18"/>
+              </w:rPr>
+            </w:r>
+            <w:r>
+              <w:rPr>
+                <w:rFonts w:ascii="Arial" w:hAnsi="Arial" w:eastAsia="Arial" w:cs="Tahoma"/>
                 <w:sz w:val="18"/>
               </w:rPr>
               <w:t>7</w:t>
@@ -6803,13 +7547,13 @@
             </w:pPr>
             <w:r>
               <w:rPr>
-                <w:rFonts w:ascii="Arial" w:hAnsi="Arial" w:eastAsia="Arial"/>
-                <w:sz w:val="18"/>
-              </w:rPr>
-            </w:r>
-            <w:r>
-              <w:rPr>
-                <w:rFonts w:ascii="Arial" w:hAnsi="Arial" w:eastAsia="Arial"/>
+                <w:rFonts w:ascii="Arial" w:hAnsi="Arial" w:eastAsia="Arial" w:cs="Tahoma"/>
+                <w:sz w:val="18"/>
+              </w:rPr>
+            </w:r>
+            <w:r>
+              <w:rPr>
+                <w:rFonts w:ascii="Arial" w:hAnsi="Arial" w:eastAsia="Arial" w:cs="Tahoma"/>
                 <w:sz w:val="18"/>
               </w:rPr>
               <w:t>ทดสอบเดิน flow ครบทุก route บน environment ทดสอบ</w:t>
@@ -6828,13 +7572,13 @@
             </w:pPr>
             <w:r>
               <w:rPr>
-                <w:rFonts w:ascii="Arial" w:hAnsi="Arial" w:eastAsia="Arial"/>
-                <w:sz w:val="18"/>
-              </w:rPr>
-            </w:r>
-            <w:r>
-              <w:rPr>
-                <w:rFonts w:ascii="Arial" w:hAnsi="Arial" w:eastAsia="Arial"/>
+                <w:rFonts w:ascii="Arial" w:hAnsi="Arial" w:eastAsia="Arial" w:cs="Tahoma"/>
+                <w:sz w:val="18"/>
+              </w:rPr>
+            </w:r>
+            <w:r>
+              <w:rPr>
+                <w:rFonts w:ascii="Arial" w:hAnsi="Arial" w:eastAsia="Arial" w:cs="Tahoma"/>
                 <w:sz w:val="18"/>
               </w:rPr>
               <w:t>initializeWorkflow ซ้ำด้วย referenceId เดิมต้องไม่เกิด transaction ที่สอง</w:t>
@@ -6858,13 +7602,13 @@
             </w:pPr>
             <w:r>
               <w:rPr>
-                <w:rFonts w:ascii="Arial" w:hAnsi="Arial" w:eastAsia="Arial"/>
-                <w:sz w:val="18"/>
-              </w:rPr>
-            </w:r>
-            <w:r>
-              <w:rPr>
-                <w:rFonts w:ascii="Arial" w:hAnsi="Arial" w:eastAsia="Arial"/>
+                <w:rFonts w:ascii="Arial" w:hAnsi="Arial" w:eastAsia="Arial" w:cs="Tahoma"/>
+                <w:sz w:val="18"/>
+              </w:rPr>
+            </w:r>
+            <w:r>
+              <w:rPr>
+                <w:rFonts w:ascii="Arial" w:hAnsi="Arial" w:eastAsia="Arial" w:cs="Tahoma"/>
                 <w:sz w:val="18"/>
               </w:rPr>
               <w:t>8</w:t>
@@ -6883,13 +7627,13 @@
             </w:pPr>
             <w:r>
               <w:rPr>
-                <w:rFonts w:ascii="Arial" w:hAnsi="Arial" w:eastAsia="Arial"/>
-                <w:sz w:val="18"/>
-              </w:rPr>
-            </w:r>
-            <w:r>
-              <w:rPr>
-                <w:rFonts w:ascii="Arial" w:hAnsi="Arial" w:eastAsia="Arial"/>
+                <w:rFonts w:ascii="Arial" w:hAnsi="Arial" w:eastAsia="Arial" w:cs="Tahoma"/>
+                <w:sz w:val="18"/>
+              </w:rPr>
+            </w:r>
+            <w:r>
+              <w:rPr>
+                <w:rFonts w:ascii="Arial" w:hAnsi="Arial" w:eastAsia="Arial" w:cs="Tahoma"/>
                 <w:sz w:val="18"/>
               </w:rPr>
               <w:t>ส่งความเสี่ยง/ข้อค้างให้ทีมเจ้าของ library และเจ้าของโครงการตัดสิน</w:t>
@@ -6908,16 +7652,16 @@
             </w:pPr>
             <w:r>
               <w:rPr>
-                <w:rFonts w:ascii="Arial" w:hAnsi="Arial" w:eastAsia="Arial"/>
-                <w:sz w:val="18"/>
-              </w:rPr>
-            </w:r>
-            <w:r>
-              <w:rPr>
-                <w:rFonts w:ascii="Arial" w:hAnsi="Arial" w:eastAsia="Arial"/>
-                <w:sz w:val="18"/>
-              </w:rPr>
-              <w:t>ยอดชดเชย 50,000 ต้องจบที่ GM · 50,001 ต้องวิ่งต่อ AVP</w:t>
+                <w:rFonts w:ascii="Arial" w:hAnsi="Arial" w:eastAsia="Arial" w:cs="Tahoma"/>
+                <w:sz w:val="18"/>
+              </w:rPr>
+            </w:r>
+            <w:r>
+              <w:rPr>
+                <w:rFonts w:ascii="Arial" w:hAnsi="Arial" w:eastAsia="Arial" w:cs="Tahoma"/>
+                <w:sz w:val="18"/>
+              </w:rPr>
+              <w:t>ยอดชดเชย 99,999 ต้องจบที่ GM · 100,000 ต้องวิ่งต่อ AVP (เกณฑ์เดียว · มติ 2026-08-18)</w:t>
             </w:r>
           </w:p>
         </w:tc>
@@ -6966,7 +7710,7 @@
             <w:r/>
             <w:r>
               <w:rPr>
-                <w:rFonts w:ascii="Arial" w:hAnsi="Arial" w:eastAsia="Arial"/>
+                <w:rFonts w:ascii="Arial" w:hAnsi="Arial" w:eastAsia="Arial" w:cs="Tahoma"/>
                 <w:b/>
                 <w:sz w:val="18"/>
               </w:rPr>
@@ -6988,7 +7732,7 @@
             <w:r/>
             <w:r>
               <w:rPr>
-                <w:rFonts w:ascii="Arial" w:hAnsi="Arial" w:eastAsia="Arial"/>
+                <w:rFonts w:ascii="Arial" w:hAnsi="Arial" w:eastAsia="Arial" w:cs="Tahoma"/>
                 <w:b/>
                 <w:sz w:val="18"/>
               </w:rPr>
@@ -7010,7 +7754,7 @@
             <w:r/>
             <w:r>
               <w:rPr>
-                <w:rFonts w:ascii="Arial" w:hAnsi="Arial" w:eastAsia="Arial"/>
+                <w:rFonts w:ascii="Arial" w:hAnsi="Arial" w:eastAsia="Arial" w:cs="Tahoma"/>
                 <w:b/>
                 <w:sz w:val="18"/>
               </w:rPr>
@@ -7032,7 +7776,7 @@
             <w:r/>
             <w:r>
               <w:rPr>
-                <w:rFonts w:ascii="Arial" w:hAnsi="Arial" w:eastAsia="Arial"/>
+                <w:rFonts w:ascii="Arial" w:hAnsi="Arial" w:eastAsia="Arial" w:cs="Tahoma"/>
                 <w:b/>
                 <w:sz w:val="18"/>
               </w:rPr>
@@ -7057,13 +7801,13 @@
             </w:pPr>
             <w:r>
               <w:rPr>
-                <w:rFonts w:ascii="Arial" w:hAnsi="Arial" w:eastAsia="Arial"/>
-                <w:sz w:val="18"/>
-              </w:rPr>
-            </w:r>
-            <w:r>
-              <w:rPr>
-                <w:rFonts w:ascii="Arial" w:hAnsi="Arial" w:eastAsia="Arial"/>
+                <w:rFonts w:ascii="Arial" w:hAnsi="Arial" w:eastAsia="Arial" w:cs="Tahoma"/>
+                <w:sz w:val="18"/>
+              </w:rPr>
+            </w:r>
+            <w:r>
+              <w:rPr>
+                <w:rFonts w:ascii="Arial" w:hAnsi="Arial" w:eastAsia="Arial" w:cs="Tahoma"/>
                 <w:sz w:val="18"/>
               </w:rPr>
               <w:t>เปิด workflow</w:t>
@@ -7082,13 +7826,13 @@
             </w:pPr>
             <w:r>
               <w:rPr>
-                <w:rFonts w:ascii="Arial" w:hAnsi="Arial" w:eastAsia="Arial"/>
-                <w:sz w:val="18"/>
-              </w:rPr>
-            </w:r>
-            <w:r>
-              <w:rPr>
-                <w:rFonts w:ascii="Arial" w:hAnsi="Arial" w:eastAsia="Arial"/>
+                <w:rFonts w:ascii="Arial" w:hAnsi="Arial" w:eastAsia="Arial" w:cs="Tahoma"/>
+                <w:sz w:val="18"/>
+              </w:rPr>
+            </w:r>
+            <w:r>
+              <w:rPr>
+                <w:rFonts w:ascii="Arial" w:hAnsi="Arial" w:eastAsia="Arial" w:cs="Tahoma"/>
                 <w:sz w:val="18"/>
               </w:rPr>
               <w:t>Job 8b / สร้างเอกสาร</w:t>
@@ -7107,13 +7851,13 @@
             </w:pPr>
             <w:r>
               <w:rPr>
-                <w:rFonts w:ascii="Arial" w:hAnsi="Arial" w:eastAsia="Arial"/>
-                <w:sz w:val="18"/>
-              </w:rPr>
-            </w:r>
-            <w:r>
-              <w:rPr>
-                <w:rFonts w:ascii="Arial" w:hAnsi="Arial" w:eastAsia="Arial"/>
+                <w:rFonts w:ascii="Arial" w:hAnsi="Arial" w:eastAsia="Arial" w:cs="Tahoma"/>
+                <w:sz w:val="18"/>
+              </w:rPr>
+            </w:r>
+            <w:r>
+              <w:rPr>
+                <w:rFonts w:ascii="Arial" w:hAnsi="Arial" w:eastAsia="Arial" w:cs="Tahoma"/>
                 <w:sz w:val="18"/>
               </w:rPr>
               <w:t>initializeWorkflow(versionId, userId, referenceId)</w:t>
@@ -7132,13 +7876,13 @@
             </w:pPr>
             <w:r>
               <w:rPr>
-                <w:rFonts w:ascii="Arial" w:hAnsi="Arial" w:eastAsia="Arial"/>
-                <w:sz w:val="18"/>
-              </w:rPr>
-            </w:r>
-            <w:r>
-              <w:rPr>
-                <w:rFonts w:ascii="Arial" w:hAnsi="Arial" w:eastAsia="Arial"/>
+                <w:rFonts w:ascii="Arial" w:hAnsi="Arial" w:eastAsia="Arial" w:cs="Tahoma"/>
+                <w:sz w:val="18"/>
+              </w:rPr>
+            </w:r>
+            <w:r>
+              <w:rPr>
+                <w:rFonts w:ascii="Arial" w:hAnsi="Arial" w:eastAsia="Arial" w:cs="Tahoma"/>
                 <w:sz w:val="18"/>
               </w:rPr>
               <w:t>สร้าง workflow_transaction ที่ initial state/status</w:t>
@@ -7162,13 +7906,13 @@
             </w:pPr>
             <w:r>
               <w:rPr>
-                <w:rFonts w:ascii="Arial" w:hAnsi="Arial" w:eastAsia="Arial"/>
-                <w:sz w:val="18"/>
-              </w:rPr>
-            </w:r>
-            <w:r>
-              <w:rPr>
-                <w:rFonts w:ascii="Arial" w:hAnsi="Arial" w:eastAsia="Arial"/>
+                <w:rFonts w:ascii="Arial" w:hAnsi="Arial" w:eastAsia="Arial" w:cs="Tahoma"/>
+                <w:sz w:val="18"/>
+              </w:rPr>
+            </w:r>
+            <w:r>
+              <w:rPr>
+                <w:rFonts w:ascii="Arial" w:hAnsi="Arial" w:eastAsia="Arial" w:cs="Tahoma"/>
                 <w:sz w:val="18"/>
               </w:rPr>
               <w:t>ระบุผู้อนุมัติล่วงหน้า</w:t>
@@ -7187,13 +7931,13 @@
             </w:pPr>
             <w:r>
               <w:rPr>
-                <w:rFonts w:ascii="Arial" w:hAnsi="Arial" w:eastAsia="Arial"/>
-                <w:sz w:val="18"/>
-              </w:rPr>
-            </w:r>
-            <w:r>
-              <w:rPr>
-                <w:rFonts w:ascii="Arial" w:hAnsi="Arial" w:eastAsia="Arial"/>
+                <w:rFonts w:ascii="Arial" w:hAnsi="Arial" w:eastAsia="Arial" w:cs="Tahoma"/>
+                <w:sz w:val="18"/>
+              </w:rPr>
+            </w:r>
+            <w:r>
+              <w:rPr>
+                <w:rFonts w:ascii="Arial" w:hAnsi="Arial" w:eastAsia="Arial" w:cs="Tahoma"/>
                 <w:sz w:val="18"/>
               </w:rPr>
               <w:t>หลังเปิด workflow</w:t>
@@ -7212,13 +7956,13 @@
             </w:pPr>
             <w:r>
               <w:rPr>
-                <w:rFonts w:ascii="Arial" w:hAnsi="Arial" w:eastAsia="Arial"/>
-                <w:sz w:val="18"/>
-              </w:rPr>
-            </w:r>
-            <w:r>
-              <w:rPr>
-                <w:rFonts w:ascii="Arial" w:hAnsi="Arial" w:eastAsia="Arial"/>
+                <w:rFonts w:ascii="Arial" w:hAnsi="Arial" w:eastAsia="Arial" w:cs="Tahoma"/>
+                <w:sz w:val="18"/>
+              </w:rPr>
+            </w:r>
+            <w:r>
+              <w:rPr>
+                <w:rFonts w:ascii="Arial" w:hAnsi="Arial" w:eastAsia="Arial" w:cs="Tahoma"/>
                 <w:sz w:val="18"/>
               </w:rPr>
               <w:t>addPreApprover(versionId, referenceId, stateId, approver, seq, userId)</w:t>
@@ -7237,13 +7981,13 @@
             </w:pPr>
             <w:r>
               <w:rPr>
-                <w:rFonts w:ascii="Arial" w:hAnsi="Arial" w:eastAsia="Arial"/>
-                <w:sz w:val="18"/>
-              </w:rPr>
-            </w:r>
-            <w:r>
-              <w:rPr>
-                <w:rFonts w:ascii="Arial" w:hAnsi="Arial" w:eastAsia="Arial"/>
+                <w:rFonts w:ascii="Arial" w:hAnsi="Arial" w:eastAsia="Arial" w:cs="Tahoma"/>
+                <w:sz w:val="18"/>
+              </w:rPr>
+            </w:r>
+            <w:r>
+              <w:rPr>
+                <w:rFonts w:ascii="Arial" w:hAnsi="Arial" w:eastAsia="Arial" w:cs="Tahoma"/>
                 <w:sz w:val="18"/>
               </w:rPr>
               <w:t>insert workflow_approver (approver_type = user เสมอ)</w:t>
@@ -7267,13 +8011,13 @@
             </w:pPr>
             <w:r>
               <w:rPr>
-                <w:rFonts w:ascii="Arial" w:hAnsi="Arial" w:eastAsia="Arial"/>
-                <w:sz w:val="18"/>
-              </w:rPr>
-            </w:r>
-            <w:r>
-              <w:rPr>
-                <w:rFonts w:ascii="Arial" w:hAnsi="Arial" w:eastAsia="Arial"/>
+                <w:rFonts w:ascii="Arial" w:hAnsi="Arial" w:eastAsia="Arial" w:cs="Tahoma"/>
+                <w:sz w:val="18"/>
+              </w:rPr>
+            </w:r>
+            <w:r>
+              <w:rPr>
+                <w:rFonts w:ascii="Arial" w:hAnsi="Arial" w:eastAsia="Arial" w:cs="Tahoma"/>
                 <w:sz w:val="18"/>
               </w:rPr>
               <w:t>กดผลพิจารณา</w:t>
@@ -7292,13 +8036,13 @@
             </w:pPr>
             <w:r>
               <w:rPr>
-                <w:rFonts w:ascii="Arial" w:hAnsi="Arial" w:eastAsia="Arial"/>
-                <w:sz w:val="18"/>
-              </w:rPr>
-            </w:r>
-            <w:r>
-              <w:rPr>
-                <w:rFonts w:ascii="Arial" w:hAnsi="Arial" w:eastAsia="Arial"/>
+                <w:rFonts w:ascii="Arial" w:hAnsi="Arial" w:eastAsia="Arial" w:cs="Tahoma"/>
+                <w:sz w:val="18"/>
+              </w:rPr>
+            </w:r>
+            <w:r>
+              <w:rPr>
+                <w:rFonts w:ascii="Arial" w:hAnsi="Arial" w:eastAsia="Arial" w:cs="Tahoma"/>
                 <w:sz w:val="18"/>
               </w:rPr>
               <w:t>ปุ่มบนหน้าเอกสาร</w:t>
@@ -7317,13 +8061,13 @@
             </w:pPr>
             <w:r>
               <w:rPr>
-                <w:rFonts w:ascii="Arial" w:hAnsi="Arial" w:eastAsia="Arial"/>
-                <w:sz w:val="18"/>
-              </w:rPr>
-            </w:r>
-            <w:r>
-              <w:rPr>
-                <w:rFonts w:ascii="Arial" w:hAnsi="Arial" w:eastAsia="Arial"/>
+                <w:rFonts w:ascii="Arial" w:hAnsi="Arial" w:eastAsia="Arial" w:cs="Tahoma"/>
+                <w:sz w:val="18"/>
+              </w:rPr>
+            </w:r>
+            <w:r>
+              <w:rPr>
+                <w:rFonts w:ascii="Arial" w:hAnsi="Arial" w:eastAsia="Arial" w:cs="Tahoma"/>
                 <w:sz w:val="18"/>
               </w:rPr>
               <w:t>eventWorkflow(... event, eventParam ...)</w:t>
@@ -7342,13 +8086,13 @@
             </w:pPr>
             <w:r>
               <w:rPr>
-                <w:rFonts w:ascii="Arial" w:hAnsi="Arial" w:eastAsia="Arial"/>
-                <w:sz w:val="18"/>
-              </w:rPr>
-            </w:r>
-            <w:r>
-              <w:rPr>
-                <w:rFonts w:ascii="Arial" w:hAnsi="Arial" w:eastAsia="Arial"/>
+                <w:rFonts w:ascii="Arial" w:hAnsi="Arial" w:eastAsia="Arial" w:cs="Tahoma"/>
+                <w:sz w:val="18"/>
+              </w:rPr>
+            </w:r>
+            <w:r>
+              <w:rPr>
+                <w:rFonts w:ascii="Arial" w:hAnsi="Arial" w:eastAsia="Arial" w:cs="Tahoma"/>
                 <w:sz w:val="18"/>
               </w:rPr>
               <w:t>เดิน state ตาม route ที่ตรง condition_json แล้วบันทึก workflow_history</w:t>
@@ -7372,13 +8116,13 @@
             </w:pPr>
             <w:r>
               <w:rPr>
-                <w:rFonts w:ascii="Arial" w:hAnsi="Arial" w:eastAsia="Arial"/>
-                <w:sz w:val="18"/>
-              </w:rPr>
-            </w:r>
-            <w:r>
-              <w:rPr>
-                <w:rFonts w:ascii="Arial" w:hAnsi="Arial" w:eastAsia="Arial"/>
+                <w:rFonts w:ascii="Arial" w:hAnsi="Arial" w:eastAsia="Arial" w:cs="Tahoma"/>
+                <w:sz w:val="18"/>
+              </w:rPr>
+            </w:r>
+            <w:r>
+              <w:rPr>
+                <w:rFonts w:ascii="Arial" w:hAnsi="Arial" w:eastAsia="Arial" w:cs="Tahoma"/>
                 <w:sz w:val="18"/>
               </w:rPr>
               <w:t>อ่านปุ่ม/สิทธิ์แสดงผล</w:t>
@@ -7397,13 +8141,13 @@
             </w:pPr>
             <w:r>
               <w:rPr>
-                <w:rFonts w:ascii="Arial" w:hAnsi="Arial" w:eastAsia="Arial"/>
-                <w:sz w:val="18"/>
-              </w:rPr>
-            </w:r>
-            <w:r>
-              <w:rPr>
-                <w:rFonts w:ascii="Arial" w:hAnsi="Arial" w:eastAsia="Arial"/>
+                <w:rFonts w:ascii="Arial" w:hAnsi="Arial" w:eastAsia="Arial" w:cs="Tahoma"/>
+                <w:sz w:val="18"/>
+              </w:rPr>
+            </w:r>
+            <w:r>
+              <w:rPr>
+                <w:rFonts w:ascii="Arial" w:hAnsi="Arial" w:eastAsia="Arial" w:cs="Tahoma"/>
                 <w:sz w:val="18"/>
               </w:rPr>
               <w:t>เปิดหน้าเอกสาร</w:t>
@@ -7422,13 +8166,13 @@
             </w:pPr>
             <w:r>
               <w:rPr>
-                <w:rFonts w:ascii="Arial" w:hAnsi="Arial" w:eastAsia="Arial"/>
-                <w:sz w:val="18"/>
-              </w:rPr>
-            </w:r>
-            <w:r>
-              <w:rPr>
-                <w:rFonts w:ascii="Arial" w:hAnsi="Arial" w:eastAsia="Arial"/>
+                <w:rFonts w:ascii="Arial" w:hAnsi="Arial" w:eastAsia="Arial" w:cs="Tahoma"/>
+                <w:sz w:val="18"/>
+              </w:rPr>
+            </w:r>
+            <w:r>
+              <w:rPr>
+                <w:rFonts w:ascii="Arial" w:hAnsi="Arial" w:eastAsia="Arial" w:cs="Tahoma"/>
                 <w:sz w:val="18"/>
               </w:rPr>
               <w:t>getPermissionEvents(versionId, referenceId, userData)</w:t>
@@ -7447,13 +8191,13 @@
             </w:pPr>
             <w:r>
               <w:rPr>
-                <w:rFonts w:ascii="Arial" w:hAnsi="Arial" w:eastAsia="Arial"/>
-                <w:sz w:val="18"/>
-              </w:rPr>
-            </w:r>
-            <w:r>
-              <w:rPr>
-                <w:rFonts w:ascii="Arial" w:hAnsi="Arial" w:eastAsia="Arial"/>
+                <w:rFonts w:ascii="Arial" w:hAnsi="Arial" w:eastAsia="Arial" w:cs="Tahoma"/>
+                <w:sz w:val="18"/>
+              </w:rPr>
+            </w:r>
+            <w:r>
+              <w:rPr>
+                <w:rFonts w:ascii="Arial" w:hAnsi="Arial" w:eastAsia="Arial" w:cs="Tahoma"/>
                 <w:sz w:val="18"/>
               </w:rPr>
               <w:t>คืน event[] + display[] (partId/partDisplayType ต่อ state)</w:t>
@@ -7477,13 +8221,13 @@
             </w:pPr>
             <w:r>
               <w:rPr>
-                <w:rFonts w:ascii="Arial" w:hAnsi="Arial" w:eastAsia="Arial"/>
-                <w:sz w:val="18"/>
-              </w:rPr>
-            </w:r>
-            <w:r>
-              <w:rPr>
-                <w:rFonts w:ascii="Arial" w:hAnsi="Arial" w:eastAsia="Arial"/>
+                <w:rFonts w:ascii="Arial" w:hAnsi="Arial" w:eastAsia="Arial" w:cs="Tahoma"/>
+                <w:sz w:val="18"/>
+              </w:rPr>
+            </w:r>
+            <w:r>
+              <w:rPr>
+                <w:rFonts w:ascii="Arial" w:hAnsi="Arial" w:eastAsia="Arial" w:cs="Tahoma"/>
                 <w:sz w:val="18"/>
               </w:rPr>
               <w:t>อ่านกล่องงาน</w:t>
@@ -7502,13 +8246,13 @@
             </w:pPr>
             <w:r>
               <w:rPr>
-                <w:rFonts w:ascii="Arial" w:hAnsi="Arial" w:eastAsia="Arial"/>
-                <w:sz w:val="18"/>
-              </w:rPr>
-            </w:r>
-            <w:r>
-              <w:rPr>
-                <w:rFonts w:ascii="Arial" w:hAnsi="Arial" w:eastAsia="Arial"/>
+                <w:rFonts w:ascii="Arial" w:hAnsi="Arial" w:eastAsia="Arial" w:cs="Tahoma"/>
+                <w:sz w:val="18"/>
+              </w:rPr>
+            </w:r>
+            <w:r>
+              <w:rPr>
+                <w:rFonts w:ascii="Arial" w:hAnsi="Arial" w:eastAsia="Arial" w:cs="Tahoma"/>
                 <w:sz w:val="18"/>
               </w:rPr>
               <w:t>หน้ารายการรอดำเนินการ</w:t>
@@ -7527,13 +8271,13 @@
             </w:pPr>
             <w:r>
               <w:rPr>
-                <w:rFonts w:ascii="Arial" w:hAnsi="Arial" w:eastAsia="Arial"/>
-                <w:sz w:val="18"/>
-              </w:rPr>
-            </w:r>
-            <w:r>
-              <w:rPr>
-                <w:rFonts w:ascii="Arial" w:hAnsi="Arial" w:eastAsia="Arial"/>
+                <w:rFonts w:ascii="Arial" w:hAnsi="Arial" w:eastAsia="Arial" w:cs="Tahoma"/>
+                <w:sz w:val="18"/>
+              </w:rPr>
+            </w:r>
+            <w:r>
+              <w:rPr>
+                <w:rFonts w:ascii="Arial" w:hAnsi="Arial" w:eastAsia="Arial" w:cs="Tahoma"/>
                 <w:sz w:val="18"/>
               </w:rPr>
               <w:t>getPendingFlowByUser(userData, versionId)</w:t>
@@ -7552,13 +8296,13 @@
             </w:pPr>
             <w:r>
               <w:rPr>
-                <w:rFonts w:ascii="Arial" w:hAnsi="Arial" w:eastAsia="Arial"/>
-                <w:sz w:val="18"/>
-              </w:rPr>
-            </w:r>
-            <w:r>
-              <w:rPr>
-                <w:rFonts w:ascii="Arial" w:hAnsi="Arial" w:eastAsia="Arial"/>
+                <w:rFonts w:ascii="Arial" w:hAnsi="Arial" w:eastAsia="Arial" w:cs="Tahoma"/>
+                <w:sz w:val="18"/>
+              </w:rPr>
+            </w:r>
+            <w:r>
+              <w:rPr>
+                <w:rFonts w:ascii="Arial" w:hAnsi="Arial" w:eastAsia="Arial" w:cs="Tahoma"/>
                 <w:sz w:val="18"/>
               </w:rPr>
               <w:t>คืนงานที่รอ user คนนั้น + url_main</w:t>
@@ -7582,13 +8326,13 @@
             </w:pPr>
             <w:r>
               <w:rPr>
-                <w:rFonts w:ascii="Arial" w:hAnsi="Arial" w:eastAsia="Arial"/>
-                <w:sz w:val="18"/>
-              </w:rPr>
-            </w:r>
-            <w:r>
-              <w:rPr>
-                <w:rFonts w:ascii="Arial" w:hAnsi="Arial" w:eastAsia="Arial"/>
+                <w:rFonts w:ascii="Arial" w:hAnsi="Arial" w:eastAsia="Arial" w:cs="Tahoma"/>
+                <w:sz w:val="18"/>
+              </w:rPr>
+            </w:r>
+            <w:r>
+              <w:rPr>
+                <w:rFonts w:ascii="Arial" w:hAnsi="Arial" w:eastAsia="Arial" w:cs="Tahoma"/>
                 <w:sz w:val="18"/>
               </w:rPr>
               <w:t>อ่านประวัติ</w:t>
@@ -7607,13 +8351,13 @@
             </w:pPr>
             <w:r>
               <w:rPr>
-                <w:rFonts w:ascii="Arial" w:hAnsi="Arial" w:eastAsia="Arial"/>
-                <w:sz w:val="18"/>
-              </w:rPr>
-            </w:r>
-            <w:r>
-              <w:rPr>
-                <w:rFonts w:ascii="Arial" w:hAnsi="Arial" w:eastAsia="Arial"/>
+                <w:rFonts w:ascii="Arial" w:hAnsi="Arial" w:eastAsia="Arial" w:cs="Tahoma"/>
+                <w:sz w:val="18"/>
+              </w:rPr>
+            </w:r>
+            <w:r>
+              <w:rPr>
+                <w:rFonts w:ascii="Arial" w:hAnsi="Arial" w:eastAsia="Arial" w:cs="Tahoma"/>
                 <w:sz w:val="18"/>
               </w:rPr>
               <w:t>แท็บประวัติ</w:t>
@@ -7632,13 +8376,13 @@
             </w:pPr>
             <w:r>
               <w:rPr>
-                <w:rFonts w:ascii="Arial" w:hAnsi="Arial" w:eastAsia="Arial"/>
-                <w:sz w:val="18"/>
-              </w:rPr>
-            </w:r>
-            <w:r>
-              <w:rPr>
-                <w:rFonts w:ascii="Arial" w:hAnsi="Arial" w:eastAsia="Arial"/>
+                <w:rFonts w:ascii="Arial" w:hAnsi="Arial" w:eastAsia="Arial" w:cs="Tahoma"/>
+                <w:sz w:val="18"/>
+              </w:rPr>
+            </w:r>
+            <w:r>
+              <w:rPr>
+                <w:rFonts w:ascii="Arial" w:hAnsi="Arial" w:eastAsia="Arial" w:cs="Tahoma"/>
                 <w:sz w:val="18"/>
               </w:rPr>
               <w:t>getHistory(versionId, referenceId)</w:t>
@@ -7657,13 +8401,13 @@
             </w:pPr>
             <w:r>
               <w:rPr>
-                <w:rFonts w:ascii="Arial" w:hAnsi="Arial" w:eastAsia="Arial"/>
-                <w:sz w:val="18"/>
-              </w:rPr>
-            </w:r>
-            <w:r>
-              <w:rPr>
-                <w:rFonts w:ascii="Arial" w:hAnsi="Arial" w:eastAsia="Arial"/>
+                <w:rFonts w:ascii="Arial" w:hAnsi="Arial" w:eastAsia="Arial" w:cs="Tahoma"/>
+                <w:sz w:val="18"/>
+              </w:rPr>
+            </w:r>
+            <w:r>
+              <w:rPr>
+                <w:rFonts w:ascii="Arial" w:hAnsi="Arial" w:eastAsia="Arial" w:cs="Tahoma"/>
                 <w:sz w:val="18"/>
               </w:rPr>
               <w:t>คืน timeline ต่อแถว</w:t>
@@ -7733,7 +8477,7 @@
             <w:r/>
             <w:r>
               <w:rPr>
-                <w:rFonts w:ascii="Arial" w:hAnsi="Arial" w:eastAsia="Arial"/>
+                <w:rFonts w:ascii="Arial" w:hAnsi="Arial" w:eastAsia="Arial" w:cs="Tahoma"/>
                 <w:b/>
                 <w:sz w:val="18"/>
               </w:rPr>
@@ -7755,7 +8499,7 @@
             <w:r/>
             <w:r>
               <w:rPr>
-                <w:rFonts w:ascii="Arial" w:hAnsi="Arial" w:eastAsia="Arial"/>
+                <w:rFonts w:ascii="Arial" w:hAnsi="Arial" w:eastAsia="Arial" w:cs="Tahoma"/>
                 <w:b/>
                 <w:sz w:val="18"/>
               </w:rPr>
@@ -7777,7 +8521,7 @@
             <w:r/>
             <w:r>
               <w:rPr>
-                <w:rFonts w:ascii="Arial" w:hAnsi="Arial" w:eastAsia="Arial"/>
+                <w:rFonts w:ascii="Arial" w:hAnsi="Arial" w:eastAsia="Arial" w:cs="Tahoma"/>
                 <w:b/>
                 <w:sz w:val="18"/>
               </w:rPr>
@@ -7802,13 +8546,13 @@
             </w:pPr>
             <w:r>
               <w:rPr>
-                <w:rFonts w:ascii="Arial" w:hAnsi="Arial" w:eastAsia="Arial"/>
-                <w:sz w:val="18"/>
-              </w:rPr>
-            </w:r>
-            <w:r>
-              <w:rPr>
-                <w:rFonts w:ascii="Arial" w:hAnsi="Arial" w:eastAsia="Arial"/>
+                <w:rFonts w:ascii="Arial" w:hAnsi="Arial" w:eastAsia="Arial" w:cs="Tahoma"/>
+                <w:sz w:val="18"/>
+              </w:rPr>
+            </w:r>
+            <w:r>
+              <w:rPr>
+                <w:rFonts w:ascii="Arial" w:hAnsi="Arial" w:eastAsia="Arial" w:cs="Tahoma"/>
                 <w:sz w:val="18"/>
               </w:rPr>
               <w:t>workflow / workflow_version / workflow_state / workflow_status / workflow_event / workflow_route (sps_store)</w:t>
@@ -7827,16 +8571,16 @@
             </w:pPr>
             <w:r>
               <w:rPr>
-                <w:rFonts w:ascii="Arial" w:hAnsi="Arial" w:eastAsia="Arial"/>
-                <w:sz w:val="18"/>
-              </w:rPr>
-            </w:r>
-            <w:r>
-              <w:rPr>
-                <w:rFonts w:ascii="Arial" w:hAnsi="Arial" w:eastAsia="Arial"/>
-                <w:sz w:val="18"/>
-              </w:rPr>
-              <w:t>R/W</w:t>
+                <w:rFonts w:ascii="Arial" w:hAnsi="Arial" w:eastAsia="Arial" w:cs="Tahoma"/>
+                <w:sz w:val="18"/>
+              </w:rPr>
+            </w:r>
+            <w:r>
+              <w:rPr>
+                <w:rFonts w:ascii="Arial" w:hAnsi="Arial" w:eastAsia="Arial" w:cs="Tahoma"/>
+                <w:sz w:val="18"/>
+              </w:rPr>
+              <w:t>R + W ครั้งเดียวตอน setup</w:t>
             </w:r>
           </w:p>
         </w:tc>
@@ -7852,16 +8596,45 @@
             </w:pPr>
             <w:r>
               <w:rPr>
-                <w:rFonts w:ascii="Arial" w:hAnsi="Arial" w:eastAsia="Arial"/>
-                <w:sz w:val="18"/>
-              </w:rPr>
-            </w:r>
-            <w:r>
-              <w:rPr>
-                <w:rFonts w:ascii="Arial" w:hAnsi="Arial" w:eastAsia="Arial"/>
-                <w:sz w:val="18"/>
-              </w:rPr>
-              <w:t>ตารางนิยาม flow — ลงทะเบียนครั้งเดียวตอน setup</w:t>
+                <w:rFonts w:ascii="Arial" w:hAnsi="Arial" w:eastAsia="Arial" w:cs="Tahoma"/>
+                <w:sz w:val="18"/>
+              </w:rPr>
+            </w:r>
+            <w:r>
+              <w:rPr>
+                <w:rFonts w:ascii="Arial" w:hAnsi="Arial" w:eastAsia="Arial" w:cs="Tahoma"/>
+                <w:sz w:val="18"/>
+              </w:rPr>
+              <w:t xml:space="preserve">ตารางนิยาม flow — SBPGI ขอ </w:t>
+            </w:r>
+            <w:r>
+              <w:rPr>
+                <w:rFonts w:ascii="Arial" w:hAnsi="Arial" w:eastAsia="Arial" w:cs="Tahoma"/>
+                <w:b/>
+                <w:sz w:val="18"/>
+              </w:rPr>
+              <w:t>version ใหม่ 1 ชุด</w:t>
+            </w:r>
+            <w:r>
+              <w:rPr>
+                <w:rFonts w:ascii="Arial" w:hAnsi="Arial" w:eastAsia="Arial" w:cs="Tahoma"/>
+                <w:sz w:val="18"/>
+              </w:rPr>
+              <w:t xml:space="preserve"> ห้ามแก้ version ของระบบอื่น · </w:t>
+            </w:r>
+            <w:r>
+              <w:rPr>
+                <w:rFonts w:ascii="Courier New" w:hAnsi="Courier New" w:eastAsia="Courier New" w:cs="Tahoma"/>
+                <w:sz w:val="18"/>
+              </w:rPr>
+              <w:t>workflow_route.email_id</w:t>
+            </w:r>
+            <w:r>
+              <w:rPr>
+                <w:rFonts w:ascii="Arial" w:hAnsi="Arial" w:eastAsia="Arial" w:cs="Tahoma"/>
+                <w:sz w:val="18"/>
+              </w:rPr>
+              <w:t xml:space="preserve"> คือเลข template ที่ SBPGI อ่านไปเรียก email-lib</w:t>
             </w:r>
           </w:p>
         </w:tc>
@@ -7882,13 +8655,13 @@
             </w:pPr>
             <w:r>
               <w:rPr>
-                <w:rFonts w:ascii="Arial" w:hAnsi="Arial" w:eastAsia="Arial"/>
-                <w:sz w:val="18"/>
-              </w:rPr>
-            </w:r>
-            <w:r>
-              <w:rPr>
-                <w:rFonts w:ascii="Arial" w:hAnsi="Arial" w:eastAsia="Arial"/>
+                <w:rFonts w:ascii="Arial" w:hAnsi="Arial" w:eastAsia="Arial" w:cs="Tahoma"/>
+                <w:sz w:val="18"/>
+              </w:rPr>
+            </w:r>
+            <w:r>
+              <w:rPr>
+                <w:rFonts w:ascii="Arial" w:hAnsi="Arial" w:eastAsia="Arial" w:cs="Tahoma"/>
                 <w:sz w:val="18"/>
               </w:rPr>
               <w:t>workflow_group / workflow_group_map (sps_store)</w:t>
@@ -7907,16 +8680,16 @@
             </w:pPr>
             <w:r>
               <w:rPr>
-                <w:rFonts w:ascii="Arial" w:hAnsi="Arial" w:eastAsia="Arial"/>
-                <w:sz w:val="18"/>
-              </w:rPr>
-            </w:r>
-            <w:r>
-              <w:rPr>
-                <w:rFonts w:ascii="Arial" w:hAnsi="Arial" w:eastAsia="Arial"/>
-                <w:sz w:val="18"/>
-              </w:rPr>
-              <w:t>R/W</w:t>
+                <w:rFonts w:ascii="Arial" w:hAnsi="Arial" w:eastAsia="Arial" w:cs="Tahoma"/>
+                <w:sz w:val="18"/>
+              </w:rPr>
+            </w:r>
+            <w:r>
+              <w:rPr>
+                <w:rFonts w:ascii="Arial" w:hAnsi="Arial" w:eastAsia="Arial" w:cs="Tahoma"/>
+                <w:sz w:val="18"/>
+              </w:rPr>
+              <w:t>R + W ครั้งเดียวตอน setup</w:t>
             </w:r>
           </w:p>
         </w:tc>
@@ -7932,13 +8705,13 @@
             </w:pPr>
             <w:r>
               <w:rPr>
-                <w:rFonts w:ascii="Arial" w:hAnsi="Arial" w:eastAsia="Arial"/>
-                <w:sz w:val="18"/>
-              </w:rPr>
-            </w:r>
-            <w:r>
-              <w:rPr>
-                <w:rFonts w:ascii="Arial" w:hAnsi="Arial" w:eastAsia="Arial"/>
+                <w:rFonts w:ascii="Arial" w:hAnsi="Arial" w:eastAsia="Arial" w:cs="Tahoma"/>
+                <w:sz w:val="18"/>
+              </w:rPr>
+            </w:r>
+            <w:r>
+              <w:rPr>
+                <w:rFonts w:ascii="Arial" w:hAnsi="Arial" w:eastAsia="Arial" w:cs="Tahoma"/>
                 <w:sz w:val="18"/>
               </w:rPr>
               <w:t>กลุ่มผู้อนุมัติ · map ผ่าน view ที่ where ด้วย user_id/group_id ได้</w:t>
@@ -7962,13 +8735,13 @@
             </w:pPr>
             <w:r>
               <w:rPr>
-                <w:rFonts w:ascii="Arial" w:hAnsi="Arial" w:eastAsia="Arial"/>
-                <w:sz w:val="18"/>
-              </w:rPr>
-            </w:r>
-            <w:r>
-              <w:rPr>
-                <w:rFonts w:ascii="Arial" w:hAnsi="Arial" w:eastAsia="Arial"/>
+                <w:rFonts w:ascii="Arial" w:hAnsi="Arial" w:eastAsia="Arial" w:cs="Tahoma"/>
+                <w:sz w:val="18"/>
+              </w:rPr>
+            </w:r>
+            <w:r>
+              <w:rPr>
+                <w:rFonts w:ascii="Arial" w:hAnsi="Arial" w:eastAsia="Arial" w:cs="Tahoma"/>
                 <w:sz w:val="18"/>
               </w:rPr>
               <w:t>workflow_transaction / workflow_history / workflow_approver (sps_store)</w:t>
@@ -7987,16 +8760,16 @@
             </w:pPr>
             <w:r>
               <w:rPr>
-                <w:rFonts w:ascii="Arial" w:hAnsi="Arial" w:eastAsia="Arial"/>
-                <w:sz w:val="18"/>
-              </w:rPr>
-            </w:r>
-            <w:r>
-              <w:rPr>
-                <w:rFonts w:ascii="Arial" w:hAnsi="Arial" w:eastAsia="Arial"/>
-                <w:sz w:val="18"/>
-              </w:rPr>
-              <w:t>R/W</w:t>
+                <w:rFonts w:ascii="Arial" w:hAnsi="Arial" w:eastAsia="Arial" w:cs="Tahoma"/>
+                <w:sz w:val="18"/>
+              </w:rPr>
+            </w:r>
+            <w:r>
+              <w:rPr>
+                <w:rFonts w:ascii="Arial" w:hAnsi="Arial" w:eastAsia="Arial" w:cs="Tahoma"/>
+                <w:sz w:val="18"/>
+              </w:rPr>
+              <w:t>R (เขียนผ่าน lib เท่านั้น)</w:t>
             </w:r>
           </w:p>
         </w:tc>
@@ -8012,16 +8785,73 @@
             </w:pPr>
             <w:r>
               <w:rPr>
-                <w:rFonts w:ascii="Arial" w:hAnsi="Arial" w:eastAsia="Arial"/>
-                <w:sz w:val="18"/>
-              </w:rPr>
-            </w:r>
-            <w:r>
-              <w:rPr>
-                <w:rFonts w:ascii="Arial" w:hAnsi="Arial" w:eastAsia="Arial"/>
-                <w:sz w:val="18"/>
-              </w:rPr>
-              <w:t>ข้อมูลรันไทม์ 19,283 / 38,010 / 96,542 แถว (ตรวจ 2026-08-07)</w:t>
+                <w:rFonts w:ascii="Arial" w:hAnsi="Arial" w:eastAsia="Arial" w:cs="Tahoma"/>
+                <w:sz w:val="18"/>
+              </w:rPr>
+            </w:r>
+            <w:r>
+              <w:rPr>
+                <w:rFonts w:ascii="Arial" w:hAnsi="Arial" w:eastAsia="Arial" w:cs="Tahoma"/>
+                <w:sz w:val="18"/>
+              </w:rPr>
+              <w:t xml:space="preserve">ข้อมูลรันไทม์ 19,283 / 38,010 / 96,542 แถว (ตรวจ 2026-08-07) — 🔴 </w:t>
+            </w:r>
+            <w:r>
+              <w:rPr>
+                <w:rFonts w:ascii="Arial" w:hAnsi="Arial" w:eastAsia="Arial" w:cs="Tahoma"/>
+                <w:b/>
+                <w:sz w:val="18"/>
+              </w:rPr>
+              <w:t>ห้าม INSERT/UPDATE ตรง</w:t>
+            </w:r>
+            <w:r>
+              <w:rPr>
+                <w:rFonts w:ascii="Arial" w:hAnsi="Arial" w:eastAsia="Arial" w:cs="Tahoma"/>
+                <w:sz w:val="18"/>
+              </w:rPr>
+              <w:t xml:space="preserve"> ต้องผ่าน </w:t>
+            </w:r>
+            <w:r>
+              <w:rPr>
+                <w:rFonts w:ascii="Courier New" w:hAnsi="Courier New" w:eastAsia="Courier New" w:cs="Tahoma"/>
+                <w:sz w:val="18"/>
+              </w:rPr>
+              <w:t>eventWorkflow()</w:t>
+            </w:r>
+            <w:r>
+              <w:rPr>
+                <w:rFonts w:ascii="Arial" w:hAnsi="Arial" w:eastAsia="Arial" w:cs="Tahoma"/>
+                <w:sz w:val="18"/>
+              </w:rPr>
+              <w:t xml:space="preserve"> / </w:t>
+            </w:r>
+            <w:r>
+              <w:rPr>
+                <w:rFonts w:ascii="Courier New" w:hAnsi="Courier New" w:eastAsia="Courier New" w:cs="Tahoma"/>
+                <w:sz w:val="18"/>
+              </w:rPr>
+              <w:t>addPreApprover()</w:t>
+            </w:r>
+            <w:r>
+              <w:rPr>
+                <w:rFonts w:ascii="Arial" w:hAnsi="Arial" w:eastAsia="Arial" w:cs="Tahoma"/>
+                <w:sz w:val="18"/>
+              </w:rPr>
+              <w:t xml:space="preserve"> (</w:t>
+            </w:r>
+            <w:r>
+              <w:rPr>
+                <w:rFonts w:ascii="Courier New" w:hAnsi="Courier New" w:eastAsia="Courier New" w:cs="Tahoma"/>
+                <w:sz w:val="18"/>
+              </w:rPr>
+              <w:t>workflow_transaction</w:t>
+            </w:r>
+            <w:r>
+              <w:rPr>
+                <w:rFonts w:ascii="Arial" w:hAnsi="Arial" w:eastAsia="Arial" w:cs="Tahoma"/>
+                <w:sz w:val="18"/>
+              </w:rPr>
+              <w:t xml:space="preserve"> ไม่มี PK/index · DP-2 การเขียนตรงเสี่ยงทำ state พัง)</w:t>
             </w:r>
           </w:p>
         </w:tc>
@@ -8042,13 +8872,13 @@
             </w:pPr>
             <w:r>
               <w:rPr>
-                <w:rFonts w:ascii="Arial" w:hAnsi="Arial" w:eastAsia="Arial"/>
-                <w:sz w:val="18"/>
-              </w:rPr>
-            </w:r>
-            <w:r>
-              <w:rPr>
-                <w:rFonts w:ascii="Arial" w:hAnsi="Arial" w:eastAsia="Arial"/>
+                <w:rFonts w:ascii="Arial" w:hAnsi="Arial" w:eastAsia="Arial" w:cs="Tahoma"/>
+                <w:sz w:val="18"/>
+              </w:rPr>
+            </w:r>
+            <w:r>
+              <w:rPr>
+                <w:rFonts w:ascii="Arial" w:hAnsi="Arial" w:eastAsia="Arial" w:cs="Tahoma"/>
                 <w:sz w:val="18"/>
               </w:rPr>
               <w:t>workflow_part / workflow_part_display (sps_store)</w:t>
@@ -8067,16 +8897,16 @@
             </w:pPr>
             <w:r>
               <w:rPr>
-                <w:rFonts w:ascii="Arial" w:hAnsi="Arial" w:eastAsia="Arial"/>
-                <w:sz w:val="18"/>
-              </w:rPr>
-            </w:r>
-            <w:r>
-              <w:rPr>
-                <w:rFonts w:ascii="Arial" w:hAnsi="Arial" w:eastAsia="Arial"/>
-                <w:sz w:val="18"/>
-              </w:rPr>
-              <w:t>R/W</w:t>
+                <w:rFonts w:ascii="Arial" w:hAnsi="Arial" w:eastAsia="Arial" w:cs="Tahoma"/>
+                <w:sz w:val="18"/>
+              </w:rPr>
+            </w:r>
+            <w:r>
+              <w:rPr>
+                <w:rFonts w:ascii="Arial" w:hAnsi="Arial" w:eastAsia="Arial" w:cs="Tahoma"/>
+                <w:sz w:val="18"/>
+              </w:rPr>
+              <w:t>R + W ครั้งเดียวตอน setup</w:t>
             </w:r>
           </w:p>
         </w:tc>
@@ -8092,13 +8922,13 @@
             </w:pPr>
             <w:r>
               <w:rPr>
-                <w:rFonts w:ascii="Arial" w:hAnsi="Arial" w:eastAsia="Arial"/>
-                <w:sz w:val="18"/>
-              </w:rPr>
-            </w:r>
-            <w:r>
-              <w:rPr>
-                <w:rFonts w:ascii="Arial" w:hAnsi="Arial" w:eastAsia="Arial"/>
+                <w:rFonts w:ascii="Arial" w:hAnsi="Arial" w:eastAsia="Arial" w:cs="Tahoma"/>
+                <w:sz w:val="18"/>
+              </w:rPr>
+            </w:r>
+            <w:r>
+              <w:rPr>
+                <w:rFonts w:ascii="Arial" w:hAnsi="Arial" w:eastAsia="Arial" w:cs="Tahoma"/>
                 <w:sz w:val="18"/>
               </w:rPr>
               <w:t>คุมการแสดงผลรายส่วนต่อ state (READ/WRITE)</w:t>
@@ -8148,7 +8978,7 @@
             <w:r/>
             <w:r>
               <w:rPr>
-                <w:rFonts w:ascii="Arial" w:hAnsi="Arial" w:eastAsia="Arial"/>
+                <w:rFonts w:ascii="Arial" w:hAnsi="Arial" w:eastAsia="Arial" w:cs="Tahoma"/>
                 <w:b/>
                 <w:sz w:val="18"/>
               </w:rPr>
@@ -8170,7 +9000,7 @@
             <w:r/>
             <w:r>
               <w:rPr>
-                <w:rFonts w:ascii="Arial" w:hAnsi="Arial" w:eastAsia="Arial"/>
+                <w:rFonts w:ascii="Arial" w:hAnsi="Arial" w:eastAsia="Arial" w:cs="Tahoma"/>
                 <w:b/>
                 <w:sz w:val="18"/>
               </w:rPr>
@@ -8195,13 +9025,13 @@
             </w:pPr>
             <w:r>
               <w:rPr>
-                <w:rFonts w:ascii="Arial" w:hAnsi="Arial" w:eastAsia="Arial"/>
-                <w:sz w:val="18"/>
-              </w:rPr>
-            </w:r>
-            <w:r>
-              <w:rPr>
-                <w:rFonts w:ascii="Arial" w:hAnsi="Arial" w:eastAsia="Arial"/>
+                <w:rFonts w:ascii="Arial" w:hAnsi="Arial" w:eastAsia="Arial" w:cs="Tahoma"/>
+                <w:sz w:val="18"/>
+              </w:rPr>
+            </w:r>
+            <w:r>
+              <w:rPr>
+                <w:rFonts w:ascii="Arial" w:hAnsi="Arial" w:eastAsia="Arial" w:cs="Tahoma"/>
                 <w:sz w:val="18"/>
               </w:rPr>
               <w:t>1</w:t>
@@ -8220,13 +9050,13 @@
             </w:pPr>
             <w:r>
               <w:rPr>
-                <w:rFonts w:ascii="Arial" w:hAnsi="Arial" w:eastAsia="Arial"/>
-                <w:sz w:val="18"/>
-              </w:rPr>
-            </w:r>
-            <w:r>
-              <w:rPr>
-                <w:rFonts w:ascii="Arial" w:hAnsi="Arial" w:eastAsia="Arial"/>
+                <w:rFonts w:ascii="Arial" w:hAnsi="Arial" w:eastAsia="Arial" w:cs="Tahoma"/>
+                <w:sz w:val="18"/>
+              </w:rPr>
+            </w:r>
+            <w:r>
+              <w:rPr>
+                <w:rFonts w:ascii="Arial" w:hAnsi="Arial" w:eastAsia="Arial" w:cs="Tahoma"/>
                 <w:sz w:val="18"/>
               </w:rPr>
               <w:t>ขอ workflow version ใหม่จากทีมเจ้าของ @srm/glb-workflow (1 ระบบ = 1 version)</w:t>
@@ -8250,13 +9080,13 @@
             </w:pPr>
             <w:r>
               <w:rPr>
-                <w:rFonts w:ascii="Arial" w:hAnsi="Arial" w:eastAsia="Arial"/>
-                <w:sz w:val="18"/>
-              </w:rPr>
-            </w:r>
-            <w:r>
-              <w:rPr>
-                <w:rFonts w:ascii="Arial" w:hAnsi="Arial" w:eastAsia="Arial"/>
+                <w:rFonts w:ascii="Arial" w:hAnsi="Arial" w:eastAsia="Arial" w:cs="Tahoma"/>
+                <w:sz w:val="18"/>
+              </w:rPr>
+            </w:r>
+            <w:r>
+              <w:rPr>
+                <w:rFonts w:ascii="Arial" w:hAnsi="Arial" w:eastAsia="Arial" w:cs="Tahoma"/>
                 <w:sz w:val="18"/>
               </w:rPr>
               <w:t>2</w:t>
@@ -8275,13 +9105,13 @@
             </w:pPr>
             <w:r>
               <w:rPr>
-                <w:rFonts w:ascii="Arial" w:hAnsi="Arial" w:eastAsia="Arial"/>
-                <w:sz w:val="18"/>
-              </w:rPr>
-            </w:r>
-            <w:r>
-              <w:rPr>
-                <w:rFonts w:ascii="Arial" w:hAnsi="Arial" w:eastAsia="Arial"/>
+                <w:rFonts w:ascii="Arial" w:hAnsi="Arial" w:eastAsia="Arial" w:cs="Tahoma"/>
+                <w:sz w:val="18"/>
+              </w:rPr>
+            </w:r>
+            <w:r>
+              <w:rPr>
+                <w:rFonts w:ascii="Arial" w:hAnsi="Arial" w:eastAsia="Arial" w:cs="Tahoma"/>
                 <w:sz w:val="18"/>
               </w:rPr>
               <w:t>ลงทะเบียน state/status 5 ขั้นของ SBPGI + state จบ flow</w:t>
@@ -8305,13 +9135,13 @@
             </w:pPr>
             <w:r>
               <w:rPr>
-                <w:rFonts w:ascii="Arial" w:hAnsi="Arial" w:eastAsia="Arial"/>
-                <w:sz w:val="18"/>
-              </w:rPr>
-            </w:r>
-            <w:r>
-              <w:rPr>
-                <w:rFonts w:ascii="Arial" w:hAnsi="Arial" w:eastAsia="Arial"/>
+                <w:rFonts w:ascii="Arial" w:hAnsi="Arial" w:eastAsia="Arial" w:cs="Tahoma"/>
+                <w:sz w:val="18"/>
+              </w:rPr>
+            </w:r>
+            <w:r>
+              <w:rPr>
+                <w:rFonts w:ascii="Arial" w:hAnsi="Arial" w:eastAsia="Arial" w:cs="Tahoma"/>
                 <w:sz w:val="18"/>
               </w:rPr>
               <w:t>3</w:t>
@@ -8330,20 +9160,20 @@
             </w:pPr>
             <w:r>
               <w:rPr>
-                <w:rFonts w:ascii="Arial" w:hAnsi="Arial" w:eastAsia="Arial"/>
-                <w:sz w:val="18"/>
-              </w:rPr>
-            </w:r>
-            <w:r>
-              <w:rPr>
-                <w:rFonts w:ascii="Arial" w:hAnsi="Arial" w:eastAsia="Arial"/>
+                <w:rFonts w:ascii="Arial" w:hAnsi="Arial" w:eastAsia="Arial" w:cs="Tahoma"/>
+                <w:sz w:val="18"/>
+              </w:rPr>
+            </w:r>
+            <w:r>
+              <w:rPr>
+                <w:rFonts w:ascii="Arial" w:hAnsi="Arial" w:eastAsia="Arial" w:cs="Tahoma"/>
                 <w:sz w:val="18"/>
               </w:rPr>
               <w:t xml:space="preserve">ลงทะเบียน route ทุกเส้น พร้อม seq · ส่วน condition_json ของวงเงินอนุมัติให้ใส่ </w:t>
             </w:r>
             <w:r>
               <w:rPr>
-                <w:rFonts w:ascii="Arial" w:hAnsi="Arial" w:eastAsia="Arial"/>
+                <w:rFonts w:ascii="Arial" w:hAnsi="Arial" w:eastAsia="Arial" w:cs="Tahoma"/>
                 <w:b/>
                 <w:sz w:val="18"/>
               </w:rPr>
@@ -8351,7 +9181,7 @@
             </w:r>
             <w:r>
               <w:rPr>
-                <w:rFonts w:ascii="Arial" w:hAnsi="Arial" w:eastAsia="Arial"/>
+                <w:rFonts w:ascii="Arial" w:hAnsi="Arial" w:eastAsia="Arial" w:cs="Tahoma"/>
                 <w:sz w:val="18"/>
               </w:rPr>
               <w:t xml:space="preserve"> (ทางเลือก A = อ่านวงเงินจาก common_code SBPGI_APPROVE_LIMIT ตามมติเดิม แล้วให้ route แยกด้วยค่าที่ SBPGI ส่งมาแทน)</w:t>
@@ -8375,13 +9205,13 @@
             </w:pPr>
             <w:r>
               <w:rPr>
-                <w:rFonts w:ascii="Arial" w:hAnsi="Arial" w:eastAsia="Arial"/>
-                <w:sz w:val="18"/>
-              </w:rPr>
-            </w:r>
-            <w:r>
-              <w:rPr>
-                <w:rFonts w:ascii="Arial" w:hAnsi="Arial" w:eastAsia="Arial"/>
+                <w:rFonts w:ascii="Arial" w:hAnsi="Arial" w:eastAsia="Arial" w:cs="Tahoma"/>
+                <w:sz w:val="18"/>
+              </w:rPr>
+            </w:r>
+            <w:r>
+              <w:rPr>
+                <w:rFonts w:ascii="Arial" w:hAnsi="Arial" w:eastAsia="Arial" w:cs="Tahoma"/>
                 <w:sz w:val="18"/>
               </w:rPr>
               <w:t>4</w:t>
@@ -8400,13 +9230,13 @@
             </w:pPr>
             <w:r>
               <w:rPr>
-                <w:rFonts w:ascii="Arial" w:hAnsi="Arial" w:eastAsia="Arial"/>
-                <w:sz w:val="18"/>
-              </w:rPr>
-            </w:r>
-            <w:r>
-              <w:rPr>
-                <w:rFonts w:ascii="Arial" w:hAnsi="Arial" w:eastAsia="Arial"/>
+                <w:rFonts w:ascii="Arial" w:hAnsi="Arial" w:eastAsia="Arial" w:cs="Tahoma"/>
+                <w:sz w:val="18"/>
+              </w:rPr>
+            </w:r>
+            <w:r>
+              <w:rPr>
+                <w:rFonts w:ascii="Arial" w:hAnsi="Arial" w:eastAsia="Arial" w:cs="Tahoma"/>
                 <w:b/>
                 <w:sz w:val="18"/>
               </w:rPr>
@@ -8414,10 +9244,10 @@
             </w:r>
             <w:r>
               <w:rPr>
-                <w:rFonts w:ascii="Arial" w:hAnsi="Arial" w:eastAsia="Arial"/>
-                <w:sz w:val="18"/>
-              </w:rPr>
-              <w:t xml:space="preserve"> ลงทะเบียน workflow_group / workflow_group_map สำหรับผู้อนุมัติแบบกลุ่ม · ถ้าเลือกทางเลือก B ให้ใช้ add-prepared-approver ระบุรายคนแทน</w:t>
+                <w:rFonts w:ascii="Arial" w:hAnsi="Arial" w:eastAsia="Arial" w:cs="Tahoma"/>
+                <w:sz w:val="18"/>
+              </w:rPr>
+              <w:t xml:space="preserve"> ลงทะเบียน workflow_group / workflow_group_map สำหรับผู้อนุมัติแบบกลุ่ม · ถ้าเลือกทางเลือก B ให้ใช้ addPreApprover ระบุรายคนแทน</w:t>
             </w:r>
           </w:p>
         </w:tc>
@@ -8438,13 +9268,13 @@
             </w:pPr>
             <w:r>
               <w:rPr>
-                <w:rFonts w:ascii="Arial" w:hAnsi="Arial" w:eastAsia="Arial"/>
-                <w:sz w:val="18"/>
-              </w:rPr>
-            </w:r>
-            <w:r>
-              <w:rPr>
-                <w:rFonts w:ascii="Arial" w:hAnsi="Arial" w:eastAsia="Arial"/>
+                <w:rFonts w:ascii="Arial" w:hAnsi="Arial" w:eastAsia="Arial" w:cs="Tahoma"/>
+                <w:sz w:val="18"/>
+              </w:rPr>
+            </w:r>
+            <w:r>
+              <w:rPr>
+                <w:rFonts w:ascii="Arial" w:hAnsi="Arial" w:eastAsia="Arial" w:cs="Tahoma"/>
                 <w:sz w:val="18"/>
               </w:rPr>
               <w:t>5</w:t>
@@ -8463,13 +9293,13 @@
             </w:pPr>
             <w:r>
               <w:rPr>
-                <w:rFonts w:ascii="Arial" w:hAnsi="Arial" w:eastAsia="Arial"/>
-                <w:sz w:val="18"/>
-              </w:rPr>
-            </w:r>
-            <w:r>
-              <w:rPr>
-                <w:rFonts w:ascii="Arial" w:hAnsi="Arial" w:eastAsia="Arial"/>
+                <w:rFonts w:ascii="Arial" w:hAnsi="Arial" w:eastAsia="Arial" w:cs="Tahoma"/>
+                <w:sz w:val="18"/>
+              </w:rPr>
+            </w:r>
+            <w:r>
+              <w:rPr>
+                <w:rFonts w:ascii="Arial" w:hAnsi="Arial" w:eastAsia="Arial" w:cs="Tahoma"/>
                 <w:b/>
                 <w:sz w:val="18"/>
               </w:rPr>
@@ -8477,7 +9307,7 @@
             </w:r>
             <w:r>
               <w:rPr>
-                <w:rFonts w:ascii="Arial" w:hAnsi="Arial" w:eastAsia="Arial"/>
+                <w:rFonts w:ascii="Arial" w:hAnsi="Arial" w:eastAsia="Arial" w:cs="Tahoma"/>
                 <w:sz w:val="18"/>
               </w:rPr>
               <w:t xml:space="preserve"> ลงทะเบียน workflow_part + workflow_part_display ของส่วนต่าง ๆ ในหน้าเอกสาร · ถ้าเลือกทางเลือก B ให้คงกลไก visibleSections/editableSections ของ SBPGI</w:t>
@@ -8501,13 +9331,13 @@
             </w:pPr>
             <w:r>
               <w:rPr>
-                <w:rFonts w:ascii="Arial" w:hAnsi="Arial" w:eastAsia="Arial"/>
-                <w:sz w:val="18"/>
-              </w:rPr>
-            </w:r>
-            <w:r>
-              <w:rPr>
-                <w:rFonts w:ascii="Arial" w:hAnsi="Arial" w:eastAsia="Arial"/>
+                <w:rFonts w:ascii="Arial" w:hAnsi="Arial" w:eastAsia="Arial" w:cs="Tahoma"/>
+                <w:sz w:val="18"/>
+              </w:rPr>
+            </w:r>
+            <w:r>
+              <w:rPr>
+                <w:rFonts w:ascii="Arial" w:hAnsi="Arial" w:eastAsia="Arial" w:cs="Tahoma"/>
                 <w:sz w:val="18"/>
               </w:rPr>
               <w:t>6</w:t>
@@ -8526,13 +9356,13 @@
             </w:pPr>
             <w:r>
               <w:rPr>
-                <w:rFonts w:ascii="Arial" w:hAnsi="Arial" w:eastAsia="Arial"/>
-                <w:sz w:val="18"/>
-              </w:rPr>
-            </w:r>
-            <w:r>
-              <w:rPr>
-                <w:rFonts w:ascii="Arial" w:hAnsi="Arial" w:eastAsia="Arial"/>
+                <w:rFonts w:ascii="Arial" w:hAnsi="Arial" w:eastAsia="Arial" w:cs="Tahoma"/>
+                <w:sz w:val="18"/>
+              </w:rPr>
+            </w:r>
+            <w:r>
+              <w:rPr>
+                <w:rFonts w:ascii="Arial" w:hAnsi="Arial" w:eastAsia="Arial" w:cs="Tahoma"/>
                 <w:sz w:val="18"/>
               </w:rPr>
               <w:t>กรอก url_main / url_param_mapping ให้ inbox กลางลิงก์กลับหน้าเอกสารได้</w:t>
@@ -8556,13 +9386,13 @@
             </w:pPr>
             <w:r>
               <w:rPr>
-                <w:rFonts w:ascii="Arial" w:hAnsi="Arial" w:eastAsia="Arial"/>
-                <w:sz w:val="18"/>
-              </w:rPr>
-            </w:r>
-            <w:r>
-              <w:rPr>
-                <w:rFonts w:ascii="Arial" w:hAnsi="Arial" w:eastAsia="Arial"/>
+                <w:rFonts w:ascii="Arial" w:hAnsi="Arial" w:eastAsia="Arial" w:cs="Tahoma"/>
+                <w:sz w:val="18"/>
+              </w:rPr>
+            </w:r>
+            <w:r>
+              <w:rPr>
+                <w:rFonts w:ascii="Arial" w:hAnsi="Arial" w:eastAsia="Arial" w:cs="Tahoma"/>
                 <w:sz w:val="18"/>
               </w:rPr>
               <w:t>7</w:t>
@@ -8581,13 +9411,13 @@
             </w:pPr>
             <w:r>
               <w:rPr>
-                <w:rFonts w:ascii="Arial" w:hAnsi="Arial" w:eastAsia="Arial"/>
-                <w:sz w:val="18"/>
-              </w:rPr>
-            </w:r>
-            <w:r>
-              <w:rPr>
-                <w:rFonts w:ascii="Arial" w:hAnsi="Arial" w:eastAsia="Arial"/>
+                <w:rFonts w:ascii="Arial" w:hAnsi="Arial" w:eastAsia="Arial" w:cs="Tahoma"/>
+                <w:sz w:val="18"/>
+              </w:rPr>
+            </w:r>
+            <w:r>
+              <w:rPr>
+                <w:rFonts w:ascii="Arial" w:hAnsi="Arial" w:eastAsia="Arial" w:cs="Tahoma"/>
                 <w:sz w:val="18"/>
               </w:rPr>
               <w:t>ทดสอบเดิน flow ครบทุก route บน environment ทดสอบ</w:t>
@@ -8611,13 +9441,13 @@
             </w:pPr>
             <w:r>
               <w:rPr>
-                <w:rFonts w:ascii="Arial" w:hAnsi="Arial" w:eastAsia="Arial"/>
-                <w:sz w:val="18"/>
-              </w:rPr>
-            </w:r>
-            <w:r>
-              <w:rPr>
-                <w:rFonts w:ascii="Arial" w:hAnsi="Arial" w:eastAsia="Arial"/>
+                <w:rFonts w:ascii="Arial" w:hAnsi="Arial" w:eastAsia="Arial" w:cs="Tahoma"/>
+                <w:sz w:val="18"/>
+              </w:rPr>
+            </w:r>
+            <w:r>
+              <w:rPr>
+                <w:rFonts w:ascii="Arial" w:hAnsi="Arial" w:eastAsia="Arial" w:cs="Tahoma"/>
                 <w:sz w:val="18"/>
               </w:rPr>
               <w:t>8</w:t>
@@ -8636,13 +9466,13 @@
             </w:pPr>
             <w:r>
               <w:rPr>
-                <w:rFonts w:ascii="Arial" w:hAnsi="Arial" w:eastAsia="Arial"/>
-                <w:sz w:val="18"/>
-              </w:rPr>
-            </w:r>
-            <w:r>
-              <w:rPr>
-                <w:rFonts w:ascii="Arial" w:hAnsi="Arial" w:eastAsia="Arial"/>
+                <w:rFonts w:ascii="Arial" w:hAnsi="Arial" w:eastAsia="Arial" w:cs="Tahoma"/>
+                <w:sz w:val="18"/>
+              </w:rPr>
+            </w:r>
+            <w:r>
+              <w:rPr>
+                <w:rFonts w:ascii="Arial" w:hAnsi="Arial" w:eastAsia="Arial" w:cs="Tahoma"/>
                 <w:sz w:val="18"/>
               </w:rPr>
               <w:t>ส่งความเสี่ยง/ข้อค้างให้ทีมเจ้าของ library และเจ้าของโครงการตัดสิน</w:t>
@@ -8757,7 +9587,7 @@
             <w:r/>
             <w:r>
               <w:rPr>
-                <w:rFonts w:ascii="Arial" w:hAnsi="Arial" w:eastAsia="Arial"/>
+                <w:rFonts w:ascii="Arial" w:hAnsi="Arial" w:eastAsia="Arial" w:cs="Tahoma"/>
                 <w:b/>
                 <w:sz w:val="18"/>
               </w:rPr>
@@ -8779,7 +9609,7 @@
             <w:r/>
             <w:r>
               <w:rPr>
-                <w:rFonts w:ascii="Arial" w:hAnsi="Arial" w:eastAsia="Arial"/>
+                <w:rFonts w:ascii="Arial" w:hAnsi="Arial" w:eastAsia="Arial" w:cs="Tahoma"/>
                 <w:b/>
                 <w:sz w:val="18"/>
               </w:rPr>
@@ -8804,13 +9634,13 @@
             </w:pPr>
             <w:r>
               <w:rPr>
-                <w:rFonts w:ascii="Arial" w:hAnsi="Arial" w:eastAsia="Arial"/>
-                <w:sz w:val="18"/>
-              </w:rPr>
-            </w:r>
-            <w:r>
-              <w:rPr>
-                <w:rFonts w:ascii="Arial" w:hAnsi="Arial" w:eastAsia="Arial"/>
+                <w:rFonts w:ascii="Arial" w:hAnsi="Arial" w:eastAsia="Arial" w:cs="Tahoma"/>
+                <w:sz w:val="18"/>
+              </w:rPr>
+            </w:r>
+            <w:r>
+              <w:rPr>
+                <w:rFonts w:ascii="Arial" w:hAnsi="Arial" w:eastAsia="Arial" w:cs="Tahoma"/>
                 <w:sz w:val="18"/>
               </w:rPr>
               <w:t>1</w:t>
@@ -8829,13 +9659,13 @@
             </w:pPr>
             <w:r>
               <w:rPr>
-                <w:rFonts w:ascii="Arial" w:hAnsi="Arial" w:eastAsia="Arial"/>
-                <w:sz w:val="18"/>
-              </w:rPr>
-            </w:r>
-            <w:r>
-              <w:rPr>
-                <w:rFonts w:ascii="Arial" w:hAnsi="Arial" w:eastAsia="Arial"/>
+                <w:rFonts w:ascii="Arial" w:hAnsi="Arial" w:eastAsia="Arial" w:cs="Tahoma"/>
+                <w:sz w:val="18"/>
+              </w:rPr>
+            </w:r>
+            <w:r>
+              <w:rPr>
+                <w:rFonts w:ascii="Arial" w:hAnsi="Arial" w:eastAsia="Arial" w:cs="Tahoma"/>
                 <w:sz w:val="18"/>
               </w:rPr>
               <w:t>initializeWorkflow ซ้ำด้วย referenceId เดิมต้องไม่เกิด transaction ที่สอง</w:t>
@@ -8859,13 +9689,13 @@
             </w:pPr>
             <w:r>
               <w:rPr>
-                <w:rFonts w:ascii="Arial" w:hAnsi="Arial" w:eastAsia="Arial"/>
-                <w:sz w:val="18"/>
-              </w:rPr>
-            </w:r>
-            <w:r>
-              <w:rPr>
-                <w:rFonts w:ascii="Arial" w:hAnsi="Arial" w:eastAsia="Arial"/>
+                <w:rFonts w:ascii="Arial" w:hAnsi="Arial" w:eastAsia="Arial" w:cs="Tahoma"/>
+                <w:sz w:val="18"/>
+              </w:rPr>
+            </w:r>
+            <w:r>
+              <w:rPr>
+                <w:rFonts w:ascii="Arial" w:hAnsi="Arial" w:eastAsia="Arial" w:cs="Tahoma"/>
                 <w:sz w:val="18"/>
               </w:rPr>
               <w:t>2</w:t>
@@ -8884,16 +9714,16 @@
             </w:pPr>
             <w:r>
               <w:rPr>
-                <w:rFonts w:ascii="Arial" w:hAnsi="Arial" w:eastAsia="Arial"/>
-                <w:sz w:val="18"/>
-              </w:rPr>
-            </w:r>
-            <w:r>
-              <w:rPr>
-                <w:rFonts w:ascii="Arial" w:hAnsi="Arial" w:eastAsia="Arial"/>
-                <w:sz w:val="18"/>
-              </w:rPr>
-              <w:t>ยอดชดเชย 50,000 ต้องจบที่ GM · 50,001 ต้องวิ่งต่อ AVP</w:t>
+                <w:rFonts w:ascii="Arial" w:hAnsi="Arial" w:eastAsia="Arial" w:cs="Tahoma"/>
+                <w:sz w:val="18"/>
+              </w:rPr>
+            </w:r>
+            <w:r>
+              <w:rPr>
+                <w:rFonts w:ascii="Arial" w:hAnsi="Arial" w:eastAsia="Arial" w:cs="Tahoma"/>
+                <w:sz w:val="18"/>
+              </w:rPr>
+              <w:t>ยอดชดเชย 99,999 ต้องจบที่ GM · 100,000 ต้องวิ่งต่อ AVP (เกณฑ์เดียว · มติ 2026-08-18)</w:t>
             </w:r>
           </w:p>
         </w:tc>
@@ -8914,13 +9744,13 @@
             </w:pPr>
             <w:r>
               <w:rPr>
-                <w:rFonts w:ascii="Arial" w:hAnsi="Arial" w:eastAsia="Arial"/>
-                <w:sz w:val="18"/>
-              </w:rPr>
-            </w:r>
-            <w:r>
-              <w:rPr>
-                <w:rFonts w:ascii="Arial" w:hAnsi="Arial" w:eastAsia="Arial"/>
+                <w:rFonts w:ascii="Arial" w:hAnsi="Arial" w:eastAsia="Arial" w:cs="Tahoma"/>
+                <w:sz w:val="18"/>
+              </w:rPr>
+            </w:r>
+            <w:r>
+              <w:rPr>
+                <w:rFonts w:ascii="Arial" w:hAnsi="Arial" w:eastAsia="Arial" w:cs="Tahoma"/>
                 <w:sz w:val="18"/>
               </w:rPr>
               <w:t>3</w:t>
@@ -8939,13 +9769,13 @@
             </w:pPr>
             <w:r>
               <w:rPr>
-                <w:rFonts w:ascii="Arial" w:hAnsi="Arial" w:eastAsia="Arial"/>
-                <w:sz w:val="18"/>
-              </w:rPr>
-            </w:r>
-            <w:r>
-              <w:rPr>
-                <w:rFonts w:ascii="Arial" w:hAnsi="Arial" w:eastAsia="Arial"/>
+                <w:rFonts w:ascii="Arial" w:hAnsi="Arial" w:eastAsia="Arial" w:cs="Tahoma"/>
+                <w:sz w:val="18"/>
+              </w:rPr>
+            </w:r>
+            <w:r>
+              <w:rPr>
+                <w:rFonts w:ascii="Arial" w:hAnsi="Arial" w:eastAsia="Arial" w:cs="Tahoma"/>
                 <w:sz w:val="18"/>
               </w:rPr>
               <w:t>ผู้ใช้ที่ไม่ใช่ current_approver ต้องไม่ได้ปุ่มใด ๆ จาก getPermissionEvents</w:t>
@@ -8969,13 +9799,13 @@
             </w:pPr>
             <w:r>
               <w:rPr>
-                <w:rFonts w:ascii="Arial" w:hAnsi="Arial" w:eastAsia="Arial"/>
-                <w:sz w:val="18"/>
-              </w:rPr>
-            </w:r>
-            <w:r>
-              <w:rPr>
-                <w:rFonts w:ascii="Arial" w:hAnsi="Arial" w:eastAsia="Arial"/>
+                <w:rFonts w:ascii="Arial" w:hAnsi="Arial" w:eastAsia="Arial" w:cs="Tahoma"/>
+                <w:sz w:val="18"/>
+              </w:rPr>
+            </w:r>
+            <w:r>
+              <w:rPr>
+                <w:rFonts w:ascii="Arial" w:hAnsi="Arial" w:eastAsia="Arial" w:cs="Tahoma"/>
                 <w:sz w:val="18"/>
               </w:rPr>
               <w:t>4</w:t>
@@ -8994,13 +9824,13 @@
             </w:pPr>
             <w:r>
               <w:rPr>
-                <w:rFonts w:ascii="Arial" w:hAnsi="Arial" w:eastAsia="Arial"/>
-                <w:sz w:val="18"/>
-              </w:rPr>
-            </w:r>
-            <w:r>
-              <w:rPr>
-                <w:rFonts w:ascii="Arial" w:hAnsi="Arial" w:eastAsia="Arial"/>
+                <w:rFonts w:ascii="Arial" w:hAnsi="Arial" w:eastAsia="Arial" w:cs="Tahoma"/>
+                <w:sz w:val="18"/>
+              </w:rPr>
+            </w:r>
+            <w:r>
+              <w:rPr>
+                <w:rFonts w:ascii="Arial" w:hAnsi="Arial" w:eastAsia="Arial" w:cs="Tahoma"/>
                 <w:sz w:val="18"/>
               </w:rPr>
               <w:t>[conditional · เฉพาะทางเลือก A ของ workflow_part_display] display[] ของ state 01 ต้องเปิด WRITE เฉพาะส่วนที่ section 01 แก้ได้</w:t>
@@ -9024,13 +9854,13 @@
             </w:pPr>
             <w:r>
               <w:rPr>
-                <w:rFonts w:ascii="Arial" w:hAnsi="Arial" w:eastAsia="Arial"/>
-                <w:sz w:val="18"/>
-              </w:rPr>
-            </w:r>
-            <w:r>
-              <w:rPr>
-                <w:rFonts w:ascii="Arial" w:hAnsi="Arial" w:eastAsia="Arial"/>
+                <w:rFonts w:ascii="Arial" w:hAnsi="Arial" w:eastAsia="Arial" w:cs="Tahoma"/>
+                <w:sz w:val="18"/>
+              </w:rPr>
+            </w:r>
+            <w:r>
+              <w:rPr>
+                <w:rFonts w:ascii="Arial" w:hAnsi="Arial" w:eastAsia="Arial" w:cs="Tahoma"/>
                 <w:sz w:val="18"/>
               </w:rPr>
               <w:t>5</w:t>
@@ -9049,13 +9879,13 @@
             </w:pPr>
             <w:r>
               <w:rPr>
-                <w:rFonts w:ascii="Arial" w:hAnsi="Arial" w:eastAsia="Arial"/>
-                <w:sz w:val="18"/>
-              </w:rPr>
-            </w:r>
-            <w:r>
-              <w:rPr>
-                <w:rFonts w:ascii="Arial" w:hAnsi="Arial" w:eastAsia="Arial"/>
+                <w:rFonts w:ascii="Arial" w:hAnsi="Arial" w:eastAsia="Arial" w:cs="Tahoma"/>
+                <w:sz w:val="18"/>
+              </w:rPr>
+            </w:r>
+            <w:r>
+              <w:rPr>
+                <w:rFonts w:ascii="Arial" w:hAnsi="Arial" w:eastAsia="Arial" w:cs="Tahoma"/>
                 <w:sz w:val="18"/>
               </w:rPr>
               <w:t>getPendingFlowByUser ต้องคืน url_main ที่เปิดกลับหน้าเอกสารได้จริง</w:t>
@@ -9079,13 +9909,13 @@
             </w:pPr>
             <w:r>
               <w:rPr>
-                <w:rFonts w:ascii="Arial" w:hAnsi="Arial" w:eastAsia="Arial"/>
-                <w:sz w:val="18"/>
-              </w:rPr>
-            </w:r>
-            <w:r>
-              <w:rPr>
-                <w:rFonts w:ascii="Arial" w:hAnsi="Arial" w:eastAsia="Arial"/>
+                <w:rFonts w:ascii="Arial" w:hAnsi="Arial" w:eastAsia="Arial" w:cs="Tahoma"/>
+                <w:sz w:val="18"/>
+              </w:rPr>
+            </w:r>
+            <w:r>
+              <w:rPr>
+                <w:rFonts w:ascii="Arial" w:hAnsi="Arial" w:eastAsia="Arial" w:cs="Tahoma"/>
                 <w:sz w:val="18"/>
               </w:rPr>
               <w:t>6</w:t>
@@ -9104,13 +9934,13 @@
             </w:pPr>
             <w:r>
               <w:rPr>
-                <w:rFonts w:ascii="Arial" w:hAnsi="Arial" w:eastAsia="Arial"/>
-                <w:sz w:val="18"/>
-              </w:rPr>
-            </w:r>
-            <w:r>
-              <w:rPr>
-                <w:rFonts w:ascii="Arial" w:hAnsi="Arial" w:eastAsia="Arial"/>
+                <w:rFonts w:ascii="Arial" w:hAnsi="Arial" w:eastAsia="Arial" w:cs="Tahoma"/>
+                <w:sz w:val="18"/>
+              </w:rPr>
+            </w:r>
+            <w:r>
+              <w:rPr>
+                <w:rFonts w:ascii="Arial" w:hAnsi="Arial" w:eastAsia="Arial" w:cs="Tahoma"/>
                 <w:sz w:val="18"/>
               </w:rPr>
               <w:t>เดิน flow จนจบแล้ว workflow_history มีครบทุกขั้น</w:t>
@@ -9140,7 +9970,7 @@
     </w:pPr>
     <w:r>
       <w:rPr>
-        <w:rFonts w:ascii="Arial" w:hAnsi="Arial"/>
+        <w:rFonts w:ascii="Arial" w:hAnsi="Arial" w:eastAsia="Arial" w:cs="Tahoma"/>
         <w:sz w:val="16"/>
       </w:rPr>
       <w:t xml:space="preserve">หน้า </w:t>
@@ -9159,7 +9989,7 @@
     </w:pPr>
     <w:r>
       <w:rPr>
-        <w:rFonts w:ascii="Arial" w:hAnsi="Arial" w:eastAsia="Arial"/>
+        <w:rFonts w:ascii="Arial" w:hAnsi="Arial" w:eastAsia="Arial" w:cs="Tahoma"/>
         <w:color w:val="66717F"/>
         <w:sz w:val="16"/>
       </w:rPr>
@@ -9533,7 +10363,7 @@
     <w:qFormat/>
     <w:rsid w:val="00FC693F"/>
     <w:rPr>
-      <w:rFonts w:ascii="Arial" w:hAnsi="Arial" w:eastAsia="Arial"/>
+      <w:rFonts w:ascii="Arial" w:hAnsi="Arial" w:eastAsia="Arial" w:cs="Tahoma"/>
       <w:sz w:val="20"/>
     </w:rPr>
   </w:style>
@@ -9596,7 +10426,7 @@
       <w:outlineLvl w:val="0"/>
     </w:pPr>
     <w:rPr>
-      <w:rFonts w:asciiTheme="majorHAnsi" w:eastAsiaTheme="majorEastAsia" w:hAnsiTheme="majorHAnsi" w:cstheme="majorBidi" w:ascii="Arial" w:hAnsi="Arial" w:eastAsia="Arial"/>
+      <w:rFonts w:asciiTheme="majorHAnsi" w:eastAsiaTheme="majorEastAsia" w:hAnsiTheme="majorHAnsi" w:cstheme="majorBidi" w:ascii="Arial" w:hAnsi="Arial" w:eastAsia="Arial" w:cs="Tahoma"/>
       <w:b/>
       <w:bCs/>
       <w:color w:val="1F4D78"/>
@@ -9620,7 +10450,7 @@
       <w:outlineLvl w:val="1"/>
     </w:pPr>
     <w:rPr>
-      <w:rFonts w:asciiTheme="majorHAnsi" w:eastAsiaTheme="majorEastAsia" w:hAnsiTheme="majorHAnsi" w:cstheme="majorBidi" w:ascii="Arial" w:hAnsi="Arial" w:eastAsia="Arial"/>
+      <w:rFonts w:asciiTheme="majorHAnsi" w:eastAsiaTheme="majorEastAsia" w:hAnsiTheme="majorHAnsi" w:cstheme="majorBidi" w:ascii="Arial" w:hAnsi="Arial" w:eastAsia="Arial" w:cs="Tahoma"/>
       <w:b/>
       <w:bCs/>
       <w:color w:val="2E74B5"/>
@@ -9644,7 +10474,7 @@
       <w:outlineLvl w:val="2"/>
     </w:pPr>
     <w:rPr>
-      <w:rFonts w:asciiTheme="majorHAnsi" w:eastAsiaTheme="majorEastAsia" w:hAnsiTheme="majorHAnsi" w:cstheme="majorBidi" w:ascii="Arial" w:hAnsi="Arial" w:eastAsia="Arial"/>
+      <w:rFonts w:asciiTheme="majorHAnsi" w:eastAsiaTheme="majorEastAsia" w:hAnsiTheme="majorHAnsi" w:cstheme="majorBidi" w:ascii="Arial" w:hAnsi="Arial" w:eastAsia="Arial" w:cs="Tahoma"/>
       <w:b/>
       <w:bCs/>
       <w:color w:val="1F4D78"/>
@@ -9668,7 +10498,7 @@
       <w:outlineLvl w:val="3"/>
     </w:pPr>
     <w:rPr>
-      <w:rFonts w:asciiTheme="majorHAnsi" w:eastAsiaTheme="majorEastAsia" w:hAnsiTheme="majorHAnsi" w:cstheme="majorBidi" w:ascii="Arial" w:hAnsi="Arial" w:eastAsia="Arial"/>
+      <w:rFonts w:asciiTheme="majorHAnsi" w:eastAsiaTheme="majorEastAsia" w:hAnsiTheme="majorHAnsi" w:cstheme="majorBidi" w:ascii="Arial" w:hAnsi="Arial" w:eastAsia="Arial" w:cs="Tahoma"/>
       <w:b/>
       <w:bCs/>
       <w:i/>

--- a/LLDD/word/BE/LLDD-BE-Workflow-Engine-Definition.docx
+++ b/LLDD/word/BE/LLDD-BE-Workflow-Engine-Definition.docx
@@ -738,7 +738,25 @@
         <w:keepLines/>
       </w:pPr>
       <w:r>
-        <w:t>ความเสี่ยงและข้อค้างของ engine (ไม่มี PK/index · ชื่อ function ขัดกัน 3 ชุด) — ยังไม่ตัดสิน</w:t>
+        <w:t xml:space="preserve">ความเสี่ยงและข้อค้างของ engine — </w:t>
+      </w:r>
+      <w:r>
+        <w:rPr>
+          <w:b/>
+        </w:rPr>
+        <w:t>ชื่อ function ปิดแล้ว 2026-08-14</w:t>
+      </w:r>
+      <w:r>
+        <w:t xml:space="preserve"> (ยึด 8 API ตามชีต Detail ของ LLDD ฝั่ง lib) · ที่ยังค้างคือ DP-2 </w:t>
+      </w:r>
+      <w:r>
+        <w:rPr>
+          <w:rFonts w:ascii="Courier New" w:hAnsi="Courier New" w:eastAsia="Courier New" w:cs="Tahoma"/>
+        </w:rPr>
+        <w:t>workflow_transaction</w:t>
+      </w:r>
+      <w:r>
+        <w:t xml:space="preserve"> ไม่มี PK/index</w:t>
       </w:r>
     </w:p>
     <w:p>

--- a/LLDD/word/BE/LLDD-BE-Workflow-Engine-Definition.docx
+++ b/LLDD/word/BE/LLDD-BE-Workflow-Engine-Definition.docx
@@ -492,7 +492,7 @@
                 <w:rFonts w:ascii="Arial" w:hAnsi="Arial" w:eastAsia="Arial" w:cs="Tahoma"/>
                 <w:sz w:val="18"/>
               </w:rPr>
-              <w:t>Tunyatorn &lt;Vava&gt; Kiatkongphongsa</w:t>
+              <w:t>Aphiwit &lt;Bank&gt; Khammoon</w:t>
             </w:r>
           </w:p>
         </w:tc>
@@ -635,9 +635,103 @@
             <w:r>
               <w:rPr>
                 <w:rFonts w:ascii="Arial" w:hAnsi="Arial" w:eastAsia="Arial" w:cs="Tahoma"/>
-                <w:sz w:val="18"/>
-              </w:rPr>
-              <w:t>กำหนด version/state/status/route/group/part ของ @srm/glb-workflow ที่ SBPGI ต้อง register และระบุความเสี่ยง/ข้อค้างของ engine — เป็น blocker ที่ต้องปิดในสัปดาห์แรก</w:t>
+                <w:b/>
+                <w:sz w:val="18"/>
+              </w:rPr>
+              <w:t>สร้างข้อมูลนิยาม workflow ลงฐานข้อมูลของ engine</w:t>
+            </w:r>
+            <w:r>
+              <w:rPr>
+                <w:rFonts w:ascii="Arial" w:hAnsi="Arial" w:eastAsia="Arial" w:cs="Tahoma"/>
+                <w:sz w:val="18"/>
+              </w:rPr>
+              <w:t xml:space="preserve"> — ระบุว่า flow ของ SBPGI มีกี่ step แต่ละ step ทำอะไร ใครทำได้ กดปุ่มไหนแล้วไป state ใด โดย register version/state/status/event/route/group/part ของ </w:t>
+            </w:r>
+            <w:r>
+              <w:rPr>
+                <w:rFonts w:ascii="Courier New" w:hAnsi="Courier New" w:eastAsia="Courier New" w:cs="Tahoma"/>
+                <w:sz w:val="18"/>
+              </w:rPr>
+              <w:t>@srm/glb-workflow</w:t>
+            </w:r>
+            <w:r>
+              <w:rPr>
+                <w:rFonts w:ascii="Arial" w:hAnsi="Arial" w:eastAsia="Arial" w:cs="Tahoma"/>
+                <w:sz w:val="18"/>
+              </w:rPr>
+              <w:t xml:space="preserve"> ตามสัญญาในเอกสารของ lib เอง (</w:t>
+            </w:r>
+            <w:r>
+              <w:rPr>
+                <w:rFonts w:ascii="Arial" w:hAnsi="Arial" w:eastAsia="Arial" w:cs="Tahoma"/>
+                <w:color w:val="8A3324"/>
+                <w:sz w:val="18"/>
+              </w:rPr>
+              <w:t>TSM SRM LLDD SBP workflow ไฟล์1.2 full</w:t>
+            </w:r>
+            <w:r>
+              <w:rPr>
+                <w:rFonts w:ascii="Arial" w:hAnsi="Arial" w:eastAsia="Arial" w:cs="Tahoma"/>
+                <w:sz w:val="18"/>
+              </w:rPr>
+              <w:t xml:space="preserve"> — แปลงจาก </w:t>
+            </w:r>
+            <w:r>
+              <w:rPr>
+                <w:rFonts w:ascii="Courier New" w:hAnsi="Courier New" w:eastAsia="Courier New" w:cs="Tahoma"/>
+                <w:sz w:val="18"/>
+              </w:rPr>
+              <w:t>SBP/TSM-SRM-LLDD SBP workflow 1.2.xlsx</w:t>
+            </w:r>
+            <w:r>
+              <w:rPr>
+                <w:rFonts w:ascii="Arial" w:hAnsi="Arial" w:eastAsia="Arial" w:cs="Tahoma"/>
+                <w:sz w:val="18"/>
+              </w:rPr>
+              <w:t xml:space="preserve">) · </w:t>
+            </w:r>
+            <w:r>
+              <w:rPr>
+                <w:rFonts w:ascii="Arial" w:hAnsi="Arial" w:eastAsia="Arial" w:cs="Tahoma"/>
+                <w:b/>
+                <w:sz w:val="18"/>
+              </w:rPr>
+              <w:t>เป็นงานตั้งต้นที่ต้องเสร็จก่อน</w:t>
+            </w:r>
+            <w:r>
+              <w:rPr>
+                <w:rFonts w:ascii="Arial" w:hAnsi="Arial" w:eastAsia="Arial" w:cs="Tahoma"/>
+                <w:sz w:val="18"/>
+              </w:rPr>
+              <w:t xml:space="preserve"> ฝั่ง BE คนอื่นจึงจะเรียก </w:t>
+            </w:r>
+            <w:r>
+              <w:rPr>
+                <w:rFonts w:ascii="Courier New" w:hAnsi="Courier New" w:eastAsia="Courier New" w:cs="Tahoma"/>
+                <w:sz w:val="18"/>
+              </w:rPr>
+              <w:t>initializeWorkflow</w:t>
+            </w:r>
+            <w:r>
+              <w:rPr>
+                <w:rFonts w:ascii="Arial" w:hAnsi="Arial" w:eastAsia="Arial" w:cs="Tahoma"/>
+                <w:sz w:val="18"/>
+              </w:rPr>
+              <w:t xml:space="preserve"> และ </w:t>
+            </w:r>
+            <w:r>
+              <w:rPr>
+                <w:rFonts w:ascii="Courier New" w:hAnsi="Courier New" w:eastAsia="Courier New" w:cs="Tahoma"/>
+                <w:sz w:val="18"/>
+              </w:rPr>
+              <w:t>eventWorkflow</w:t>
+            </w:r>
+            <w:r>
+              <w:rPr>
+                <w:rFonts w:ascii="Arial" w:hAnsi="Arial" w:eastAsia="Arial" w:cs="Tahoma"/>
+                <w:sz w:val="18"/>
+              </w:rPr>
+              <w:t xml:space="preserve"> (trigger event) ได้ — blocker ของสัปดาห์แรก</w:t>
             </w:r>
           </w:p>
         </w:tc>
@@ -667,6 +761,210 @@
       </w:pPr>
       <w:r>
         <w:t>ลงทะเบียน workflow version ของ SBPGI 1 version (url_main + url_param_mapping)</w:t>
+      </w:r>
+    </w:p>
+    <w:p>
+      <w:pPr>
+        <w:pStyle w:val="ListBullet"/>
+        <w:keepLines/>
+      </w:pPr>
+      <w:r>
+        <w:rPr>
+          <w:b/>
+        </w:rPr>
+        <w:t>ผลลัพธ์ที่ส่งมอบคือ seed script/มัยเกรชันของข้อมูลนิยาม</w:t>
+      </w:r>
+      <w:r>
+        <w:t xml:space="preserve"> ไม่ใช่โค้ดเรียก engine — ทีมอื่นเรียก engine ต่อจากนิยามชุดนี้</w:t>
+      </w:r>
+    </w:p>
+    <w:p>
+      <w:pPr>
+        <w:pStyle w:val="ListBullet"/>
+        <w:keepLines/>
+      </w:pPr>
+      <w:r>
+        <w:rPr>
+          <w:b/>
+        </w:rPr>
+        <w:t>จำนวน step ที่ต้องสร้าง = 6 state</w:t>
+      </w:r>
+      <w:r>
+        <w:t xml:space="preserve"> — 5 ขั้นทำงาน (</w:t>
+      </w:r>
+      <w:r>
+        <w:rPr>
+          <w:rFonts w:ascii="Courier New" w:hAnsi="Courier New" w:eastAsia="Courier New" w:cs="Tahoma"/>
+        </w:rPr>
+        <w:t>06</w:t>
+      </w:r>
+      <w:r>
+        <w:t xml:space="preserve"> รอฝ่าย SBP DSA → </w:t>
+      </w:r>
+      <w:r>
+        <w:rPr>
+          <w:rFonts w:ascii="Courier New" w:hAnsi="Courier New" w:eastAsia="Courier New" w:cs="Tahoma"/>
+        </w:rPr>
+        <w:t>08</w:t>
+      </w:r>
+      <w:r>
+        <w:t xml:space="preserve"> รอเจ้าหน้าที่ SBP DSA → </w:t>
+      </w:r>
+      <w:r>
+        <w:rPr>
+          <w:rFonts w:ascii="Courier New" w:hAnsi="Courier New" w:eastAsia="Courier New" w:cs="Tahoma"/>
+        </w:rPr>
+        <w:t>01</w:t>
+      </w:r>
+      <w:r>
+        <w:t xml:space="preserve"> รอหน่วยงานส่งเสริมธุรกิจ SBP → </w:t>
+      </w:r>
+      <w:r>
+        <w:rPr>
+          <w:rFonts w:ascii="Courier New" w:hAnsi="Courier New" w:eastAsia="Courier New" w:cs="Tahoma"/>
+        </w:rPr>
+        <w:t>02</w:t>
+      </w:r>
+      <w:r>
+        <w:t xml:space="preserve"> รอ GM → </w:t>
+      </w:r>
+      <w:r>
+        <w:rPr>
+          <w:rFonts w:ascii="Courier New" w:hAnsi="Courier New" w:eastAsia="Courier New" w:cs="Tahoma"/>
+        </w:rPr>
+        <w:t>03</w:t>
+      </w:r>
+      <w:r>
+        <w:t xml:space="preserve"> รอ AVP) + </w:t>
+      </w:r>
+      <w:r>
+        <w:rPr>
+          <w:b/>
+        </w:rPr>
+        <w:t>1 state จบ</w:t>
+      </w:r>
+      <w:r>
+        <w:t xml:space="preserve"> (</w:t>
+      </w:r>
+      <w:r>
+        <w:rPr>
+          <w:rFonts w:ascii="Courier New" w:hAnsi="Courier New" w:eastAsia="Courier New" w:cs="Tahoma"/>
+        </w:rPr>
+        <w:t>99</w:t>
+      </w:r>
+      <w:r>
+        <w:t xml:space="preserve"> เสร็จสิ้นดำเนินการ) · </w:t>
+      </w:r>
+      <w:r>
+        <w:rPr>
+          <w:rFonts w:ascii="Courier New" w:hAnsi="Courier New" w:eastAsia="Courier New" w:cs="Tahoma"/>
+        </w:rPr>
+        <w:t>state_id</w:t>
+      </w:r>
+      <w:r>
+        <w:t xml:space="preserve"> เป็น running ตาม version ตามกติกาของ engine (v1 → 10001+)</w:t>
+      </w:r>
+    </w:p>
+    <w:p>
+      <w:pPr>
+        <w:pStyle w:val="ListBullet"/>
+        <w:keepLines/>
+      </w:pPr>
+      <w:r>
+        <w:rPr>
+          <w:b/>
+        </w:rPr>
+        <w:t>จำนวน route ที่ต้องสร้าง = 12 เส้น</w:t>
+      </w:r>
+      <w:r>
+        <w:t xml:space="preserve"> ตาม Canonical Workflow Transition Matrix ใน </w:t>
+      </w:r>
+      <w:r>
+        <w:rPr>
+          <w:rFonts w:ascii="Courier New" w:hAnsi="Courier New" w:eastAsia="Courier New" w:cs="Tahoma"/>
+        </w:rPr>
+        <w:t>LLDD-BE-API-Document-Workflow-Actions.pdf</w:t>
+      </w:r>
+      <w:r>
+        <w:t xml:space="preserve"> §5.1 (รวมเส้นข้ามขั้น 06→01 · เส้นจบทันทีเมื่อ เห็นควรไม่ชดเชย ที่ 01/02 · เส้นแตกตามวงเงิน 100,000 ที่ 02 และเส้นส่งกลับ)</w:t>
+      </w:r>
+    </w:p>
+    <w:p>
+      <w:pPr>
+        <w:pStyle w:val="ListBullet"/>
+        <w:keepLines/>
+      </w:pPr>
+      <w:r>
+        <w:rPr>
+          <w:b/>
+        </w:rPr>
+        <w:t>ตารางที่ต้อง seed = 10 ตาราง</w:t>
+      </w:r>
+      <w:r>
+        <w:t xml:space="preserve"> จาก 13 ตารางของ engine (</w:t>
+      </w:r>
+      <w:r>
+        <w:rPr>
+          <w:rFonts w:ascii="Courier New" w:hAnsi="Courier New" w:eastAsia="Courier New" w:cs="Tahoma"/>
+        </w:rPr>
+        <w:t>sps_store</w:t>
+      </w:r>
+      <w:r>
+        <w:t xml:space="preserve">) ตาม </w:t>
+      </w:r>
+      <w:r>
+        <w:rPr>
+          <w:color w:val="8A3324"/>
+        </w:rPr>
+        <w:t>TSM SRM LLDD SBP workflow ไฟล์1.2</w:t>
+      </w:r>
+      <w:r>
+        <w:t xml:space="preserve"> §4 — อีก 3 ตารางเป็นรันไทม์ที่ engine เขียนเอง</w:t>
+      </w:r>
+    </w:p>
+    <w:p>
+      <w:pPr>
+        <w:pStyle w:val="ListBullet"/>
+        <w:keepLines/>
+      </w:pPr>
+      <w:r>
+        <w:t xml:space="preserve">ขอบเขตหยุดที่ข้อมูลนิยาม: </w:t>
+      </w:r>
+      <w:r>
+        <w:rPr>
+          <w:b/>
+        </w:rPr>
+        <w:t>ไม่รวม</w:t>
+      </w:r>
+      <w:r>
+        <w:t xml:space="preserve"> </w:t>
+      </w:r>
+      <w:r>
+        <w:rPr>
+          <w:rFonts w:ascii="Courier New" w:hAnsi="Courier New" w:eastAsia="Courier New" w:cs="Tahoma"/>
+        </w:rPr>
+        <w:t>initializeWorkflow</w:t>
+      </w:r>
+      <w:r>
+        <w:t xml:space="preserve"> (เปิด instance · อยู่ใน LLDD-BE-API-Workflow-Instances.pdf) และ </w:t>
+      </w:r>
+      <w:r>
+        <w:rPr>
+          <w:b/>
+        </w:rPr>
+        <w:t>ไม่รวม</w:t>
+      </w:r>
+      <w:r>
+        <w:t xml:space="preserve"> </w:t>
+      </w:r>
+      <w:r>
+        <w:rPr>
+          <w:rFonts w:ascii="Courier New" w:hAnsi="Courier New" w:eastAsia="Courier New" w:cs="Tahoma"/>
+        </w:rPr>
+        <w:t>eventWorkflow</w:t>
+      </w:r>
+      <w:r>
+        <w:t>/trigger event (อยู่ใน LLDD-BE-API-Document-Workflow-Actions.pdf)</w:t>
       </w:r>
     </w:p>
     <w:p>
@@ -3822,7 +4120,7 @@
                 <w:rFonts w:ascii="Courier New" w:hAnsi="Courier New" w:eastAsia="Courier New" w:cs="Tahoma"/>
                 <w:sz w:val="18"/>
               </w:rPr>
-              <w:t>POST /workflows/instances</w:t>
+              <w:t>POST /sbpgi/workflow/instances</w:t>
             </w:r>
             <w:r>
               <w:rPr>
@@ -3949,7 +4247,7 @@
                 <w:rFonts w:ascii="Courier New" w:hAnsi="Courier New" w:eastAsia="Courier New" w:cs="Tahoma"/>
                 <w:sz w:val="18"/>
               </w:rPr>
-              <w:t>POST /documents/{docNo}/actions</w:t>
+              <w:t>POST /sbpgi/document/{docNo}/actions</w:t>
             </w:r>
           </w:p>
         </w:tc>
@@ -4159,7 +4457,7 @@
                 <w:rFonts w:ascii="Courier New" w:hAnsi="Courier New" w:eastAsia="Courier New" w:cs="Tahoma"/>
                 <w:sz w:val="18"/>
               </w:rPr>
-              <w:t>GET /documents/{docNo}/timeline</w:t>
+              <w:t>GET /sbpgi/document/{docNo}/timeline</w:t>
             </w:r>
           </w:p>
         </w:tc>
@@ -6548,7 +6846,7 @@
                 <w:rFonts w:ascii="Arial" w:hAnsi="Arial" w:eastAsia="Arial" w:cs="Tahoma"/>
                 <w:sz w:val="18"/>
               </w:rPr>
-              <w:t>User action, route/query state, form values, and permission context for this feature.</w:t>
+              <w:t>ไม่มี endpoint ของตัวเอง — input คือ request ที่เอกสารอื่นส่งเข้ามา พร้อม user context จาก BFF header (ดู 5.1) และค่ากำหนดกลางที่อ่านจากระบบเดิม</w:t>
             </w:r>
           </w:p>
         </w:tc>
@@ -6688,7 +6986,21 @@
                 <w:rFonts w:ascii="Arial" w:hAnsi="Arial" w:eastAsia="Arial" w:cs="Tahoma"/>
                 <w:sz w:val="18"/>
               </w:rPr>
-              <w:t>Rendered UI state or normalized API response with status/message and audit-ready trace reference.</w:t>
+              <w:t xml:space="preserve">ไม่มีตารางที่เอกสารนี้เขียนเอง — output คือ response ตาม envelope กลาง </w:t>
+            </w:r>
+            <w:r>
+              <w:rPr>
+                <w:rFonts w:ascii="Courier New" w:hAnsi="Courier New" w:eastAsia="Courier New" w:cs="Tahoma"/>
+                <w:sz w:val="18"/>
+              </w:rPr>
+              <w:t>{success, data}</w:t>
+            </w:r>
+            <w:r>
+              <w:rPr>
+                <w:rFonts w:ascii="Arial" w:hAnsi="Arial" w:eastAsia="Arial" w:cs="Tahoma"/>
+                <w:sz w:val="18"/>
+              </w:rPr>
+              <w:t xml:space="preserve"> และร่องรอยที่ตรวจย้อนได้ (log / consideration_logs / workflow_history ของ engine)</w:t>
             </w:r>
           </w:p>
         </w:tc>
@@ -6860,9 +7172,103 @@
             <w:r>
               <w:rPr>
                 <w:rFonts w:ascii="Arial" w:hAnsi="Arial" w:eastAsia="Arial" w:cs="Tahoma"/>
-                <w:sz w:val="18"/>
-              </w:rPr>
-              <w:t>กำหนด version/state/status/route/group/part ของ @srm/glb-workflow ที่ SBPGI ต้อง register และระบุความเสี่ยง/ข้อค้างของ engine — เป็น blocker ที่ต้องปิดในสัปดาห์แรก</w:t>
+                <w:b/>
+                <w:sz w:val="18"/>
+              </w:rPr>
+              <w:t>สร้างข้อมูลนิยาม workflow ลงฐานข้อมูลของ engine</w:t>
+            </w:r>
+            <w:r>
+              <w:rPr>
+                <w:rFonts w:ascii="Arial" w:hAnsi="Arial" w:eastAsia="Arial" w:cs="Tahoma"/>
+                <w:sz w:val="18"/>
+              </w:rPr>
+              <w:t xml:space="preserve"> — ระบุว่า flow ของ SBPGI มีกี่ step แต่ละ step ทำอะไร ใครทำได้ กดปุ่มไหนแล้วไป state ใด โดย register version/state/status/event/route/group/part ของ </w:t>
+            </w:r>
+            <w:r>
+              <w:rPr>
+                <w:rFonts w:ascii="Courier New" w:hAnsi="Courier New" w:eastAsia="Courier New" w:cs="Tahoma"/>
+                <w:sz w:val="18"/>
+              </w:rPr>
+              <w:t>@srm/glb-workflow</w:t>
+            </w:r>
+            <w:r>
+              <w:rPr>
+                <w:rFonts w:ascii="Arial" w:hAnsi="Arial" w:eastAsia="Arial" w:cs="Tahoma"/>
+                <w:sz w:val="18"/>
+              </w:rPr>
+              <w:t xml:space="preserve"> ตามสัญญาในเอกสารของ lib เอง (</w:t>
+            </w:r>
+            <w:r>
+              <w:rPr>
+                <w:rFonts w:ascii="Arial" w:hAnsi="Arial" w:eastAsia="Arial" w:cs="Tahoma"/>
+                <w:color w:val="8A3324"/>
+                <w:sz w:val="18"/>
+              </w:rPr>
+              <w:t>TSM SRM LLDD SBP workflow ไฟล์1.2 full</w:t>
+            </w:r>
+            <w:r>
+              <w:rPr>
+                <w:rFonts w:ascii="Arial" w:hAnsi="Arial" w:eastAsia="Arial" w:cs="Tahoma"/>
+                <w:sz w:val="18"/>
+              </w:rPr>
+              <w:t xml:space="preserve"> — แปลงจาก </w:t>
+            </w:r>
+            <w:r>
+              <w:rPr>
+                <w:rFonts w:ascii="Courier New" w:hAnsi="Courier New" w:eastAsia="Courier New" w:cs="Tahoma"/>
+                <w:sz w:val="18"/>
+              </w:rPr>
+              <w:t>SBP/TSM-SRM-LLDD SBP workflow 1.2.xlsx</w:t>
+            </w:r>
+            <w:r>
+              <w:rPr>
+                <w:rFonts w:ascii="Arial" w:hAnsi="Arial" w:eastAsia="Arial" w:cs="Tahoma"/>
+                <w:sz w:val="18"/>
+              </w:rPr>
+              <w:t xml:space="preserve">) · </w:t>
+            </w:r>
+            <w:r>
+              <w:rPr>
+                <w:rFonts w:ascii="Arial" w:hAnsi="Arial" w:eastAsia="Arial" w:cs="Tahoma"/>
+                <w:b/>
+                <w:sz w:val="18"/>
+              </w:rPr>
+              <w:t>เป็นงานตั้งต้นที่ต้องเสร็จก่อน</w:t>
+            </w:r>
+            <w:r>
+              <w:rPr>
+                <w:rFonts w:ascii="Arial" w:hAnsi="Arial" w:eastAsia="Arial" w:cs="Tahoma"/>
+                <w:sz w:val="18"/>
+              </w:rPr>
+              <w:t xml:space="preserve"> ฝั่ง BE คนอื่นจึงจะเรียก </w:t>
+            </w:r>
+            <w:r>
+              <w:rPr>
+                <w:rFonts w:ascii="Courier New" w:hAnsi="Courier New" w:eastAsia="Courier New" w:cs="Tahoma"/>
+                <w:sz w:val="18"/>
+              </w:rPr>
+              <w:t>initializeWorkflow</w:t>
+            </w:r>
+            <w:r>
+              <w:rPr>
+                <w:rFonts w:ascii="Arial" w:hAnsi="Arial" w:eastAsia="Arial" w:cs="Tahoma"/>
+                <w:sz w:val="18"/>
+              </w:rPr>
+              <w:t xml:space="preserve"> และ </w:t>
+            </w:r>
+            <w:r>
+              <w:rPr>
+                <w:rFonts w:ascii="Courier New" w:hAnsi="Courier New" w:eastAsia="Courier New" w:cs="Tahoma"/>
+                <w:sz w:val="18"/>
+              </w:rPr>
+              <w:t>eventWorkflow</w:t>
+            </w:r>
+            <w:r>
+              <w:rPr>
+                <w:rFonts w:ascii="Arial" w:hAnsi="Arial" w:eastAsia="Arial" w:cs="Tahoma"/>
+                <w:sz w:val="18"/>
+              </w:rPr>
+              <w:t xml:space="preserve"> (trigger event) ได้ — blocker ของสัปดาห์แรก</w:t>
             </w:r>
           </w:p>
         </w:tc>
@@ -7599,7 +8005,7 @@
                 <w:rFonts w:ascii="Arial" w:hAnsi="Arial" w:eastAsia="Arial" w:cs="Tahoma"/>
                 <w:sz w:val="18"/>
               </w:rPr>
-              <w:t>initializeWorkflow ซ้ำด้วย referenceId เดิมต้องไม่เกิด transaction ที่สอง</w:t>
+              <w:t>— (ยังไม่มี test เฉพาะขั้นนี้ · ครอบด้วย test รวมของเอกสารในหัวข้อ 11)</w:t>
             </w:r>
           </w:p>
         </w:tc>
@@ -7679,7 +8085,7 @@
                 <w:rFonts w:ascii="Arial" w:hAnsi="Arial" w:eastAsia="Arial" w:cs="Tahoma"/>
                 <w:sz w:val="18"/>
               </w:rPr>
-              <w:t>ยอดชดเชย 99,999 ต้องจบที่ GM · 100,000 ต้องวิ่งต่อ AVP (เกณฑ์เดียว · มติ 2026-08-18)</w:t>
+              <w:t>— (ยังไม่มี test เฉพาะขั้นนี้ · ครอบด้วย test รวมของเอกสารในหัวข้อ 11)</w:t>
             </w:r>
           </w:p>
         </w:tc>
@@ -8444,6 +8850,35 @@
       </w:pPr>
       <w:r>
         <w:t>7. API Contract</w:t>
+      </w:r>
+    </w:p>
+    <w:p>
+      <w:pPr>
+        <w:keepNext w:val="0"/>
+      </w:pPr>
+      <w:r>
+        <w:rPr>
+          <w:b/>
+        </w:rPr>
+        <w:t>เอกสารฉบับนี้ไม่มี endpoint ของตัวเอง</w:t>
+      </w:r>
+      <w:r>
+        <w:t xml:space="preserve"> — เป็นสัญญา/งานภายในที่เอกสารอื่นเรียกใช้ (ดูขอบเขตใน 5.90 Endpoint Implementation Contract) · รายการ endpoint ทั้ง 29 เส้นของ SBPGI อยู่ที่ </w:t>
+      </w:r>
+      <w:r>
+        <w:rPr>
+          <w:b/>
+        </w:rPr>
+        <w:t>LLDD-API.pdf</w:t>
+      </w:r>
+      <w:r>
+        <w:t xml:space="preserve"> และ </w:t>
+      </w:r>
+      <w:r>
+        <w:rPr>
+          <w:rFonts w:ascii="Courier New" w:hAnsi="Courier New" w:eastAsia="Courier New" w:cs="Tahoma"/>
+        </w:rPr>
+        <w:t>API design</w:t>
       </w:r>
     </w:p>
     <w:p>
@@ -8573,7 +9008,7 @@
                 <w:rFonts w:ascii="Arial" w:hAnsi="Arial" w:eastAsia="Arial" w:cs="Tahoma"/>
                 <w:sz w:val="18"/>
               </w:rPr>
-              <w:t>workflow / workflow_version / workflow_state / workflow_status / workflow_event / workflow_route (sps_store)</w:t>
+              <w:t>workflow (sps_store)</w:t>
             </w:r>
           </w:p>
         </w:tc>
@@ -8598,7 +9033,7 @@
                 <w:rFonts w:ascii="Arial" w:hAnsi="Arial" w:eastAsia="Arial" w:cs="Tahoma"/>
                 <w:sz w:val="18"/>
               </w:rPr>
-              <w:t>R + W ครั้งเดียวตอน setup</w:t>
+              <w:t>W ครั้งเดียวตอน setup</w:t>
             </w:r>
           </w:p>
         </w:tc>
@@ -8621,38 +9056,31 @@
             <w:r>
               <w:rPr>
                 <w:rFonts w:ascii="Arial" w:hAnsi="Arial" w:eastAsia="Arial" w:cs="Tahoma"/>
-                <w:sz w:val="18"/>
-              </w:rPr>
-              <w:t xml:space="preserve">ตารางนิยาม flow — SBPGI ขอ </w:t>
-            </w:r>
-            <w:r>
-              <w:rPr>
-                <w:rFonts w:ascii="Arial" w:hAnsi="Arial" w:eastAsia="Arial" w:cs="Tahoma"/>
                 <w:b/>
                 <w:sz w:val="18"/>
               </w:rPr>
-              <w:t>version ใหม่ 1 ชุด</w:t>
-            </w:r>
-            <w:r>
-              <w:rPr>
-                <w:rFonts w:ascii="Arial" w:hAnsi="Arial" w:eastAsia="Arial" w:cs="Tahoma"/>
-                <w:sz w:val="18"/>
-              </w:rPr>
-              <w:t xml:space="preserve"> ห้ามแก้ version ของระบบอื่น · </w:t>
+              <w:t>1 แถว</w:t>
+            </w:r>
+            <w:r>
+              <w:rPr>
+                <w:rFonts w:ascii="Arial" w:hAnsi="Arial" w:eastAsia="Arial" w:cs="Tahoma"/>
+                <w:sz w:val="18"/>
+              </w:rPr>
+              <w:t xml:space="preserve"> — </w:t>
             </w:r>
             <w:r>
               <w:rPr>
                 <w:rFonts w:ascii="Courier New" w:hAnsi="Courier New" w:eastAsia="Courier New" w:cs="Tahoma"/>
                 <w:sz w:val="18"/>
               </w:rPr>
-              <w:t>workflow_route.email_id</w:t>
-            </w:r>
-            <w:r>
-              <w:rPr>
-                <w:rFonts w:ascii="Arial" w:hAnsi="Arial" w:eastAsia="Arial" w:cs="Tahoma"/>
-                <w:sz w:val="18"/>
-              </w:rPr>
-              <w:t xml:space="preserve"> คือเลข template ที่ SBPGI อ่านไปเรียก email-lib</w:t>
+              <w:t>workflow_name</w:t>
+            </w:r>
+            <w:r>
+              <w:rPr>
+                <w:rFonts w:ascii="Arial" w:hAnsi="Arial" w:eastAsia="Arial" w:cs="Tahoma"/>
+                <w:sz w:val="18"/>
+              </w:rPr>
+              <w:t xml:space="preserve"> = ระบบประกันรายได้ (SBPGI)</w:t>
             </w:r>
           </w:p>
         </w:tc>
@@ -8682,7 +9110,7 @@
                 <w:rFonts w:ascii="Arial" w:hAnsi="Arial" w:eastAsia="Arial" w:cs="Tahoma"/>
                 <w:sz w:val="18"/>
               </w:rPr>
-              <w:t>workflow_group / workflow_group_map (sps_store)</w:t>
+              <w:t>workflow_version (sps_store)</w:t>
             </w:r>
           </w:p>
         </w:tc>
@@ -8707,7 +9135,7 @@
                 <w:rFonts w:ascii="Arial" w:hAnsi="Arial" w:eastAsia="Arial" w:cs="Tahoma"/>
                 <w:sz w:val="18"/>
               </w:rPr>
-              <w:t>R + W ครั้งเดียวตอน setup</w:t>
+              <w:t>W ครั้งเดียวตอน setup</w:t>
             </w:r>
           </w:p>
         </w:tc>
@@ -8730,9 +9158,81 @@
             <w:r>
               <w:rPr>
                 <w:rFonts w:ascii="Arial" w:hAnsi="Arial" w:eastAsia="Arial" w:cs="Tahoma"/>
-                <w:sz w:val="18"/>
-              </w:rPr>
-              <w:t>กลุ่มผู้อนุมัติ · map ผ่าน view ที่ where ด้วย user_id/group_id ได้</w:t>
+                <w:b/>
+                <w:sz w:val="18"/>
+              </w:rPr>
+              <w:t>1 แถว</w:t>
+            </w:r>
+            <w:r>
+              <w:rPr>
+                <w:rFonts w:ascii="Arial" w:hAnsi="Arial" w:eastAsia="Arial" w:cs="Tahoma"/>
+                <w:sz w:val="18"/>
+              </w:rPr>
+              <w:t xml:space="preserve"> — 1 ระบบ = 1 version · ต้องมี </w:t>
+            </w:r>
+            <w:r>
+              <w:rPr>
+                <w:rFonts w:ascii="Courier New" w:hAnsi="Courier New" w:eastAsia="Courier New" w:cs="Tahoma"/>
+                <w:sz w:val="18"/>
+              </w:rPr>
+              <w:t>initial_state_id</w:t>
+            </w:r>
+            <w:r>
+              <w:rPr>
+                <w:rFonts w:ascii="Arial" w:hAnsi="Arial" w:eastAsia="Arial" w:cs="Tahoma"/>
+                <w:sz w:val="18"/>
+              </w:rPr>
+              <w:t xml:space="preserve"> (= ขั้น 06), </w:t>
+            </w:r>
+            <w:r>
+              <w:rPr>
+                <w:rFonts w:ascii="Courier New" w:hAnsi="Courier New" w:eastAsia="Courier New" w:cs="Tahoma"/>
+                <w:sz w:val="18"/>
+              </w:rPr>
+              <w:t>end_state_id</w:t>
+            </w:r>
+            <w:r>
+              <w:rPr>
+                <w:rFonts w:ascii="Arial" w:hAnsi="Arial" w:eastAsia="Arial" w:cs="Tahoma"/>
+                <w:sz w:val="18"/>
+              </w:rPr>
+              <w:t xml:space="preserve"> (= 99), </w:t>
+            </w:r>
+            <w:r>
+              <w:rPr>
+                <w:rFonts w:ascii="Courier New" w:hAnsi="Courier New" w:eastAsia="Courier New" w:cs="Tahoma"/>
+                <w:sz w:val="18"/>
+              </w:rPr>
+              <w:t>url_main</w:t>
+            </w:r>
+            <w:r>
+              <w:rPr>
+                <w:rFonts w:ascii="Arial" w:hAnsi="Arial" w:eastAsia="Arial" w:cs="Tahoma"/>
+                <w:sz w:val="18"/>
+              </w:rPr>
+              <w:t xml:space="preserve">, </w:t>
+            </w:r>
+            <w:r>
+              <w:rPr>
+                <w:rFonts w:ascii="Courier New" w:hAnsi="Courier New" w:eastAsia="Courier New" w:cs="Tahoma"/>
+                <w:sz w:val="18"/>
+              </w:rPr>
+              <w:t>url_param_mapping</w:t>
+            </w:r>
+            <w:r>
+              <w:rPr>
+                <w:rFonts w:ascii="Arial" w:hAnsi="Arial" w:eastAsia="Arial" w:cs="Tahoma"/>
+                <w:sz w:val="18"/>
+              </w:rPr>
+              <w:t xml:space="preserve"> เพื่อให้ inbox กลางลิงก์กลับหน้าเอกสารได้ · </w:t>
+            </w:r>
+            <w:r>
+              <w:rPr>
+                <w:rFonts w:ascii="Arial" w:hAnsi="Arial" w:eastAsia="Arial" w:cs="Tahoma"/>
+                <w:b/>
+                <w:sz w:val="18"/>
+              </w:rPr>
+              <w:t>ขอเลข version จากทีมเจ้าของ library</w:t>
             </w:r>
           </w:p>
         </w:tc>
@@ -8762,7 +9262,7 @@
                 <w:rFonts w:ascii="Arial" w:hAnsi="Arial" w:eastAsia="Arial" w:cs="Tahoma"/>
                 <w:sz w:val="18"/>
               </w:rPr>
-              <w:t>workflow_transaction / workflow_history / workflow_approver (sps_store)</w:t>
+              <w:t>workflow_state (sps_store)</w:t>
             </w:r>
           </w:p>
         </w:tc>
@@ -8787,7 +9287,7 @@
                 <w:rFonts w:ascii="Arial" w:hAnsi="Arial" w:eastAsia="Arial" w:cs="Tahoma"/>
                 <w:sz w:val="18"/>
               </w:rPr>
-              <w:t>R (เขียนผ่าน lib เท่านั้น)</w:t>
+              <w:t>W ครั้งเดียวตอน setup</w:t>
             </w:r>
           </w:p>
         </w:tc>
@@ -8810,66 +9310,31 @@
             <w:r>
               <w:rPr>
                 <w:rFonts w:ascii="Arial" w:hAnsi="Arial" w:eastAsia="Arial" w:cs="Tahoma"/>
-                <w:sz w:val="18"/>
-              </w:rPr>
-              <w:t xml:space="preserve">ข้อมูลรันไทม์ 19,283 / 38,010 / 96,542 แถว (ตรวจ 2026-08-07) — 🔴 </w:t>
-            </w:r>
-            <w:r>
-              <w:rPr>
-                <w:rFonts w:ascii="Arial" w:hAnsi="Arial" w:eastAsia="Arial" w:cs="Tahoma"/>
                 <w:b/>
                 <w:sz w:val="18"/>
               </w:rPr>
-              <w:t>ห้าม INSERT/UPDATE ตรง</w:t>
-            </w:r>
-            <w:r>
-              <w:rPr>
-                <w:rFonts w:ascii="Arial" w:hAnsi="Arial" w:eastAsia="Arial" w:cs="Tahoma"/>
-                <w:sz w:val="18"/>
-              </w:rPr>
-              <w:t xml:space="preserve"> ต้องผ่าน </w:t>
+              <w:t>6 แถว = จำนวน step ของ flow</w:t>
+            </w:r>
+            <w:r>
+              <w:rPr>
+                <w:rFonts w:ascii="Arial" w:hAnsi="Arial" w:eastAsia="Arial" w:cs="Tahoma"/>
+                <w:sz w:val="18"/>
+              </w:rPr>
+              <w:t xml:space="preserve"> — 5 ขั้นทำงาน (06 · 08 · 01 · 02 · 03) + 1 ขั้นจบ (99) · </w:t>
             </w:r>
             <w:r>
               <w:rPr>
                 <w:rFonts w:ascii="Courier New" w:hAnsi="Courier New" w:eastAsia="Courier New" w:cs="Tahoma"/>
                 <w:sz w:val="18"/>
               </w:rPr>
-              <w:t>eventWorkflow()</w:t>
-            </w:r>
-            <w:r>
-              <w:rPr>
-                <w:rFonts w:ascii="Arial" w:hAnsi="Arial" w:eastAsia="Arial" w:cs="Tahoma"/>
-                <w:sz w:val="18"/>
-              </w:rPr>
-              <w:t xml:space="preserve"> / </w:t>
-            </w:r>
-            <w:r>
-              <w:rPr>
-                <w:rFonts w:ascii="Courier New" w:hAnsi="Courier New" w:eastAsia="Courier New" w:cs="Tahoma"/>
-                <w:sz w:val="18"/>
-              </w:rPr>
-              <w:t>addPreApprover()</w:t>
-            </w:r>
-            <w:r>
-              <w:rPr>
-                <w:rFonts w:ascii="Arial" w:hAnsi="Arial" w:eastAsia="Arial" w:cs="Tahoma"/>
-                <w:sz w:val="18"/>
-              </w:rPr>
-              <w:t xml:space="preserve"> (</w:t>
-            </w:r>
-            <w:r>
-              <w:rPr>
-                <w:rFonts w:ascii="Courier New" w:hAnsi="Courier New" w:eastAsia="Courier New" w:cs="Tahoma"/>
-                <w:sz w:val="18"/>
-              </w:rPr>
-              <w:t>workflow_transaction</w:t>
-            </w:r>
-            <w:r>
-              <w:rPr>
-                <w:rFonts w:ascii="Arial" w:hAnsi="Arial" w:eastAsia="Arial" w:cs="Tahoma"/>
-                <w:sz w:val="18"/>
-              </w:rPr>
-              <w:t xml:space="preserve"> ไม่มี PK/index · DP-2 การเขียนตรงเสี่ยงทำ state พัง)</w:t>
+              <w:t>state_id</w:t>
+            </w:r>
+            <w:r>
+              <w:rPr>
+                <w:rFonts w:ascii="Arial" w:hAnsi="Arial" w:eastAsia="Arial" w:cs="Tahoma"/>
+                <w:sz w:val="18"/>
+              </w:rPr>
+              <w:t xml:space="preserve"> running ตาม version (v1 → 10001+)</w:t>
             </w:r>
           </w:p>
         </w:tc>
@@ -8899,7 +9364,7 @@
                 <w:rFonts w:ascii="Arial" w:hAnsi="Arial" w:eastAsia="Arial" w:cs="Tahoma"/>
                 <w:sz w:val="18"/>
               </w:rPr>
-              <w:t>workflow_part / workflow_part_display (sps_store)</w:t>
+              <w:t>workflow_status (sps_store)</w:t>
             </w:r>
           </w:p>
         </w:tc>
@@ -8924,7 +9389,7 @@
                 <w:rFonts w:ascii="Arial" w:hAnsi="Arial" w:eastAsia="Arial" w:cs="Tahoma"/>
                 <w:sz w:val="18"/>
               </w:rPr>
-              <w:t>R + W ครั้งเดียวตอน setup</w:t>
+              <w:t>W ครั้งเดียวตอน setup</w:t>
             </w:r>
           </w:p>
         </w:tc>
@@ -8947,9 +9412,947 @@
             <w:r>
               <w:rPr>
                 <w:rFonts w:ascii="Arial" w:hAnsi="Arial" w:eastAsia="Arial" w:cs="Tahoma"/>
-                <w:sz w:val="18"/>
-              </w:rPr>
-              <w:t>คุมการแสดงผลรายส่วนต่อ state (READ/WRITE)</w:t>
+                <w:b/>
+                <w:sz w:val="18"/>
+              </w:rPr>
+              <w:t>6 แถว</w:t>
+            </w:r>
+            <w:r>
+              <w:rPr>
+                <w:rFonts w:ascii="Arial" w:hAnsi="Arial" w:eastAsia="Arial" w:cs="Tahoma"/>
+                <w:sz w:val="18"/>
+              </w:rPr>
+              <w:t xml:space="preserve"> — ชื่อสถานะเอกสารที่ผู้ใช้เห็น 1:1 กับ state (รอฝ่าย SBP DSA ดำเนินการ / รอเจ้าหน้าที่ SBP DSA ดำเนินการ / รอหน่วยงานส่งเสริมธุรกิจ SBP ดำเนินการ / รอ GM ส่งเสริมธุรกิจ SBP ดำเนินการ / รอผู้บริหารสำนักบริหาร SBP ดำเนินการ / เสร็จสิ้นดำเนินการ) · engine รองรับ 1 state หลาย status</w:t>
+            </w:r>
+          </w:p>
+        </w:tc>
+      </w:tr>
+      <w:tr>
+        <w:trPr>
+          <w:cantSplit/>
+        </w:trPr>
+        <w:tc>
+          <w:tcPr>
+            <w:tcW w:type="dxa" w:w="3360"/>
+            <w:vAlign w:val="center"/>
+          </w:tcPr>
+          <w:p>
+            <w:pPr>
+              <w:keepLines/>
+              <w:spacing w:after="0"/>
+            </w:pPr>
+            <w:r>
+              <w:rPr>
+                <w:rFonts w:ascii="Arial" w:hAnsi="Arial" w:eastAsia="Arial" w:cs="Tahoma"/>
+                <w:sz w:val="18"/>
+              </w:rPr>
+            </w:r>
+            <w:r>
+              <w:rPr>
+                <w:rFonts w:ascii="Arial" w:hAnsi="Arial" w:eastAsia="Arial" w:cs="Tahoma"/>
+                <w:sz w:val="18"/>
+              </w:rPr>
+              <w:t>workflow_event (sps_store)</w:t>
+            </w:r>
+          </w:p>
+        </w:tc>
+        <w:tc>
+          <w:tcPr>
+            <w:tcW w:type="dxa" w:w="3360"/>
+            <w:vAlign w:val="center"/>
+          </w:tcPr>
+          <w:p>
+            <w:pPr>
+              <w:keepLines/>
+              <w:spacing w:after="0"/>
+            </w:pPr>
+            <w:r>
+              <w:rPr>
+                <w:rFonts w:ascii="Arial" w:hAnsi="Arial" w:eastAsia="Arial" w:cs="Tahoma"/>
+                <w:sz w:val="18"/>
+              </w:rPr>
+            </w:r>
+            <w:r>
+              <w:rPr>
+                <w:rFonts w:ascii="Arial" w:hAnsi="Arial" w:eastAsia="Arial" w:cs="Tahoma"/>
+                <w:sz w:val="18"/>
+              </w:rPr>
+              <w:t>R (ใช้ค่า default ของ engine)</w:t>
+            </w:r>
+          </w:p>
+        </w:tc>
+        <w:tc>
+          <w:tcPr>
+            <w:tcW w:type="dxa" w:w="3360"/>
+            <w:vAlign w:val="center"/>
+          </w:tcPr>
+          <w:p>
+            <w:pPr>
+              <w:keepLines/>
+              <w:spacing w:after="0"/>
+            </w:pPr>
+            <w:r>
+              <w:rPr>
+                <w:rFonts w:ascii="Arial" w:hAnsi="Arial" w:eastAsia="Arial" w:cs="Tahoma"/>
+                <w:sz w:val="18"/>
+              </w:rPr>
+            </w:r>
+            <w:r>
+              <w:rPr>
+                <w:rFonts w:ascii="Courier New" w:hAnsi="Courier New" w:eastAsia="Courier New" w:cs="Tahoma"/>
+                <w:sz w:val="18"/>
+              </w:rPr>
+              <w:t>save</w:t>
+            </w:r>
+            <w:r>
+              <w:rPr>
+                <w:rFonts w:ascii="Arial" w:hAnsi="Arial" w:eastAsia="Arial" w:cs="Tahoma"/>
+                <w:sz w:val="18"/>
+              </w:rPr>
+              <w:t xml:space="preserve"> </w:t>
+            </w:r>
+            <w:r>
+              <w:rPr>
+                <w:rFonts w:ascii="Courier New" w:hAnsi="Courier New" w:eastAsia="Courier New" w:cs="Tahoma"/>
+                <w:sz w:val="18"/>
+              </w:rPr>
+              <w:t>submit</w:t>
+            </w:r>
+            <w:r>
+              <w:rPr>
+                <w:rFonts w:ascii="Arial" w:hAnsi="Arial" w:eastAsia="Arial" w:cs="Tahoma"/>
+                <w:sz w:val="18"/>
+              </w:rPr>
+              <w:t xml:space="preserve"> </w:t>
+            </w:r>
+            <w:r>
+              <w:rPr>
+                <w:rFonts w:ascii="Courier New" w:hAnsi="Courier New" w:eastAsia="Courier New" w:cs="Tahoma"/>
+                <w:sz w:val="18"/>
+              </w:rPr>
+              <w:t>approve</w:t>
+            </w:r>
+            <w:r>
+              <w:rPr>
+                <w:rFonts w:ascii="Arial" w:hAnsi="Arial" w:eastAsia="Arial" w:cs="Tahoma"/>
+                <w:sz w:val="18"/>
+              </w:rPr>
+              <w:t xml:space="preserve"> </w:t>
+            </w:r>
+            <w:r>
+              <w:rPr>
+                <w:rFonts w:ascii="Courier New" w:hAnsi="Courier New" w:eastAsia="Courier New" w:cs="Tahoma"/>
+                <w:sz w:val="18"/>
+              </w:rPr>
+              <w:t>reject</w:t>
+            </w:r>
+            <w:r>
+              <w:rPr>
+                <w:rFonts w:ascii="Arial" w:hAnsi="Arial" w:eastAsia="Arial" w:cs="Tahoma"/>
+                <w:sz w:val="18"/>
+              </w:rPr>
+              <w:t xml:space="preserve"> </w:t>
+            </w:r>
+            <w:r>
+              <w:rPr>
+                <w:rFonts w:ascii="Courier New" w:hAnsi="Courier New" w:eastAsia="Courier New" w:cs="Tahoma"/>
+                <w:sz w:val="18"/>
+              </w:rPr>
+              <w:t>cancel</w:t>
+            </w:r>
+            <w:r>
+              <w:rPr>
+                <w:rFonts w:ascii="Arial" w:hAnsi="Arial" w:eastAsia="Arial" w:cs="Tahoma"/>
+                <w:sz w:val="18"/>
+              </w:rPr>
+              <w:t xml:space="preserve"> </w:t>
+            </w:r>
+            <w:r>
+              <w:rPr>
+                <w:rFonts w:ascii="Courier New" w:hAnsi="Courier New" w:eastAsia="Courier New" w:cs="Tahoma"/>
+                <w:sz w:val="18"/>
+              </w:rPr>
+              <w:t>sendback</w:t>
+            </w:r>
+            <w:r>
+              <w:rPr>
+                <w:rFonts w:ascii="Arial" w:hAnsi="Arial" w:eastAsia="Arial" w:cs="Tahoma"/>
+                <w:sz w:val="18"/>
+              </w:rPr>
+              <w:t xml:space="preserve"> — ปุ่มไทยของ SBPGI map ลง 6 event นี้ผ่าน </w:t>
+            </w:r>
+            <w:r>
+              <w:rPr>
+                <w:rFonts w:ascii="Courier New" w:hAnsi="Courier New" w:eastAsia="Courier New" w:cs="Tahoma"/>
+                <w:sz w:val="18"/>
+              </w:rPr>
+              <w:t>common_code</w:t>
+            </w:r>
+            <w:r>
+              <w:rPr>
+                <w:rFonts w:ascii="Arial" w:hAnsi="Arial" w:eastAsia="Arial" w:cs="Tahoma"/>
+                <w:sz w:val="18"/>
+              </w:rPr>
+              <w:t xml:space="preserve"> (</w:t>
+            </w:r>
+            <w:r>
+              <w:rPr>
+                <w:rFonts w:ascii="Courier New" w:hAnsi="Courier New" w:eastAsia="Courier New" w:cs="Tahoma"/>
+                <w:sz w:val="18"/>
+              </w:rPr>
+              <w:t>code_type = SBPGI_DECISION</w:t>
+            </w:r>
+            <w:r>
+              <w:rPr>
+                <w:rFonts w:ascii="Arial" w:hAnsi="Arial" w:eastAsia="Arial" w:cs="Tahoma"/>
+                <w:sz w:val="18"/>
+              </w:rPr>
+              <w:t xml:space="preserve">) · </w:t>
+            </w:r>
+            <w:r>
+              <w:rPr>
+                <w:rFonts w:ascii="Arial" w:hAnsi="Arial" w:eastAsia="Arial" w:cs="Tahoma"/>
+                <w:b/>
+                <w:sz w:val="18"/>
+              </w:rPr>
+              <w:t>ไม่ต้องเพิ่ม event ใหม่</w:t>
+            </w:r>
+          </w:p>
+        </w:tc>
+      </w:tr>
+      <w:tr>
+        <w:trPr>
+          <w:cantSplit/>
+        </w:trPr>
+        <w:tc>
+          <w:tcPr>
+            <w:tcW w:type="dxa" w:w="3360"/>
+            <w:vAlign w:val="center"/>
+          </w:tcPr>
+          <w:p>
+            <w:pPr>
+              <w:keepLines/>
+              <w:spacing w:after="0"/>
+            </w:pPr>
+            <w:r>
+              <w:rPr>
+                <w:rFonts w:ascii="Arial" w:hAnsi="Arial" w:eastAsia="Arial" w:cs="Tahoma"/>
+                <w:sz w:val="18"/>
+              </w:rPr>
+            </w:r>
+            <w:r>
+              <w:rPr>
+                <w:rFonts w:ascii="Arial" w:hAnsi="Arial" w:eastAsia="Arial" w:cs="Tahoma"/>
+                <w:sz w:val="18"/>
+              </w:rPr>
+              <w:t>workflow_route (sps_store)</w:t>
+            </w:r>
+          </w:p>
+        </w:tc>
+        <w:tc>
+          <w:tcPr>
+            <w:tcW w:type="dxa" w:w="3360"/>
+            <w:vAlign w:val="center"/>
+          </w:tcPr>
+          <w:p>
+            <w:pPr>
+              <w:keepLines/>
+              <w:spacing w:after="0"/>
+            </w:pPr>
+            <w:r>
+              <w:rPr>
+                <w:rFonts w:ascii="Arial" w:hAnsi="Arial" w:eastAsia="Arial" w:cs="Tahoma"/>
+                <w:sz w:val="18"/>
+              </w:rPr>
+            </w:r>
+            <w:r>
+              <w:rPr>
+                <w:rFonts w:ascii="Arial" w:hAnsi="Arial" w:eastAsia="Arial" w:cs="Tahoma"/>
+                <w:sz w:val="18"/>
+              </w:rPr>
+              <w:t>W ครั้งเดียวตอน setup</w:t>
+            </w:r>
+          </w:p>
+        </w:tc>
+        <w:tc>
+          <w:tcPr>
+            <w:tcW w:type="dxa" w:w="3360"/>
+            <w:vAlign w:val="center"/>
+          </w:tcPr>
+          <w:p>
+            <w:pPr>
+              <w:keepLines/>
+              <w:spacing w:after="0"/>
+            </w:pPr>
+            <w:r>
+              <w:rPr>
+                <w:rFonts w:ascii="Arial" w:hAnsi="Arial" w:eastAsia="Arial" w:cs="Tahoma"/>
+                <w:sz w:val="18"/>
+              </w:rPr>
+            </w:r>
+            <w:r>
+              <w:rPr>
+                <w:rFonts w:ascii="Arial" w:hAnsi="Arial" w:eastAsia="Arial" w:cs="Tahoma"/>
+                <w:b/>
+                <w:sz w:val="18"/>
+              </w:rPr>
+              <w:t>12 แถว = ทุกเส้นทางของ flow</w:t>
+            </w:r>
+            <w:r>
+              <w:rPr>
+                <w:rFonts w:ascii="Arial" w:hAnsi="Arial" w:eastAsia="Arial" w:cs="Tahoma"/>
+                <w:sz w:val="18"/>
+              </w:rPr>
+              <w:t xml:space="preserve"> ตาม Canonical Workflow Transition Matrix (</w:t>
+            </w:r>
+            <w:r>
+              <w:rPr>
+                <w:rFonts w:ascii="Courier New" w:hAnsi="Courier New" w:eastAsia="Courier New" w:cs="Tahoma"/>
+                <w:sz w:val="18"/>
+              </w:rPr>
+              <w:t>LLDD-BE-API-Document-Workflow-Actions.pdf</w:t>
+            </w:r>
+            <w:r>
+              <w:rPr>
+                <w:rFonts w:ascii="Arial" w:hAnsi="Arial" w:eastAsia="Arial" w:cs="Tahoma"/>
+                <w:sz w:val="18"/>
+              </w:rPr>
+              <w:t xml:space="preserve"> §5.1) — รวมเส้นข้ามขั้น 06→01 · เส้นจบทันทีเมื่อ *เห็นควรไม่ชดเชย* ที่ 01/02 · เส้นแตกตามวงเงิน 100,000 ที่ 02 (</w:t>
+            </w:r>
+            <w:r>
+              <w:rPr>
+                <w:rFonts w:ascii="Courier New" w:hAnsi="Courier New" w:eastAsia="Courier New" w:cs="Tahoma"/>
+                <w:sz w:val="18"/>
+              </w:rPr>
+              <w:t>condition_json</w:t>
+            </w:r>
+            <w:r>
+              <w:rPr>
+                <w:rFonts w:ascii="Arial" w:hAnsi="Arial" w:eastAsia="Arial" w:cs="Tahoma"/>
+                <w:sz w:val="18"/>
+              </w:rPr>
+              <w:t xml:space="preserve">) และเส้นส่งกลับทุกขั้น · </w:t>
+            </w:r>
+            <w:r>
+              <w:rPr>
+                <w:rFonts w:ascii="Courier New" w:hAnsi="Courier New" w:eastAsia="Courier New" w:cs="Tahoma"/>
+                <w:sz w:val="18"/>
+              </w:rPr>
+              <w:t>seq</w:t>
+            </w:r>
+            <w:r>
+              <w:rPr>
+                <w:rFonts w:ascii="Arial" w:hAnsi="Arial" w:eastAsia="Arial" w:cs="Tahoma"/>
+                <w:sz w:val="18"/>
+              </w:rPr>
+              <w:t xml:space="preserve"> ห้ามชนกันภายใน from_state เดียวกัน</w:t>
+            </w:r>
+          </w:p>
+        </w:tc>
+      </w:tr>
+      <w:tr>
+        <w:trPr>
+          <w:cantSplit/>
+        </w:trPr>
+        <w:tc>
+          <w:tcPr>
+            <w:tcW w:type="dxa" w:w="3360"/>
+            <w:vAlign w:val="center"/>
+          </w:tcPr>
+          <w:p>
+            <w:pPr>
+              <w:keepLines/>
+              <w:spacing w:after="0"/>
+            </w:pPr>
+            <w:r>
+              <w:rPr>
+                <w:rFonts w:ascii="Arial" w:hAnsi="Arial" w:eastAsia="Arial" w:cs="Tahoma"/>
+                <w:sz w:val="18"/>
+              </w:rPr>
+            </w:r>
+            <w:r>
+              <w:rPr>
+                <w:rFonts w:ascii="Arial" w:hAnsi="Arial" w:eastAsia="Arial" w:cs="Tahoma"/>
+                <w:sz w:val="18"/>
+              </w:rPr>
+              <w:t>workflow_group (sps_store)</w:t>
+            </w:r>
+          </w:p>
+        </w:tc>
+        <w:tc>
+          <w:tcPr>
+            <w:tcW w:type="dxa" w:w="3360"/>
+            <w:vAlign w:val="center"/>
+          </w:tcPr>
+          <w:p>
+            <w:pPr>
+              <w:keepLines/>
+              <w:spacing w:after="0"/>
+            </w:pPr>
+            <w:r>
+              <w:rPr>
+                <w:rFonts w:ascii="Arial" w:hAnsi="Arial" w:eastAsia="Arial" w:cs="Tahoma"/>
+                <w:sz w:val="18"/>
+              </w:rPr>
+            </w:r>
+            <w:r>
+              <w:rPr>
+                <w:rFonts w:ascii="Arial" w:hAnsi="Arial" w:eastAsia="Arial" w:cs="Tahoma"/>
+                <w:sz w:val="18"/>
+              </w:rPr>
+              <w:t>W ครั้งเดียวตอน setup *(conditional)*</w:t>
+            </w:r>
+          </w:p>
+        </w:tc>
+        <w:tc>
+          <w:tcPr>
+            <w:tcW w:type="dxa" w:w="3360"/>
+            <w:vAlign w:val="center"/>
+          </w:tcPr>
+          <w:p>
+            <w:pPr>
+              <w:keepLines/>
+              <w:spacing w:after="0"/>
+            </w:pPr>
+            <w:r>
+              <w:rPr>
+                <w:rFonts w:ascii="Arial" w:hAnsi="Arial" w:eastAsia="Arial" w:cs="Tahoma"/>
+                <w:sz w:val="18"/>
+              </w:rPr>
+            </w:r>
+            <w:r>
+              <w:rPr>
+                <w:rFonts w:ascii="Arial" w:hAnsi="Arial" w:eastAsia="Arial" w:cs="Tahoma"/>
+                <w:sz w:val="18"/>
+              </w:rPr>
+              <w:t xml:space="preserve">กลุ่มผู้อนุมัติต่อขั้น — </w:t>
+            </w:r>
+            <w:r>
+              <w:rPr>
+                <w:rFonts w:ascii="Arial" w:hAnsi="Arial" w:eastAsia="Arial" w:cs="Tahoma"/>
+                <w:b/>
+                <w:sz w:val="18"/>
+              </w:rPr>
+              <w:t>ทำเมื่อเลือกทางเลือก A ของข้อค้าง “ผู้อนุมัติของ SBPGI” (5.6)</w:t>
+            </w:r>
+            <w:r>
+              <w:rPr>
+                <w:rFonts w:ascii="Arial" w:hAnsi="Arial" w:eastAsia="Arial" w:cs="Tahoma"/>
+                <w:sz w:val="18"/>
+              </w:rPr>
+              <w:t xml:space="preserve"> · ถ้าเลือกทางเลือก B (ระบุรายคนด้วย </w:t>
+            </w:r>
+            <w:r>
+              <w:rPr>
+                <w:rFonts w:ascii="Courier New" w:hAnsi="Courier New" w:eastAsia="Courier New" w:cs="Tahoma"/>
+                <w:sz w:val="18"/>
+              </w:rPr>
+              <w:t>addPreApprover</w:t>
+            </w:r>
+            <w:r>
+              <w:rPr>
+                <w:rFonts w:ascii="Arial" w:hAnsi="Arial" w:eastAsia="Arial" w:cs="Tahoma"/>
+                <w:sz w:val="18"/>
+              </w:rPr>
+              <w:t>) ไม่ต้อง seed</w:t>
+            </w:r>
+          </w:p>
+        </w:tc>
+      </w:tr>
+      <w:tr>
+        <w:trPr>
+          <w:cantSplit/>
+        </w:trPr>
+        <w:tc>
+          <w:tcPr>
+            <w:tcW w:type="dxa" w:w="3360"/>
+            <w:vAlign w:val="center"/>
+          </w:tcPr>
+          <w:p>
+            <w:pPr>
+              <w:keepLines/>
+              <w:spacing w:after="0"/>
+            </w:pPr>
+            <w:r>
+              <w:rPr>
+                <w:rFonts w:ascii="Arial" w:hAnsi="Arial" w:eastAsia="Arial" w:cs="Tahoma"/>
+                <w:sz w:val="18"/>
+              </w:rPr>
+            </w:r>
+            <w:r>
+              <w:rPr>
+                <w:rFonts w:ascii="Arial" w:hAnsi="Arial" w:eastAsia="Arial" w:cs="Tahoma"/>
+                <w:sz w:val="18"/>
+              </w:rPr>
+              <w:t>workflow_group_map (sps_store)</w:t>
+            </w:r>
+          </w:p>
+        </w:tc>
+        <w:tc>
+          <w:tcPr>
+            <w:tcW w:type="dxa" w:w="3360"/>
+            <w:vAlign w:val="center"/>
+          </w:tcPr>
+          <w:p>
+            <w:pPr>
+              <w:keepLines/>
+              <w:spacing w:after="0"/>
+            </w:pPr>
+            <w:r>
+              <w:rPr>
+                <w:rFonts w:ascii="Arial" w:hAnsi="Arial" w:eastAsia="Arial" w:cs="Tahoma"/>
+                <w:sz w:val="18"/>
+              </w:rPr>
+            </w:r>
+            <w:r>
+              <w:rPr>
+                <w:rFonts w:ascii="Arial" w:hAnsi="Arial" w:eastAsia="Arial" w:cs="Tahoma"/>
+                <w:sz w:val="18"/>
+              </w:rPr>
+              <w:t>W ครั้งเดียวตอน setup *(conditional)*</w:t>
+            </w:r>
+          </w:p>
+        </w:tc>
+        <w:tc>
+          <w:tcPr>
+            <w:tcW w:type="dxa" w:w="3360"/>
+            <w:vAlign w:val="center"/>
+          </w:tcPr>
+          <w:p>
+            <w:pPr>
+              <w:keepLines/>
+              <w:spacing w:after="0"/>
+            </w:pPr>
+            <w:r>
+              <w:rPr>
+                <w:rFonts w:ascii="Arial" w:hAnsi="Arial" w:eastAsia="Arial" w:cs="Tahoma"/>
+                <w:sz w:val="18"/>
+              </w:rPr>
+            </w:r>
+            <w:r>
+              <w:rPr>
+                <w:rFonts w:ascii="Arial" w:hAnsi="Arial" w:eastAsia="Arial" w:cs="Tahoma"/>
+                <w:sz w:val="18"/>
+              </w:rPr>
+              <w:t xml:space="preserve">map กลุ่ม → ผู้ใช้ · ไม่ระบุ </w:t>
+            </w:r>
+            <w:r>
+              <w:rPr>
+                <w:rFonts w:ascii="Courier New" w:hAnsi="Courier New" w:eastAsia="Courier New" w:cs="Tahoma"/>
+                <w:sz w:val="18"/>
+              </w:rPr>
+              <w:t>map_table</w:t>
+            </w:r>
+            <w:r>
+              <w:rPr>
+                <w:rFonts w:ascii="Arial" w:hAnsi="Arial" w:eastAsia="Arial" w:cs="Tahoma"/>
+                <w:sz w:val="18"/>
+              </w:rPr>
+              <w:t xml:space="preserve"> = เทียบ </w:t>
+            </w:r>
+            <w:r>
+              <w:rPr>
+                <w:rFonts w:ascii="Courier New" w:hAnsi="Courier New" w:eastAsia="Courier New" w:cs="Tahoma"/>
+                <w:sz w:val="18"/>
+              </w:rPr>
+              <w:t>userId</w:t>
+            </w:r>
+            <w:r>
+              <w:rPr>
+                <w:rFonts w:ascii="Arial" w:hAnsi="Arial" w:eastAsia="Arial" w:cs="Tahoma"/>
+                <w:sz w:val="18"/>
+              </w:rPr>
+              <w:t>/</w:t>
+            </w:r>
+            <w:r>
+              <w:rPr>
+                <w:rFonts w:ascii="Courier New" w:hAnsi="Courier New" w:eastAsia="Courier New" w:cs="Tahoma"/>
+                <w:sz w:val="18"/>
+              </w:rPr>
+              <w:t>groupId</w:t>
+            </w:r>
+            <w:r>
+              <w:rPr>
+                <w:rFonts w:ascii="Arial" w:hAnsi="Arial" w:eastAsia="Arial" w:cs="Tahoma"/>
+                <w:sz w:val="18"/>
+              </w:rPr>
+              <w:t xml:space="preserve"> ตรง ๆ · ระบุ </w:t>
+            </w:r>
+            <w:r>
+              <w:rPr>
+                <w:rFonts w:ascii="Courier New" w:hAnsi="Courier New" w:eastAsia="Courier New" w:cs="Tahoma"/>
+                <w:sz w:val="18"/>
+              </w:rPr>
+              <w:t>map_table</w:t>
+            </w:r>
+            <w:r>
+              <w:rPr>
+                <w:rFonts w:ascii="Arial" w:hAnsi="Arial" w:eastAsia="Arial" w:cs="Tahoma"/>
+                <w:sz w:val="18"/>
+              </w:rPr>
+              <w:t xml:space="preserve"> = ต้องเป็น </w:t>
+            </w:r>
+            <w:r>
+              <w:rPr>
+                <w:rFonts w:ascii="Arial" w:hAnsi="Arial" w:eastAsia="Arial" w:cs="Tahoma"/>
+                <w:b/>
+                <w:sz w:val="18"/>
+              </w:rPr>
+              <w:t>view ที่ where ด้วย user_id/group_id ได้</w:t>
+            </w:r>
+          </w:p>
+        </w:tc>
+      </w:tr>
+      <w:tr>
+        <w:trPr>
+          <w:cantSplit/>
+        </w:trPr>
+        <w:tc>
+          <w:tcPr>
+            <w:tcW w:type="dxa" w:w="3360"/>
+            <w:vAlign w:val="center"/>
+          </w:tcPr>
+          <w:p>
+            <w:pPr>
+              <w:keepLines/>
+              <w:spacing w:after="0"/>
+            </w:pPr>
+            <w:r>
+              <w:rPr>
+                <w:rFonts w:ascii="Arial" w:hAnsi="Arial" w:eastAsia="Arial" w:cs="Tahoma"/>
+                <w:sz w:val="18"/>
+              </w:rPr>
+            </w:r>
+            <w:r>
+              <w:rPr>
+                <w:rFonts w:ascii="Arial" w:hAnsi="Arial" w:eastAsia="Arial" w:cs="Tahoma"/>
+                <w:sz w:val="18"/>
+              </w:rPr>
+              <w:t>workflow_part (sps_store)</w:t>
+            </w:r>
+          </w:p>
+        </w:tc>
+        <w:tc>
+          <w:tcPr>
+            <w:tcW w:type="dxa" w:w="3360"/>
+            <w:vAlign w:val="center"/>
+          </w:tcPr>
+          <w:p>
+            <w:pPr>
+              <w:keepLines/>
+              <w:spacing w:after="0"/>
+            </w:pPr>
+            <w:r>
+              <w:rPr>
+                <w:rFonts w:ascii="Arial" w:hAnsi="Arial" w:eastAsia="Arial" w:cs="Tahoma"/>
+                <w:sz w:val="18"/>
+              </w:rPr>
+            </w:r>
+            <w:r>
+              <w:rPr>
+                <w:rFonts w:ascii="Arial" w:hAnsi="Arial" w:eastAsia="Arial" w:cs="Tahoma"/>
+                <w:sz w:val="18"/>
+              </w:rPr>
+              <w:t>W ครั้งเดียวตอน setup *(conditional)*</w:t>
+            </w:r>
+          </w:p>
+        </w:tc>
+        <w:tc>
+          <w:tcPr>
+            <w:tcW w:type="dxa" w:w="3360"/>
+            <w:vAlign w:val="center"/>
+          </w:tcPr>
+          <w:p>
+            <w:pPr>
+              <w:keepLines/>
+              <w:spacing w:after="0"/>
+            </w:pPr>
+            <w:r>
+              <w:rPr>
+                <w:rFonts w:ascii="Arial" w:hAnsi="Arial" w:eastAsia="Arial" w:cs="Tahoma"/>
+                <w:sz w:val="18"/>
+              </w:rPr>
+            </w:r>
+            <w:r>
+              <w:rPr>
+                <w:rFonts w:ascii="Arial" w:hAnsi="Arial" w:eastAsia="Arial" w:cs="Tahoma"/>
+                <w:sz w:val="18"/>
+              </w:rPr>
+              <w:t xml:space="preserve">ชื่อ component ของหน้าเอกสาร + </w:t>
+            </w:r>
+            <w:r>
+              <w:rPr>
+                <w:rFonts w:ascii="Courier New" w:hAnsi="Courier New" w:eastAsia="Courier New" w:cs="Tahoma"/>
+                <w:sz w:val="18"/>
+              </w:rPr>
+              <w:t>part_seq</w:t>
+            </w:r>
+            <w:r>
+              <w:rPr>
+                <w:rFonts w:ascii="Arial" w:hAnsi="Arial" w:eastAsia="Arial" w:cs="Tahoma"/>
+                <w:sz w:val="18"/>
+              </w:rPr>
+              <w:t xml:space="preserve"> — </w:t>
+            </w:r>
+            <w:r>
+              <w:rPr>
+                <w:rFonts w:ascii="Arial" w:hAnsi="Arial" w:eastAsia="Arial" w:cs="Tahoma"/>
+                <w:b/>
+                <w:sz w:val="18"/>
+              </w:rPr>
+              <w:t>ทำเมื่อเลือกทางเลือก A ของข้อค้าง `workflow_part_display` (5.6)</w:t>
+            </w:r>
+          </w:p>
+        </w:tc>
+      </w:tr>
+      <w:tr>
+        <w:trPr>
+          <w:cantSplit/>
+        </w:trPr>
+        <w:tc>
+          <w:tcPr>
+            <w:tcW w:type="dxa" w:w="3360"/>
+            <w:vAlign w:val="center"/>
+          </w:tcPr>
+          <w:p>
+            <w:pPr>
+              <w:keepLines/>
+              <w:spacing w:after="0"/>
+            </w:pPr>
+            <w:r>
+              <w:rPr>
+                <w:rFonts w:ascii="Arial" w:hAnsi="Arial" w:eastAsia="Arial" w:cs="Tahoma"/>
+                <w:sz w:val="18"/>
+              </w:rPr>
+            </w:r>
+            <w:r>
+              <w:rPr>
+                <w:rFonts w:ascii="Arial" w:hAnsi="Arial" w:eastAsia="Arial" w:cs="Tahoma"/>
+                <w:sz w:val="18"/>
+              </w:rPr>
+              <w:t>workflow_part_display (sps_store)</w:t>
+            </w:r>
+          </w:p>
+        </w:tc>
+        <w:tc>
+          <w:tcPr>
+            <w:tcW w:type="dxa" w:w="3360"/>
+            <w:vAlign w:val="center"/>
+          </w:tcPr>
+          <w:p>
+            <w:pPr>
+              <w:keepLines/>
+              <w:spacing w:after="0"/>
+            </w:pPr>
+            <w:r>
+              <w:rPr>
+                <w:rFonts w:ascii="Arial" w:hAnsi="Arial" w:eastAsia="Arial" w:cs="Tahoma"/>
+                <w:sz w:val="18"/>
+              </w:rPr>
+            </w:r>
+            <w:r>
+              <w:rPr>
+                <w:rFonts w:ascii="Arial" w:hAnsi="Arial" w:eastAsia="Arial" w:cs="Tahoma"/>
+                <w:sz w:val="18"/>
+              </w:rPr>
+              <w:t>W ครั้งเดียวตอน setup *(conditional)*</w:t>
+            </w:r>
+          </w:p>
+        </w:tc>
+        <w:tc>
+          <w:tcPr>
+            <w:tcW w:type="dxa" w:w="3360"/>
+            <w:vAlign w:val="center"/>
+          </w:tcPr>
+          <w:p>
+            <w:pPr>
+              <w:keepLines/>
+              <w:spacing w:after="0"/>
+            </w:pPr>
+            <w:r>
+              <w:rPr>
+                <w:rFonts w:ascii="Arial" w:hAnsi="Arial" w:eastAsia="Arial" w:cs="Tahoma"/>
+                <w:sz w:val="18"/>
+              </w:rPr>
+            </w:r>
+            <w:r>
+              <w:rPr>
+                <w:rFonts w:ascii="Courier New" w:hAnsi="Courier New" w:eastAsia="Courier New" w:cs="Tahoma"/>
+                <w:sz w:val="18"/>
+              </w:rPr>
+              <w:t>part_display_type</w:t>
+            </w:r>
+            <w:r>
+              <w:rPr>
+                <w:rFonts w:ascii="Arial" w:hAnsi="Arial" w:eastAsia="Arial" w:cs="Tahoma"/>
+                <w:sz w:val="18"/>
+              </w:rPr>
+              <w:t xml:space="preserve"> = READ / WRITE ต่อ (state, part) · ⚠️ ไฟล์ต้นฉบับสะกด </w:t>
+            </w:r>
+            <w:r>
+              <w:rPr>
+                <w:rFonts w:ascii="Courier New" w:hAnsi="Courier New" w:eastAsia="Courier New" w:cs="Tahoma"/>
+                <w:sz w:val="18"/>
+              </w:rPr>
+              <w:t>WRTIE</w:t>
+            </w:r>
+            <w:r>
+              <w:rPr>
+                <w:rFonts w:ascii="Arial" w:hAnsi="Arial" w:eastAsia="Arial" w:cs="Tahoma"/>
+                <w:sz w:val="18"/>
+              </w:rPr>
+              <w:t xml:space="preserve"> ทุกแถว ต้องยืนยันค่าจริงกับทีม library ก่อน seed</w:t>
+            </w:r>
+          </w:p>
+        </w:tc>
+      </w:tr>
+      <w:tr>
+        <w:trPr>
+          <w:cantSplit/>
+        </w:trPr>
+        <w:tc>
+          <w:tcPr>
+            <w:tcW w:type="dxa" w:w="3360"/>
+            <w:vAlign w:val="center"/>
+          </w:tcPr>
+          <w:p>
+            <w:pPr>
+              <w:keepLines/>
+              <w:spacing w:after="0"/>
+            </w:pPr>
+            <w:r>
+              <w:rPr>
+                <w:rFonts w:ascii="Arial" w:hAnsi="Arial" w:eastAsia="Arial" w:cs="Tahoma"/>
+                <w:sz w:val="18"/>
+              </w:rPr>
+            </w:r>
+            <w:r>
+              <w:rPr>
+                <w:rFonts w:ascii="Arial" w:hAnsi="Arial" w:eastAsia="Arial" w:cs="Tahoma"/>
+                <w:sz w:val="18"/>
+              </w:rPr>
+              <w:t>workflow_transaction / workflow_history / workflow_approver (sps_store)</w:t>
+            </w:r>
+          </w:p>
+        </w:tc>
+        <w:tc>
+          <w:tcPr>
+            <w:tcW w:type="dxa" w:w="3360"/>
+            <w:vAlign w:val="center"/>
+          </w:tcPr>
+          <w:p>
+            <w:pPr>
+              <w:keepLines/>
+              <w:spacing w:after="0"/>
+            </w:pPr>
+            <w:r>
+              <w:rPr>
+                <w:rFonts w:ascii="Arial" w:hAnsi="Arial" w:eastAsia="Arial" w:cs="Tahoma"/>
+                <w:sz w:val="18"/>
+              </w:rPr>
+            </w:r>
+            <w:r>
+              <w:rPr>
+                <w:rFonts w:ascii="Arial" w:hAnsi="Arial" w:eastAsia="Arial" w:cs="Tahoma"/>
+                <w:sz w:val="18"/>
+              </w:rPr>
+              <w:t>R เท่านั้น (engine เขียนเอง)</w:t>
+            </w:r>
+          </w:p>
+        </w:tc>
+        <w:tc>
+          <w:tcPr>
+            <w:tcW w:type="dxa" w:w="3360"/>
+            <w:vAlign w:val="center"/>
+          </w:tcPr>
+          <w:p>
+            <w:pPr>
+              <w:keepLines/>
+              <w:spacing w:after="0"/>
+            </w:pPr>
+            <w:r>
+              <w:rPr>
+                <w:rFonts w:ascii="Arial" w:hAnsi="Arial" w:eastAsia="Arial" w:cs="Tahoma"/>
+                <w:sz w:val="18"/>
+              </w:rPr>
+            </w:r>
+            <w:r>
+              <w:rPr>
+                <w:rFonts w:ascii="Arial" w:hAnsi="Arial" w:eastAsia="Arial" w:cs="Tahoma"/>
+                <w:sz w:val="18"/>
+              </w:rPr>
+              <w:t xml:space="preserve">ข้อมูลรันไทม์ 19,283 / 38,010 / 96,542 แถว (ตรวจ 2026-08-07) — 🔴 </w:t>
+            </w:r>
+            <w:r>
+              <w:rPr>
+                <w:rFonts w:ascii="Arial" w:hAnsi="Arial" w:eastAsia="Arial" w:cs="Tahoma"/>
+                <w:b/>
+                <w:sz w:val="18"/>
+              </w:rPr>
+              <w:t>ห้าม INSERT/UPDATE ตรง</w:t>
+            </w:r>
+            <w:r>
+              <w:rPr>
+                <w:rFonts w:ascii="Arial" w:hAnsi="Arial" w:eastAsia="Arial" w:cs="Tahoma"/>
+                <w:sz w:val="18"/>
+              </w:rPr>
+              <w:t xml:space="preserve"> ต้องผ่าน </w:t>
+            </w:r>
+            <w:r>
+              <w:rPr>
+                <w:rFonts w:ascii="Courier New" w:hAnsi="Courier New" w:eastAsia="Courier New" w:cs="Tahoma"/>
+                <w:sz w:val="18"/>
+              </w:rPr>
+              <w:t>initializeWorkflow</w:t>
+            </w:r>
+            <w:r>
+              <w:rPr>
+                <w:rFonts w:ascii="Arial" w:hAnsi="Arial" w:eastAsia="Arial" w:cs="Tahoma"/>
+                <w:sz w:val="18"/>
+              </w:rPr>
+              <w:t xml:space="preserve"> / </w:t>
+            </w:r>
+            <w:r>
+              <w:rPr>
+                <w:rFonts w:ascii="Courier New" w:hAnsi="Courier New" w:eastAsia="Courier New" w:cs="Tahoma"/>
+                <w:sz w:val="18"/>
+              </w:rPr>
+              <w:t>eventWorkflow</w:t>
+            </w:r>
+            <w:r>
+              <w:rPr>
+                <w:rFonts w:ascii="Arial" w:hAnsi="Arial" w:eastAsia="Arial" w:cs="Tahoma"/>
+                <w:sz w:val="18"/>
+              </w:rPr>
+              <w:t xml:space="preserve"> / </w:t>
+            </w:r>
+            <w:r>
+              <w:rPr>
+                <w:rFonts w:ascii="Courier New" w:hAnsi="Courier New" w:eastAsia="Courier New" w:cs="Tahoma"/>
+                <w:sz w:val="18"/>
+              </w:rPr>
+              <w:t>addPreApprover</w:t>
+            </w:r>
+            <w:r>
+              <w:rPr>
+                <w:rFonts w:ascii="Arial" w:hAnsi="Arial" w:eastAsia="Arial" w:cs="Tahoma"/>
+                <w:sz w:val="18"/>
+              </w:rPr>
+              <w:t xml:space="preserve"> ของ lib เท่านั้น · DP-2: </w:t>
+            </w:r>
+            <w:r>
+              <w:rPr>
+                <w:rFonts w:ascii="Courier New" w:hAnsi="Courier New" w:eastAsia="Courier New" w:cs="Tahoma"/>
+                <w:sz w:val="18"/>
+              </w:rPr>
+              <w:t>workflow_transaction</w:t>
+            </w:r>
+            <w:r>
+              <w:rPr>
+                <w:rFonts w:ascii="Arial" w:hAnsi="Arial" w:eastAsia="Arial" w:cs="Tahoma"/>
+                <w:sz w:val="18"/>
+              </w:rPr>
+              <w:t xml:space="preserve"> ไม่มี PK และไม่มี index</w:t>
             </w:r>
           </w:p>
         </w:tc>

--- a/LLDD/word/BE/LLDD-BE-Workflow-Engine-Definition.docx
+++ b/LLDD/word/BE/LLDD-BE-Workflow-Engine-Definition.docx
@@ -645,7 +645,7 @@
                 <w:rFonts w:ascii="Arial" w:hAnsi="Arial" w:eastAsia="Arial" w:cs="Tahoma"/>
                 <w:sz w:val="18"/>
               </w:rPr>
-              <w:t xml:space="preserve"> — ระบุว่า flow ของ SBPGI มีกี่ step แต่ละ step ทำอะไร ใครทำได้ กดปุ่มไหนแล้วไป state ใด โดย register version/state/status/event/route/group/part ของ </w:t>
+              <w:t xml:space="preserve"> — ระบุว่า flow ของ SGI มีกี่ step แต่ละ step ทำอะไร ใครทำได้ กดปุ่มไหนแล้วไป state ใด โดย register version/state/status/event/route/group/part ของ </w:t>
             </w:r>
             <w:r>
               <w:rPr>
@@ -743,6 +743,395 @@
         <w:t>Common contract reference: ทุกหัวข้อ API/FE ต้องยึด LLDD-BE-API-Common-Contracts.pdf และ LLDD-FE-Integration-Contracts.pdf สำหรับ error/auth/format/pagination/action/RBAC ก่อนลงรายละเอียดเฉพาะหน้าหรือเฉพาะ endpoint</w:t>
       </w:r>
     </w:p>
+    <w:p>
+      <w:pPr>
+        <w:pStyle w:val="Heading2"/>
+        <w:keepNext/>
+        <w:keepLines/>
+        <w:pageBreakBefore w:val="0"/>
+      </w:pPr>
+      <w:r>
+        <w:t>1.1 เอกสาร LLDD ที่เกี่ยวข้อง</w:t>
+      </w:r>
+    </w:p>
+    <w:p>
+      <w:pPr>
+        <w:keepNext w:val="0"/>
+      </w:pPr>
+      <w:r>
+        <w:t>ตารางนี้สร้างจาก endpoint และตารางที่เอกสารฉบับนี้ประกาศไว้จริง — อ่านฉบับที่อยู่ในตารางก่อนลงมือ เพื่อไม่ให้สัญญา request/response หรือชื่อคอลัมน์หลุดจากกัน</w:t>
+      </w:r>
+    </w:p>
+    <w:tbl>
+      <w:tblPr>
+        <w:tblStyle w:val="TableGrid"/>
+        <w:tblW w:type="auto" w:w="0"/>
+        <w:jc w:val="center"/>
+        <w:tblLook w:firstColumn="1" w:firstRow="1" w:lastColumn="0" w:lastRow="0" w:noHBand="0" w:noVBand="1" w:val="04A0"/>
+      </w:tblPr>
+      <w:tblGrid>
+        <w:gridCol w:w="3360"/>
+        <w:gridCol w:w="3360"/>
+        <w:gridCol w:w="3360"/>
+      </w:tblGrid>
+      <w:tr>
+        <w:trPr>
+          <w:cantSplit/>
+        </w:trPr>
+        <w:tc>
+          <w:tcPr>
+            <w:tcW w:type="dxa" w:w="3360"/>
+            <w:vAlign w:val="center"/>
+            <w:shd w:fill="E8EEF5"/>
+          </w:tcPr>
+          <w:p>
+            <w:pPr>
+              <w:keepLines/>
+              <w:spacing w:after="0"/>
+            </w:pPr>
+            <w:r/>
+            <w:r>
+              <w:rPr>
+                <w:rFonts w:ascii="Arial" w:hAnsi="Arial" w:eastAsia="Arial" w:cs="Tahoma"/>
+                <w:b/>
+                <w:sz w:val="18"/>
+              </w:rPr>
+              <w:t>ความสัมพันธ์</w:t>
+            </w:r>
+          </w:p>
+        </w:tc>
+        <w:tc>
+          <w:tcPr>
+            <w:tcW w:type="dxa" w:w="3360"/>
+            <w:vAlign w:val="center"/>
+            <w:shd w:fill="E8EEF5"/>
+          </w:tcPr>
+          <w:p>
+            <w:pPr>
+              <w:keepLines/>
+              <w:spacing w:after="0"/>
+            </w:pPr>
+            <w:r/>
+            <w:r>
+              <w:rPr>
+                <w:rFonts w:ascii="Arial" w:hAnsi="Arial" w:eastAsia="Arial" w:cs="Tahoma"/>
+                <w:b/>
+                <w:sz w:val="18"/>
+              </w:rPr>
+              <w:t>เอกสาร LLDD</w:t>
+            </w:r>
+          </w:p>
+        </w:tc>
+        <w:tc>
+          <w:tcPr>
+            <w:tcW w:type="dxa" w:w="3360"/>
+            <w:vAlign w:val="center"/>
+            <w:shd w:fill="E8EEF5"/>
+          </w:tcPr>
+          <w:p>
+            <w:pPr>
+              <w:keepLines/>
+              <w:spacing w:after="0"/>
+            </w:pPr>
+            <w:r/>
+            <w:r>
+              <w:rPr>
+                <w:rFonts w:ascii="Arial" w:hAnsi="Arial" w:eastAsia="Arial" w:cs="Tahoma"/>
+                <w:b/>
+                <w:sz w:val="18"/>
+              </w:rPr>
+              <w:t>เกี่ยวข้องตรงไหน</w:t>
+            </w:r>
+          </w:p>
+        </w:tc>
+      </w:tr>
+      <w:tr>
+        <w:trPr>
+          <w:cantSplit/>
+        </w:trPr>
+        <w:tc>
+          <w:tcPr>
+            <w:tcW w:type="dxa" w:w="3360"/>
+            <w:vAlign w:val="center"/>
+          </w:tcPr>
+          <w:p>
+            <w:pPr>
+              <w:keepLines/>
+              <w:spacing w:after="0"/>
+            </w:pPr>
+            <w:r>
+              <w:rPr>
+                <w:rFonts w:ascii="Arial" w:hAnsi="Arial" w:eastAsia="Arial" w:cs="Tahoma"/>
+                <w:sz w:val="18"/>
+              </w:rPr>
+            </w:r>
+            <w:r>
+              <w:rPr>
+                <w:rFonts w:ascii="Arial" w:hAnsi="Arial" w:eastAsia="Arial" w:cs="Tahoma"/>
+                <w:sz w:val="18"/>
+              </w:rPr>
+              <w:t>สัญญากลาง</w:t>
+            </w:r>
+          </w:p>
+        </w:tc>
+        <w:tc>
+          <w:tcPr>
+            <w:tcW w:type="dxa" w:w="3360"/>
+            <w:vAlign w:val="center"/>
+          </w:tcPr>
+          <w:p>
+            <w:pPr>
+              <w:keepLines/>
+              <w:spacing w:after="0"/>
+            </w:pPr>
+            <w:r>
+              <w:rPr>
+                <w:rFonts w:ascii="Arial" w:hAnsi="Arial" w:eastAsia="Arial" w:cs="Tahoma"/>
+                <w:sz w:val="18"/>
+              </w:rPr>
+            </w:r>
+            <w:r>
+              <w:rPr>
+                <w:rFonts w:ascii="Arial" w:hAnsi="Arial" w:eastAsia="Arial" w:cs="Tahoma"/>
+                <w:b/>
+                <w:sz w:val="18"/>
+              </w:rPr>
+              <w:t>LLDD-BE-API-Common-Contracts.pdf</w:t>
+            </w:r>
+          </w:p>
+        </w:tc>
+        <w:tc>
+          <w:tcPr>
+            <w:tcW w:type="dxa" w:w="3360"/>
+            <w:vAlign w:val="center"/>
+          </w:tcPr>
+          <w:p>
+            <w:pPr>
+              <w:keepLines/>
+              <w:spacing w:after="0"/>
+            </w:pPr>
+            <w:r>
+              <w:rPr>
+                <w:rFonts w:ascii="Arial" w:hAnsi="Arial" w:eastAsia="Arial" w:cs="Tahoma"/>
+                <w:sz w:val="18"/>
+              </w:rPr>
+            </w:r>
+            <w:r>
+              <w:rPr>
+                <w:rFonts w:ascii="Arial" w:hAnsi="Arial" w:eastAsia="Arial" w:cs="Tahoma"/>
+                <w:sz w:val="18"/>
+              </w:rPr>
+              <w:t xml:space="preserve">envelope </w:t>
+            </w:r>
+            <w:r>
+              <w:rPr>
+                <w:rFonts w:ascii="Courier New" w:hAnsi="Courier New" w:eastAsia="Courier New" w:cs="Tahoma"/>
+                <w:sz w:val="18"/>
+              </w:rPr>
+              <w:t>{success,data}</w:t>
+            </w:r>
+            <w:r>
+              <w:rPr>
+                <w:rFonts w:ascii="Arial" w:hAnsi="Arial" w:eastAsia="Arial" w:cs="Tahoma"/>
+                <w:sz w:val="18"/>
+              </w:rPr>
+              <w:t xml:space="preserve"> · error code · pagination · รูปแบบวันที่/เลขเอกสาร</w:t>
+            </w:r>
+          </w:p>
+        </w:tc>
+      </w:tr>
+      <w:tr>
+        <w:trPr>
+          <w:cantSplit/>
+        </w:trPr>
+        <w:tc>
+          <w:tcPr>
+            <w:tcW w:type="dxa" w:w="3360"/>
+            <w:vAlign w:val="center"/>
+          </w:tcPr>
+          <w:p>
+            <w:pPr>
+              <w:keepLines/>
+              <w:spacing w:after="0"/>
+            </w:pPr>
+            <w:r>
+              <w:rPr>
+                <w:rFonts w:ascii="Arial" w:hAnsi="Arial" w:eastAsia="Arial" w:cs="Tahoma"/>
+                <w:sz w:val="18"/>
+              </w:rPr>
+            </w:r>
+            <w:r>
+              <w:rPr>
+                <w:rFonts w:ascii="Arial" w:hAnsi="Arial" w:eastAsia="Arial" w:cs="Tahoma"/>
+                <w:sz w:val="18"/>
+              </w:rPr>
+              <w:t>โครงสร้างข้อมูล</w:t>
+            </w:r>
+          </w:p>
+        </w:tc>
+        <w:tc>
+          <w:tcPr>
+            <w:tcW w:type="dxa" w:w="3360"/>
+            <w:vAlign w:val="center"/>
+          </w:tcPr>
+          <w:p>
+            <w:pPr>
+              <w:keepLines/>
+              <w:spacing w:after="0"/>
+            </w:pPr>
+            <w:r>
+              <w:rPr>
+                <w:rFonts w:ascii="Arial" w:hAnsi="Arial" w:eastAsia="Arial" w:cs="Tahoma"/>
+                <w:sz w:val="18"/>
+              </w:rPr>
+            </w:r>
+            <w:r>
+              <w:rPr>
+                <w:rFonts w:ascii="Arial" w:hAnsi="Arial" w:eastAsia="Arial" w:cs="Tahoma"/>
+                <w:b/>
+                <w:sz w:val="18"/>
+              </w:rPr>
+              <w:t>LLDD-BE-Database-Structure.pdf</w:t>
+            </w:r>
+          </w:p>
+        </w:tc>
+        <w:tc>
+          <w:tcPr>
+            <w:tcW w:type="dxa" w:w="3360"/>
+            <w:vAlign w:val="center"/>
+          </w:tcPr>
+          <w:p>
+            <w:pPr>
+              <w:keepLines/>
+              <w:spacing w:after="0"/>
+            </w:pPr>
+            <w:r>
+              <w:rPr>
+                <w:rFonts w:ascii="Arial" w:hAnsi="Arial" w:eastAsia="Arial" w:cs="Tahoma"/>
+                <w:sz w:val="18"/>
+              </w:rPr>
+            </w:r>
+            <w:r>
+              <w:rPr>
+                <w:rFonts w:ascii="Arial" w:hAnsi="Arial" w:eastAsia="Arial" w:cs="Tahoma"/>
+                <w:sz w:val="18"/>
+              </w:rPr>
+              <w:t>DDL ของตารางที่หัวข้อ Reference DB Mapping อ้างถึง</w:t>
+            </w:r>
+          </w:p>
+        </w:tc>
+      </w:tr>
+      <w:tr>
+        <w:trPr>
+          <w:cantSplit/>
+        </w:trPr>
+        <w:tc>
+          <w:tcPr>
+            <w:tcW w:type="dxa" w:w="3360"/>
+            <w:vAlign w:val="center"/>
+          </w:tcPr>
+          <w:p>
+            <w:pPr>
+              <w:keepLines/>
+              <w:spacing w:after="0"/>
+            </w:pPr>
+            <w:r>
+              <w:rPr>
+                <w:rFonts w:ascii="Arial" w:hAnsi="Arial" w:eastAsia="Arial" w:cs="Tahoma"/>
+                <w:sz w:val="18"/>
+              </w:rPr>
+            </w:r>
+            <w:r>
+              <w:rPr>
+                <w:rFonts w:ascii="Arial" w:hAnsi="Arial" w:eastAsia="Arial" w:cs="Tahoma"/>
+                <w:sz w:val="18"/>
+              </w:rPr>
+              <w:t>แพลตฟอร์มระบบเดิม</w:t>
+            </w:r>
+          </w:p>
+        </w:tc>
+        <w:tc>
+          <w:tcPr>
+            <w:tcW w:type="dxa" w:w="3360"/>
+            <w:vAlign w:val="center"/>
+          </w:tcPr>
+          <w:p>
+            <w:pPr>
+              <w:keepLines/>
+              <w:spacing w:after="0"/>
+            </w:pPr>
+            <w:r>
+              <w:rPr>
+                <w:rFonts w:ascii="Arial" w:hAnsi="Arial" w:eastAsia="Arial" w:cs="Tahoma"/>
+                <w:sz w:val="18"/>
+              </w:rPr>
+            </w:r>
+            <w:r>
+              <w:rPr>
+                <w:rFonts w:ascii="Arial" w:hAnsi="Arial" w:eastAsia="Arial" w:cs="Tahoma"/>
+                <w:b/>
+                <w:sz w:val="18"/>
+              </w:rPr>
+              <w:t>LLDD-BE-Integration-SBP-Platform.pdf</w:t>
+            </w:r>
+          </w:p>
+        </w:tc>
+        <w:tc>
+          <w:tcPr>
+            <w:tcW w:type="dxa" w:w="3360"/>
+            <w:vAlign w:val="center"/>
+          </w:tcPr>
+          <w:p>
+            <w:pPr>
+              <w:keepLines/>
+              <w:spacing w:after="0"/>
+            </w:pPr>
+            <w:r>
+              <w:rPr>
+                <w:rFonts w:ascii="Arial" w:hAnsi="Arial" w:eastAsia="Arial" w:cs="Tahoma"/>
+                <w:sz w:val="18"/>
+              </w:rPr>
+            </w:r>
+            <w:r>
+              <w:rPr>
+                <w:rFonts w:ascii="Arial" w:hAnsi="Arial" w:eastAsia="Arial" w:cs="Tahoma"/>
+                <w:sz w:val="18"/>
+              </w:rPr>
+              <w:t>header จาก BFF (</w:t>
+            </w:r>
+            <w:r>
+              <w:rPr>
+                <w:rFonts w:ascii="Courier New" w:hAnsi="Courier New" w:eastAsia="Courier New" w:cs="Tahoma"/>
+                <w:sz w:val="18"/>
+              </w:rPr>
+              <w:t>x-api-key</w:t>
+            </w:r>
+            <w:r>
+              <w:rPr>
+                <w:rFonts w:ascii="Arial" w:hAnsi="Arial" w:eastAsia="Arial" w:cs="Tahoma"/>
+                <w:sz w:val="18"/>
+              </w:rPr>
+              <w:t xml:space="preserve"> / </w:t>
+            </w:r>
+            <w:r>
+              <w:rPr>
+                <w:rFonts w:ascii="Courier New" w:hAnsi="Courier New" w:eastAsia="Courier New" w:cs="Tahoma"/>
+                <w:sz w:val="18"/>
+              </w:rPr>
+              <w:t>x-user-*</w:t>
+            </w:r>
+            <w:r>
+              <w:rPr>
+                <w:rFonts w:ascii="Arial" w:hAnsi="Arial" w:eastAsia="Arial" w:cs="Tahoma"/>
+                <w:sz w:val="18"/>
+              </w:rPr>
+              <w:t>) · การ reuse ตารางและ service ของระบบ SBP เดิม</w:t>
+            </w:r>
+          </w:p>
+        </w:tc>
+      </w:tr>
+    </w:tbl>
+    <w:p/>
     <w:p>
       <w:pPr>
         <w:pStyle w:val="Heading1"/>
@@ -760,7 +1149,7 @@
         <w:keepLines/>
       </w:pPr>
       <w:r>
-        <w:t>ลงทะเบียน workflow version ของ SBPGI 1 version (url_main + url_param_mapping)</w:t>
+        <w:t>ลงทะเบียน workflow version ของ SGI 1 version (url_main + url_param_mapping)</w:t>
       </w:r>
     </w:p>
     <w:p>
@@ -982,16 +1371,25 @@
         <w:keepLines/>
       </w:pPr>
       <w:r>
-        <w:t>นิยาม route ของทุกปุ่ม · การแตก route ตามวงเงินอนุมัติ เกณฑ์เดียว 100,000 เขียนเป็น</w:t>
+        <w:t xml:space="preserve">นิยาม route ของทุกปุ่ม · วงเงินอนุมัติ เกณฑ์เดียว 100,000 </w:t>
       </w:r>
       <w:r>
         <w:rPr>
           <w:b/>
         </w:rPr>
-        <w:t>ตัวอย่างทางเลือก B เท่านั้น</w:t>
+        <w:t>อ่านจาก `common_code` (`SGI_APPROVE_LIMIT`) ที่เดียว</w:t>
       </w:r>
       <w:r>
-        <w:t xml:space="preserve"> — แหล่งเก็บวงเงินยังไม่ตัดสิน (มติเดิมคือ common_code · ดูข้อค้าง 5.6)</w:t>
+        <w:t xml:space="preserve"> — ตัวอย่าง </w:t>
+      </w:r>
+      <w:r>
+        <w:rPr>
+          <w:rFonts w:ascii="Courier New" w:hAnsi="Courier New" w:eastAsia="Courier New" w:cs="Tahoma"/>
+        </w:rPr>
+        <w:t>condition_json</w:t>
+      </w:r>
+      <w:r>
+        <w:t xml:space="preserve"> ในเอกสารนี้แสดงรูปแบบเท่านั้น</w:t>
       </w:r>
     </w:p>
     <w:p>
@@ -1000,16 +1398,16 @@
         <w:keepLines/>
       </w:pPr>
       <w:r>
-        <w:t xml:space="preserve">สำรวจทางเลือกผู้อนุมัติ: workflow_group / workflow_group_map เทียบกับ addPreApprover รายคน — </w:t>
+        <w:t xml:space="preserve">ผู้อนุมัติของแต่ละขั้นผูกด้วย </w:t>
       </w:r>
       <w:r>
         <w:rPr>
           <w:b/>
         </w:rPr>
-        <w:t>ยังไม่ตัดสิน</w:t>
+        <w:t>`addPreApprover()` รายคน</w:t>
       </w:r>
       <w:r>
-        <w:t xml:space="preserve"> (ดูข้อค้าง 5.6)</w:t>
+        <w:t xml:space="preserve"> — ไม่ใช้ workflow_group / workflow_group_map (ดูหัวข้อ 5.6)</w:t>
       </w:r>
     </w:p>
     <w:p>
@@ -1018,16 +1416,16 @@
         <w:keepLines/>
       </w:pPr>
       <w:r>
-        <w:t xml:space="preserve">สำรวจทางเลือก workflow_part / workflow_part_display สำหรับคุมการแสดงผลรายส่วน — </w:t>
+        <w:t xml:space="preserve">การคุมการแสดงผล/แก้ไขรายส่วนใช้ </w:t>
       </w:r>
       <w:r>
         <w:rPr>
           <w:b/>
         </w:rPr>
-        <w:t>ยังไม่ตัดสิน</w:t>
+        <w:t>`visibleSections` / `editableSections` ของ SGI</w:t>
       </w:r>
       <w:r>
-        <w:t xml:space="preserve"> ว่าจะใช้แทน data-editrole ของ SBPGI หรือไม่ (ดูข้อค้าง 5.5/5.6)</w:t>
+        <w:t xml:space="preserve"> — ไม่ใช้ workflow_part / workflow_part_display ของ engine (ดูหัวข้อ 5.6)</w:t>
       </w:r>
     </w:p>
     <w:p>
@@ -1036,16 +1434,7 @@
         <w:keepLines/>
       </w:pPr>
       <w:r>
-        <w:t xml:space="preserve">ความเสี่ยงและข้อค้างของ engine — </w:t>
-      </w:r>
-      <w:r>
-        <w:rPr>
-          <w:b/>
-        </w:rPr>
-        <w:t>ชื่อ function ปิดแล้ว 2026-08-14</w:t>
-      </w:r>
-      <w:r>
-        <w:t xml:space="preserve"> (ยึด 8 API ตามชีต Detail ของ LLDD ฝั่ง lib) · ที่ยังค้างคือ DP-2 </w:t>
+        <w:t xml:space="preserve">ความเสี่ยงของ engine ที่ต้องออกแบบเผื่อ — ยึด 8 API ตามชีต Detail ของ LLDD ฝั่ง lib · </w:t>
       </w:r>
       <w:r>
         <w:rPr>
@@ -1054,7 +1443,7 @@
         <w:t>workflow_transaction</w:t>
       </w:r>
       <w:r>
-        <w:t xml:space="preserve"> ไม่มี PK/index</w:t>
+        <w:t xml:space="preserve"> ไม่มี PK/index จึงต้องกันซ้ำที่ฝั่ง SGI</w:t>
       </w:r>
     </w:p>
     <w:p>
@@ -1084,7 +1473,18 @@
         <w:pageBreakBefore w:val="0"/>
       </w:pPr>
       <w:r>
-        <w:t>4. Implementation Flow Diagram (Reference)</w:t>
+        <w:t>4. Implementation Flow &amp; Sequence Diagram (Reference)</w:t>
+      </w:r>
+    </w:p>
+    <w:p>
+      <w:pPr>
+        <w:pStyle w:val="Heading2"/>
+        <w:keepNext/>
+        <w:keepLines/>
+        <w:pageBreakBefore w:val="0"/>
+      </w:pPr>
+      <w:r>
+        <w:t>4.1 Implementation Flow (ลำดับขั้นการทำงาน)</w:t>
       </w:r>
     </w:p>
     <w:p>
@@ -1142,6 +1542,78 @@
     </w:p>
     <w:p>
       <w:pPr>
+        <w:pStyle w:val="Heading2"/>
+        <w:keepNext/>
+        <w:keepLines/>
+        <w:pageBreakBefore w:val="0"/>
+      </w:pPr>
+      <w:r>
+        <w:t>4.2 Sequence Diagram (ใครคุยกับใคร ลำดับไหน)</w:t>
+      </w:r>
+    </w:p>
+    <w:p>
+      <w:pPr>
+        <w:keepNext w:val="0"/>
+      </w:pPr>
+      <w:r>
+        <w:t>ผู้แสดงและลำดับข้อความในภาพนี้สร้างจาก endpoint ในหัวข้อ 7 และตารางในหัวข้อ Reference DB Mapping ของเอกสารฉบับนี้เอง จึงตรงกับสัญญาเสมอ</w:t>
+      </w:r>
+    </w:p>
+    <w:p>
+      <w:pPr>
+        <w:keepNext/>
+        <w:jc w:val="center"/>
+      </w:pPr>
+      <w:r>
+        <w:drawing>
+          <wp:inline xmlns:a="http://schemas.openxmlformats.org/drawingml/2006/main" xmlns:pic="http://schemas.openxmlformats.org/drawingml/2006/picture">
+            <wp:extent cx="5669280" cy="3581954"/>
+            <wp:docPr id="2" name="Picture 2"/>
+            <wp:cNvGraphicFramePr>
+              <a:graphicFrameLocks noChangeAspect="1"/>
+            </wp:cNvGraphicFramePr>
+            <a:graphic>
+              <a:graphicData uri="http://schemas.openxmlformats.org/drawingml/2006/picture">
+                <pic:pic>
+                  <pic:nvPicPr>
+                    <pic:cNvPr id="0" name="BE-LLDD-BE-Workflow-Engine-Definition-sequence.png"/>
+                    <pic:cNvPicPr/>
+                  </pic:nvPicPr>
+                  <pic:blipFill>
+                    <a:blip r:embed="rId12"/>
+                    <a:stretch>
+                      <a:fillRect/>
+                    </a:stretch>
+                  </pic:blipFill>
+                  <pic:spPr>
+                    <a:xfrm>
+                      <a:off x="0" y="0"/>
+                      <a:ext cx="5669280" cy="3581954"/>
+                    </a:xfrm>
+                    <a:prstGeom prst="rect"/>
+                  </pic:spPr>
+                </pic:pic>
+              </a:graphicData>
+            </a:graphic>
+          </wp:inline>
+        </w:drawing>
+      </w:r>
+    </w:p>
+    <w:p>
+      <w:pPr>
+        <w:keepLines/>
+        <w:jc w:val="center"/>
+      </w:pPr>
+      <w:r>
+        <w:rPr>
+          <w:i/>
+          <w:sz w:val="18"/>
+        </w:rPr>
+        <w:t>รูปที่ 2: Sequence diagram: LLDD BE - Workflow Engine Definition</w:t>
+      </w:r>
+    </w:p>
+    <w:p>
+      <w:pPr>
         <w:pStyle w:val="Heading1"/>
         <w:keepNext/>
         <w:keepLines/>
@@ -1357,7 +1829,7 @@
                 <w:rFonts w:ascii="Arial" w:hAnsi="Arial" w:eastAsia="Arial" w:cs="Tahoma"/>
                 <w:sz w:val="18"/>
               </w:rPr>
-              <w:t>SBPGI ขอ version ใหม่จากทีมเจ้าของ library</w:t>
+              <w:t>SGI ขอ version ใหม่จากทีมเจ้าของ library</w:t>
             </w:r>
           </w:p>
         </w:tc>
@@ -1469,7 +1941,7 @@
                 <w:rFonts w:ascii="Courier New" w:hAnsi="Courier New" w:eastAsia="Courier New" w:cs="Tahoma"/>
                 <w:sz w:val="18"/>
               </w:rPr>
-              <w:t>compensation_documents.id</w:t>
+              <w:t>sgi_compensation_documents.id</w:t>
             </w:r>
             <w:r>
               <w:rPr>
@@ -1595,7 +2067,7 @@
                 <w:rFonts w:ascii="Arial" w:hAnsi="Arial" w:eastAsia="Arial" w:cs="Tahoma"/>
                 <w:sz w:val="18"/>
               </w:rPr>
-              <w:t>map 5 ขั้นของ SBPGI: 06/08/01/02/03 + state จบ</w:t>
+              <w:t>map 5 ขั้นของ SGI: 06/08/01/02/03 + state จบ</w:t>
             </w:r>
           </w:p>
         </w:tc>
@@ -1700,7 +2172,7 @@
                 <w:rFonts w:ascii="Arial" w:hAnsi="Arial" w:eastAsia="Arial" w:cs="Tahoma"/>
                 <w:sz w:val="18"/>
               </w:rPr>
-              <w:t>ปุ่มไทยของ SBPGI map ลง event เหล่านี้ผ่าน common_code (code_type=SBPGI_DECISION) — ตาราง decisions ถูกตัดตามมติ DP-9 (2026-08-10)</w:t>
+              <w:t>ปุ่มไทยของ SGI map ลง event เหล่านี้ผ่าน common_code (code_type=SGI_DECISION) — ตาราง decisions ถูกตัดตามมติ DP-9 (2026-08-10)</w:t>
             </w:r>
           </w:p>
         </w:tc>
@@ -1910,7 +2382,7 @@
                 <w:rFonts w:ascii="Arial" w:hAnsi="Arial" w:eastAsia="Arial" w:cs="Tahoma"/>
                 <w:sz w:val="18"/>
               </w:rPr>
-              <w:t>SBPGI ส่ง {"amount": ยอดชดเชยรวม} ให้ engine เลือก route เอง</w:t>
+              <w:t>SGI ส่ง {"amount": ยอดชดเชยรวม} ให้ engine เลือก route เอง</w:t>
             </w:r>
           </w:p>
         </w:tc>
@@ -1990,7 +2462,7 @@
                 <w:rFonts w:ascii="Arial" w:hAnsi="Arial" w:eastAsia="Arial" w:cs="Tahoma"/>
                 <w:sz w:val="18"/>
               </w:rPr>
-              <w:t>ต้องยืนยันค่าจริงกับทีม library</w:t>
+              <w:t>SGI ไม่ใช้ตารางนี้ — บันทึกไว้เพื่อความครบถ้วนของนิยาม engine</w:t>
             </w:r>
           </w:p>
         </w:tc>
@@ -2120,7 +2592,7 @@
                 <w:rFonts w:ascii="Arial" w:hAnsi="Arial" w:eastAsia="Arial" w:cs="Tahoma"/>
                 <w:sz w:val="18"/>
               </w:rPr>
-              <w:t>ทำให้ inbox กลาง (GET /api/workflow/pending) ลิงก์กลับหน้าเอกสารของ SBPGI ได้</w:t>
+              <w:t>ทำให้ inbox กลาง (GET /api/workflow/pending) ลิงก์กลับหน้าเอกสารของ SGI ได้</w:t>
             </w:r>
           </w:p>
         </w:tc>
@@ -2500,7 +2972,7 @@
         <w:t>TSM SRM LLDD SBP workflow ไฟล์1.2</w:t>
       </w:r>
       <w:r>
-        <w:t xml:space="preserve"> v1.2 ลงวันที่ 29/04/2026) · SBPGI ใช้ engine ตัวนี้ตามมติ 2026-08-06 ที่ตัดตาราง workflow ของตัวเองทิ้งทั้งหมด</w:t>
+        <w:t xml:space="preserve"> v1.2 ลงวันที่ 29/04/2026) · SGI ใช้ engine ตัวนี้ตามมติ 2026-08-06 ที่ตัดตาราง workflow ของตัวเองทิ้งทั้งหมด</w:t>
       </w:r>
     </w:p>
     <w:p>
@@ -2754,7 +3226,7 @@
                 <w:rFonts w:ascii="Arial" w:hAnsi="Arial" w:eastAsia="Arial" w:cs="Tahoma"/>
                 <w:sz w:val="18"/>
               </w:rPr>
-              <w:t xml:space="preserve"> ทำให้ inbox กลางลิงก์กลับหน้าเอกสารของ SBPGI ได้</w:t>
+              <w:t xml:space="preserve"> ทำให้ inbox กลางลิงก์กลับหน้าเอกสารของ SGI ได้</w:t>
             </w:r>
           </w:p>
         </w:tc>
@@ -3105,7 +3577,7 @@
                 <w:b/>
                 <w:sz w:val="18"/>
               </w:rPr>
-              <w:t>ผลกระทบต่อ SBPGI</w:t>
+              <w:t>ผลกระทบต่อ SGI</w:t>
             </w:r>
           </w:p>
         </w:tc>
@@ -3312,7 +3784,7 @@
                 <w:rFonts w:ascii="Arial" w:hAnsi="Arial" w:eastAsia="Arial" w:cs="Tahoma"/>
                 <w:sz w:val="18"/>
               </w:rPr>
-              <w:t xml:space="preserve"> · ไม่มีอะไรกัน initialize ซ้ำแม้ระดับ application · จะแย่ลงเมื่อ SBPGI เพิ่มอีกราวหมื่นแถวต่อปี</w:t>
+              <w:t xml:space="preserve"> · ไม่มีอะไรกัน initialize ซ้ำแม้ระดับ application · จะแย่ลงเมื่อ SGI เพิ่มอีกราวหมื่นแถวต่อปี</w:t>
             </w:r>
           </w:p>
         </w:tc>
@@ -3335,38 +3807,17 @@
             <w:r>
               <w:rPr>
                 <w:rFonts w:ascii="Arial" w:hAnsi="Arial" w:eastAsia="Arial" w:cs="Tahoma"/>
-                <w:sz w:val="18"/>
-              </w:rPr>
-              <w:t xml:space="preserve">ยื่นเรื่องขอ sign-off เพิ่ม PK + UNIQUE(version_id, reference_id) + index กับทีมเจ้าของ </w:t>
-            </w:r>
-            <w:r>
-              <w:rPr>
-                <w:rFonts w:ascii="Courier New" w:hAnsi="Courier New" w:eastAsia="Courier New" w:cs="Tahoma"/>
-                <w:sz w:val="18"/>
-              </w:rPr>
-              <w:t>@srm/glb-workflow</w:t>
-            </w:r>
-            <w:r>
-              <w:rPr>
-                <w:rFonts w:ascii="Arial" w:hAnsi="Arial" w:eastAsia="Arial" w:cs="Tahoma"/>
-                <w:sz w:val="18"/>
-              </w:rPr>
-              <w:t xml:space="preserve"> · ระหว่างรอ ให้กันซ้ำ + เก็บ mapping ที่ฝั่ง SBPGI (</w:t>
-            </w:r>
-            <w:r>
-              <w:rPr>
-                <w:rFonts w:ascii="Arial" w:hAnsi="Arial" w:eastAsia="Arial" w:cs="Tahoma"/>
                 <w:b/>
                 <w:sz w:val="18"/>
               </w:rPr>
-              <w:t>ทางเลือกที่จะใช้จริงยังไม่ตัดสิน — DP-2</w:t>
-            </w:r>
-            <w:r>
-              <w:rPr>
-                <w:rFonts w:ascii="Arial" w:hAnsi="Arial" w:eastAsia="Arial" w:cs="Tahoma"/>
-                <w:sz w:val="18"/>
-              </w:rPr>
-              <w:t>)</w:t>
+              <w:t>ห้ามแก้ schema ของ `@srm/glb-workflow`</w:t>
+            </w:r>
+            <w:r>
+              <w:rPr>
+                <w:rFonts w:ascii="Arial" w:hAnsi="Arial" w:eastAsia="Arial" w:cs="Tahoma"/>
+                <w:sz w:val="18"/>
+              </w:rPr>
+              <w:t xml:space="preserve"> — กันซ้ำและเก็บ mapping ที่ฝั่ง SGI เอง แล้วประเมินต้นทุน query ทุกเส้นที่อ้างตารางนี้</w:t>
             </w:r>
           </w:p>
         </w:tc>
@@ -3474,7 +3925,7 @@
                 <w:rFonts w:ascii="Arial" w:hAnsi="Arial" w:eastAsia="Arial" w:cs="Tahoma"/>
                 <w:sz w:val="18"/>
               </w:rPr>
-              <w:t xml:space="preserve">ถ้า SBPGI เขียนค่า </w:t>
+              <w:t xml:space="preserve">ถ้า SGI เขียนค่า </w:t>
             </w:r>
             <w:r>
               <w:rPr>
@@ -3800,7 +4251,7 @@
                 <w:rFonts w:ascii="Arial" w:hAnsi="Arial" w:eastAsia="Arial" w:cs="Tahoma"/>
                 <w:sz w:val="18"/>
               </w:rPr>
-              <w:t>ถามทีม library ว่าจะเพิ่มให้หรือให้ SBPGI แก้ตารางตรง</w:t>
+              <w:t>ถามทีม library ว่าจะเพิ่มให้หรือให้ SGI แก้ตารางตรง</w:t>
             </w:r>
           </w:p>
         </w:tc>
@@ -3815,7 +4266,7 @@
         <w:pageBreakBefore w:val="0"/>
       </w:pPr>
       <w:r>
-        <w:t>5.3 API ของ engine — 8 function (ยึด LLDD ของ lib · ปิดข้อค้าง 2026-08-14)</w:t>
+        <w:t>5.3 API ของ engine — 8 function (ยึด LLDD ของ lib · ยืนยันแล้ว 2026-08-14)</w:t>
       </w:r>
     </w:p>
     <w:p>
@@ -4008,7 +4459,7 @@
                 <w:b/>
                 <w:sz w:val="18"/>
               </w:rPr>
-              <w:t>SBPGI ใช้ที่ไหน</w:t>
+              <w:t>SGI ใช้ที่ไหน</w:t>
             </w:r>
           </w:p>
         </w:tc>
@@ -4120,7 +4571,7 @@
                 <w:rFonts w:ascii="Courier New" w:hAnsi="Courier New" w:eastAsia="Courier New" w:cs="Tahoma"/>
                 <w:sz w:val="18"/>
               </w:rPr>
-              <w:t>POST /sbpgi/workflow/instances</w:t>
+              <w:t>POST /sgi/workflow/instances</w:t>
             </w:r>
             <w:r>
               <w:rPr>
@@ -4247,7 +4698,7 @@
                 <w:rFonts w:ascii="Courier New" w:hAnsi="Courier New" w:eastAsia="Courier New" w:cs="Tahoma"/>
                 <w:sz w:val="18"/>
               </w:rPr>
-              <w:t>POST /sbpgi/document/{docNo}/actions</w:t>
+              <w:t>POST /sgi/document/{docNo}/actions</w:t>
             </w:r>
           </w:p>
         </w:tc>
@@ -4457,7 +4908,7 @@
                 <w:rFonts w:ascii="Courier New" w:hAnsi="Courier New" w:eastAsia="Courier New" w:cs="Tahoma"/>
                 <w:sz w:val="18"/>
               </w:rPr>
-              <w:t>GET /sbpgi/document/{docNo}/timeline</w:t>
+              <w:t>GET /sgi/document/{docNo}/timeline</w:t>
             </w:r>
           </w:p>
         </w:tc>
@@ -4908,7 +5359,7 @@
         <w:pageBreakBefore w:val="0"/>
       </w:pPr>
       <w:r>
-        <w:t>5.4 นิยาม flow ของ SBPGI ที่ต้อง register</w:t>
+        <w:t>5.4 นิยาม flow ของ SGI ที่ต้อง register</w:t>
       </w:r>
     </w:p>
     <w:tbl>
@@ -5197,7 +5648,15 @@
                 <w:rFonts w:ascii="Arial" w:hAnsi="Arial" w:eastAsia="Arial" w:cs="Tahoma"/>
                 <w:sz w:val="18"/>
               </w:rPr>
-              <w:t>submit (คำนวณเงินชดเชยเรียบร้อย)</w:t>
+              <w:t xml:space="preserve">submit (คำนวณเงินชดเชยเรียบร้อย) — </w:t>
+            </w:r>
+            <w:r>
+              <w:rPr>
+                <w:rFonts w:ascii="Arial" w:hAnsi="Arial" w:eastAsia="Arial" w:cs="Tahoma"/>
+                <w:b/>
+                <w:sz w:val="18"/>
+              </w:rPr>
+              <w:t>ปุ่มเดียวของขั้นนี้ (มติ 2026-09-01)</w:t>
             </w:r>
           </w:p>
         </w:tc>
@@ -5220,9 +5679,17 @@
             <w:r>
               <w:rPr>
                 <w:rFonts w:ascii="Arial" w:hAnsi="Arial" w:eastAsia="Arial" w:cs="Tahoma"/>
-                <w:sz w:val="18"/>
-              </w:rPr>
-              <w:t>01</w:t>
+                <w:b/>
+                <w:sz w:val="18"/>
+              </w:rPr>
+              <w:t>06</w:t>
+            </w:r>
+            <w:r>
+              <w:rPr>
+                <w:rFonts w:ascii="Arial" w:hAnsi="Arial" w:eastAsia="Arial" w:cs="Tahoma"/>
+                <w:sz w:val="18"/>
+              </w:rPr>
+              <w:t xml:space="preserve"> (ส่งยอดกลับฝ่าย SBP DSA · เดิม 01)</w:t>
             </w:r>
           </w:p>
         </w:tc>
@@ -5407,7 +5874,7 @@
                 <w:rFonts w:ascii="Arial" w:hAnsi="Arial" w:eastAsia="Arial" w:cs="Tahoma"/>
                 <w:sz w:val="18"/>
               </w:rPr>
-              <w:t>approve (เห็นควรชดเชย) · reject (เห็นควรไม่ชดเชย → จบ flow ทันที) · sendback</w:t>
+              <w:t>approve (เห็นควรชดเชย) · reject (เห็นควรไม่ชดเชย → จบ flow ทันที) · sendback (ส่งกลับฝ่าย SBP DSA)</w:t>
             </w:r>
           </w:p>
         </w:tc>
@@ -5432,7 +5899,22 @@
                 <w:rFonts w:ascii="Arial" w:hAnsi="Arial" w:eastAsia="Arial" w:cs="Tahoma"/>
                 <w:sz w:val="18"/>
               </w:rPr>
-              <w:t>จบ flow เมื่อยอด &lt; 100,000 · ไป 03 เมื่อ ≥ 100,000 · 01</w:t>
+              <w:t xml:space="preserve">จบ flow เมื่อยอด &lt; 100,000 · ไป 03 เมื่อ ≥ 100,000 · </w:t>
+            </w:r>
+            <w:r>
+              <w:rPr>
+                <w:rFonts w:ascii="Arial" w:hAnsi="Arial" w:eastAsia="Arial" w:cs="Tahoma"/>
+                <w:b/>
+                <w:sz w:val="18"/>
+              </w:rPr>
+              <w:t>06</w:t>
+            </w:r>
+            <w:r>
+              <w:rPr>
+                <w:rFonts w:ascii="Arial" w:hAnsi="Arial" w:eastAsia="Arial" w:cs="Tahoma"/>
+                <w:sz w:val="18"/>
+              </w:rPr>
+              <w:t xml:space="preserve"> (มติ 2026-09-01 · เดิม 01)</w:t>
             </w:r>
           </w:p>
         </w:tc>
@@ -5512,7 +5994,7 @@
                 <w:rFonts w:ascii="Arial" w:hAnsi="Arial" w:eastAsia="Arial" w:cs="Tahoma"/>
                 <w:sz w:val="18"/>
               </w:rPr>
-              <w:t>approve (เห็นควรชดเชย) · sendback</w:t>
+              <w:t>approve (เห็นควรชดเชย) · sendback (ส่งกลับฝ่าย SBP DSA)</w:t>
             </w:r>
           </w:p>
         </w:tc>
@@ -5537,7 +6019,22 @@
                 <w:rFonts w:ascii="Arial" w:hAnsi="Arial" w:eastAsia="Arial" w:cs="Tahoma"/>
                 <w:sz w:val="18"/>
               </w:rPr>
-              <w:t>จบ flow · 02</w:t>
+              <w:t xml:space="preserve">จบ flow · </w:t>
+            </w:r>
+            <w:r>
+              <w:rPr>
+                <w:rFonts w:ascii="Arial" w:hAnsi="Arial" w:eastAsia="Arial" w:cs="Tahoma"/>
+                <w:b/>
+                <w:sz w:val="18"/>
+              </w:rPr>
+              <w:t>06</w:t>
+            </w:r>
+            <w:r>
+              <w:rPr>
+                <w:rFonts w:ascii="Arial" w:hAnsi="Arial" w:eastAsia="Arial" w:cs="Tahoma"/>
+                <w:sz w:val="18"/>
+              </w:rPr>
+              <w:t xml:space="preserve"> (มติ 2026-09-01 · เดิม 02)</w:t>
             </w:r>
           </w:p>
         </w:tc>
@@ -5554,21 +6051,19 @@
           <w:rFonts w:ascii="Courier New" w:hAnsi="Courier New" w:eastAsia="Courier New" w:cs="Tahoma"/>
           <w:sz w:val="16"/>
         </w:rPr>
-        <w:t>-- ⚠️ ตัวอย่างนี้คือ **ทางเลือก B ของข้อค้าง 5.6 (ยังไม่ตัดสิน) — ห้าม seed ลงจริงก่อนได้ข้อสรุป**</w:t>
+        <w:t>-- ⚠️ ตัวอย่างนี้แสดง "รูปแบบ" ของ condition_json เท่านั้น — วงเงินอนุมัติของจริงเก็บที่ common_code</w:t>
         <w:br/>
-        <w:t>-- มติเดิม (ทางเลือก A) คือเก็บวงเงินที่ `common_code` (code_type = SBPGI_APPROVE_LIMIT) แล้ว "อ่านทุกครั้ง ห้าม hardcode"</w:t>
+        <w:t>-- วงเงินเก็บที่ `common_code` (code_type = SGI_APPROVE_LIMIT) ที่เดียว แล้ว "อ่านทุกครั้ง ห้าม hardcode"</w:t>
         <w:br/>
-        <w:t>-- ตามที่ LLDD-BE-Integration-SBP-Platform.pdf / LLDD-Database.pdf ระบุไว้ · กติกาที่แน่นอนคือ **ห้ามเก็บสองที่**</w:t>
+        <w:t>-- ตามที่ LLDD-BE-Integration-SBP-Platform.pdf / LLDD-Database.pdf ระบุไว้ · **ห้ามเก็บสองที่**</w:t>
         <w:br/>
-        <w:t>-- ถ้าเลือกทางเลือก A: route ยังแตกสองเส้นเหมือนเดิม แต่ SBPGI เป็นผู้เทียบยอดกับ common_code</w:t>
+        <w:t>-- วิธีที่ใช้: SGI เทียบยอดกับ common_code เอง แล้วส่งผลลัพธ์ให้ engine เลือก route</w:t>
         <w:br/>
-        <w:t>--   แล้วส่งผลลัพธ์ (เช่น eventParam = {"limitTier":"GM"|"AVP"}) ให้ engine เลือก route โดยไม่ฝังตัวเลขใน condition_json</w:t>
+        <w:t>--   เช่น eventParam = {"limitTier":"GM"|"AVP"} โดยไม่ฝังตัวเลขวงเงินลง condition_json</w:t>
         <w:br/>
         <w:t>--</w:t>
         <w:br/>
-        <w:t>-- ตัวอย่างทางเลือก B (ฝังวงเงินใน condition_json ตามความสามารถของ engine):</w:t>
-        <w:br/>
-        <w:t>-- SBPGI ส่ง eventParam = {"amount": &lt;ยอดชดเชยรวมของเอกสาร&gt;} แล้วให้ engine เลือก route เอง</w:t>
+        <w:t>-- ด้านล่างเป็นรูปแบบ condition_json ที่ engine รองรับ (แสดงไว้เพื่อความครบถ้วนของนิยาม route):</w:t>
         <w:br/>
         <w:t>-- seq = ลำดับที่ engine ใช้ไล่ตรวจ condition_json (ตัวแรกที่ตรงชนะ)</w:t>
         <w:br/>
@@ -5696,10 +6191,10 @@
         <w:rPr>
           <w:b/>
         </w:rPr>
-        <w:t>บันทึกเป็นข้อสังเกต ยังไม่ตัดสิน</w:t>
+        <w:t>SGI ไม่ใช้กลไกนี้</w:t>
       </w:r>
       <w:r>
-        <w:t xml:space="preserve"> ว่า SBPGI จะลงทะเบียน part ของทุกส่วนในหน้าเอกสารแล้วให้ FE อ่าน </w:t>
+        <w:t xml:space="preserve"> — บันทึกไว้เป็นข้อสังเกตว่า engine รองรับการลงทะเบียน part แล้วให้ FE อ่าน </w:t>
       </w:r>
       <w:r>
         <w:rPr>
@@ -5735,7 +6230,7 @@
         <w:t>editableSections</w:t>
       </w:r>
       <w:r>
-        <w:t xml:space="preserve"> จาก API ของ SBPGI เอง · ทางเลือกเต็มอยู่ที่ </w:t>
+        <w:t xml:space="preserve"> จาก API ของ SGI เอง · ทางเลือกเต็มอยู่ที่ </w:t>
       </w:r>
       <w:r>
         <w:rPr>
@@ -5752,7 +6247,7 @@
         <w:pageBreakBefore w:val="0"/>
       </w:pPr>
       <w:r>
-        <w:t>5.6 ข้อค้างตัดสินใจที่กระทบ engine (ยังไม่ตัดสิน)</w:t>
+        <w:t>5.6 ข้อกำหนดที่ต้องยึดตอนต่อกับ engine</w:t>
       </w:r>
     </w:p>
     <w:p>
@@ -5760,25 +6255,43 @@
         <w:keepNext w:val="0"/>
       </w:pPr>
       <w:r>
-        <w:t xml:space="preserve">รายการต่อไปนี้ </w:t>
+        <w:t>ตารางนี้คือ</w:t>
       </w:r>
       <w:r>
         <w:rPr>
           <w:b/>
         </w:rPr>
-        <w:t>ยังไม่ตัดสิน</w:t>
+        <w:t>ข้อกำหนดที่ต้องทำตาม</w:t>
       </w:r>
       <w:r>
-        <w:t xml:space="preserve"> ทั้งหมด · ทางเลือกและผลกระทบเต็มอยู่ที่ </w:t>
+        <w:t xml:space="preserve"> ไม่ใช่ทางเลือก — ทุกข้อสอดคล้องกับ </w:t>
       </w:r>
       <w:r>
         <w:rPr>
-          <w:color w:val="8A3324"/>
+          <w:rFonts w:ascii="Courier New" w:hAnsi="Courier New" w:eastAsia="Courier New" w:cs="Tahoma"/>
         </w:rPr>
-        <w:t>SBPGI vs existing system หัวข้อ 4</w:t>
+        <w:t>Database design</w:t>
       </w:r>
       <w:r>
-        <w:t xml:space="preserve"> การตัดสินใจขั้นสุดท้ายเป็นของเจ้าของโครงการ — เอกสาร LLDD ฉบับนี้บันทึกไว้เป็นข้อค้าง และห้าม dev เลือกทางใดทางหนึ่งเองระหว่าง implement</w:t>
+        <w:t xml:space="preserve"> / </w:t>
+      </w:r>
+      <w:r>
+        <w:rPr>
+          <w:rFonts w:ascii="Courier New" w:hAnsi="Courier New" w:eastAsia="Courier New" w:cs="Tahoma"/>
+        </w:rPr>
+        <w:t>Workflow design</w:t>
+      </w:r>
+      <w:r>
+        <w:t xml:space="preserve"> / </w:t>
+      </w:r>
+      <w:r>
+        <w:rPr>
+          <w:rFonts w:ascii="Courier New" w:hAnsi="Courier New" w:eastAsia="Courier New" w:cs="Tahoma"/>
+        </w:rPr>
+        <w:t>API design</w:t>
+      </w:r>
+      <w:r>
+        <w:t xml:space="preserve"> ซึ่งเป็นแหล่งความจริงของระบบ</w:t>
       </w:r>
     </w:p>
     <w:tbl>
@@ -5789,10 +6302,9 @@
         <w:tblLook w:firstColumn="1" w:firstRow="1" w:lastColumn="0" w:lastRow="0" w:noHBand="0" w:noVBand="1" w:val="04A0"/>
       </w:tblPr>
       <w:tblGrid>
-        <w:gridCol w:w="2520"/>
-        <w:gridCol w:w="2520"/>
-        <w:gridCol w:w="2520"/>
-        <w:gridCol w:w="2520"/>
+        <w:gridCol w:w="3360"/>
+        <w:gridCol w:w="3360"/>
+        <w:gridCol w:w="3360"/>
       </w:tblGrid>
       <w:tr>
         <w:trPr>
@@ -5800,7 +6312,7 @@
         </w:trPr>
         <w:tc>
           <w:tcPr>
-            <w:tcW w:type="dxa" w:w="2520"/>
+            <w:tcW w:type="dxa" w:w="3360"/>
             <w:vAlign w:val="center"/>
             <w:shd w:fill="E8EEF5"/>
           </w:tcPr>
@@ -5816,13 +6328,13 @@
                 <w:b/>
                 <w:sz w:val="18"/>
               </w:rPr>
-              <w:t>ข้อค้าง</w:t>
+              <w:t>เรื่อง</w:t>
             </w:r>
           </w:p>
         </w:tc>
         <w:tc>
           <w:tcPr>
-            <w:tcW w:type="dxa" w:w="2520"/>
+            <w:tcW w:type="dxa" w:w="3360"/>
             <w:vAlign w:val="center"/>
             <w:shd w:fill="E8EEF5"/>
           </w:tcPr>
@@ -5838,13 +6350,13 @@
                 <w:b/>
                 <w:sz w:val="18"/>
               </w:rPr>
-              <w:t>ทางเลือก A</w:t>
+              <w:t>ข้อกำหนดที่ต้องทำตาม</w:t>
             </w:r>
           </w:p>
         </w:tc>
         <w:tc>
           <w:tcPr>
-            <w:tcW w:type="dxa" w:w="2520"/>
+            <w:tcW w:type="dxa" w:w="3360"/>
             <w:vAlign w:val="center"/>
             <w:shd w:fill="E8EEF5"/>
           </w:tcPr>
@@ -5860,29 +6372,7 @@
                 <w:b/>
                 <w:sz w:val="18"/>
               </w:rPr>
-              <w:t>ทางเลือก B</w:t>
-            </w:r>
-          </w:p>
-        </w:tc>
-        <w:tc>
-          <w:tcPr>
-            <w:tcW w:type="dxa" w:w="2520"/>
-            <w:vAlign w:val="center"/>
-            <w:shd w:fill="E8EEF5"/>
-          </w:tcPr>
-          <w:p>
-            <w:pPr>
-              <w:keepLines/>
-              <w:spacing w:after="0"/>
-            </w:pPr>
-            <w:r/>
-            <w:r>
-              <w:rPr>
-                <w:rFonts w:ascii="Arial" w:hAnsi="Arial" w:eastAsia="Arial" w:cs="Tahoma"/>
-                <w:b/>
-                <w:sz w:val="18"/>
-              </w:rPr>
-              <w:t>สถานะ</w:t>
+              <w:t>ที่มา / เหตุผล</w:t>
             </w:r>
           </w:p>
         </w:tc>
@@ -5893,7 +6383,7 @@
         </w:trPr>
         <w:tc>
           <w:tcPr>
-            <w:tcW w:type="dxa" w:w="2520"/>
+            <w:tcW w:type="dxa" w:w="3360"/>
             <w:vAlign w:val="center"/>
           </w:tcPr>
           <w:p>
@@ -5909,13 +6399,6 @@
             </w:r>
             <w:r>
               <w:rPr>
-                <w:rFonts w:ascii="Arial" w:hAnsi="Arial" w:eastAsia="Arial" w:cs="Tahoma"/>
-                <w:sz w:val="18"/>
-              </w:rPr>
-              <w:t xml:space="preserve">DP-1 · </w:t>
-            </w:r>
-            <w:r>
-              <w:rPr>
                 <w:rFonts w:ascii="Courier New" w:hAnsi="Courier New" w:eastAsia="Courier New" w:cs="Tahoma"/>
                 <w:sz w:val="18"/>
               </w:rPr>
@@ -5925,7 +6408,7 @@
         </w:tc>
         <w:tc>
           <w:tcPr>
-            <w:tcW w:type="dxa" w:w="2520"/>
+            <w:tcW w:type="dxa" w:w="3360"/>
             <w:vAlign w:val="center"/>
           </w:tcPr>
           <w:p>
@@ -5941,23 +6424,31 @@
             </w:r>
             <w:r>
               <w:rPr>
-                <w:rFonts w:ascii="Courier New" w:hAnsi="Courier New" w:eastAsia="Courier New" w:cs="Tahoma"/>
-                <w:sz w:val="18"/>
-              </w:rPr>
-              <w:t>doc_no</w:t>
-            </w:r>
-            <w:r>
-              <w:rPr>
-                <w:rFonts w:ascii="Arial" w:hAnsi="Arial" w:eastAsia="Arial" w:cs="Tahoma"/>
-                <w:sz w:val="18"/>
-              </w:rPr>
-              <w:t xml:space="preserve"> — ตกไป (บังคับออกเลขตั้งแต่ initialize และแก้ภายหลังไม่ได้)</w:t>
+                <w:rFonts w:ascii="Arial" w:hAnsi="Arial" w:eastAsia="Arial" w:cs="Tahoma"/>
+                <w:sz w:val="18"/>
+              </w:rPr>
+              <w:t xml:space="preserve">ส่ง </w:t>
+            </w:r>
+            <w:r>
+              <w:rPr>
+                <w:rFonts w:ascii="Arial" w:hAnsi="Arial" w:eastAsia="Arial" w:cs="Tahoma"/>
+                <w:b/>
+                <w:sz w:val="18"/>
+              </w:rPr>
+              <w:t>`sgi_compensation_documents.id`</w:t>
+            </w:r>
+            <w:r>
+              <w:rPr>
+                <w:rFonts w:ascii="Arial" w:hAnsi="Arial" w:eastAsia="Arial" w:cs="Tahoma"/>
+                <w:sz w:val="18"/>
+              </w:rPr>
+              <w:t xml:space="preserve"> (surrogate) เป็น string ทุกครั้งที่เรียก engine</w:t>
             </w:r>
           </w:p>
         </w:tc>
         <w:tc>
           <w:tcPr>
-            <w:tcW w:type="dxa" w:w="2520"/>
+            <w:tcW w:type="dxa" w:w="3360"/>
             <w:vAlign w:val="center"/>
           </w:tcPr>
           <w:p>
@@ -5973,38 +6464,9 @@
             </w:r>
             <w:r>
               <w:rPr>
-                <w:rFonts w:ascii="Arial" w:hAnsi="Arial" w:eastAsia="Arial" w:cs="Tahoma"/>
-                <w:b/>
-                <w:sz w:val="18"/>
-              </w:rPr>
-              <w:t>เลือก surrogate id</w:t>
-            </w:r>
-            <w:r>
-              <w:rPr>
-                <w:rFonts w:ascii="Arial" w:hAnsi="Arial" w:eastAsia="Arial" w:cs="Tahoma"/>
-                <w:sz w:val="18"/>
-              </w:rPr>
-              <w:t xml:space="preserve"> (</w:t>
-            </w:r>
-            <w:r>
-              <w:rPr>
                 <w:rFonts w:ascii="Courier New" w:hAnsi="Courier New" w:eastAsia="Courier New" w:cs="Tahoma"/>
                 <w:sz w:val="18"/>
               </w:rPr>
-              <w:t>compensation_documents.id</w:t>
-            </w:r>
-            <w:r>
-              <w:rPr>
-                <w:rFonts w:ascii="Arial" w:hAnsi="Arial" w:eastAsia="Arial" w:cs="Tahoma"/>
-                <w:sz w:val="18"/>
-              </w:rPr>
-              <w:t xml:space="preserve"> · ส่งเป็น string เพราะ </w:t>
-            </w:r>
-            <w:r>
-              <w:rPr>
-                <w:rFonts w:ascii="Courier New" w:hAnsi="Courier New" w:eastAsia="Courier New" w:cs="Tahoma"/>
-                <w:sz w:val="18"/>
-              </w:rPr>
               <w:t>reference_id</w:t>
             </w:r>
             <w:r>
@@ -6012,32 +6474,7 @@
                 <w:rFonts w:ascii="Arial" w:hAnsi="Arial" w:eastAsia="Arial" w:cs="Tahoma"/>
                 <w:sz w:val="18"/>
               </w:rPr>
-              <w:t xml:space="preserve"> เป็น varchar(255)) — ตรงกับที่ cooperation-request/inform-evaluate ทำจริงทุกจุด</w:t>
-            </w:r>
-          </w:p>
-        </w:tc>
-        <w:tc>
-          <w:tcPr>
-            <w:tcW w:type="dxa" w:w="2520"/>
-            <w:vAlign w:val="center"/>
-          </w:tcPr>
-          <w:p>
-            <w:pPr>
-              <w:keepLines/>
-              <w:spacing w:after="0"/>
-            </w:pPr>
-            <w:r>
-              <w:rPr>
-                <w:rFonts w:ascii="Arial" w:hAnsi="Arial" w:eastAsia="Arial" w:cs="Tahoma"/>
-                <w:sz w:val="18"/>
-              </w:rPr>
-            </w:r>
-            <w:r>
-              <w:rPr>
-                <w:rFonts w:ascii="Arial" w:hAnsi="Arial" w:eastAsia="Arial" w:cs="Tahoma"/>
-                <w:sz w:val="18"/>
-              </w:rPr>
-              <w:t>✅ ปิดแล้ว 2026-08-17 — ยืนยันตามระบบเดิม</w:t>
+              <w:t xml:space="preserve"> เป็น varchar(255) และระบบเดิมส่ง surrogate id ทุกจุด (ปิด 2026-08-17)</w:t>
             </w:r>
           </w:p>
         </w:tc>
@@ -6048,7 +6485,7 @@
         </w:trPr>
         <w:tc>
           <w:tcPr>
-            <w:tcW w:type="dxa" w:w="2520"/>
+            <w:tcW w:type="dxa" w:w="3360"/>
             <w:vAlign w:val="center"/>
           </w:tcPr>
           <w:p>
@@ -6067,27 +6504,13 @@
                 <w:rFonts w:ascii="Arial" w:hAnsi="Arial" w:eastAsia="Arial" w:cs="Tahoma"/>
                 <w:sz w:val="18"/>
               </w:rPr>
-              <w:t xml:space="preserve">DP-2 · </w:t>
-            </w:r>
-            <w:r>
-              <w:rPr>
-                <w:rFonts w:ascii="Courier New" w:hAnsi="Courier New" w:eastAsia="Courier New" w:cs="Tahoma"/>
-                <w:sz w:val="18"/>
-              </w:rPr>
-              <w:t>workflow_transaction</w:t>
-            </w:r>
-            <w:r>
-              <w:rPr>
-                <w:rFonts w:ascii="Arial" w:hAnsi="Arial" w:eastAsia="Arial" w:cs="Tahoma"/>
-                <w:sz w:val="18"/>
-              </w:rPr>
-              <w:t xml:space="preserve"> ไม่มี PK/index</w:t>
+              <w:t>ตารางของ engine</w:t>
             </w:r>
           </w:p>
         </w:tc>
         <w:tc>
           <w:tcPr>
-            <w:tcW w:type="dxa" w:w="2520"/>
+            <w:tcW w:type="dxa" w:w="3360"/>
             <w:vAlign w:val="center"/>
           </w:tcPr>
           <w:p>
@@ -6104,15 +6527,51 @@
             <w:r>
               <w:rPr>
                 <w:rFonts w:ascii="Arial" w:hAnsi="Arial" w:eastAsia="Arial" w:cs="Tahoma"/>
-                <w:sz w:val="18"/>
-              </w:rPr>
-              <w:t>ขอ sign-off จากทีม library ให้เพิ่ม PK + UNIQUE + index</w:t>
+                <w:b/>
+                <w:sz w:val="18"/>
+              </w:rPr>
+              <w:t>ห้ามแก้ schema และห้าม INSERT/UPDATE `sps_store.workflow_*` ตรง</w:t>
+            </w:r>
+            <w:r>
+              <w:rPr>
+                <w:rFonts w:ascii="Arial" w:hAnsi="Arial" w:eastAsia="Arial" w:cs="Tahoma"/>
+                <w:sz w:val="18"/>
+              </w:rPr>
+              <w:t xml:space="preserve"> — SGI ต้องกันซ้ำระดับ application ก่อนเรียก </w:t>
+            </w:r>
+            <w:r>
+              <w:rPr>
+                <w:rFonts w:ascii="Courier New" w:hAnsi="Courier New" w:eastAsia="Courier New" w:cs="Tahoma"/>
+                <w:sz w:val="18"/>
+              </w:rPr>
+              <w:t>initializeWorkflow()</w:t>
+            </w:r>
+            <w:r>
+              <w:rPr>
+                <w:rFonts w:ascii="Arial" w:hAnsi="Arial" w:eastAsia="Arial" w:cs="Tahoma"/>
+                <w:sz w:val="18"/>
+              </w:rPr>
+              <w:t xml:space="preserve"> และประเมินต้นทุน query ที่อ้าง </w:t>
+            </w:r>
+            <w:r>
+              <w:rPr>
+                <w:rFonts w:ascii="Courier New" w:hAnsi="Courier New" w:eastAsia="Courier New" w:cs="Tahoma"/>
+                <w:sz w:val="18"/>
+              </w:rPr>
+              <w:t>workflow_transaction</w:t>
+            </w:r>
+            <w:r>
+              <w:rPr>
+                <w:rFonts w:ascii="Arial" w:hAnsi="Arial" w:eastAsia="Arial" w:cs="Tahoma"/>
+                <w:sz w:val="18"/>
+              </w:rPr>
+              <w:t xml:space="preserve"> เอง</w:t>
             </w:r>
           </w:p>
         </w:tc>
         <w:tc>
           <w:tcPr>
-            <w:tcW w:type="dxa" w:w="2520"/>
+            <w:tcW w:type="dxa" w:w="3360"/>
             <w:vAlign w:val="center"/>
           </w:tcPr>
           <w:p>
@@ -6131,32 +6590,35 @@
                 <w:rFonts w:ascii="Arial" w:hAnsi="Arial" w:eastAsia="Arial" w:cs="Tahoma"/>
                 <w:sz w:val="18"/>
               </w:rPr>
-              <w:t>ไม่แตะตารางของ library · กันซ้ำและทำ index ที่ฝั่ง SBPGI</w:t>
-            </w:r>
-          </w:p>
-        </w:tc>
-        <w:tc>
-          <w:tcPr>
-            <w:tcW w:type="dxa" w:w="2520"/>
-            <w:vAlign w:val="center"/>
-          </w:tcPr>
-          <w:p>
-            <w:pPr>
-              <w:keepLines/>
-              <w:spacing w:after="0"/>
-            </w:pPr>
-            <w:r>
-              <w:rPr>
-                <w:rFonts w:ascii="Arial" w:hAnsi="Arial" w:eastAsia="Arial" w:cs="Tahoma"/>
-                <w:sz w:val="18"/>
-              </w:rPr>
-            </w:r>
-            <w:r>
-              <w:rPr>
-                <w:rFonts w:ascii="Arial" w:hAnsi="Arial" w:eastAsia="Arial" w:cs="Tahoma"/>
-                <w:sz w:val="18"/>
-              </w:rPr>
-              <w:t>ยังไม่ตัดสิน 🔴</w:t>
+              <w:t xml:space="preserve">ตารางเป็นของ </w:t>
+            </w:r>
+            <w:r>
+              <w:rPr>
+                <w:rFonts w:ascii="Courier New" w:hAnsi="Courier New" w:eastAsia="Courier New" w:cs="Tahoma"/>
+                <w:sz w:val="18"/>
+              </w:rPr>
+              <w:t>@srm/glb-workflow</w:t>
+            </w:r>
+            <w:r>
+              <w:rPr>
+                <w:rFonts w:ascii="Arial" w:hAnsi="Arial" w:eastAsia="Arial" w:cs="Tahoma"/>
+                <w:sz w:val="18"/>
+              </w:rPr>
+              <w:t xml:space="preserve"> · </w:t>
+            </w:r>
+            <w:r>
+              <w:rPr>
+                <w:rFonts w:ascii="Courier New" w:hAnsi="Courier New" w:eastAsia="Courier New" w:cs="Tahoma"/>
+                <w:sz w:val="18"/>
+              </w:rPr>
+              <w:t>workflow_transaction</w:t>
+            </w:r>
+            <w:r>
+              <w:rPr>
+                <w:rFonts w:ascii="Arial" w:hAnsi="Arial" w:eastAsia="Arial" w:cs="Tahoma"/>
+                <w:sz w:val="18"/>
+              </w:rPr>
+              <w:t xml:space="preserve"> มี 19,283 แถวโดยไม่มี PK/index (ตรวจฐานจริง 2026-08-07) ทุกเงื่อนไขจึงเป็น seq-scan</w:t>
             </w:r>
           </w:p>
         </w:tc>
@@ -6167,7 +6629,7 @@
         </w:trPr>
         <w:tc>
           <w:tcPr>
-            <w:tcW w:type="dxa" w:w="2520"/>
+            <w:tcW w:type="dxa" w:w="3360"/>
             <w:vAlign w:val="center"/>
           </w:tcPr>
           <w:p>
@@ -6186,13 +6648,13 @@
                 <w:rFonts w:ascii="Arial" w:hAnsi="Arial" w:eastAsia="Arial" w:cs="Tahoma"/>
                 <w:sz w:val="18"/>
               </w:rPr>
-              <w:t>วงเงินอนุมัติเก็บที่ไหน</w:t>
+              <w:t>วงเงินอนุมัติ</w:t>
             </w:r>
           </w:p>
         </w:tc>
         <w:tc>
           <w:tcPr>
-            <w:tcW w:type="dxa" w:w="2520"/>
+            <w:tcW w:type="dxa" w:w="3360"/>
             <w:vAlign w:val="center"/>
           </w:tcPr>
           <w:p>
@@ -6208,23 +6670,38 @@
             </w:r>
             <w:r>
               <w:rPr>
+                <w:rFonts w:ascii="Arial" w:hAnsi="Arial" w:eastAsia="Arial" w:cs="Tahoma"/>
+                <w:sz w:val="18"/>
+              </w:rPr>
+              <w:t xml:space="preserve">เก็บที่ </w:t>
+            </w:r>
+            <w:r>
+              <w:rPr>
+                <w:rFonts w:ascii="Arial" w:hAnsi="Arial" w:eastAsia="Arial" w:cs="Tahoma"/>
+                <w:b/>
+                <w:sz w:val="18"/>
+              </w:rPr>
+              <w:t>`common_code` (`code_type = SGI_APPROVE_LIMIT`) ที่เดียว</w:t>
+            </w:r>
+            <w:r>
+              <w:rPr>
+                <w:rFonts w:ascii="Arial" w:hAnsi="Arial" w:eastAsia="Arial" w:cs="Tahoma"/>
+                <w:sz w:val="18"/>
+              </w:rPr>
+              <w:t xml:space="preserve"> — ห้ามเก็บซ้ำใน </w:t>
+            </w:r>
+            <w:r>
+              <w:rPr>
                 <w:rFonts w:ascii="Courier New" w:hAnsi="Courier New" w:eastAsia="Courier New" w:cs="Tahoma"/>
                 <w:sz w:val="18"/>
               </w:rPr>
-              <w:t>common_code</w:t>
-            </w:r>
-            <w:r>
-              <w:rPr>
-                <w:rFonts w:ascii="Arial" w:hAnsi="Arial" w:eastAsia="Arial" w:cs="Tahoma"/>
-                <w:sz w:val="18"/>
-              </w:rPr>
-              <w:t xml:space="preserve"> (SBPGI_APPROVE_LIMIT) ตามมติเดิม</w:t>
+              <w:t>workflow_route.condition_json</w:t>
             </w:r>
           </w:p>
         </w:tc>
         <w:tc>
           <w:tcPr>
-            <w:tcW w:type="dxa" w:w="2520"/>
+            <w:tcW w:type="dxa" w:w="3360"/>
             <w:vAlign w:val="center"/>
           </w:tcPr>
           <w:p>
@@ -6240,50 +6717,24 @@
             </w:r>
             <w:r>
               <w:rPr>
+                <w:rFonts w:ascii="Arial" w:hAnsi="Arial" w:eastAsia="Arial" w:cs="Tahoma"/>
+                <w:sz w:val="18"/>
+              </w:rPr>
+              <w:t>เป็น data ไม่ hardcode · เก็บสองที่แล้วแก้ไม่ครบคือความเสี่ยงหลัก (</w:t>
+            </w:r>
+            <w:r>
+              <w:rPr>
                 <w:rFonts w:ascii="Courier New" w:hAnsi="Courier New" w:eastAsia="Courier New" w:cs="Tahoma"/>
                 <w:sz w:val="18"/>
               </w:rPr>
-              <w:t>workflow_route.condition_json</w:t>
-            </w:r>
-            <w:r>
-              <w:rPr>
-                <w:rFonts w:ascii="Arial" w:hAnsi="Arial" w:eastAsia="Arial" w:cs="Tahoma"/>
-                <w:sz w:val="18"/>
-              </w:rPr>
-              <w:t xml:space="preserve"> ตามความสามารถของ engine</w:t>
-            </w:r>
-          </w:p>
-        </w:tc>
-        <w:tc>
-          <w:tcPr>
-            <w:tcW w:type="dxa" w:w="2520"/>
-            <w:vAlign w:val="center"/>
-          </w:tcPr>
-          <w:p>
-            <w:pPr>
-              <w:keepLines/>
-              <w:spacing w:after="0"/>
-            </w:pPr>
-            <w:r>
-              <w:rPr>
-                <w:rFonts w:ascii="Arial" w:hAnsi="Arial" w:eastAsia="Arial" w:cs="Tahoma"/>
-                <w:sz w:val="18"/>
-              </w:rPr>
-            </w:r>
-            <w:r>
-              <w:rPr>
-                <w:rFonts w:ascii="Arial" w:hAnsi="Arial" w:eastAsia="Arial" w:cs="Tahoma"/>
-                <w:sz w:val="18"/>
-              </w:rPr>
-              <w:t xml:space="preserve">ยังไม่ตัดสิน · กติกาที่แน่นอนคือ </w:t>
-            </w:r>
-            <w:r>
-              <w:rPr>
-                <w:rFonts w:ascii="Arial" w:hAnsi="Arial" w:eastAsia="Arial" w:cs="Tahoma"/>
-                <w:b/>
-                <w:sz w:val="18"/>
-              </w:rPr>
-              <w:t>ห้ามเก็บสองที่</w:t>
+              <w:t>Database design</w:t>
+            </w:r>
+            <w:r>
+              <w:rPr>
+                <w:rFonts w:ascii="Arial" w:hAnsi="Arial" w:eastAsia="Arial" w:cs="Tahoma"/>
+                <w:sz w:val="18"/>
+              </w:rPr>
+              <w:t xml:space="preserve"> §วงเงินอนุมัติ)</w:t>
             </w:r>
           </w:p>
         </w:tc>
@@ -6294,7 +6745,7 @@
         </w:trPr>
         <w:tc>
           <w:tcPr>
-            <w:tcW w:type="dxa" w:w="2520"/>
+            <w:tcW w:type="dxa" w:w="3360"/>
             <w:vAlign w:val="center"/>
           </w:tcPr>
           <w:p>
@@ -6313,13 +6764,13 @@
                 <w:rFonts w:ascii="Arial" w:hAnsi="Arial" w:eastAsia="Arial" w:cs="Tahoma"/>
                 <w:sz w:val="18"/>
               </w:rPr>
-              <w:t>DP-5 · ใครเรียก email-lib ✅ ปิดแล้ว 2026-08-14</w:t>
+              <w:t>อีเมล</w:t>
             </w:r>
           </w:p>
         </w:tc>
         <w:tc>
           <w:tcPr>
-            <w:tcW w:type="dxa" w:w="2520"/>
+            <w:tcW w:type="dxa" w:w="3360"/>
             <w:vAlign w:val="center"/>
           </w:tcPr>
           <w:p>
@@ -6338,55 +6789,34 @@
                 <w:rFonts w:ascii="Arial" w:hAnsi="Arial" w:eastAsia="Arial" w:cs="Tahoma"/>
                 <w:sz w:val="18"/>
               </w:rPr>
-              <w:t xml:space="preserve">engine ส่งเอง — ตกไป (ไม่มี </w:t>
+              <w:t xml:space="preserve">SGI เรียก </w:t>
             </w:r>
             <w:r>
               <w:rPr>
                 <w:rFonts w:ascii="Courier New" w:hAnsi="Courier New" w:eastAsia="Courier New" w:cs="Tahoma"/>
                 <w:sz w:val="18"/>
               </w:rPr>
-              <w:t>mailTo</w:t>
-            </w:r>
-            <w:r>
-              <w:rPr>
-                <w:rFonts w:ascii="Arial" w:hAnsi="Arial" w:eastAsia="Arial" w:cs="Tahoma"/>
-                <w:sz w:val="18"/>
-              </w:rPr>
-              <w:t>/</w:t>
+              <w:t>sendEmail()</w:t>
+            </w:r>
+            <w:r>
+              <w:rPr>
+                <w:rFonts w:ascii="Arial" w:hAnsi="Arial" w:eastAsia="Arial" w:cs="Tahoma"/>
+                <w:sz w:val="18"/>
+              </w:rPr>
+              <w:t xml:space="preserve"> เอง โดยใช้เลข template จาก </w:t>
             </w:r>
             <w:r>
               <w:rPr>
                 <w:rFonts w:ascii="Courier New" w:hAnsi="Courier New" w:eastAsia="Courier New" w:cs="Tahoma"/>
                 <w:sz w:val="18"/>
               </w:rPr>
-              <w:t>param</w:t>
-            </w:r>
-            <w:r>
-              <w:rPr>
-                <w:rFonts w:ascii="Arial" w:hAnsi="Arial" w:eastAsia="Arial" w:cs="Tahoma"/>
-                <w:sz w:val="18"/>
-              </w:rPr>
-              <w:t xml:space="preserve"> ใน </w:t>
-            </w:r>
-            <w:r>
-              <w:rPr>
-                <w:rFonts w:ascii="Courier New" w:hAnsi="Courier New" w:eastAsia="Courier New" w:cs="Tahoma"/>
-                <w:sz w:val="18"/>
-              </w:rPr>
-              <w:t>triggerEvent</w:t>
-            </w:r>
-            <w:r>
-              <w:rPr>
-                <w:rFonts w:ascii="Arial" w:hAnsi="Arial" w:eastAsia="Arial" w:cs="Tahoma"/>
-                <w:sz w:val="18"/>
-              </w:rPr>
-              <w:t>)</w:t>
+              <w:t>workflow_route.email_id</w:t>
             </w:r>
           </w:p>
         </w:tc>
         <w:tc>
           <w:tcPr>
-            <w:tcW w:type="dxa" w:w="2520"/>
+            <w:tcW w:type="dxa" w:w="3360"/>
             <w:vAlign w:val="center"/>
           </w:tcPr>
           <w:p>
@@ -6402,50 +6832,45 @@
             </w:r>
             <w:r>
               <w:rPr>
-                <w:rFonts w:ascii="Arial" w:hAnsi="Arial" w:eastAsia="Arial" w:cs="Tahoma"/>
-                <w:b/>
-                <w:sz w:val="18"/>
-              </w:rPr>
-              <w:t>SBPGI ส่งเอง</w:t>
-            </w:r>
-            <w:r>
-              <w:rPr>
-                <w:rFonts w:ascii="Arial" w:hAnsi="Arial" w:eastAsia="Arial" w:cs="Tahoma"/>
-                <w:sz w:val="18"/>
-              </w:rPr>
-              <w:t xml:space="preserve"> โดยใช้เลข template จาก </w:t>
-            </w:r>
-            <w:r>
-              <w:rPr>
                 <w:rFonts w:ascii="Courier New" w:hAnsi="Courier New" w:eastAsia="Courier New" w:cs="Tahoma"/>
                 <w:sz w:val="18"/>
               </w:rPr>
-              <w:t>workflow_route.email_id</w:t>
-            </w:r>
-          </w:p>
-        </w:tc>
-        <w:tc>
-          <w:tcPr>
-            <w:tcW w:type="dxa" w:w="2520"/>
-            <w:vAlign w:val="center"/>
-          </w:tcPr>
-          <w:p>
-            <w:pPr>
-              <w:keepLines/>
-              <w:spacing w:after="0"/>
-            </w:pPr>
-            <w:r>
-              <w:rPr>
-                <w:rFonts w:ascii="Arial" w:hAnsi="Arial" w:eastAsia="Arial" w:cs="Tahoma"/>
-                <w:sz w:val="18"/>
-              </w:rPr>
-            </w:r>
-            <w:r>
-              <w:rPr>
-                <w:rFonts w:ascii="Arial" w:hAnsi="Arial" w:eastAsia="Arial" w:cs="Tahoma"/>
-                <w:sz w:val="18"/>
-              </w:rPr>
-              <w:t>ปิดแล้ว</w:t>
+              <w:t>triggerEvent</w:t>
+            </w:r>
+            <w:r>
+              <w:rPr>
+                <w:rFonts w:ascii="Arial" w:hAnsi="Arial" w:eastAsia="Arial" w:cs="Tahoma"/>
+                <w:sz w:val="18"/>
+              </w:rPr>
+              <w:t xml:space="preserve"> ไม่มี </w:t>
+            </w:r>
+            <w:r>
+              <w:rPr>
+                <w:rFonts w:ascii="Courier New" w:hAnsi="Courier New" w:eastAsia="Courier New" w:cs="Tahoma"/>
+                <w:sz w:val="18"/>
+              </w:rPr>
+              <w:t>mailTo</w:t>
+            </w:r>
+            <w:r>
+              <w:rPr>
+                <w:rFonts w:ascii="Arial" w:hAnsi="Arial" w:eastAsia="Arial" w:cs="Tahoma"/>
+                <w:sz w:val="18"/>
+              </w:rPr>
+              <w:t>/</w:t>
+            </w:r>
+            <w:r>
+              <w:rPr>
+                <w:rFonts w:ascii="Courier New" w:hAnsi="Courier New" w:eastAsia="Courier New" w:cs="Tahoma"/>
+                <w:sz w:val="18"/>
+              </w:rPr>
+              <w:t>param</w:t>
+            </w:r>
+            <w:r>
+              <w:rPr>
+                <w:rFonts w:ascii="Arial" w:hAnsi="Arial" w:eastAsia="Arial" w:cs="Tahoma"/>
+                <w:sz w:val="18"/>
+              </w:rPr>
+              <w:t xml:space="preserve"> (ปิด 2026-08-14)</w:t>
             </w:r>
           </w:p>
         </w:tc>
@@ -6456,7 +6881,7 @@
         </w:trPr>
         <w:tc>
           <w:tcPr>
-            <w:tcW w:type="dxa" w:w="2520"/>
+            <w:tcW w:type="dxa" w:w="3360"/>
             <w:vAlign w:val="center"/>
           </w:tcPr>
           <w:p>
@@ -6475,13 +6900,13 @@
                 <w:rFonts w:ascii="Arial" w:hAnsi="Arial" w:eastAsia="Arial" w:cs="Tahoma"/>
                 <w:sz w:val="18"/>
               </w:rPr>
-              <w:t>ผู้อนุมัติของ SBPGI</w:t>
+              <w:t>ผู้อนุมัติของแต่ละขั้น</w:t>
             </w:r>
           </w:p>
         </w:tc>
         <w:tc>
           <w:tcPr>
-            <w:tcW w:type="dxa" w:w="2520"/>
+            <w:tcW w:type="dxa" w:w="3360"/>
             <w:vAlign w:val="center"/>
           </w:tcPr>
           <w:p>
@@ -6497,23 +6922,38 @@
             </w:r>
             <w:r>
               <w:rPr>
+                <w:rFonts w:ascii="Arial" w:hAnsi="Arial" w:eastAsia="Arial" w:cs="Tahoma"/>
+                <w:sz w:val="18"/>
+              </w:rPr>
+              <w:t xml:space="preserve">ผูกด้วย </w:t>
+            </w:r>
+            <w:r>
+              <w:rPr>
+                <w:rFonts w:ascii="Arial" w:hAnsi="Arial" w:eastAsia="Arial" w:cs="Tahoma"/>
+                <w:b/>
+                <w:sz w:val="18"/>
+              </w:rPr>
+              <w:t>`addPreApprover()` รายคน</w:t>
+            </w:r>
+            <w:r>
+              <w:rPr>
+                <w:rFonts w:ascii="Arial" w:hAnsi="Arial" w:eastAsia="Arial" w:cs="Tahoma"/>
+                <w:sz w:val="18"/>
+              </w:rPr>
+              <w:t xml:space="preserve"> ตอนเปิด/เดิน flow — ไม่ใช้ </w:t>
+            </w:r>
+            <w:r>
+              <w:rPr>
                 <w:rFonts w:ascii="Courier New" w:hAnsi="Courier New" w:eastAsia="Courier New" w:cs="Tahoma"/>
                 <w:sz w:val="18"/>
               </w:rPr>
               <w:t>workflow_group_map</w:t>
-            </w:r>
-            <w:r>
-              <w:rPr>
-                <w:rFonts w:ascii="Arial" w:hAnsi="Arial" w:eastAsia="Arial" w:cs="Tahoma"/>
-                <w:sz w:val="18"/>
-              </w:rPr>
-              <w:t xml:space="preserve"> ผ่าน view (ต้องยืนยันว่า view where ด้วย user_id/group_id ได้)</w:t>
             </w:r>
           </w:p>
         </w:tc>
         <w:tc>
           <w:tcPr>
-            <w:tcW w:type="dxa" w:w="2520"/>
+            <w:tcW w:type="dxa" w:w="3360"/>
             <w:vAlign w:val="center"/>
           </w:tcPr>
           <w:p>
@@ -6529,42 +6969,10 @@
             </w:r>
             <w:r>
               <w:rPr>
-                <w:rFonts w:ascii="Courier New" w:hAnsi="Courier New" w:eastAsia="Courier New" w:cs="Tahoma"/>
-                <w:sz w:val="18"/>
-              </w:rPr>
-              <w:t>addPreApprover</w:t>
-            </w:r>
-            <w:r>
-              <w:rPr>
-                <w:rFonts w:ascii="Arial" w:hAnsi="Arial" w:eastAsia="Arial" w:cs="Tahoma"/>
-                <w:sz w:val="18"/>
-              </w:rPr>
-              <w:t xml:space="preserve"> ระบุรายคน</w:t>
-            </w:r>
-          </w:p>
-        </w:tc>
-        <w:tc>
-          <w:tcPr>
-            <w:tcW w:type="dxa" w:w="2520"/>
-            <w:vAlign w:val="center"/>
-          </w:tcPr>
-          <w:p>
-            <w:pPr>
-              <w:keepLines/>
-              <w:spacing w:after="0"/>
-            </w:pPr>
-            <w:r>
-              <w:rPr>
-                <w:rFonts w:ascii="Arial" w:hAnsi="Arial" w:eastAsia="Arial" w:cs="Tahoma"/>
-                <w:sz w:val="18"/>
-              </w:rPr>
-            </w:r>
-            <w:r>
-              <w:rPr>
-                <w:rFonts w:ascii="Arial" w:hAnsi="Arial" w:eastAsia="Arial" w:cs="Tahoma"/>
-                <w:sz w:val="18"/>
-              </w:rPr>
-              <w:t>ยังไม่ตัดสิน</w:t>
+                <w:rFonts w:ascii="Arial" w:hAnsi="Arial" w:eastAsia="Arial" w:cs="Tahoma"/>
+                <w:sz w:val="18"/>
+              </w:rPr>
+              <w:t>ตรงกับที่ Job 8b และทุก endpoint ของ SGI ทำจริง และรองรับกติกา auto-assign เจ้าของงานคนเดิม</w:t>
             </w:r>
           </w:p>
         </w:tc>
@@ -6575,7 +6983,7 @@
         </w:trPr>
         <w:tc>
           <w:tcPr>
-            <w:tcW w:type="dxa" w:w="2520"/>
+            <w:tcW w:type="dxa" w:w="3360"/>
             <w:vAlign w:val="center"/>
           </w:tcPr>
           <w:p>
@@ -6591,30 +6999,16 @@
             </w:r>
             <w:r>
               <w:rPr>
-                <w:rFonts w:ascii="Courier New" w:hAnsi="Courier New" w:eastAsia="Courier New" w:cs="Tahoma"/>
-                <w:sz w:val="18"/>
-              </w:rPr>
-              <w:t>workflow_part_display</w:t>
-            </w:r>
-            <w:r>
-              <w:rPr>
-                <w:rFonts w:ascii="Arial" w:hAnsi="Arial" w:eastAsia="Arial" w:cs="Tahoma"/>
-                <w:sz w:val="18"/>
-              </w:rPr>
-              <w:t xml:space="preserve"> แทน </w:t>
-            </w:r>
-            <w:r>
-              <w:rPr>
-                <w:rFonts w:ascii="Courier New" w:hAnsi="Courier New" w:eastAsia="Courier New" w:cs="Tahoma"/>
-                <w:sz w:val="18"/>
-              </w:rPr>
-              <w:t>data-editrole</w:t>
+                <w:rFonts w:ascii="Arial" w:hAnsi="Arial" w:eastAsia="Arial" w:cs="Tahoma"/>
+                <w:sz w:val="18"/>
+              </w:rPr>
+              <w:t>การคุมสิทธิ์แสดง/แก้รายส่วนของหน้าเอกสาร</w:t>
             </w:r>
           </w:p>
         </w:tc>
         <w:tc>
           <w:tcPr>
-            <w:tcW w:type="dxa" w:w="2520"/>
+            <w:tcW w:type="dxa" w:w="3360"/>
             <w:vAlign w:val="center"/>
           </w:tcPr>
           <w:p>
@@ -6633,20 +7027,42 @@
                 <w:rFonts w:ascii="Arial" w:hAnsi="Arial" w:eastAsia="Arial" w:cs="Tahoma"/>
                 <w:sz w:val="18"/>
               </w:rPr>
-              <w:t xml:space="preserve">ลงทะเบียน part แล้วให้ FE อ่าน </w:t>
+              <w:t xml:space="preserve">ใช้ </w:t>
+            </w:r>
+            <w:r>
+              <w:rPr>
+                <w:rFonts w:ascii="Arial" w:hAnsi="Arial" w:eastAsia="Arial" w:cs="Tahoma"/>
+                <w:b/>
+                <w:sz w:val="18"/>
+              </w:rPr>
+              <w:t>`visibleSections` / `editableSections`</w:t>
+            </w:r>
+            <w:r>
+              <w:rPr>
+                <w:rFonts w:ascii="Arial" w:hAnsi="Arial" w:eastAsia="Arial" w:cs="Tahoma"/>
+                <w:sz w:val="18"/>
+              </w:rPr>
+              <w:t xml:space="preserve"> ที่ API ของ SGI คืนมา — ไม่ใช้ </w:t>
             </w:r>
             <w:r>
               <w:rPr>
                 <w:rFonts w:ascii="Courier New" w:hAnsi="Courier New" w:eastAsia="Courier New" w:cs="Tahoma"/>
                 <w:sz w:val="18"/>
               </w:rPr>
-              <w:t>display[]</w:t>
+              <w:t>workflow_part_display</w:t>
+            </w:r>
+            <w:r>
+              <w:rPr>
+                <w:rFonts w:ascii="Arial" w:hAnsi="Arial" w:eastAsia="Arial" w:cs="Tahoma"/>
+                <w:sz w:val="18"/>
+              </w:rPr>
+              <w:t xml:space="preserve"> ของ engine</w:t>
             </w:r>
           </w:p>
         </w:tc>
         <w:tc>
           <w:tcPr>
-            <w:tcW w:type="dxa" w:w="2520"/>
+            <w:tcW w:type="dxa" w:w="3360"/>
             <w:vAlign w:val="center"/>
           </w:tcPr>
           <w:p>
@@ -6665,60 +7081,21 @@
                 <w:rFonts w:ascii="Arial" w:hAnsi="Arial" w:eastAsia="Arial" w:cs="Tahoma"/>
                 <w:sz w:val="18"/>
               </w:rPr>
-              <w:t>คงกลไกของ SBPGI เอง (</w:t>
+              <w:t xml:space="preserve">role pack 5 ฉบับและ </w:t>
             </w:r>
             <w:r>
               <w:rPr>
                 <w:rFonts w:ascii="Courier New" w:hAnsi="Courier New" w:eastAsia="Courier New" w:cs="Tahoma"/>
                 <w:sz w:val="18"/>
               </w:rPr>
-              <w:t>visibleSections</w:t>
-            </w:r>
-            <w:r>
-              <w:rPr>
-                <w:rFonts w:ascii="Arial" w:hAnsi="Arial" w:eastAsia="Arial" w:cs="Tahoma"/>
-                <w:sz w:val="18"/>
-              </w:rPr>
-              <w:t>/</w:t>
-            </w:r>
-            <w:r>
-              <w:rPr>
-                <w:rFonts w:ascii="Courier New" w:hAnsi="Courier New" w:eastAsia="Courier New" w:cs="Tahoma"/>
-                <w:sz w:val="18"/>
-              </w:rPr>
-              <w:t>editableSections</w:t>
-            </w:r>
-            <w:r>
-              <w:rPr>
-                <w:rFonts w:ascii="Arial" w:hAnsi="Arial" w:eastAsia="Arial" w:cs="Tahoma"/>
-                <w:sz w:val="18"/>
-              </w:rPr>
-              <w:t>)</w:t>
-            </w:r>
-          </w:p>
-        </w:tc>
-        <w:tc>
-          <w:tcPr>
-            <w:tcW w:type="dxa" w:w="2520"/>
-            <w:vAlign w:val="center"/>
-          </w:tcPr>
-          <w:p>
-            <w:pPr>
-              <w:keepLines/>
-              <w:spacing w:after="0"/>
-            </w:pPr>
-            <w:r>
-              <w:rPr>
-                <w:rFonts w:ascii="Arial" w:hAnsi="Arial" w:eastAsia="Arial" w:cs="Tahoma"/>
-                <w:sz w:val="18"/>
-              </w:rPr>
-            </w:r>
-            <w:r>
-              <w:rPr>
-                <w:rFonts w:ascii="Arial" w:hAnsi="Arial" w:eastAsia="Arial" w:cs="Tahoma"/>
-                <w:sz w:val="18"/>
-              </w:rPr>
-              <w:t>ยังไม่ตัดสิน · กระทบ role pack 5 ฉบับ</w:t>
+              <w:t>data-editrole</w:t>
+            </w:r>
+            <w:r>
+              <w:rPr>
+                <w:rFonts w:ascii="Arial" w:hAnsi="Arial" w:eastAsia="Arial" w:cs="Tahoma"/>
+                <w:sz w:val="18"/>
+              </w:rPr>
+              <w:t xml:space="preserve"> ของ prototype ยึดกลไกนี้ทั้งหมด</w:t>
             </w:r>
           </w:p>
         </w:tc>
@@ -6901,7 +7278,7 @@
                 <w:rFonts w:ascii="Arial" w:hAnsi="Arial" w:eastAsia="Arial" w:cs="Tahoma"/>
                 <w:sz w:val="18"/>
               </w:rPr>
-              <w:t xml:space="preserve">ขอ workflow version ใหม่จากทีมเจ้าของ @srm/glb-workflow (1 ระบบ = 1 version); ลงทะเบียน state/status 5 ขั้นของ SBPGI + state จบ flow; ลงทะเบียน route ทุกเส้น พร้อม seq · ส่วน condition_json ของวงเงินอนุมัติให้ใส่ </w:t>
+              <w:t>ขอ workflow version ใหม่จากทีมเจ้าของ @srm/glb-workflow (1 ระบบ = 1 version); ลงทะเบียน state/status 5 ขั้นของ SGI + state จบ flow; ลงทะเบียน route ทุกเส้น พร้อม seq · route ที่แตกตามวงเงินให้แยกด้วยค่าที่ SGI ส่งมา โดย</w:t>
             </w:r>
             <w:r>
               <w:rPr>
@@ -6909,14 +7286,28 @@
                 <w:b/>
                 <w:sz w:val="18"/>
               </w:rPr>
-              <w:t>ก็ต่อเมื่อเจ้าของโครงการเลือกทางเลือก B ของข้อค้าง 5.6</w:t>
-            </w:r>
-            <w:r>
-              <w:rPr>
-                <w:rFonts w:ascii="Arial" w:hAnsi="Arial" w:eastAsia="Arial" w:cs="Tahoma"/>
-                <w:sz w:val="18"/>
-              </w:rPr>
-              <w:t xml:space="preserve"> (ทางเลือก A = อ่านวงเงินจาก common_code SBPGI_APPROVE_LIMIT ตามมติเดิม แล้วให้ route แยกด้วยค่าที่ SBPGI ส่งมาแทน); </w:t>
+              <w:t>อ่านวงเงินจาก `common_code` (`SGI_APPROVE_LIMIT`)</w:t>
+            </w:r>
+            <w:r>
+              <w:rPr>
+                <w:rFonts w:ascii="Arial" w:hAnsi="Arial" w:eastAsia="Arial" w:cs="Tahoma"/>
+                <w:sz w:val="18"/>
+              </w:rPr>
+              <w:t xml:space="preserve"> ไม่ hardcode ลง condition_json; ผูกผู้อนุมัติของแต่ละขั้นด้วย </w:t>
+            </w:r>
+            <w:r>
+              <w:rPr>
+                <w:rFonts w:ascii="Courier New" w:hAnsi="Courier New" w:eastAsia="Courier New" w:cs="Tahoma"/>
+                <w:sz w:val="18"/>
+              </w:rPr>
+              <w:t>addPreApprover()</w:t>
+            </w:r>
+            <w:r>
+              <w:rPr>
+                <w:rFonts w:ascii="Arial" w:hAnsi="Arial" w:eastAsia="Arial" w:cs="Tahoma"/>
+                <w:sz w:val="18"/>
+              </w:rPr>
+              <w:t xml:space="preserve"> ระบุรายคน — </w:t>
             </w:r>
             <w:r>
               <w:rPr>
@@ -6924,14 +7315,7 @@
                 <w:b/>
                 <w:sz w:val="18"/>
               </w:rPr>
-              <w:t>[conditional — ทำเมื่อเลือกทางเลือก A ของข้อค้าง "ผู้อนุมัติของ SBPGI" ใน 5.6]</w:t>
-            </w:r>
-            <w:r>
-              <w:rPr>
-                <w:rFonts w:ascii="Arial" w:hAnsi="Arial" w:eastAsia="Arial" w:cs="Tahoma"/>
-                <w:sz w:val="18"/>
-              </w:rPr>
-              <w:t xml:space="preserve"> ลงทะเบียน workflow_group / workflow_group_map สำหรับผู้อนุมัติแบบกลุ่ม · ถ้าเลือกทางเลือก B ให้ใช้ addPreApprover ระบุรายคนแทน</w:t>
+              <w:t>ไม่ต้อง seed `workflow_group` / `workflow_group_map`</w:t>
             </w:r>
           </w:p>
         </w:tc>
@@ -7000,7 +7384,7 @@
                 <w:rFonts w:ascii="Arial" w:hAnsi="Arial" w:eastAsia="Arial" w:cs="Tahoma"/>
                 <w:sz w:val="18"/>
               </w:rPr>
-              <w:t xml:space="preserve"> และร่องรอยที่ตรวจย้อนได้ (log / consideration_logs / workflow_history ของ engine)</w:t>
+              <w:t xml:space="preserve"> และร่องรอยที่ตรวจย้อนได้ (log / sgi_consideration_logs / workflow_history ของ engine)</w:t>
             </w:r>
           </w:p>
         </w:tc>
@@ -7182,7 +7566,7 @@
                 <w:rFonts w:ascii="Arial" w:hAnsi="Arial" w:eastAsia="Arial" w:cs="Tahoma"/>
                 <w:sz w:val="18"/>
               </w:rPr>
-              <w:t xml:space="preserve"> — ระบุว่า flow ของ SBPGI มีกี่ step แต่ละ step ทำอะไร ใครทำได้ กดปุ่มไหนแล้วไป state ใด โดย register version/state/status/event/route/group/part ของ </w:t>
+              <w:t xml:space="preserve"> — ระบุว่า flow ของ SGI มีกี่ step แต่ละ step ทำอะไร ใครทำได้ กดปุ่มไหนแล้วไป state ใด โดย register version/state/status/event/route/group/part ของ </w:t>
             </w:r>
             <w:r>
               <w:rPr>
@@ -7318,7 +7702,7 @@
                 <w:rFonts w:ascii="Arial" w:hAnsi="Arial" w:eastAsia="Arial" w:cs="Tahoma"/>
                 <w:sz w:val="18"/>
               </w:rPr>
-              <w:t>SBPGI ไม่สร้างตาราง workflow ของตัวเองเลย — ใช้ engine 13 ตารางใน schema sps_store</w:t>
+              <w:t>SGI ไม่สร้างตาราง workflow ของตัวเองเลย — ใช้ engine 13 ตารางใน schema sps_store</w:t>
             </w:r>
           </w:p>
         </w:tc>
@@ -7549,7 +7933,7 @@
                 <w:rFonts w:ascii="Arial" w:hAnsi="Arial" w:eastAsia="Arial" w:cs="Tahoma"/>
                 <w:sz w:val="18"/>
               </w:rPr>
-              <w:t>ลงทะเบียน state/status 5 ขั้นของ SBPGI + state จบ flow</w:t>
+              <w:t>ลงทะเบียน state/status 5 ขั้นของ SGI + state จบ flow</w:t>
             </w:r>
           </w:p>
         </w:tc>
@@ -7629,7 +8013,7 @@
                 <w:rFonts w:ascii="Arial" w:hAnsi="Arial" w:eastAsia="Arial" w:cs="Tahoma"/>
                 <w:sz w:val="18"/>
               </w:rPr>
-              <w:t xml:space="preserve">ลงทะเบียน route ทุกเส้น พร้อม seq · ส่วน condition_json ของวงเงินอนุมัติให้ใส่ </w:t>
+              <w:t>ลงทะเบียน route ทุกเส้น พร้อม seq · route ที่แตกตามวงเงินให้แยกด้วยค่าที่ SGI ส่งมา โดย</w:t>
             </w:r>
             <w:r>
               <w:rPr>
@@ -7637,14 +8021,14 @@
                 <w:b/>
                 <w:sz w:val="18"/>
               </w:rPr>
-              <w:t>ก็ต่อเมื่อเจ้าของโครงการเลือกทางเลือก B ของข้อค้าง 5.6</w:t>
-            </w:r>
-            <w:r>
-              <w:rPr>
-                <w:rFonts w:ascii="Arial" w:hAnsi="Arial" w:eastAsia="Arial" w:cs="Tahoma"/>
-                <w:sz w:val="18"/>
-              </w:rPr>
-              <w:t xml:space="preserve"> (ทางเลือก A = อ่านวงเงินจาก common_code SBPGI_APPROVE_LIMIT ตามมติเดิม แล้วให้ route แยกด้วยค่าที่ SBPGI ส่งมาแทน)</w:t>
+              <w:t>อ่านวงเงินจาก `common_code` (`SGI_APPROVE_LIMIT`)</w:t>
+            </w:r>
+            <w:r>
+              <w:rPr>
+                <w:rFonts w:ascii="Arial" w:hAnsi="Arial" w:eastAsia="Arial" w:cs="Tahoma"/>
+                <w:sz w:val="18"/>
+              </w:rPr>
+              <w:t xml:space="preserve"> ไม่ hardcode ลง condition_json</w:t>
             </w:r>
           </w:p>
         </w:tc>
@@ -7722,17 +8106,31 @@
             <w:r>
               <w:rPr>
                 <w:rFonts w:ascii="Arial" w:hAnsi="Arial" w:eastAsia="Arial" w:cs="Tahoma"/>
+                <w:sz w:val="18"/>
+              </w:rPr>
+              <w:t xml:space="preserve">ผูกผู้อนุมัติของแต่ละขั้นด้วย </w:t>
+            </w:r>
+            <w:r>
+              <w:rPr>
+                <w:rFonts w:ascii="Courier New" w:hAnsi="Courier New" w:eastAsia="Courier New" w:cs="Tahoma"/>
+                <w:sz w:val="18"/>
+              </w:rPr>
+              <w:t>addPreApprover()</w:t>
+            </w:r>
+            <w:r>
+              <w:rPr>
+                <w:rFonts w:ascii="Arial" w:hAnsi="Arial" w:eastAsia="Arial" w:cs="Tahoma"/>
+                <w:sz w:val="18"/>
+              </w:rPr>
+              <w:t xml:space="preserve"> ระบุรายคน — </w:t>
+            </w:r>
+            <w:r>
+              <w:rPr>
+                <w:rFonts w:ascii="Arial" w:hAnsi="Arial" w:eastAsia="Arial" w:cs="Tahoma"/>
                 <w:b/>
                 <w:sz w:val="18"/>
               </w:rPr>
-              <w:t>[conditional — ทำเมื่อเลือกทางเลือก A ของข้อค้าง "ผู้อนุมัติของ SBPGI" ใน 5.6]</w:t>
-            </w:r>
-            <w:r>
-              <w:rPr>
-                <w:rFonts w:ascii="Arial" w:hAnsi="Arial" w:eastAsia="Arial" w:cs="Tahoma"/>
-                <w:sz w:val="18"/>
-              </w:rPr>
-              <w:t xml:space="preserve"> ลงทะเบียน workflow_group / workflow_group_map สำหรับผู้อนุมัติแบบกลุ่ม · ถ้าเลือกทางเลือก B ให้ใช้ addPreApprover ระบุรายคนแทน</w:t>
+              <w:t>ไม่ต้อง seed `workflow_group` / `workflow_group_map`</w:t>
             </w:r>
           </w:p>
         </w:tc>
@@ -7757,7 +8155,7 @@
                 <w:rFonts w:ascii="Arial" w:hAnsi="Arial" w:eastAsia="Arial" w:cs="Tahoma"/>
                 <w:sz w:val="18"/>
               </w:rPr>
-              <w:t>[conditional · เฉพาะทางเลือก A ของ workflow_part_display] display[] ของ state 01 ต้องเปิด WRITE เฉพาะส่วนที่ section 01 แก้ได้</w:t>
+              <w:t>editableSections ที่ API คืนตอน state 01 ต้องมีเฉพาะส่วนที่ section 01 แก้ได้ (ร้านเปิดใหม่ · คู่แข่ง · ปัจจัย)</w:t>
             </w:r>
           </w:p>
         </w:tc>
@@ -7810,17 +8208,45 @@
             <w:r>
               <w:rPr>
                 <w:rFonts w:ascii="Arial" w:hAnsi="Arial" w:eastAsia="Arial" w:cs="Tahoma"/>
+                <w:sz w:val="18"/>
+              </w:rPr>
+              <w:t xml:space="preserve">คงกลไก </w:t>
+            </w:r>
+            <w:r>
+              <w:rPr>
+                <w:rFonts w:ascii="Courier New" w:hAnsi="Courier New" w:eastAsia="Courier New" w:cs="Tahoma"/>
+                <w:sz w:val="18"/>
+              </w:rPr>
+              <w:t>visibleSections</w:t>
+            </w:r>
+            <w:r>
+              <w:rPr>
+                <w:rFonts w:ascii="Arial" w:hAnsi="Arial" w:eastAsia="Arial" w:cs="Tahoma"/>
+                <w:sz w:val="18"/>
+              </w:rPr>
+              <w:t xml:space="preserve"> / </w:t>
+            </w:r>
+            <w:r>
+              <w:rPr>
+                <w:rFonts w:ascii="Courier New" w:hAnsi="Courier New" w:eastAsia="Courier New" w:cs="Tahoma"/>
+                <w:sz w:val="18"/>
+              </w:rPr>
+              <w:t>editableSections</w:t>
+            </w:r>
+            <w:r>
+              <w:rPr>
+                <w:rFonts w:ascii="Arial" w:hAnsi="Arial" w:eastAsia="Arial" w:cs="Tahoma"/>
+                <w:sz w:val="18"/>
+              </w:rPr>
+              <w:t xml:space="preserve"> ของ SGI สำหรับคุมการแสดงผลรายส่วน — </w:t>
+            </w:r>
+            <w:r>
+              <w:rPr>
+                <w:rFonts w:ascii="Arial" w:hAnsi="Arial" w:eastAsia="Arial" w:cs="Tahoma"/>
                 <w:b/>
                 <w:sz w:val="18"/>
               </w:rPr>
-              <w:t>[conditional — ทำเมื่อเลือกทางเลือก A ของข้อค้าง `workflow_part_display` ใน 5.6]</w:t>
-            </w:r>
-            <w:r>
-              <w:rPr>
-                <w:rFonts w:ascii="Arial" w:hAnsi="Arial" w:eastAsia="Arial" w:cs="Tahoma"/>
-                <w:sz w:val="18"/>
-              </w:rPr>
-              <w:t xml:space="preserve"> ลงทะเบียน workflow_part + workflow_part_display ของส่วนต่าง ๆ ในหน้าเอกสาร · ถ้าเลือกทางเลือก B ให้คงกลไก visibleSections/editableSections ของ SBPGI</w:t>
+              <w:t>ไม่ต้อง seed `workflow_part` / `workflow_part_display`</w:t>
             </w:r>
           </w:p>
         </w:tc>
@@ -8060,7 +8486,7 @@
                 <w:rFonts w:ascii="Arial" w:hAnsi="Arial" w:eastAsia="Arial" w:cs="Tahoma"/>
                 <w:sz w:val="18"/>
               </w:rPr>
-              <w:t>ส่งความเสี่ยง/ข้อค้างให้ทีมเจ้าของ library และเจ้าของโครงการตัดสิน</w:t>
+              <w:t>ส่งรายการความเสี่ยงของ engine (ตาราง 5.2) ให้ทีมเจ้าของ library รับทราบพร้อมสรุปการกันความเสี่ยงที่ฝั่ง SGI</w:t>
             </w:r>
           </w:p>
         </w:tc>
@@ -8863,7 +9289,7 @@
         <w:t>เอกสารฉบับนี้ไม่มี endpoint ของตัวเอง</w:t>
       </w:r>
       <w:r>
-        <w:t xml:space="preserve"> — เป็นสัญญา/งานภายในที่เอกสารอื่นเรียกใช้ (ดูขอบเขตใน 5.90 Endpoint Implementation Contract) · รายการ endpoint ทั้ง 29 เส้นของ SBPGI อยู่ที่ </w:t>
+        <w:t xml:space="preserve"> — เป็นสัญญา/งานภายในที่เอกสารอื่นเรียกใช้ (ดูขอบเขตใน 5.90 Endpoint Implementation Contract) · รายการ endpoint ทั้ง 29 เส้นของ SGI อยู่ที่ </w:t>
       </w:r>
       <w:r>
         <w:rPr>
@@ -9080,7 +9506,7 @@
                 <w:rFonts w:ascii="Arial" w:hAnsi="Arial" w:eastAsia="Arial" w:cs="Tahoma"/>
                 <w:sz w:val="18"/>
               </w:rPr>
-              <w:t xml:space="preserve"> = ระบบประกันรายได้ (SBPGI)</w:t>
+              <w:t xml:space="preserve"> = ระบบประกันรายได้ (SGI)</w:t>
             </w:r>
           </w:p>
         </w:tc>
@@ -9579,7 +10005,7 @@
                 <w:rFonts w:ascii="Arial" w:hAnsi="Arial" w:eastAsia="Arial" w:cs="Tahoma"/>
                 <w:sz w:val="18"/>
               </w:rPr>
-              <w:t xml:space="preserve"> — ปุ่มไทยของ SBPGI map ลง 6 event นี้ผ่าน </w:t>
+              <w:t xml:space="preserve"> — ปุ่มไทยของ SGI map ลง 6 event นี้ผ่าน </w:t>
             </w:r>
             <w:r>
               <w:rPr>
@@ -9600,7 +10026,7 @@
                 <w:rFonts w:ascii="Courier New" w:hAnsi="Courier New" w:eastAsia="Courier New" w:cs="Tahoma"/>
                 <w:sz w:val="18"/>
               </w:rPr>
-              <w:t>code_type = SBPGI_DECISION</w:t>
+              <w:t>code_type = SGI_DECISION</w:t>
             </w:r>
             <w:r>
               <w:rPr>
@@ -9800,7 +10226,7 @@
                 <w:rFonts w:ascii="Arial" w:hAnsi="Arial" w:eastAsia="Arial" w:cs="Tahoma"/>
                 <w:sz w:val="18"/>
               </w:rPr>
-              <w:t>W ครั้งเดียวตอน setup *(conditional)*</w:t>
+              <w:t>— ไม่ใช้</w:t>
             </w:r>
           </w:p>
         </w:tc>
@@ -9833,14 +10259,14 @@
                 <w:b/>
                 <w:sz w:val="18"/>
               </w:rPr>
-              <w:t>ทำเมื่อเลือกทางเลือก A ของข้อค้าง “ผู้อนุมัติของ SBPGI” (5.6)</w:t>
-            </w:r>
-            <w:r>
-              <w:rPr>
-                <w:rFonts w:ascii="Arial" w:hAnsi="Arial" w:eastAsia="Arial" w:cs="Tahoma"/>
-                <w:sz w:val="18"/>
-              </w:rPr>
-              <w:t xml:space="preserve"> · ถ้าเลือกทางเลือก B (ระบุรายคนด้วย </w:t>
+              <w:t>SGI ไม่ seed ตารางนี้</w:t>
+            </w:r>
+            <w:r>
+              <w:rPr>
+                <w:rFonts w:ascii="Arial" w:hAnsi="Arial" w:eastAsia="Arial" w:cs="Tahoma"/>
+                <w:sz w:val="18"/>
+              </w:rPr>
+              <w:t xml:space="preserve"> เพราะผูกผู้อนุมัติรายคนด้วย </w:t>
             </w:r>
             <w:r>
               <w:rPr>
@@ -9854,7 +10280,7 @@
                 <w:rFonts w:ascii="Arial" w:hAnsi="Arial" w:eastAsia="Arial" w:cs="Tahoma"/>
                 <w:sz w:val="18"/>
               </w:rPr>
-              <w:t>) ไม่ต้อง seed</w:t>
+              <w:t xml:space="preserve"> (หัวข้อ 5.6)</w:t>
             </w:r>
           </w:p>
         </w:tc>
@@ -9909,7 +10335,7 @@
                 <w:rFonts w:ascii="Arial" w:hAnsi="Arial" w:eastAsia="Arial" w:cs="Tahoma"/>
                 <w:sz w:val="18"/>
               </w:rPr>
-              <w:t>W ครั้งเดียวตอน setup *(conditional)*</w:t>
+              <w:t>— ไม่ใช้</w:t>
             </w:r>
           </w:p>
         </w:tc>
@@ -9934,63 +10360,7 @@
                 <w:rFonts w:ascii="Arial" w:hAnsi="Arial" w:eastAsia="Arial" w:cs="Tahoma"/>
                 <w:sz w:val="18"/>
               </w:rPr>
-              <w:t xml:space="preserve">map กลุ่ม → ผู้ใช้ · ไม่ระบุ </w:t>
-            </w:r>
-            <w:r>
-              <w:rPr>
-                <w:rFonts w:ascii="Courier New" w:hAnsi="Courier New" w:eastAsia="Courier New" w:cs="Tahoma"/>
-                <w:sz w:val="18"/>
-              </w:rPr>
-              <w:t>map_table</w:t>
-            </w:r>
-            <w:r>
-              <w:rPr>
-                <w:rFonts w:ascii="Arial" w:hAnsi="Arial" w:eastAsia="Arial" w:cs="Tahoma"/>
-                <w:sz w:val="18"/>
-              </w:rPr>
-              <w:t xml:space="preserve"> = เทียบ </w:t>
-            </w:r>
-            <w:r>
-              <w:rPr>
-                <w:rFonts w:ascii="Courier New" w:hAnsi="Courier New" w:eastAsia="Courier New" w:cs="Tahoma"/>
-                <w:sz w:val="18"/>
-              </w:rPr>
-              <w:t>userId</w:t>
-            </w:r>
-            <w:r>
-              <w:rPr>
-                <w:rFonts w:ascii="Arial" w:hAnsi="Arial" w:eastAsia="Arial" w:cs="Tahoma"/>
-                <w:sz w:val="18"/>
-              </w:rPr>
-              <w:t>/</w:t>
-            </w:r>
-            <w:r>
-              <w:rPr>
-                <w:rFonts w:ascii="Courier New" w:hAnsi="Courier New" w:eastAsia="Courier New" w:cs="Tahoma"/>
-                <w:sz w:val="18"/>
-              </w:rPr>
-              <w:t>groupId</w:t>
-            </w:r>
-            <w:r>
-              <w:rPr>
-                <w:rFonts w:ascii="Arial" w:hAnsi="Arial" w:eastAsia="Arial" w:cs="Tahoma"/>
-                <w:sz w:val="18"/>
-              </w:rPr>
-              <w:t xml:space="preserve"> ตรง ๆ · ระบุ </w:t>
-            </w:r>
-            <w:r>
-              <w:rPr>
-                <w:rFonts w:ascii="Courier New" w:hAnsi="Courier New" w:eastAsia="Courier New" w:cs="Tahoma"/>
-                <w:sz w:val="18"/>
-              </w:rPr>
-              <w:t>map_table</w:t>
-            </w:r>
-            <w:r>
-              <w:rPr>
-                <w:rFonts w:ascii="Arial" w:hAnsi="Arial" w:eastAsia="Arial" w:cs="Tahoma"/>
-                <w:sz w:val="18"/>
-              </w:rPr>
-              <w:t xml:space="preserve"> = ต้องเป็น </w:t>
+              <w:t xml:space="preserve">map กลุ่ม → ผู้ใช้ · </w:t>
             </w:r>
             <w:r>
               <w:rPr>
@@ -9998,7 +10368,14 @@
                 <w:b/>
                 <w:sz w:val="18"/>
               </w:rPr>
-              <w:t>view ที่ where ด้วย user_id/group_id ได้</w:t>
+              <w:t>SGI ไม่ seed ตารางนี้</w:t>
+            </w:r>
+            <w:r>
+              <w:rPr>
+                <w:rFonts w:ascii="Arial" w:hAnsi="Arial" w:eastAsia="Arial" w:cs="Tahoma"/>
+                <w:sz w:val="18"/>
+              </w:rPr>
+              <w:t xml:space="preserve"> (บันทึกไว้เพื่อความครบถ้วนของนิยาม engine)</w:t>
             </w:r>
           </w:p>
         </w:tc>
@@ -10053,7 +10430,7 @@
                 <w:rFonts w:ascii="Arial" w:hAnsi="Arial" w:eastAsia="Arial" w:cs="Tahoma"/>
                 <w:sz w:val="18"/>
               </w:rPr>
-              <w:t>W ครั้งเดียวตอน setup *(conditional)*</w:t>
+              <w:t>— ไม่ใช้</w:t>
             </w:r>
           </w:p>
         </w:tc>
@@ -10100,7 +10477,14 @@
                 <w:b/>
                 <w:sz w:val="18"/>
               </w:rPr>
-              <w:t>ทำเมื่อเลือกทางเลือก A ของข้อค้าง `workflow_part_display` (5.6)</w:t>
+              <w:t>SGI ไม่ seed ตารางนี้</w:t>
+            </w:r>
+            <w:r>
+              <w:rPr>
+                <w:rFonts w:ascii="Arial" w:hAnsi="Arial" w:eastAsia="Arial" w:cs="Tahoma"/>
+                <w:sz w:val="18"/>
+              </w:rPr>
+              <w:t xml:space="preserve"> เพราะคุมการแสดงผลด้วย visibleSections/editableSections</w:t>
             </w:r>
           </w:p>
         </w:tc>
@@ -10155,7 +10539,7 @@
                 <w:rFonts w:ascii="Arial" w:hAnsi="Arial" w:eastAsia="Arial" w:cs="Tahoma"/>
                 <w:sz w:val="18"/>
               </w:rPr>
-              <w:t>W ครั้งเดียวตอน setup *(conditional)*</w:t>
+              <w:t>— ไม่ใช้</w:t>
             </w:r>
           </w:p>
         </w:tc>
@@ -10187,21 +10571,15 @@
                 <w:rFonts w:ascii="Arial" w:hAnsi="Arial" w:eastAsia="Arial" w:cs="Tahoma"/>
                 <w:sz w:val="18"/>
               </w:rPr>
-              <w:t xml:space="preserve"> = READ / WRITE ต่อ (state, part) · ⚠️ ไฟล์ต้นฉบับสะกด </w:t>
-            </w:r>
-            <w:r>
-              <w:rPr>
-                <w:rFonts w:ascii="Courier New" w:hAnsi="Courier New" w:eastAsia="Courier New" w:cs="Tahoma"/>
-                <w:sz w:val="18"/>
-              </w:rPr>
-              <w:t>WRTIE</w:t>
-            </w:r>
-            <w:r>
-              <w:rPr>
-                <w:rFonts w:ascii="Arial" w:hAnsi="Arial" w:eastAsia="Arial" w:cs="Tahoma"/>
-                <w:sz w:val="18"/>
-              </w:rPr>
-              <w:t xml:space="preserve"> ทุกแถว ต้องยืนยันค่าจริงกับทีม library ก่อน seed</w:t>
+              <w:t xml:space="preserve"> = READ / WRITE ต่อ (state, part) — </w:t>
+            </w:r>
+            <w:r>
+              <w:rPr>
+                <w:rFonts w:ascii="Arial" w:hAnsi="Arial" w:eastAsia="Arial" w:cs="Tahoma"/>
+                <w:b/>
+                <w:sz w:val="18"/>
+              </w:rPr>
+              <w:t>SGI ไม่ seed ตารางนี้</w:t>
             </w:r>
           </w:p>
         </w:tc>
@@ -10535,7 +10913,7 @@
                 <w:rFonts w:ascii="Arial" w:hAnsi="Arial" w:eastAsia="Arial" w:cs="Tahoma"/>
                 <w:sz w:val="18"/>
               </w:rPr>
-              <w:t>ลงทะเบียน state/status 5 ขั้นของ SBPGI + state จบ flow</w:t>
+              <w:t>ลงทะเบียน state/status 5 ขั้นของ SGI + state จบ flow</w:t>
             </w:r>
           </w:p>
         </w:tc>
@@ -10590,7 +10968,7 @@
                 <w:rFonts w:ascii="Arial" w:hAnsi="Arial" w:eastAsia="Arial" w:cs="Tahoma"/>
                 <w:sz w:val="18"/>
               </w:rPr>
-              <w:t xml:space="preserve">ลงทะเบียน route ทุกเส้น พร้อม seq · ส่วน condition_json ของวงเงินอนุมัติให้ใส่ </w:t>
+              <w:t>ลงทะเบียน route ทุกเส้น พร้อม seq · route ที่แตกตามวงเงินให้แยกด้วยค่าที่ SGI ส่งมา โดย</w:t>
             </w:r>
             <w:r>
               <w:rPr>
@@ -10598,14 +10976,14 @@
                 <w:b/>
                 <w:sz w:val="18"/>
               </w:rPr>
-              <w:t>ก็ต่อเมื่อเจ้าของโครงการเลือกทางเลือก B ของข้อค้าง 5.6</w:t>
-            </w:r>
-            <w:r>
-              <w:rPr>
-                <w:rFonts w:ascii="Arial" w:hAnsi="Arial" w:eastAsia="Arial" w:cs="Tahoma"/>
-                <w:sz w:val="18"/>
-              </w:rPr>
-              <w:t xml:space="preserve"> (ทางเลือก A = อ่านวงเงินจาก common_code SBPGI_APPROVE_LIMIT ตามมติเดิม แล้วให้ route แยกด้วยค่าที่ SBPGI ส่งมาแทน)</w:t>
+              <w:t>อ่านวงเงินจาก `common_code` (`SGI_APPROVE_LIMIT`)</w:t>
+            </w:r>
+            <w:r>
+              <w:rPr>
+                <w:rFonts w:ascii="Arial" w:hAnsi="Arial" w:eastAsia="Arial" w:cs="Tahoma"/>
+                <w:sz w:val="18"/>
+              </w:rPr>
+              <w:t xml:space="preserve"> ไม่ hardcode ลง condition_json</w:t>
             </w:r>
           </w:p>
         </w:tc>
@@ -10658,17 +11036,31 @@
             <w:r>
               <w:rPr>
                 <w:rFonts w:ascii="Arial" w:hAnsi="Arial" w:eastAsia="Arial" w:cs="Tahoma"/>
+                <w:sz w:val="18"/>
+              </w:rPr>
+              <w:t xml:space="preserve">ผูกผู้อนุมัติของแต่ละขั้นด้วย </w:t>
+            </w:r>
+            <w:r>
+              <w:rPr>
+                <w:rFonts w:ascii="Courier New" w:hAnsi="Courier New" w:eastAsia="Courier New" w:cs="Tahoma"/>
+                <w:sz w:val="18"/>
+              </w:rPr>
+              <w:t>addPreApprover()</w:t>
+            </w:r>
+            <w:r>
+              <w:rPr>
+                <w:rFonts w:ascii="Arial" w:hAnsi="Arial" w:eastAsia="Arial" w:cs="Tahoma"/>
+                <w:sz w:val="18"/>
+              </w:rPr>
+              <w:t xml:space="preserve"> ระบุรายคน — </w:t>
+            </w:r>
+            <w:r>
+              <w:rPr>
+                <w:rFonts w:ascii="Arial" w:hAnsi="Arial" w:eastAsia="Arial" w:cs="Tahoma"/>
                 <w:b/>
                 <w:sz w:val="18"/>
               </w:rPr>
-              <w:t>[conditional — ทำเมื่อเลือกทางเลือก A ของข้อค้าง "ผู้อนุมัติของ SBPGI" ใน 5.6]</w:t>
-            </w:r>
-            <w:r>
-              <w:rPr>
-                <w:rFonts w:ascii="Arial" w:hAnsi="Arial" w:eastAsia="Arial" w:cs="Tahoma"/>
-                <w:sz w:val="18"/>
-              </w:rPr>
-              <w:t xml:space="preserve"> ลงทะเบียน workflow_group / workflow_group_map สำหรับผู้อนุมัติแบบกลุ่ม · ถ้าเลือกทางเลือก B ให้ใช้ addPreApprover ระบุรายคนแทน</w:t>
+              <w:t>ไม่ต้อง seed `workflow_group` / `workflow_group_map`</w:t>
             </w:r>
           </w:p>
         </w:tc>
@@ -10721,17 +11113,45 @@
             <w:r>
               <w:rPr>
                 <w:rFonts w:ascii="Arial" w:hAnsi="Arial" w:eastAsia="Arial" w:cs="Tahoma"/>
+                <w:sz w:val="18"/>
+              </w:rPr>
+              <w:t xml:space="preserve">คงกลไก </w:t>
+            </w:r>
+            <w:r>
+              <w:rPr>
+                <w:rFonts w:ascii="Courier New" w:hAnsi="Courier New" w:eastAsia="Courier New" w:cs="Tahoma"/>
+                <w:sz w:val="18"/>
+              </w:rPr>
+              <w:t>visibleSections</w:t>
+            </w:r>
+            <w:r>
+              <w:rPr>
+                <w:rFonts w:ascii="Arial" w:hAnsi="Arial" w:eastAsia="Arial" w:cs="Tahoma"/>
+                <w:sz w:val="18"/>
+              </w:rPr>
+              <w:t xml:space="preserve"> / </w:t>
+            </w:r>
+            <w:r>
+              <w:rPr>
+                <w:rFonts w:ascii="Courier New" w:hAnsi="Courier New" w:eastAsia="Courier New" w:cs="Tahoma"/>
+                <w:sz w:val="18"/>
+              </w:rPr>
+              <w:t>editableSections</w:t>
+            </w:r>
+            <w:r>
+              <w:rPr>
+                <w:rFonts w:ascii="Arial" w:hAnsi="Arial" w:eastAsia="Arial" w:cs="Tahoma"/>
+                <w:sz w:val="18"/>
+              </w:rPr>
+              <w:t xml:space="preserve"> ของ SGI สำหรับคุมการแสดงผลรายส่วน — </w:t>
+            </w:r>
+            <w:r>
+              <w:rPr>
+                <w:rFonts w:ascii="Arial" w:hAnsi="Arial" w:eastAsia="Arial" w:cs="Tahoma"/>
                 <w:b/>
                 <w:sz w:val="18"/>
               </w:rPr>
-              <w:t>[conditional — ทำเมื่อเลือกทางเลือก A ของข้อค้าง `workflow_part_display` ใน 5.6]</w:t>
-            </w:r>
-            <w:r>
-              <w:rPr>
-                <w:rFonts w:ascii="Arial" w:hAnsi="Arial" w:eastAsia="Arial" w:cs="Tahoma"/>
-                <w:sz w:val="18"/>
-              </w:rPr>
-              <w:t xml:space="preserve"> ลงทะเบียน workflow_part + workflow_part_display ของส่วนต่าง ๆ ในหน้าเอกสาร · ถ้าเลือกทางเลือก B ให้คงกลไก visibleSections/editableSections ของ SBPGI</w:t>
+              <w:t>ไม่ต้อง seed `workflow_part` / `workflow_part_display`</w:t>
             </w:r>
           </w:p>
         </w:tc>
@@ -10896,7 +11316,7 @@
                 <w:rFonts w:ascii="Arial" w:hAnsi="Arial" w:eastAsia="Arial" w:cs="Tahoma"/>
                 <w:sz w:val="18"/>
               </w:rPr>
-              <w:t>ส่งความเสี่ยง/ข้อค้างให้ทีมเจ้าของ library และเจ้าของโครงการตัดสิน</w:t>
+              <w:t>ส่งรายการความเสี่ยงของ engine (ตาราง 5.2) ให้ทีมเจ้าของ library รับทราบพร้อมสรุปการกันความเสี่ยงที่ฝั่ง SGI</w:t>
             </w:r>
           </w:p>
         </w:tc>
@@ -10920,7 +11340,7 @@
         <w:keepLines/>
       </w:pPr>
       <w:r>
-        <w:t>SBPGI ไม่สร้างตาราง workflow ของตัวเองเลย — ใช้ engine 13 ตารางใน schema sps_store</w:t>
+        <w:t>SGI ไม่สร้างตาราง workflow ของตัวเองเลย — ใช้ engine 13 ตารางใน schema sps_store</w:t>
       </w:r>
     </w:p>
     <w:p>
@@ -10938,7 +11358,25 @@
         <w:keepLines/>
       </w:pPr>
       <w:r>
-        <w:t>วงเงินอนุมัติอยู่ที่เดียว (ยังไม่ตัดสินว่า condition_json หรือ common_code — ห้ามเก็บสองที่)</w:t>
+        <w:t xml:space="preserve">วงเงินอนุมัติอยู่ที่ </w:t>
+      </w:r>
+      <w:r>
+        <w:rPr>
+          <w:rFonts w:ascii="Courier New" w:hAnsi="Courier New" w:eastAsia="Courier New" w:cs="Tahoma"/>
+        </w:rPr>
+        <w:t>common_code</w:t>
+      </w:r>
+      <w:r>
+        <w:t xml:space="preserve"> (</w:t>
+      </w:r>
+      <w:r>
+        <w:rPr>
+          <w:rFonts w:ascii="Courier New" w:hAnsi="Courier New" w:eastAsia="Courier New" w:cs="Tahoma"/>
+        </w:rPr>
+        <w:t>SGI_APPROVE_LIMIT</w:t>
+      </w:r>
+      <w:r>
+        <w:t>) ที่เดียว — ห้ามเก็บซ้ำใน condition_json</w:t>
       </w:r>
     </w:p>
     <w:p>
@@ -10947,7 +11385,7 @@
         <w:keepLines/>
       </w:pPr>
       <w:r>
-        <w:t>[conditional] ถ้าเลือกทางเลือก A ของ workflow_part_display — การแสดงผลรายส่วนอ่านจาก display[] ของ getPermissionEvents ได้จริง</w:t>
+        <w:t>การแสดงผล/แก้ไขรายส่วนของหน้าเอกสารมาจาก visibleSections / editableSections ที่ API ของ SGI คืนมา ไม่ใช่จาก engine</w:t>
       </w:r>
     </w:p>
     <w:p>
@@ -10956,7 +11394,7 @@
         <w:keepLines/>
       </w:pPr>
       <w:r>
-        <w:t>ความเสี่ยงเรื่อง workflow_transaction ไม่มี PK/index ถูกยื่นเป็นเรื่องต่อทีมเจ้าของ library แล้ว</w:t>
+        <w:t>ทุก query ที่อ้าง workflow_transaction มีการกันซ้ำระดับ application และผ่านการประเมินต้นทุนแล้ว</w:t>
       </w:r>
     </w:p>
     <w:p>
@@ -10965,7 +11403,7 @@
         <w:keepLines/>
       </w:pPr>
       <w:r>
-        <w:t>ชื่อ function ที่จะใช้จริงถูกยืนยันกับทีมเจ้าของ library ก่อนเขียนโค้ด</w:t>
+        <w:t>โค้ดเรียกเฉพาะ 8 function ตามชีต Detail ของ LLDD ฝั่ง lib ไม่มีชื่อ function นอกรายการ</w:t>
       </w:r>
     </w:p>
     <w:p>
@@ -11254,7 +11692,7 @@
                 <w:rFonts w:ascii="Arial" w:hAnsi="Arial" w:eastAsia="Arial" w:cs="Tahoma"/>
                 <w:sz w:val="18"/>
               </w:rPr>
-              <w:t>[conditional · เฉพาะทางเลือก A ของ workflow_part_display] display[] ของ state 01 ต้องเปิด WRITE เฉพาะส่วนที่ section 01 แก้ได้</w:t>
+              <w:t>editableSections ที่ API คืนตอน state 01 ต้องมีเฉพาะส่วนที่ section 01 แก้ได้ (ร้านเปิดใหม่ · คู่แข่ง · ปัจจัย)</w:t>
             </w:r>
           </w:p>
         </w:tc>
